--- a/de/index.docx
+++ b/de/index.docx
@@ -7,7 +7,7 @@
         <w:pStyle w:val="Title"/>
       </w:pPr>
       <w:r>
-        <w:t xml:space="preserve">eCH-1234 Quarto-Dokument als Vorlage</w:t>
+        <w:t xml:space="preserve">eCH-0309 Quarto-Dokument als Vorlage</w:t>
       </w:r>
     </w:p>
     <w:p>
@@ -101,7 +101,7 @@
         <w:pStyle w:val="FirstParagraph"/>
       </w:pPr>
       <w:r>
-        <w:t xml:space="preserve">Genehmigt: Dieses Dokument wurde vom Fach-Ausschuss verabschiedet. Es entfaltet normative Kraft für den definierten Anwendungsbereich im festgelegten Geltungsbereich.</w:t>
+        <w:t xml:space="preserve">In Arbeit</w:t>
       </w:r>
     </w:p>
     <w:bookmarkEnd w:id="10"/>

--- a/de/index.docx
+++ b/de/index.docx
@@ -7,7 +7,7 @@
         <w:pStyle w:val="Title"/>
       </w:pPr>
       <w:r>
-        <w:t xml:space="preserve">eCH-0309 Quarto-Dokument als Vorlage</w:t>
+        <w:t xml:space="preserve">Hilfsmittel Tierverkehrsdaten</w:t>
       </w:r>
     </w:p>
     <w:p>
@@ -15,7 +15,7 @@
         <w:pStyle w:val="Date"/>
       </w:pPr>
       <w:r>
-        <w:t xml:space="preserve">21. September 2026</w:t>
+        <w:t xml:space="preserve">2. Oktober 2026</w:t>
       </w:r>
     </w:p>
     <w:p>
@@ -31,7 +31,7 @@
         <w:pStyle w:val="Abstract"/>
       </w:pPr>
       <w:r>
-        <w:t xml:space="preserve">Kurze Zusammenfassung des Zwecks dieses Dokuments</w:t>
+        <w:t xml:space="preserve">Das vorliegende Dokument beschreibt die Daten der Tierverkehrsdatenbank (TVD) semantisch, um auch Fachpersonen ohne vertiefte IT-Kenntnisse ein besseres Verständnis der Daten zu ermöglichen.</w:t>
       </w:r>
     </w:p>
     <w:sdt>
@@ -78,7 +78,7 @@
       </w:r>
     </w:p>
     <w:bookmarkEnd w:id="9"/>
-    <w:bookmarkStart w:id="18" w:name="sec-introduction"/>
+    <w:bookmarkStart w:id="14" w:name="sec-introduction"/>
     <w:p>
       <w:pPr>
         <w:pStyle w:val="Heading1"/>
@@ -101,7 +101,7 @@
         <w:pStyle w:val="FirstParagraph"/>
       </w:pPr>
       <w:r>
-        <w:t xml:space="preserve">In Arbeit</w:t>
+        <w:t xml:space="preserve">In Arbeit: Der Gebrauch ist nur innerhalb der Fachgruppe, bzw. im Expertenausschuss zugelassen.</w:t>
       </w:r>
     </w:p>
     <w:bookmarkEnd w:id="10"/>
@@ -111,7 +111,7 @@
         <w:pStyle w:val="Heading2"/>
       </w:pPr>
       <w:r>
-        <w:t xml:space="preserve">1.2 Geltungsbereich</w:t>
+        <w:t xml:space="preserve">1.2 Anwendungsgebiet</w:t>
       </w:r>
     </w:p>
     <w:p>
@@ -119,23 +119,17 @@
         <w:pStyle w:val="FirstParagraph"/>
       </w:pPr>
       <w:r>
-        <w:t xml:space="preserve">Die Angaben in diesem Kapitel sollen dem Leser einen raschen Überblick geben, wofür dieser Standard gedacht ist.</w:t>
-      </w:r>
-      <w:r>
-        <w:t xml:space="preserve"> </w:t>
-      </w:r>
-      <w:r>
-        <w:t xml:space="preserve">Hinweise zu folgenden Sachverhalten können dabei hilfreich sein.</w:t>
+        <w:t xml:space="preserve">Das vorliegende Dokument beschreibt die Daten der Tierverkehrsdatenbank (TVD) semantisch, um auch Fachpersonen ohne vertiefte IT-Kenntnisse ein besseres Verständnis der Daten zu ermöglichen.</w:t>
       </w:r>
     </w:p>
     <w:bookmarkEnd w:id="11"/>
-    <w:bookmarkStart w:id="17" w:name="sec-example-subheading"/>
+    <w:bookmarkStart w:id="12" w:name="sec-animal-movement-reporting"/>
     <w:p>
       <w:pPr>
         <w:pStyle w:val="Heading2"/>
       </w:pPr>
       <w:r>
-        <w:t xml:space="preserve">1.3 Wir können Untertitel haben</w:t>
+        <w:t xml:space="preserve">1.3 Das Tiermeldewesen in der Schweiz</w:t>
       </w:r>
     </w:p>
     <w:p>
@@ -143,16 +137,65 @@
         <w:pStyle w:val="FirstParagraph"/>
       </w:pPr>
       <w:r>
-        <w:t xml:space="preserve">Und etwas Text schreiben.</w:t>
+        <w:t xml:space="preserve">Die Land- und Ernährungswirtschaft in der Schweiz wurde in den 1990er Jahren stark durch die Tierseuche «BSE» herausgefordert. Als sich 1996 die Erkenntnis der Übertragbarkeit der Krankheit vom Tier auf den Menschen erhärtete, führte dies zu grosser Verunsicherung. In der Folge stiegen die Erwartungen an die Sicherheit von tierischen Lebensmitteln und das Bewusstsein für die Bedeutung der Lebensmittelkontrolle. Der Ansatz «vom Stall bis auf den Teller» etablierte sich. Die risikobasierte Überwachung, die lückenlose Rückverfolgbarkeit der Nutztiere, die Kontrolle des Tierverkehrs, die Pflicht zur Herkunftsdeklaration sowie Qualitätskontrollen in der gesamten Produktions- und Verarbeitungskette bilden seither die Basis für einen hohen Standard in der Lebensmittelsicherheit.</w:t>
       </w:r>
     </w:p>
-    <w:bookmarkStart w:id="16" w:name="sec-example-subsubheading"/>
     <w:p>
       <w:pPr>
-        <w:pStyle w:val="Heading3"/>
+        <w:pStyle w:val="BodyText"/>
       </w:pPr>
       <w:r>
-        <w:t xml:space="preserve">1.3.1 Auch Unter-Unterüberschriften</w:t>
+        <w:t xml:space="preserve">Die Erfahrung BSE führte 1999 zum Aufbau einer nationalen Tierverkehrsdatenbank (TVD). In Artikel 7a sowie 13–15 des Tierseuchengesetzes und in Titel 2, Abschnitt 1, 1a und 2a der Tierseuchenverordnung sind die grundlegenden gesetzlichen Ausführungen zur Identifizierung/Kennzeichnung und der Registrierung von Nutztieren sowie die zugehörigen Meldepflichten formuliert. Diese orientieren sich an der europäischen Gesetzgebung zur selben Thematik (Verordnung (EU) 2016/429 zu Tierseuchen; Delegierte Verordnung (EU) 2019/2035 über Betriebe, in denen Landtiere gehalten werden, und für Brütereien sowie zur Rückverfolgbarkeit).</w:t>
+      </w:r>
+    </w:p>
+    <w:p>
+      <w:pPr>
+        <w:pStyle w:val="BodyText"/>
+      </w:pPr>
+      <w:r>
+        <w:t xml:space="preserve">Waren ab 1999 vorerst Rinder meldepflichtig, folgten ab 2011 die Schweine und Equiden, wenn auch die Schweine bis heute nicht in Form von Einzeltiermeldungen. Ab 2014, respektive 2020 galt die Meldepflicht in die TVD dann auch für Kleinwiederkäuer (Schafe und Ziegen). Zu Beginn, 2014, betraf diese nur die Schlachtbetriebe. Seit 2014 besteht auch die Meldepflicht für Geflügel. Seit dem Januar 2020 sind auch die Tierhaltenden von Kleinwiederkäuern in das Meldewesen der Einzeltiere eingebunden. Die Identifizierung und Kennzeichnung der Klauentiere mit Ohrmarken, die Einzeltierregistrierung von Rindern, Schafen und Ziegen in der TVD, sowie die Meldung von Tierzugängen, Tierabgängen (Tier verlässt eine Tierhaltung lebend), Geburten, Einfuhr, Ausfuhr, Schlachtung, Hofschlachtung und Verendung (Tier wird als nicht mehr lebend abgemeldet), sind für alle Tierhaltenden in der Schweiz obligatorisch.</w:t>
+      </w:r>
+    </w:p>
+    <w:p>
+      <w:pPr>
+        <w:pStyle w:val="BodyText"/>
+      </w:pPr>
+      <w:r>
+        <w:t xml:space="preserve">Die TVD ist Teil einer Systemlandschaft der Bereiche Landwirtschaft, Veterinärwesen und Lebensmittelsicherheit. Die zentrale Eingangspforte bildet dabei das Portal Agate, mit dem Agrarpolitischen Informationssystem AGIS im Zentrum.</w:t>
+      </w:r>
+    </w:p>
+    <w:p>
+      <w:pPr>
+        <w:pStyle w:val="BodyText"/>
+      </w:pPr>
+      <w:r>
+        <w:t xml:space="preserve">In der Verordnung über die Identitas AG und die Tierverkehrsdatenbank (IdTVD-V) werden Inhalte zum Tierverkehr und Aufgaben der Identitas AG sowie die Zugriffsrechte auf die Daten weiter ausgeführt. Die Bedeutung der Identifizierung/Kennzeichnung von Nutztieren geht weit über die Seuchenthematik hinaus und fand deshalb auch Eingang in die landwirtschaftliche Gesetzgebung (Landwirtschaftsgesetz LwG Artikel 165g, 177 und 185) und diverse zugehörige Verordnungen. Die Daten aus dem Tierverkehr entwickelten sich zu einem unverzichtbaren Bestandteil in der Umsetzung agrarpolitischer Massnahmen, beispielsweise der tierbezogenen Direktzahlungen, der Bestimmung der Nährstoffflüsse oder des Agrarumweltmonitorings. Weiter dienen die Daten auch als Grundlage für die Strukturerhebung der Landwirtschaft in der Schweiz und generell der landwirtschaftlichen Statistik.</w:t>
+      </w:r>
+    </w:p>
+    <w:p>
+      <w:pPr>
+        <w:pStyle w:val="BodyText"/>
+      </w:pPr>
+      <w:r>
+        <w:t xml:space="preserve">Rasch etablierte sich das Tiermeldewesen auch entlang der gesamten Lebensmittelwertschöpfungskette. Programme mit Tierwohl-, Rückverfolgbarkeits- und Herkunftsversprechen stützen sich darauf ab. Die Vielfalt der Tierinformation aus dem Meldewesen des Tierverkehrs spiegelt sich auch in den öffentlich verfügbaren Datensätzen der Open Data Plattform Tierstatistik.</w:t>
+      </w:r>
+    </w:p>
+    <w:p>
+      <w:pPr>
+        <w:pStyle w:val="BodyText"/>
+      </w:pPr>
+      <w:r>
+        <w:t xml:space="preserve">Die technische Schnittstellenbeschreibung in diesem Dokument basiert auf der technischen Servicebeschreibung AnimalTracing v1.32, sowie der openAPI-Spezifikation v. x.xx.</w:t>
+      </w:r>
+    </w:p>
+    <w:bookmarkEnd w:id="12"/>
+    <w:bookmarkStart w:id="13" w:name="sec-references"/>
+    <w:p>
+      <w:pPr>
+        <w:pStyle w:val="Heading2"/>
+      </w:pPr>
+      <w:r>
+        <w:t xml:space="preserve">1.4 Verweise</w:t>
       </w:r>
     </w:p>
     <w:p>
@@ -160,7 +203,26 @@
         <w:pStyle w:val="FirstParagraph"/>
       </w:pPr>
       <w:r>
-        <w:t xml:space="preserve">Und noch mehr Text schreiben. Vielleicht sogar mit einem schönen Bild.</w:t>
+        <w:t xml:space="preserve">Schnittstellen: AnimalTracing API, Technische Servicebeschreibung AnimalTracing</w:t>
+      </w:r>
+    </w:p>
+    <w:p>
+      <w:pPr>
+        <w:pStyle w:val="BodyText"/>
+      </w:pPr>
+      <w:r>
+        <w:t xml:space="preserve">NB: die Namen der im Kapitel 3 beschriebenen Klassen stimmen nicht mit den ServiceOperations in AnimalTracing überein, da die semantische Beschreibung einen Überblick über die Dateninhalte verschaffen soll und gegenüber der Servicebeschreibung einen tieferen Detaillierungsgrad aufweist.</w:t>
+      </w:r>
+    </w:p>
+    <w:bookmarkEnd w:id="13"/>
+    <w:bookmarkEnd w:id="14"/>
+    <w:bookmarkStart w:id="37" w:name="sec-data-model"/>
+    <w:p>
+      <w:pPr>
+        <w:pStyle w:val="Heading1"/>
+      </w:pPr>
+      <w:r>
+        <w:t xml:space="preserve">2. Datenmodell</w:t>
       </w:r>
     </w:p>
     <w:tbl>
@@ -176,7 +238,7 @@
       <w:tr>
         <w:tc>
           <w:tcPr/>
-          <w:bookmarkStart w:id="15" w:name="fig-example"/>
+          <w:bookmarkStart w:id="18" w:name="fig-uml"/>
           <w:p>
             <w:pPr>
               <w:pStyle w:val="Compact"/>
@@ -185,20 +247,20 @@
             <w:r>
               <w:drawing>
                 <wp:inline>
-                  <wp:extent cx="5334000" cy="3522828"/>
+                  <wp:extent cx="5334000" cy="4594297"/>
                   <wp:effectExtent b="0" l="0" r="0" t="0"/>
-                  <wp:docPr descr="" title="" id="13" name="Picture"/>
+                  <wp:docPr descr="" title="" id="16" name="Picture"/>
                   <a:graphic>
                     <a:graphicData uri="http://schemas.openxmlformats.org/drawingml/2006/picture">
                       <pic:pic>
                         <pic:nvPicPr>
-                          <pic:cNvPr descr="https://fastly.picsum.photos/id/653/536/354.jpg?hmac=3InR8I5KmwbdkPHehlM8BMPd_BDHG_RWZkxt_IkeQGY" id="14" name="Picture"/>
+                          <pic:cNvPr descr="../assets/img/uml.png" id="17" name="Picture"/>
                           <pic:cNvPicPr>
                             <a:picLocks noChangeArrowheads="1" noChangeAspect="1"/>
                           </pic:cNvPicPr>
                         </pic:nvPicPr>
                         <pic:blipFill>
-                          <a:blip r:embed="rId12"/>
+                          <a:blip r:embed="rId15"/>
                           <a:stretch>
                             <a:fillRect/>
                           </a:stretch>
@@ -206,7 +268,7 @@
                         <pic:spPr bwMode="auto">
                           <a:xfrm>
                             <a:off x="0" y="0"/>
-                            <a:ext cx="5334000" cy="3522828"/>
+                            <a:ext cx="5334000" cy="4594297"/>
                           </a:xfrm>
                           <a:prstGeom prst="rect">
                             <a:avLst/>
@@ -235,31 +297,20 @@
               <w:pStyle w:val="ImageCaption"/>
             </w:pPr>
             <w:r>
-              <w:t xml:space="preserve">Abbildung 1: Fügen Sie immer etwas Text hinzu, um zu beschreiben, was das Bild zeigt.</w:t>
+              <w:t xml:space="preserve">Abbildung 1: UML-Diagramm des Datenmodells von eCH-0309.</w:t>
             </w:r>
           </w:p>
-          <w:bookmarkEnd w:id="15"/>
+          <w:bookmarkEnd w:id="18"/>
         </w:tc>
       </w:tr>
     </w:tbl>
+    <w:bookmarkStart w:id="20" w:name="sec-nodeshape-animalshape"/>
     <w:p>
       <w:pPr>
-        <w:pStyle w:val="BodyText"/>
+        <w:pStyle w:val="Heading2"/>
       </w:pPr>
       <w:r>
-        <w:t xml:space="preserve">Bei der Darstellung von Diagrammen sollte versucht werden, diese direkt in Mermaid JS zu erstellen; dies macht zukünftige Änderungen oder Übersetzungen sehr einfach.</w:t>
-      </w:r>
-    </w:p>
-    <w:bookmarkEnd w:id="16"/>
-    <w:bookmarkEnd w:id="17"/>
-    <w:bookmarkEnd w:id="18"/>
-    <w:bookmarkStart w:id="19" w:name="sec-technical-notes"/>
-    <w:p>
-      <w:pPr>
-        <w:pStyle w:val="Heading1"/>
-      </w:pPr>
-      <w:r>
-        <w:t xml:space="preserve">2. Technische Hinweise</w:t>
+        <w:t xml:space="preserve">2.1 Einzeltier</w:t>
       </w:r>
     </w:p>
     <w:p>
@@ -267,91 +318,7 @@
         <w:pStyle w:val="FirstParagraph"/>
       </w:pPr>
       <w:r>
-        <w:t xml:space="preserve">Wir verwenden die ROBOT CLI in unserem Projekt</w:t>
-      </w:r>
-      <w:r>
-        <w:t xml:space="preserve"> </w:t>
-      </w:r>
-      <w:r>
-        <w:t xml:space="preserve">(</w:t>
-      </w:r>
-      <w:hyperlink w:anchor="ref-jackson2019robot">
-        <w:r>
-          <w:rPr>
-            <w:rStyle w:val="Hyperlink"/>
-          </w:rPr>
-          <w:t xml:space="preserve">Jackson u. a. 2019</w:t>
-        </w:r>
-      </w:hyperlink>
-      <w:r>
-        <w:t xml:space="preserve">)</w:t>
-      </w:r>
-      <w:r>
-        <w:t xml:space="preserve">, insbesondere wegen ihrer Fähigkeit, den HermiT Reasoner auszuführen</w:t>
-      </w:r>
-      <w:r>
-        <w:t xml:space="preserve"> </w:t>
-      </w:r>
-      <w:r>
-        <w:t xml:space="preserve">(</w:t>
-      </w:r>
-      <w:hyperlink w:anchor="ref-glimm2014hermit">
-        <w:r>
-          <w:rPr>
-            <w:rStyle w:val="Hyperlink"/>
-          </w:rPr>
-          <w:t xml:space="preserve">Glimm u. a. 2014</w:t>
-        </w:r>
-      </w:hyperlink>
-      <w:r>
-        <w:t xml:space="preserve">)</w:t>
-      </w:r>
-      <w:r>
-        <w:t xml:space="preserve">.</w:t>
-      </w:r>
-    </w:p>
-    <w:bookmarkEnd w:id="19"/>
-    <w:bookmarkStart w:id="20" w:name="sec-data-model"/>
-    <w:p>
-      <w:pPr>
-        <w:pStyle w:val="Heading1"/>
-      </w:pPr>
-      <w:r>
-        <w:t xml:space="preserve">3. Datenmodell</w:t>
-      </w:r>
-    </w:p>
-    <w:bookmarkEnd w:id="20"/>
-    <w:bookmarkStart w:id="22" w:name="sec-data-retrieval"/>
-    <w:p>
-      <w:pPr>
-        <w:pStyle w:val="Heading1"/>
-      </w:pPr>
-      <w:r>
-        <w:t xml:space="preserve">4. Datenbezug</w:t>
-      </w:r>
-    </w:p>
-    <w:p>
-      <w:pPr>
-        <w:pStyle w:val="FirstParagraph"/>
-      </w:pPr>
-      <w:r>
-        <w:t xml:space="preserve">Die diesem Dokument zugrundeliegenden Master- und Referenzdaten sind als</w:t>
-      </w:r>
-      <w:r>
-        <w:t xml:space="preserve"> </w:t>
-      </w:r>
-      <w:r>
-        <w:rPr>
-          <w:i/>
-          <w:iCs/>
-        </w:rPr>
-        <w:t xml:space="preserve">Linked Data</w:t>
-      </w:r>
-      <w:r>
-        <w:t xml:space="preserve"> </w:t>
-      </w:r>
-      <w:r>
-        <w:t xml:space="preserve">verfügbar.</w:t>
+        <w:t xml:space="preserve">Ein einzeln identifiziertes Nutztier. In der Tierverkehrsdatenbank werden Tiere der Kategorien Rinder, Schafe, Ziegen und Equiden als Einzeltiere erfasst; sie werden über die Ohrmarkennummer, bei Equiden über die UELN, eindeutig identifiziert. Für Schweine und Geflügel werden keine Einzeltiere geführt, sondern ausschliesslich Gruppenmeldungen.</w:t>
       </w:r>
     </w:p>
     <w:p>
@@ -359,550 +326,20 @@
         <w:pStyle w:val="BodyText"/>
       </w:pPr>
       <w:r>
-        <w:t xml:space="preserve">Die technologische Basis dafür bildet das Resource Description Framework</w:t>
+        <w:rPr>
+          <w:b/>
+          <w:bCs/>
+        </w:rPr>
+        <w:t xml:space="preserve">Zielklasse:</w:t>
       </w:r>
       <w:r>
         <w:t xml:space="preserve"> </w:t>
       </w:r>
-      <w:r>
-        <w:t xml:space="preserve">(RDF,</w:t>
-      </w:r>
-      <w:r>
-        <w:t xml:space="preserve"> </w:t>
-      </w:r>
-      <w:hyperlink w:anchor="ref-cyganiak2014rdf11">
-        <w:r>
-          <w:rPr>
-            <w:rStyle w:val="Hyperlink"/>
-          </w:rPr>
-          <w:t xml:space="preserve">Cyganiak u. a. 2014</w:t>
-        </w:r>
-      </w:hyperlink>
-      <w:r>
-        <w:t xml:space="preserve">)</w:t>
-      </w:r>
-      <w:r>
-        <w:t xml:space="preserve">, ein zentraler Standard des World Wide Web Consortiums (W3C) zur Modellierung von Datenstrukturen im Web.</w:t>
-      </w:r>
-      <w:r>
-        <w:t xml:space="preserve"> </w:t>
-      </w:r>
-      <w:r>
-        <w:t xml:space="preserve">In RDF werden Informationen nicht in klassischen Tabellen, sondern als vernetzte Graphen abgebildet.</w:t>
-      </w:r>
-      <w:r>
-        <w:t xml:space="preserve"> </w:t>
-      </w:r>
-      <w:r>
-        <w:t xml:space="preserve">Jede Aussage besteht dabei aus einem sogenannten Triple (Subjekt, Prädikat, Objekt).</w:t>
-      </w:r>
-      <w:r>
-        <w:t xml:space="preserve"> </w:t>
-      </w:r>
-      <w:r>
-        <w:t xml:space="preserve">Diese Struktur ermöglicht eine maschinenlesbare, interoperable und systemübergreifend eindeutige Beschreibung von Ressourcen und deren Relationen zueinander.</w:t>
-      </w:r>
-    </w:p>
-    <w:p>
-      <w:pPr>
-        <w:pStyle w:val="BodyText"/>
-      </w:pPr>
-      <w:r>
-        <w:t xml:space="preserve">Für die Speicherung und Publikation dieser RDF-Daten wird</w:t>
-      </w:r>
-      <w:r>
-        <w:t xml:space="preserve"> </w:t>
-      </w:r>
-      <w:hyperlink r:id="rId21">
-        <w:r>
-          <w:rPr>
-            <w:rStyle w:val="Hyperlink"/>
-          </w:rPr>
-          <w:t xml:space="preserve">LINDAS</w:t>
-        </w:r>
-      </w:hyperlink>
-      <w:r>
-        <w:t xml:space="preserve"> </w:t>
-      </w:r>
-      <w:r>
-        <w:t xml:space="preserve">(Linked Data Service) genutzt, der offizielle Linked-Data-Dienst der Schweizer Bundesverwaltung.</w:t>
-      </w:r>
-      <w:r>
-        <w:t xml:space="preserve"> </w:t>
-      </w:r>
-      <w:r>
-        <w:t xml:space="preserve">LINDAS fungiert als sogenannter</w:t>
-      </w:r>
-      <w:r>
-        <w:t xml:space="preserve"> </w:t>
-      </w:r>
-      <w:r>
-        <w:rPr>
-          <w:i/>
-          <w:iCs/>
-        </w:rPr>
-        <w:t xml:space="preserve">Triple Store</w:t>
-      </w:r>
-      <w:r>
-        <w:t xml:space="preserve">, einer spezialisierte Graphdatenbank, die für das effiziente Speichern und Abfragen von RDF-Triples optimiert ist und die Daten öffentlich über eine genormte Schnittstelle bereitstellt.</w:t>
-      </w:r>
-    </w:p>
-    <w:p>
-      <w:pPr>
-        <w:pStyle w:val="BodyText"/>
-      </w:pPr>
-      <w:r>
-        <w:t xml:space="preserve">Das folgende Kapitel gibt eine minimale Anleitung, wie die Daten von LINDAS abgefragt und bezogen werden können.</w:t>
-      </w:r>
-    </w:p>
-    <w:p>
-      <w:pPr>
-        <w:pStyle w:val="SourceCode"/>
-      </w:pPr>
       <w:r>
         <w:rPr>
           <w:rStyle w:val="VerbatimChar"/>
         </w:rPr>
-        <w:t xml:space="preserve">BASE &lt;https://agriculture.ld.admin.ch/eCH-1234/2/&gt;</w:t>
-      </w:r>
-      <w:r>
-        <w:br/>
-      </w:r>
-      <w:r>
-        <w:rPr>
-          <w:rStyle w:val="VerbatimChar"/>
-        </w:rPr>
-        <w:t xml:space="preserve">PREFIX schema: &lt;http://schema.org/&gt;</w:t>
-      </w:r>
-      <w:r>
-        <w:br/>
-      </w:r>
-      <w:r>
-        <w:rPr>
-          <w:rStyle w:val="VerbatimChar"/>
-        </w:rPr>
-        <w:t xml:space="preserve">SELECT *</w:t>
-      </w:r>
-      <w:r>
-        <w:br/>
-      </w:r>
-      <w:r>
-        <w:rPr>
-          <w:rStyle w:val="VerbatimChar"/>
-        </w:rPr>
-        <w:t xml:space="preserve">WHERE {</w:t>
-      </w:r>
-      <w:r>
-        <w:br/>
-      </w:r>
-      <w:r>
-        <w:rPr>
-          <w:rStyle w:val="VerbatimChar"/>
-        </w:rPr>
-        <w:t xml:space="preserve">    ?genre a &lt;Genre&gt; ;</w:t>
-      </w:r>
-      <w:r>
-        <w:br/>
-      </w:r>
-      <w:r>
-        <w:rPr>
-          <w:rStyle w:val="VerbatimChar"/>
-        </w:rPr>
-        <w:t xml:space="preserve">        schema:name ?name .</w:t>
-      </w:r>
-      <w:r>
-        <w:br/>
-      </w:r>
-      <w:r>
-        <w:rPr>
-          <w:rStyle w:val="VerbatimChar"/>
-        </w:rPr>
-        <w:t xml:space="preserve">}</w:t>
-      </w:r>
-      <w:r>
-        <w:br/>
-      </w:r>
-      <w:r>
-        <w:rPr>
-          <w:rStyle w:val="VerbatimChar"/>
-        </w:rPr>
-        <w:t xml:space="preserve">LIMIT 10</w:t>
-      </w:r>
-    </w:p>
-    <w:p>
-      <w:pPr>
-        <w:pStyle w:val="FirstParagraph"/>
-      </w:pPr>
-      <w:r>
-        <w:t xml:space="preserve">Die zugrundeliegenden Daten selbst werden auf GitHub als Turtle-Files gepflegt.</w:t>
-      </w:r>
-    </w:p>
-    <w:p>
-      <w:pPr>
-        <w:pStyle w:val="SourceCode"/>
-      </w:pPr>
-      <w:r>
-        <w:rPr>
-          <w:rStyle w:val="VerbatimChar"/>
-        </w:rPr>
-        <w:t xml:space="preserve">@base &lt;https://agriculture.ld.admin.ch/eCH-1234/2/&gt; .</w:t>
-      </w:r>
-      <w:r>
-        <w:br/>
-      </w:r>
-      <w:r>
-        <w:rPr>
-          <w:rStyle w:val="VerbatimChar"/>
-        </w:rPr>
-        <w:t xml:space="preserve">@prefix genre: &lt;https://agriculture.ld.admin.ch/eCH-1234/2/genre/&gt; .</w:t>
-      </w:r>
-      <w:r>
-        <w:br/>
-      </w:r>
-      <w:r>
-        <w:rPr>
-          <w:rStyle w:val="VerbatimChar"/>
-        </w:rPr>
-        <w:t xml:space="preserve">@prefix schema: &lt;http://schema.org/&gt; .</w:t>
-      </w:r>
-      <w:r>
-        <w:br/>
-      </w:r>
-      <w:r>
-        <w:br/>
-      </w:r>
-      <w:r>
-        <w:rPr>
-          <w:rStyle w:val="VerbatimChar"/>
-        </w:rPr>
-        <w:t xml:space="preserve">genre:1 a &lt;Genre&gt; ;</w:t>
-      </w:r>
-      <w:r>
-        <w:br/>
-      </w:r>
-      <w:r>
-        <w:rPr>
-          <w:rStyle w:val="VerbatimChar"/>
-        </w:rPr>
-        <w:t xml:space="preserve">    schema:name "Rock" .</w:t>
-      </w:r>
-      <w:r>
-        <w:br/>
-      </w:r>
-      <w:r>
-        <w:br/>
-      </w:r>
-      <w:r>
-        <w:rPr>
-          <w:rStyle w:val="VerbatimChar"/>
-        </w:rPr>
-        <w:t xml:space="preserve">genre:2 a &lt;Genre&gt; ;</w:t>
-      </w:r>
-      <w:r>
-        <w:br/>
-      </w:r>
-      <w:r>
-        <w:rPr>
-          <w:rStyle w:val="VerbatimChar"/>
-        </w:rPr>
-        <w:t xml:space="preserve">    schema:name "Jazz" .</w:t>
-      </w:r>
-      <w:r>
-        <w:br/>
-      </w:r>
-      <w:r>
-        <w:br/>
-      </w:r>
-      <w:r>
-        <w:rPr>
-          <w:rStyle w:val="VerbatimChar"/>
-        </w:rPr>
-        <w:t xml:space="preserve">genre:3 a &lt;Genre&gt; ;</w:t>
-      </w:r>
-      <w:r>
-        <w:br/>
-      </w:r>
-      <w:r>
-        <w:rPr>
-          <w:rStyle w:val="VerbatimChar"/>
-        </w:rPr>
-        <w:t xml:space="preserve">    schema:name "Metal" ;</w:t>
-      </w:r>
-      <w:r>
-        <w:br/>
-      </w:r>
-      <w:r>
-        <w:rPr>
-          <w:rStyle w:val="VerbatimChar"/>
-        </w:rPr>
-        <w:t xml:space="preserve">    schema:partOf genre:1 .</w:t>
-      </w:r>
-    </w:p>
-    <w:bookmarkEnd w:id="22"/>
-    <w:bookmarkStart w:id="23" w:name="sec-safety-consideration"/>
-    <w:p>
-      <w:pPr>
-        <w:pStyle w:val="Heading1"/>
-      </w:pPr>
-      <w:r>
-        <w:t xml:space="preserve">5. Sicherheitsaspekte</w:t>
-      </w:r>
-    </w:p>
-    <w:p>
-      <w:pPr>
-        <w:pStyle w:val="FirstParagraph"/>
-      </w:pPr>
-      <w:r>
-        <w:t xml:space="preserve">Informationen zu den ausdrücklich massgeblichen rechtlichen Grundlagen oder ein Hinweis darauf, dass bei der Umsetzung die entsprechenden rechtlichen Grundlagen zu beachten sind.</w:t>
-      </w:r>
-    </w:p>
-    <w:bookmarkEnd w:id="23"/>
-    <w:bookmarkStart w:id="24" w:name="sec-disclaimer"/>
-    <w:p>
-      <w:pPr>
-        <w:pStyle w:val="Heading1"/>
-      </w:pPr>
-      <w:r>
-        <w:t xml:space="preserve">6. Haftungsausschluss</w:t>
-      </w:r>
-    </w:p>
-    <w:p>
-      <w:pPr>
-        <w:pStyle w:val="FirstParagraph"/>
-      </w:pPr>
-      <w:r>
-        <w:t xml:space="preserve">eCH-Standards, die der Verein eCH dem Anwender kostenlos zur Verfügung stellt oder die auf eCH verweisen, haben nur den Status von Empfehlungen. Der Verein eCH haftet in keinem Fall für Entscheidungen oder Massnahmen, die der Anwender auf der Grundlage dieser Dokumente trifft bzw. ergreift. Der Anwender ist dafür verantwortlich, die Dokumente vor ihrer Verwendung selbst zu überprüfen und gegebenenfalls fachlichen Rat einzuholen. eCH-Standards können und sollen die technische, organisatorische oder rechtliche Beratung im Einzelfall nicht ersetzen.</w:t>
-      </w:r>
-    </w:p>
-    <w:p>
-      <w:pPr>
-        <w:pStyle w:val="BodyText"/>
-      </w:pPr>
-      <w:r>
-        <w:t xml:space="preserve">Dokumente, Verfahren, Methoden, Produkte und Standards, auf die in eCH-Standards verwiesen wird, sind möglicherweise durch Marken-, Urheber- oder Patentrechte geschützt. Es liegt in der ausschliesslichen Verantwortung des Anwenders, die erforderlichen Lizenzen von den berechtigten Personen und/oder Organisationen einzuholen.</w:t>
-      </w:r>
-    </w:p>
-    <w:p>
-      <w:pPr>
-        <w:pStyle w:val="BodyText"/>
-      </w:pPr>
-      <w:r>
-        <w:t xml:space="preserve">Obwohl der Verein eCH bei der Erstellung der eCH-Standards mit angemessener Sorgfalt vorgegangen ist, kann er keine Gewährleistung oder Garantie dafür übernehmen, dass die bereitgestellten Informationen und Dokumente aktuell, vollständig, richtig oder fehlerfrei sind. eCH behält sich das Recht vor, die Inhalte der eCH-Standards jederzeit und ohne vorherige Ankündigung zu ändern.</w:t>
-      </w:r>
-    </w:p>
-    <w:p>
-      <w:pPr>
-        <w:pStyle w:val="BodyText"/>
-      </w:pPr>
-      <w:r>
-        <w:t xml:space="preserve">Jede Haftung für Schäden, die durch die Nutzung der eCH-Standards durch den Anwender entstehen, wird im gesetzlich zulässigen Rahmen ausgeschlossen.</w:t>
-      </w:r>
-    </w:p>
-    <w:bookmarkEnd w:id="24"/>
-    <w:bookmarkStart w:id="25" w:name="sec-copyrights"/>
-    <w:p>
-      <w:pPr>
-        <w:pStyle w:val="Heading1"/>
-      </w:pPr>
-      <w:r>
-        <w:t xml:space="preserve">7. Urheberrechte</w:t>
-      </w:r>
-    </w:p>
-    <w:p>
-      <w:pPr>
-        <w:pStyle w:val="FirstParagraph"/>
-      </w:pPr>
-      <w:r>
-        <w:t xml:space="preserve">Personen, die eCH-Standards erarbeiten, bleiben Inhaber ihrer geistigen Eigentumsrechte. Diese Personen verpflichten sich jedoch, ihre geistigen Eigentumsrechte oder andere Rechte an geistigen Eigentumsrechten Dritter, soweit möglich, den jeweiligen Fachgruppen und dem Verein eCH kostenlos und zur uneingeschränkten Nutzung und Weiterentwicklung im Rahmen des Vereinszwecks zur Verfügung zu stellen.</w:t>
-      </w:r>
-    </w:p>
-    <w:p>
-      <w:pPr>
-        <w:pStyle w:val="BodyText"/>
-      </w:pPr>
-      <w:r>
-        <w:t xml:space="preserve">Die von den Fachgruppen erarbeiteten Standards dürfen unter Nennung des jeweiligen Autors von eCH kostenlos und in uneingeschränktem Umfang genutzt, verbreitet und weiterentwickelt werden.</w:t>
-      </w:r>
-    </w:p>
-    <w:p>
-      <w:pPr>
-        <w:pStyle w:val="BodyText"/>
-      </w:pPr>
-      <w:r>
-        <w:t xml:space="preserve">eCH-Standards sind vollständig dokumentiert und frei von lizenz- und/oder patentrechtlichen Einschränkungen. Die dazugehörige Dokumentation kann kostenlos angefordert werden.</w:t>
-      </w:r>
-      <w:r>
-        <w:t xml:space="preserve"> </w:t>
-      </w:r>
-      <w:r>
-        <w:t xml:space="preserve">Diese Bestimmungen gelten jedoch nur für die von eCH erarbeiteten Standards, nicht aber für Standards oder Produkte Dritter, die auf eCH-Standards verweisen. Die Standards enthalten die entsprechenden Hinweise auf Rechte Dritter.</w:t>
-      </w:r>
-    </w:p>
-    <w:bookmarkEnd w:id="25"/>
-    <w:bookmarkStart w:id="32" w:name="sec-appendix-a"/>
-    <w:p>
-      <w:pPr>
-        <w:pStyle w:val="Heading1"/>
-      </w:pPr>
-      <w:r>
-        <w:t xml:space="preserve">8. Anhang A - Referenzen</w:t>
-      </w:r>
-    </w:p>
-    <w:bookmarkStart w:id="31" w:name="refs"/>
-    <w:bookmarkStart w:id="27" w:name="ref-cyganiak2014rdf11"/>
-    <w:p>
-      <w:pPr>
-        <w:pStyle w:val="Bibliography"/>
-      </w:pPr>
-      <w:r>
-        <w:t xml:space="preserve">Cyganiak, Richard, David Wood, und Markus Lanthaler. 2014.</w:t>
-      </w:r>
-      <w:r>
-        <w:t xml:space="preserve"> </w:t>
-      </w:r>
-      <w:r>
-        <w:rPr>
-          <w:i/>
-          <w:iCs/>
-        </w:rPr>
-        <w:t xml:space="preserve">RDF</w:t>
-      </w:r>
-      <w:r>
-        <w:rPr>
-          <w:i/>
-          <w:iCs/>
-        </w:rPr>
-        <w:t xml:space="preserve"> </w:t>
-      </w:r>
-      <w:r>
-        <w:rPr>
-          <w:i/>
-          <w:iCs/>
-        </w:rPr>
-        <w:t xml:space="preserve">1.1 Concepts and Abstract Syntax</w:t>
-      </w:r>
-      <w:r>
-        <w:t xml:space="preserve">. W3C Recommendation. World Wide Web Consortium (W3C).</w:t>
-      </w:r>
-      <w:r>
-        <w:t xml:space="preserve"> </w:t>
-      </w:r>
-      <w:hyperlink r:id="rId26">
-        <w:r>
-          <w:rPr>
-            <w:rStyle w:val="Hyperlink"/>
-          </w:rPr>
-          <w:t xml:space="preserve">https://www.w3.org/TR/rdf11-concepts/</w:t>
-        </w:r>
-      </w:hyperlink>
-      <w:r>
-        <w:t xml:space="preserve">.</w:t>
-      </w:r>
-    </w:p>
-    <w:bookmarkEnd w:id="27"/>
-    <w:bookmarkStart w:id="28" w:name="ref-glimm2014hermit"/>
-    <w:p>
-      <w:pPr>
-        <w:pStyle w:val="Bibliography"/>
-      </w:pPr>
-      <w:r>
-        <w:t xml:space="preserve">Glimm, Birte, Ian Horrocks, Boris Motik, Giorgos Stoilos, und Zhe Wang. 2014.</w:t>
-      </w:r>
-      <w:r>
-        <w:t xml:space="preserve"> </w:t>
-      </w:r>
-      <w:r>
-        <w:t xml:space="preserve">„HermiT: an OWL 2 reasoner“</w:t>
-      </w:r>
-      <w:r>
-        <w:t xml:space="preserve">.</w:t>
-      </w:r>
-      <w:r>
-        <w:t xml:space="preserve"> </w:t>
-      </w:r>
-      <w:r>
-        <w:rPr>
-          <w:i/>
-          <w:iCs/>
-        </w:rPr>
-        <w:t xml:space="preserve">Journal of automated reasoning</w:t>
-      </w:r>
-      <w:r>
-        <w:t xml:space="preserve"> </w:t>
-      </w:r>
-      <w:r>
-        <w:t xml:space="preserve">53 (3): 245–69.</w:t>
-      </w:r>
-    </w:p>
-    <w:bookmarkEnd w:id="28"/>
-    <w:bookmarkStart w:id="30" w:name="ref-jackson2019robot"/>
-    <w:p>
-      <w:pPr>
-        <w:pStyle w:val="Bibliography"/>
-      </w:pPr>
-      <w:r>
-        <w:t xml:space="preserve">Jackson, Rebecca C, James P Balhoff, Eric Douglass, Nomi L Harris, Christopher J Mungall, und James A Overton. 2019.</w:t>
-      </w:r>
-      <w:r>
-        <w:t xml:space="preserve"> </w:t>
-      </w:r>
-      <w:r>
-        <w:t xml:space="preserve">„ROBOT: a tool for automating ontology workflows“</w:t>
-      </w:r>
-      <w:r>
-        <w:t xml:space="preserve">.</w:t>
-      </w:r>
-      <w:r>
-        <w:t xml:space="preserve"> </w:t>
-      </w:r>
-      <w:r>
-        <w:rPr>
-          <w:i/>
-          <w:iCs/>
-        </w:rPr>
-        <w:t xml:space="preserve">BMC bioinformatics</w:t>
-      </w:r>
-      <w:r>
-        <w:t xml:space="preserve"> </w:t>
-      </w:r>
-      <w:r>
-        <w:t xml:space="preserve">20 (1): 407.</w:t>
-      </w:r>
-      <w:r>
-        <w:t xml:space="preserve"> </w:t>
-      </w:r>
-      <w:hyperlink r:id="rId29">
-        <w:r>
-          <w:rPr>
-            <w:rStyle w:val="Hyperlink"/>
-          </w:rPr>
-          <w:t xml:space="preserve">https://doi.org/10.1186/s12859-019-3002-3</w:t>
-        </w:r>
-      </w:hyperlink>
-      <w:r>
-        <w:t xml:space="preserve">.</w:t>
-      </w:r>
-    </w:p>
-    <w:bookmarkEnd w:id="30"/>
-    <w:bookmarkEnd w:id="31"/>
-    <w:bookmarkEnd w:id="32"/>
-    <w:bookmarkStart w:id="33" w:name="sec-appendix-b"/>
-    <w:p>
-      <w:pPr>
-        <w:pStyle w:val="Heading1"/>
-      </w:pPr>
-      <w:r>
-        <w:t xml:space="preserve">9. Anhang B - Mitwirkung und Prüfung</w:t>
-      </w:r>
-    </w:p>
-    <w:bookmarkEnd w:id="33"/>
-    <w:bookmarkStart w:id="38" w:name="sec-appendix-c"/>
-    <w:p>
-      <w:pPr>
-        <w:pStyle w:val="Heading1"/>
-      </w:pPr>
-      <w:r>
-        <w:t xml:space="preserve">10. Anhang C - Abkürzungen und Glossar</w:t>
+        <w:t xml:space="preserve">:Animal</w:t>
       </w:r>
     </w:p>
     <w:tbl>
@@ -918,7 +355,7 @@
       <w:tr>
         <w:tc>
           <w:tcPr/>
-          <w:bookmarkStart w:id="37" w:name="tbl-glossary"/>
+          <w:bookmarkStart w:id="19" w:name="tbl-nodeshape-animalshape"/>
           <w:p>
             <w:pPr>
               <w:jc w:val="center"/>
@@ -929,7 +366,7069 @@
               <w:pStyle w:val="ImageCaption"/>
             </w:pPr>
             <w:r>
-              <w:t xml:space="preserve">Tabelle 1: Glossar des Standards eCH-0309</w:t>
+              <w:t xml:space="preserve">Tabelle 1: Eigenschaften Einzeltier</w:t>
+            </w:r>
+          </w:p>
+          <w:tbl>
+            <w:tblPr>
+              <w:tblStyle w:val="Table"/>
+              <w:tblW w:type="pct" w:w="5000"/>
+              <w:tblLayout w:type="fixed"/>
+              <w:tblLook w:firstRow="1" w:lastRow="0" w:firstColumn="0" w:lastColumn="0" w:noHBand="0" w:noVBand="0" w:val="0020"/>
+            </w:tblPr>
+            <w:tblGrid>
+              <w:gridCol w:w="3168"/>
+              <w:gridCol w:w="1980"/>
+              <w:gridCol w:w="1980"/>
+              <w:gridCol w:w="792"/>
+            </w:tblGrid>
+            <w:tr>
+              <w:trPr>
+                <w:tblHeader w:val="on"/>
+              </w:trPr>
+              <w:tc>
+                <w:tcPr/>
+                <w:p>
+                  <w:pPr>
+                    <w:pStyle w:val="Compact"/>
+                    <w:jc w:val="left"/>
+                    <w:jc w:val="center"/>
+                  </w:pPr>
+                  <w:r>
+                    <w:t xml:space="preserve">Beschreibung</w:t>
+                  </w:r>
+                </w:p>
+              </w:tc>
+              <w:tc>
+                <w:tcPr/>
+                <w:p>
+                  <w:pPr>
+                    <w:pStyle w:val="Compact"/>
+                    <w:jc w:val="left"/>
+                    <w:jc w:val="center"/>
+                  </w:pPr>
+                  <w:r>
+                    <w:t xml:space="preserve">Pfad</w:t>
+                  </w:r>
+                </w:p>
+              </w:tc>
+              <w:tc>
+                <w:tcPr/>
+                <w:p>
+                  <w:pPr>
+                    <w:pStyle w:val="Compact"/>
+                    <w:jc w:val="left"/>
+                    <w:jc w:val="center"/>
+                  </w:pPr>
+                  <w:r>
+                    <w:t xml:space="preserve">Typ</w:t>
+                  </w:r>
+                </w:p>
+              </w:tc>
+              <w:tc>
+                <w:tcPr/>
+                <w:p>
+                  <w:pPr>
+                    <w:pStyle w:val="Compact"/>
+                    <w:jc w:val="right"/>
+                    <w:jc w:val="center"/>
+                  </w:pPr>
+                  <w:r>
+                    <w:t xml:space="preserve">Kard.</w:t>
+                  </w:r>
+                </w:p>
+              </w:tc>
+            </w:tr>
+            <w:tr>
+              <w:tc>
+                <w:tcPr/>
+                <w:p>
+                  <w:pPr>
+                    <w:pStyle w:val="Compact"/>
+                    <w:jc w:val="left"/>
+                    <w:jc w:val="center"/>
+                  </w:pPr>
+                  <w:r>
+                    <w:rPr>
+                      <w:b/>
+                      <w:bCs/>
+                    </w:rPr>
+                    <w:t xml:space="preserve">Identifikation Mutter</w:t>
+                  </w:r>
+                  <w:r>
+                    <w:t xml:space="preserve">: Ein Einzeltier hat höchstens ein Muttertier.</w:t>
+                  </w:r>
+                </w:p>
+              </w:tc>
+              <w:tc>
+                <w:tcPr/>
+                <w:p>
+                  <w:pPr>
+                    <w:pStyle w:val="Compact"/>
+                    <w:jc w:val="left"/>
+                    <w:jc w:val="center"/>
+                  </w:pPr>
+                  <w:r>
+                    <w:rPr>
+                      <w:rStyle w:val="VerbatimChar"/>
+                    </w:rPr>
+                    <w:t xml:space="preserve">:mother</w:t>
+                  </w:r>
+                </w:p>
+              </w:tc>
+              <w:tc>
+                <w:tcPr/>
+                <w:p>
+                  <w:pPr>
+                    <w:pStyle w:val="Compact"/>
+                    <w:jc w:val="left"/>
+                    <w:jc w:val="center"/>
+                  </w:pPr>
+                  <w:hyperlink w:anchor="sec-nodeshape-animalshape">
+                    <w:r>
+                      <w:rPr>
+                        <w:rStyle w:val="VerbatimChar"/>
+                      </w:rPr>
+                      <w:t xml:space="preserve">:Animal</w:t>
+                    </w:r>
+                  </w:hyperlink>
+                </w:p>
+              </w:tc>
+              <w:tc>
+                <w:tcPr/>
+                <w:p>
+                  <w:pPr>
+                    <w:pStyle w:val="Compact"/>
+                    <w:jc w:val="right"/>
+                    <w:jc w:val="center"/>
+                  </w:pPr>
+                  <w:r>
+                    <w:t xml:space="preserve">0..1</w:t>
+                  </w:r>
+                </w:p>
+              </w:tc>
+            </w:tr>
+            <w:tr>
+              <w:tc>
+                <w:tcPr/>
+                <w:p>
+                  <w:pPr>
+                    <w:pStyle w:val="Compact"/>
+                    <w:jc w:val="left"/>
+                    <w:jc w:val="center"/>
+                  </w:pPr>
+                  <w:r>
+                    <w:rPr>
+                      <w:b/>
+                      <w:bCs/>
+                    </w:rPr>
+                    <w:t xml:space="preserve">Identifikation Vater</w:t>
+                  </w:r>
+                  <w:r>
+                    <w:t xml:space="preserve">: Ein Einzeltier hat höchstens ein Vatertier.</w:t>
+                  </w:r>
+                </w:p>
+              </w:tc>
+              <w:tc>
+                <w:tcPr/>
+                <w:p>
+                  <w:pPr>
+                    <w:pStyle w:val="Compact"/>
+                    <w:jc w:val="left"/>
+                    <w:jc w:val="center"/>
+                  </w:pPr>
+                  <w:r>
+                    <w:rPr>
+                      <w:rStyle w:val="VerbatimChar"/>
+                    </w:rPr>
+                    <w:t xml:space="preserve">:father</w:t>
+                  </w:r>
+                </w:p>
+              </w:tc>
+              <w:tc>
+                <w:tcPr/>
+                <w:p>
+                  <w:pPr>
+                    <w:pStyle w:val="Compact"/>
+                    <w:jc w:val="left"/>
+                    <w:jc w:val="center"/>
+                  </w:pPr>
+                  <w:hyperlink w:anchor="sec-nodeshape-animalshape">
+                    <w:r>
+                      <w:rPr>
+                        <w:rStyle w:val="VerbatimChar"/>
+                      </w:rPr>
+                      <w:t xml:space="preserve">:Animal</w:t>
+                    </w:r>
+                  </w:hyperlink>
+                </w:p>
+              </w:tc>
+              <w:tc>
+                <w:tcPr/>
+                <w:p>
+                  <w:pPr>
+                    <w:pStyle w:val="Compact"/>
+                    <w:jc w:val="right"/>
+                    <w:jc w:val="center"/>
+                  </w:pPr>
+                  <w:r>
+                    <w:t xml:space="preserve">0..1</w:t>
+                  </w:r>
+                </w:p>
+              </w:tc>
+            </w:tr>
+            <w:tr>
+              <w:tc>
+                <w:tcPr/>
+                <w:p>
+                  <w:pPr>
+                    <w:pStyle w:val="Compact"/>
+                    <w:jc w:val="left"/>
+                    <w:jc w:val="center"/>
+                  </w:pPr>
+                  <w:r>
+                    <w:rPr>
+                      <w:b/>
+                      <w:bCs/>
+                    </w:rPr>
+                    <w:t xml:space="preserve">Identifikator</w:t>
+                  </w:r>
+                  <w:r>
+                    <w:t xml:space="preserve">: Ohrmarkennummer, bei Equiden UELN</w:t>
+                  </w:r>
+                </w:p>
+              </w:tc>
+              <w:tc>
+                <w:tcPr/>
+                <w:p>
+                  <w:pPr>
+                    <w:pStyle w:val="Compact"/>
+                    <w:jc w:val="left"/>
+                    <w:jc w:val="center"/>
+                  </w:pPr>
+                  <w:r>
+                    <w:rPr>
+                      <w:rStyle w:val="VerbatimChar"/>
+                    </w:rPr>
+                    <w:t xml:space="preserve">:identifier</w:t>
+                  </w:r>
+                </w:p>
+              </w:tc>
+              <w:tc>
+                <w:tcPr/>
+                <w:p>
+                  <w:pPr>
+                    <w:pStyle w:val="Compact"/>
+                    <w:jc w:val="left"/>
+                    <w:jc w:val="center"/>
+                  </w:pPr>
+                  <w:r>
+                    <w:rPr>
+                      <w:rStyle w:val="VerbatimChar"/>
+                    </w:rPr>
+                    <w:t xml:space="preserve">xsd:string</w:t>
+                  </w:r>
+                </w:p>
+              </w:tc>
+              <w:tc>
+                <w:tcPr/>
+                <w:p>
+                  <w:pPr>
+                    <w:pStyle w:val="Compact"/>
+                    <w:jc w:val="right"/>
+                    <w:jc w:val="center"/>
+                  </w:pPr>
+                  <w:r>
+                    <w:t xml:space="preserve">1..1</w:t>
+                  </w:r>
+                </w:p>
+              </w:tc>
+            </w:tr>
+            <w:tr>
+              <w:tc>
+                <w:tcPr/>
+                <w:p>
+                  <w:pPr>
+                    <w:pStyle w:val="Compact"/>
+                    <w:jc w:val="left"/>
+                    <w:jc w:val="center"/>
+                  </w:pPr>
+                  <w:r>
+                    <w:rPr>
+                      <w:b/>
+                      <w:bCs/>
+                    </w:rPr>
+                    <w:t xml:space="preserve">Nutztierart</w:t>
+                  </w:r>
+                </w:p>
+              </w:tc>
+              <w:tc>
+                <w:tcPr/>
+                <w:p>
+                  <w:pPr>
+                    <w:pStyle w:val="Compact"/>
+                    <w:jc w:val="left"/>
+                    <w:jc w:val="center"/>
+                  </w:pPr>
+                  <w:r>
+                    <w:rPr>
+                      <w:rStyle w:val="VerbatimChar"/>
+                    </w:rPr>
+                    <w:t xml:space="preserve">:genus</w:t>
+                  </w:r>
+                </w:p>
+              </w:tc>
+              <w:tc>
+                <w:tcPr/>
+                <w:p>
+                  <w:pPr>
+                    <w:pStyle w:val="Compact"/>
+                    <w:jc w:val="left"/>
+                    <w:jc w:val="center"/>
+                  </w:pPr>
+                  <w:r>
+                    <w:rPr>
+                      <w:rStyle w:val="VerbatimChar"/>
+                    </w:rPr>
+                    <w:t xml:space="preserve">:Genus</w:t>
+                  </w:r>
+                </w:p>
+              </w:tc>
+              <w:tc>
+                <w:tcPr/>
+                <w:p>
+                  <w:pPr>
+                    <w:pStyle w:val="Compact"/>
+                    <w:jc w:val="right"/>
+                    <w:jc w:val="center"/>
+                  </w:pPr>
+                  <w:r>
+                    <w:t xml:space="preserve">1..1</w:t>
+                  </w:r>
+                </w:p>
+              </w:tc>
+            </w:tr>
+            <w:tr>
+              <w:tc>
+                <w:tcPr/>
+                <w:p>
+                  <w:pPr>
+                    <w:pStyle w:val="Compact"/>
+                    <w:jc w:val="left"/>
+                    <w:jc w:val="center"/>
+                  </w:pPr>
+                  <w:r>
+                    <w:rPr>
+                      <w:b/>
+                      <w:bCs/>
+                    </w:rPr>
+                    <w:t xml:space="preserve">Geschlecht</w:t>
+                  </w:r>
+                </w:p>
+              </w:tc>
+              <w:tc>
+                <w:tcPr/>
+                <w:p>
+                  <w:pPr>
+                    <w:pStyle w:val="Compact"/>
+                    <w:jc w:val="left"/>
+                    <w:jc w:val="center"/>
+                  </w:pPr>
+                  <w:r>
+                    <w:rPr>
+                      <w:rStyle w:val="VerbatimChar"/>
+                    </w:rPr>
+                    <w:t xml:space="preserve">:gender</w:t>
+                  </w:r>
+                </w:p>
+              </w:tc>
+              <w:tc>
+                <w:tcPr/>
+                <w:p>
+                  <w:pPr>
+                    <w:pStyle w:val="Compact"/>
+                    <w:jc w:val="left"/>
+                    <w:jc w:val="center"/>
+                  </w:pPr>
+                  <w:r>
+                    <w:rPr>
+                      <w:rStyle w:val="VerbatimChar"/>
+                    </w:rPr>
+                    <w:t xml:space="preserve">:Gender</w:t>
+                  </w:r>
+                </w:p>
+              </w:tc>
+              <w:tc>
+                <w:tcPr/>
+                <w:p>
+                  <w:pPr>
+                    <w:pStyle w:val="Compact"/>
+                    <w:jc w:val="right"/>
+                    <w:jc w:val="center"/>
+                  </w:pPr>
+                  <w:r>
+                    <w:t xml:space="preserve">0..1</w:t>
+                  </w:r>
+                </w:p>
+              </w:tc>
+            </w:tr>
+            <w:tr>
+              <w:tc>
+                <w:tcPr/>
+                <w:p>
+                  <w:pPr>
+                    <w:pStyle w:val="Compact"/>
+                    <w:jc w:val="left"/>
+                    <w:jc w:val="center"/>
+                  </w:pPr>
+                  <w:r>
+                    <w:rPr>
+                      <w:b/>
+                      <w:bCs/>
+                    </w:rPr>
+                    <w:t xml:space="preserve">Geburtsdatum</w:t>
+                  </w:r>
+                </w:p>
+              </w:tc>
+              <w:tc>
+                <w:tcPr/>
+                <w:p>
+                  <w:pPr>
+                    <w:pStyle w:val="Compact"/>
+                    <w:jc w:val="left"/>
+                    <w:jc w:val="center"/>
+                  </w:pPr>
+                  <w:r>
+                    <w:rPr>
+                      <w:rStyle w:val="VerbatimChar"/>
+                    </w:rPr>
+                    <w:t xml:space="preserve">:dateOfBirth</w:t>
+                  </w:r>
+                </w:p>
+              </w:tc>
+              <w:tc>
+                <w:tcPr/>
+                <w:p>
+                  <w:pPr>
+                    <w:pStyle w:val="Compact"/>
+                    <w:jc w:val="left"/>
+                    <w:jc w:val="center"/>
+                  </w:pPr>
+                  <w:r>
+                    <w:rPr>
+                      <w:rStyle w:val="VerbatimChar"/>
+                    </w:rPr>
+                    <w:t xml:space="preserve">xsd:date</w:t>
+                  </w:r>
+                </w:p>
+              </w:tc>
+              <w:tc>
+                <w:tcPr/>
+                <w:p>
+                  <w:pPr>
+                    <w:pStyle w:val="Compact"/>
+                    <w:jc w:val="right"/>
+                    <w:jc w:val="center"/>
+                  </w:pPr>
+                  <w:r>
+                    <w:t xml:space="preserve">0..1</w:t>
+                  </w:r>
+                </w:p>
+              </w:tc>
+            </w:tr>
+            <w:tr>
+              <w:tc>
+                <w:tcPr/>
+                <w:p>
+                  <w:pPr>
+                    <w:pStyle w:val="Compact"/>
+                    <w:jc w:val="left"/>
+                    <w:jc w:val="center"/>
+                  </w:pPr>
+                  <w:r>
+                    <w:rPr>
+                      <w:b/>
+                      <w:bCs/>
+                    </w:rPr>
+                    <w:t xml:space="preserve">Todesdatum</w:t>
+                  </w:r>
+                </w:p>
+              </w:tc>
+              <w:tc>
+                <w:tcPr/>
+                <w:p>
+                  <w:pPr>
+                    <w:pStyle w:val="Compact"/>
+                    <w:jc w:val="left"/>
+                    <w:jc w:val="center"/>
+                  </w:pPr>
+                  <w:r>
+                    <w:rPr>
+                      <w:rStyle w:val="VerbatimChar"/>
+                    </w:rPr>
+                    <w:t xml:space="preserve">:dateOfDeath</w:t>
+                  </w:r>
+                </w:p>
+              </w:tc>
+              <w:tc>
+                <w:tcPr/>
+                <w:p>
+                  <w:pPr>
+                    <w:pStyle w:val="Compact"/>
+                    <w:jc w:val="left"/>
+                    <w:jc w:val="center"/>
+                  </w:pPr>
+                  <w:r>
+                    <w:rPr>
+                      <w:rStyle w:val="VerbatimChar"/>
+                    </w:rPr>
+                    <w:t xml:space="preserve">xsd:date</w:t>
+                  </w:r>
+                </w:p>
+              </w:tc>
+              <w:tc>
+                <w:tcPr/>
+                <w:p>
+                  <w:pPr>
+                    <w:pStyle w:val="Compact"/>
+                    <w:jc w:val="right"/>
+                    <w:jc w:val="center"/>
+                  </w:pPr>
+                  <w:r>
+                    <w:t xml:space="preserve">0..1</w:t>
+                  </w:r>
+                </w:p>
+              </w:tc>
+            </w:tr>
+            <w:tr>
+              <w:tc>
+                <w:tcPr/>
+                <w:p>
+                  <w:pPr>
+                    <w:pStyle w:val="Compact"/>
+                    <w:jc w:val="left"/>
+                    <w:jc w:val="center"/>
+                  </w:pPr>
+                  <w:r>
+                    <w:rPr>
+                      <w:b/>
+                      <w:bCs/>
+                    </w:rPr>
+                    <w:t xml:space="preserve">TiergeschichteStatus</w:t>
+                  </w:r>
+                </w:p>
+              </w:tc>
+              <w:tc>
+                <w:tcPr/>
+                <w:p>
+                  <w:pPr>
+                    <w:pStyle w:val="Compact"/>
+                    <w:jc w:val="left"/>
+                    <w:jc w:val="center"/>
+                  </w:pPr>
+                  <w:r>
+                    <w:rPr>
+                      <w:rStyle w:val="VerbatimChar"/>
+                    </w:rPr>
+                    <w:t xml:space="preserve">:animalHistoryState</w:t>
+                  </w:r>
+                </w:p>
+              </w:tc>
+              <w:tc>
+                <w:tcPr/>
+                <w:p>
+                  <w:pPr>
+                    <w:pStyle w:val="Compact"/>
+                    <w:jc w:val="left"/>
+                    <w:jc w:val="center"/>
+                  </w:pPr>
+                  <w:r>
+                    <w:rPr>
+                      <w:rStyle w:val="VerbatimChar"/>
+                    </w:rPr>
+                    <w:t xml:space="preserve">:AnimalHistoryState</w:t>
+                  </w:r>
+                </w:p>
+              </w:tc>
+              <w:tc>
+                <w:tcPr/>
+                <w:p>
+                  <w:pPr>
+                    <w:pStyle w:val="Compact"/>
+                    <w:jc w:val="right"/>
+                    <w:jc w:val="center"/>
+                  </w:pPr>
+                  <w:r>
+                    <w:t xml:space="preserve">1..1</w:t>
+                  </w:r>
+                </w:p>
+              </w:tc>
+            </w:tr>
+            <w:tr>
+              <w:tc>
+                <w:tcPr/>
+                <w:p>
+                  <w:pPr>
+                    <w:pStyle w:val="Compact"/>
+                    <w:jc w:val="left"/>
+                    <w:jc w:val="center"/>
+                  </w:pPr>
+                  <w:r>
+                    <w:rPr>
+                      <w:b/>
+                      <w:bCs/>
+                    </w:rPr>
+                    <w:t xml:space="preserve">Zweck</w:t>
+                  </w:r>
+                </w:p>
+              </w:tc>
+              <w:tc>
+                <w:tcPr/>
+                <w:p>
+                  <w:pPr>
+                    <w:pStyle w:val="Compact"/>
+                    <w:jc w:val="left"/>
+                    <w:jc w:val="center"/>
+                  </w:pPr>
+                  <w:r>
+                    <w:rPr>
+                      <w:rStyle w:val="VerbatimChar"/>
+                    </w:rPr>
+                    <w:t xml:space="preserve">:typeOfUse</w:t>
+                  </w:r>
+                </w:p>
+              </w:tc>
+              <w:tc>
+                <w:tcPr/>
+                <w:p>
+                  <w:pPr>
+                    <w:pStyle w:val="Compact"/>
+                    <w:jc w:val="left"/>
+                    <w:jc w:val="center"/>
+                  </w:pPr>
+                  <w:r>
+                    <w:rPr>
+                      <w:rStyle w:val="VerbatimChar"/>
+                    </w:rPr>
+                    <w:t xml:space="preserve">:AnimalTypeOfUse</w:t>
+                  </w:r>
+                </w:p>
+              </w:tc>
+              <w:tc>
+                <w:tcPr/>
+                <w:p>
+                  <w:pPr>
+                    <w:pStyle w:val="Compact"/>
+                    <w:jc w:val="right"/>
+                    <w:jc w:val="center"/>
+                  </w:pPr>
+                  <w:r>
+                    <w:t xml:space="preserve">0..1</w:t>
+                  </w:r>
+                </w:p>
+              </w:tc>
+            </w:tr>
+            <w:tr>
+              <w:tc>
+                <w:tcPr/>
+                <w:p>
+                  <w:pPr>
+                    <w:pStyle w:val="Compact"/>
+                    <w:jc w:val="left"/>
+                    <w:jc w:val="center"/>
+                  </w:pPr>
+                  <w:r>
+                    <w:rPr>
+                      <w:b/>
+                      <w:bCs/>
+                    </w:rPr>
+                    <w:t xml:space="preserve">Kastriert</w:t>
+                  </w:r>
+                </w:p>
+              </w:tc>
+              <w:tc>
+                <w:tcPr/>
+                <w:p>
+                  <w:pPr>
+                    <w:pStyle w:val="Compact"/>
+                    <w:jc w:val="left"/>
+                    <w:jc w:val="center"/>
+                  </w:pPr>
+                  <w:r>
+                    <w:rPr>
+                      <w:rStyle w:val="VerbatimChar"/>
+                    </w:rPr>
+                    <w:t xml:space="preserve">:castrated</w:t>
+                  </w:r>
+                </w:p>
+              </w:tc>
+              <w:tc>
+                <w:tcPr/>
+                <w:p>
+                  <w:pPr>
+                    <w:pStyle w:val="Compact"/>
+                    <w:jc w:val="left"/>
+                    <w:jc w:val="center"/>
+                  </w:pPr>
+                  <w:r>
+                    <w:rPr>
+                      <w:rStyle w:val="VerbatimChar"/>
+                    </w:rPr>
+                    <w:t xml:space="preserve">xsd:boolean</w:t>
+                  </w:r>
+                </w:p>
+              </w:tc>
+              <w:tc>
+                <w:tcPr/>
+                <w:p>
+                  <w:pPr>
+                    <w:pStyle w:val="Compact"/>
+                    <w:jc w:val="right"/>
+                    <w:jc w:val="center"/>
+                  </w:pPr>
+                  <w:r>
+                    <w:t xml:space="preserve">0..1</w:t>
+                  </w:r>
+                </w:p>
+              </w:tc>
+            </w:tr>
+          </w:tbl>
+          <w:bookmarkEnd w:id="19"/>
+          <w:p/>
+        </w:tc>
+      </w:tr>
+    </w:tbl>
+    <w:bookmarkEnd w:id="20"/>
+    <w:bookmarkStart w:id="22" w:name="sec-nodeshape-equidshape"/>
+    <w:p>
+      <w:pPr>
+        <w:pStyle w:val="Heading2"/>
+      </w:pPr>
+      <w:r>
+        <w:t xml:space="preserve">2.2 Equide</w:t>
+      </w:r>
+    </w:p>
+    <w:p>
+      <w:pPr>
+        <w:pStyle w:val="FirstParagraph"/>
+      </w:pPr>
+      <w:r>
+        <w:t xml:space="preserve">Subklasse der Klasse Einzeltier für Tiere der Gattung Equiden (Pferd, Maultier, Maulesel, Esel). Alle Attribute der Klasse Einzeltier gelten auch für Equiden; diese Klasse beschreibt ausschliesslich die zusätzlichen, equidenspezifischen Angaben. Die Verantwortung für das Meldewesen liegt bei Equiden nicht beim Tierhaltenden, sondern bei der Eigentümerin oder beim Eigentümer. Ein Eigentümer ist die rechtliche Einheit, in deren Eigentum Equiden sind; der Begriff wird nur für Equideneigentümer geführt (Kapitel 3.1.1 des Hilfsmittels).</w:t>
+      </w:r>
+    </w:p>
+    <w:p>
+      <w:pPr>
+        <w:pStyle w:val="BodyText"/>
+      </w:pPr>
+      <w:r>
+        <w:rPr>
+          <w:b/>
+          <w:bCs/>
+        </w:rPr>
+        <w:t xml:space="preserve">Zielklasse:</w:t>
+      </w:r>
+      <w:r>
+        <w:t xml:space="preserve"> </w:t>
+      </w:r>
+      <w:r>
+        <w:rPr>
+          <w:rStyle w:val="VerbatimChar"/>
+        </w:rPr>
+        <w:t xml:space="preserve">:Equid</w:t>
+      </w:r>
+    </w:p>
+    <w:tbl>
+      <w:tblPr>
+        <w:tblStyle w:val="Table"/>
+        <w:tblW w:type="pct" w:w="5000"/>
+        <w:tblLayout w:type="fixed"/>
+        <w:tblLook w:firstRow="0" w:lastRow="0" w:firstColumn="0" w:lastColumn="0" w:noHBand="0" w:noVBand="0" w:val="0000"/>
+      </w:tblPr>
+      <w:tblGrid>
+        <w:gridCol w:w="7920"/>
+      </w:tblGrid>
+      <w:tr>
+        <w:tc>
+          <w:tcPr/>
+          <w:bookmarkStart w:id="21" w:name="tbl-nodeshape-equidshape"/>
+          <w:p>
+            <w:pPr>
+              <w:jc w:val="center"/>
+            </w:pPr>
+            <w:pPr>
+              <w:jc w:val="left"/>
+              <w:spacing w:before="200"/>
+              <w:pStyle w:val="ImageCaption"/>
+            </w:pPr>
+            <w:r>
+              <w:t xml:space="preserve">Tabelle 2: Eigenschaften Equide</w:t>
+            </w:r>
+          </w:p>
+          <w:tbl>
+            <w:tblPr>
+              <w:tblStyle w:val="Table"/>
+              <w:tblW w:type="pct" w:w="5000"/>
+              <w:tblLayout w:type="fixed"/>
+              <w:tblLook w:firstRow="1" w:lastRow="0" w:firstColumn="0" w:lastColumn="0" w:noHBand="0" w:noVBand="0" w:val="0020"/>
+            </w:tblPr>
+            <w:tblGrid>
+              <w:gridCol w:w="3168"/>
+              <w:gridCol w:w="1980"/>
+              <w:gridCol w:w="1980"/>
+              <w:gridCol w:w="792"/>
+            </w:tblGrid>
+            <w:tr>
+              <w:trPr>
+                <w:tblHeader w:val="on"/>
+              </w:trPr>
+              <w:tc>
+                <w:tcPr/>
+                <w:p>
+                  <w:pPr>
+                    <w:pStyle w:val="Compact"/>
+                    <w:jc w:val="left"/>
+                    <w:jc w:val="center"/>
+                  </w:pPr>
+                  <w:r>
+                    <w:t xml:space="preserve">Beschreibung</w:t>
+                  </w:r>
+                </w:p>
+              </w:tc>
+              <w:tc>
+                <w:tcPr/>
+                <w:p>
+                  <w:pPr>
+                    <w:pStyle w:val="Compact"/>
+                    <w:jc w:val="left"/>
+                    <w:jc w:val="center"/>
+                  </w:pPr>
+                  <w:r>
+                    <w:t xml:space="preserve">Pfad</w:t>
+                  </w:r>
+                </w:p>
+              </w:tc>
+              <w:tc>
+                <w:tcPr/>
+                <w:p>
+                  <w:pPr>
+                    <w:pStyle w:val="Compact"/>
+                    <w:jc w:val="left"/>
+                    <w:jc w:val="center"/>
+                  </w:pPr>
+                  <w:r>
+                    <w:t xml:space="preserve">Typ</w:t>
+                  </w:r>
+                </w:p>
+              </w:tc>
+              <w:tc>
+                <w:tcPr/>
+                <w:p>
+                  <w:pPr>
+                    <w:pStyle w:val="Compact"/>
+                    <w:jc w:val="right"/>
+                    <w:jc w:val="center"/>
+                  </w:pPr>
+                  <w:r>
+                    <w:t xml:space="preserve">Kard.</w:t>
+                  </w:r>
+                </w:p>
+              </w:tc>
+            </w:tr>
+            <w:tr>
+              <w:tc>
+                <w:tcPr/>
+                <w:p>
+                  <w:pPr>
+                    <w:pStyle w:val="Compact"/>
+                    <w:jc w:val="left"/>
+                    <w:jc w:val="center"/>
+                  </w:pPr>
+                  <w:r>
+                    <w:rPr>
+                      <w:b/>
+                      <w:bCs/>
+                    </w:rPr>
+                    <w:t xml:space="preserve">Eigentümer oder Eigentümerin</w:t>
+                  </w:r>
+                  <w:r>
+                    <w:t xml:space="preserve">: Die rechtliche Einheit, in deren Eigentum der Equide steht. Bei Equiden liegt die Verantwortung für das Meldewesen beim Eigentümer und nicht beim Tierhaltenden (Kapitel 3.1.1 des Hilfsmittels).</w:t>
+                  </w:r>
+                </w:p>
+              </w:tc>
+              <w:tc>
+                <w:tcPr/>
+                <w:p>
+                  <w:pPr>
+                    <w:pStyle w:val="Compact"/>
+                    <w:jc w:val="left"/>
+                    <w:jc w:val="center"/>
+                  </w:pPr>
+                  <w:r>
+                    <w:rPr>
+                      <w:rStyle w:val="VerbatimChar"/>
+                    </w:rPr>
+                    <w:t xml:space="preserve">:owner</w:t>
+                  </w:r>
+                </w:p>
+              </w:tc>
+              <w:tc>
+                <w:tcPr/>
+                <w:p>
+                  <w:pPr>
+                    <w:pStyle w:val="Compact"/>
+                    <w:jc w:val="left"/>
+                    <w:jc w:val="center"/>
+                  </w:pPr>
+                  <w:hyperlink w:anchor="sec-nodeshape-legalunitshape">
+                    <w:r>
+                      <w:rPr>
+                        <w:rStyle w:val="VerbatimChar"/>
+                      </w:rPr>
+                      <w:t xml:space="preserve">:LegalUnit</w:t>
+                    </w:r>
+                  </w:hyperlink>
+                </w:p>
+              </w:tc>
+              <w:tc>
+                <w:tcPr/>
+                <w:p>
+                  <w:pPr>
+                    <w:pStyle w:val="Compact"/>
+                    <w:jc w:val="right"/>
+                    <w:jc w:val="center"/>
+                  </w:pPr>
+                  <w:r>
+                    <w:t xml:space="preserve">1..1</w:t>
+                  </w:r>
+                </w:p>
+              </w:tc>
+            </w:tr>
+            <w:tr>
+              <w:tc>
+                <w:tcPr/>
+                <w:p>
+                  <w:pPr>
+                    <w:pStyle w:val="Compact"/>
+                    <w:jc w:val="left"/>
+                    <w:jc w:val="center"/>
+                  </w:pPr>
+                  <w:r>
+                    <w:rPr>
+                      <w:b/>
+                      <w:bCs/>
+                    </w:rPr>
+                    <w:t xml:space="preserve">Grössenkategorie</w:t>
+                  </w:r>
+                </w:p>
+              </w:tc>
+              <w:tc>
+                <w:tcPr/>
+                <w:p>
+                  <w:pPr>
+                    <w:pStyle w:val="Compact"/>
+                    <w:jc w:val="left"/>
+                    <w:jc w:val="center"/>
+                  </w:pPr>
+                  <w:r>
+                    <w:rPr>
+                      <w:rStyle w:val="VerbatimChar"/>
+                    </w:rPr>
+                    <w:t xml:space="preserve">:withersClass</w:t>
+                  </w:r>
+                </w:p>
+              </w:tc>
+              <w:tc>
+                <w:tcPr/>
+                <w:p>
+                  <w:pPr>
+                    <w:pStyle w:val="Compact"/>
+                    <w:jc w:val="left"/>
+                    <w:jc w:val="center"/>
+                  </w:pPr>
+                  <w:r>
+                    <w:rPr>
+                      <w:rStyle w:val="VerbatimChar"/>
+                    </w:rPr>
+                    <w:t xml:space="preserve">:EquidWithersClass</w:t>
+                  </w:r>
+                </w:p>
+              </w:tc>
+              <w:tc>
+                <w:tcPr/>
+                <w:p>
+                  <w:pPr>
+                    <w:pStyle w:val="Compact"/>
+                    <w:jc w:val="right"/>
+                    <w:jc w:val="center"/>
+                  </w:pPr>
+                  <w:r>
+                    <w:t xml:space="preserve">1..1</w:t>
+                  </w:r>
+                </w:p>
+              </w:tc>
+            </w:tr>
+          </w:tbl>
+          <w:bookmarkEnd w:id="21"/>
+          <w:p/>
+        </w:tc>
+      </w:tr>
+    </w:tbl>
+    <w:bookmarkEnd w:id="22"/>
+    <w:bookmarkStart w:id="24" w:name="sec-nodeshape-animalhealthstatusshape"/>
+    <w:p>
+      <w:pPr>
+        <w:pStyle w:val="Heading2"/>
+      </w:pPr>
+      <w:r>
+        <w:t xml:space="preserve">2.3 Gesundheitsstatus Einzeltier</w:t>
+      </w:r>
+    </w:p>
+    <w:p>
+      <w:pPr>
+        <w:pStyle w:val="FirstParagraph"/>
+      </w:pPr>
+      <w:r>
+        <w:t xml:space="preserve">Eine Seucheninformation, die auf einem Einzeltier erfasst ist. Zusätzlich zum individuellen Seuchenstatus werden damit auch relevante Impfungen erfasst.</w:t>
+      </w:r>
+    </w:p>
+    <w:p>
+      <w:pPr>
+        <w:pStyle w:val="BodyText"/>
+      </w:pPr>
+      <w:r>
+        <w:rPr>
+          <w:b/>
+          <w:bCs/>
+        </w:rPr>
+        <w:t xml:space="preserve">Zielklasse:</w:t>
+      </w:r>
+      <w:r>
+        <w:t xml:space="preserve"> </w:t>
+      </w:r>
+      <w:r>
+        <w:rPr>
+          <w:rStyle w:val="VerbatimChar"/>
+        </w:rPr>
+        <w:t xml:space="preserve">:AnimalHealthStatus</w:t>
+      </w:r>
+    </w:p>
+    <w:tbl>
+      <w:tblPr>
+        <w:tblStyle w:val="Table"/>
+        <w:tblW w:type="pct" w:w="5000"/>
+        <w:tblLayout w:type="fixed"/>
+        <w:tblLook w:firstRow="0" w:lastRow="0" w:firstColumn="0" w:lastColumn="0" w:noHBand="0" w:noVBand="0" w:val="0000"/>
+      </w:tblPr>
+      <w:tblGrid>
+        <w:gridCol w:w="7920"/>
+      </w:tblGrid>
+      <w:tr>
+        <w:tc>
+          <w:tcPr/>
+          <w:bookmarkStart w:id="23" w:name="tbl-nodeshape-animalhealthstatusshape"/>
+          <w:p>
+            <w:pPr>
+              <w:jc w:val="center"/>
+            </w:pPr>
+            <w:pPr>
+              <w:jc w:val="left"/>
+              <w:spacing w:before="200"/>
+              <w:pStyle w:val="ImageCaption"/>
+            </w:pPr>
+            <w:r>
+              <w:t xml:space="preserve">Tabelle 3: Eigenschaften Gesundheitsstatus Einzeltier</w:t>
+            </w:r>
+          </w:p>
+          <w:tbl>
+            <w:tblPr>
+              <w:tblStyle w:val="Table"/>
+              <w:tblW w:type="pct" w:w="5000"/>
+              <w:tblLayout w:type="fixed"/>
+              <w:tblLook w:firstRow="1" w:lastRow="0" w:firstColumn="0" w:lastColumn="0" w:noHBand="0" w:noVBand="0" w:val="0020"/>
+            </w:tblPr>
+            <w:tblGrid>
+              <w:gridCol w:w="3168"/>
+              <w:gridCol w:w="1980"/>
+              <w:gridCol w:w="1980"/>
+              <w:gridCol w:w="792"/>
+            </w:tblGrid>
+            <w:tr>
+              <w:trPr>
+                <w:tblHeader w:val="on"/>
+              </w:trPr>
+              <w:tc>
+                <w:tcPr/>
+                <w:p>
+                  <w:pPr>
+                    <w:pStyle w:val="Compact"/>
+                    <w:jc w:val="left"/>
+                    <w:jc w:val="center"/>
+                  </w:pPr>
+                  <w:r>
+                    <w:t xml:space="preserve">Beschreibung</w:t>
+                  </w:r>
+                </w:p>
+              </w:tc>
+              <w:tc>
+                <w:tcPr/>
+                <w:p>
+                  <w:pPr>
+                    <w:pStyle w:val="Compact"/>
+                    <w:jc w:val="left"/>
+                    <w:jc w:val="center"/>
+                  </w:pPr>
+                  <w:r>
+                    <w:t xml:space="preserve">Pfad</w:t>
+                  </w:r>
+                </w:p>
+              </w:tc>
+              <w:tc>
+                <w:tcPr/>
+                <w:p>
+                  <w:pPr>
+                    <w:pStyle w:val="Compact"/>
+                    <w:jc w:val="left"/>
+                    <w:jc w:val="center"/>
+                  </w:pPr>
+                  <w:r>
+                    <w:t xml:space="preserve">Typ</w:t>
+                  </w:r>
+                </w:p>
+              </w:tc>
+              <w:tc>
+                <w:tcPr/>
+                <w:p>
+                  <w:pPr>
+                    <w:pStyle w:val="Compact"/>
+                    <w:jc w:val="right"/>
+                    <w:jc w:val="center"/>
+                  </w:pPr>
+                  <w:r>
+                    <w:t xml:space="preserve">Kard.</w:t>
+                  </w:r>
+                </w:p>
+              </w:tc>
+            </w:tr>
+            <w:tr>
+              <w:tc>
+                <w:tcPr/>
+                <w:p>
+                  <w:pPr>
+                    <w:pStyle w:val="Compact"/>
+                    <w:jc w:val="left"/>
+                    <w:jc w:val="center"/>
+                  </w:pPr>
+                  <w:r>
+                    <w:rPr>
+                      <w:b/>
+                      <w:bCs/>
+                    </w:rPr>
+                    <w:t xml:space="preserve">Tier-ID</w:t>
+                  </w:r>
+                  <w:r>
+                    <w:t xml:space="preserve">: Ein Gesundheitsstatus Einzeltier bezieht sich auf genau ein Einzeltier.</w:t>
+                  </w:r>
+                </w:p>
+              </w:tc>
+              <w:tc>
+                <w:tcPr/>
+                <w:p>
+                  <w:pPr>
+                    <w:pStyle w:val="Compact"/>
+                    <w:jc w:val="left"/>
+                    <w:jc w:val="center"/>
+                  </w:pPr>
+                  <w:r>
+                    <w:rPr>
+                      <w:rStyle w:val="VerbatimChar"/>
+                    </w:rPr>
+                    <w:t xml:space="preserve">:animal</w:t>
+                  </w:r>
+                </w:p>
+              </w:tc>
+              <w:tc>
+                <w:tcPr/>
+                <w:p>
+                  <w:pPr>
+                    <w:pStyle w:val="Compact"/>
+                    <w:jc w:val="left"/>
+                    <w:jc w:val="center"/>
+                  </w:pPr>
+                  <w:hyperlink w:anchor="sec-nodeshape-animalshape">
+                    <w:r>
+                      <w:rPr>
+                        <w:rStyle w:val="VerbatimChar"/>
+                      </w:rPr>
+                      <w:t xml:space="preserve">:Animal</w:t>
+                    </w:r>
+                  </w:hyperlink>
+                </w:p>
+              </w:tc>
+              <w:tc>
+                <w:tcPr/>
+                <w:p>
+                  <w:pPr>
+                    <w:pStyle w:val="Compact"/>
+                    <w:jc w:val="right"/>
+                    <w:jc w:val="center"/>
+                  </w:pPr>
+                  <w:r>
+                    <w:t xml:space="preserve">1..1</w:t>
+                  </w:r>
+                </w:p>
+              </w:tc>
+            </w:tr>
+            <w:tr>
+              <w:tc>
+                <w:tcPr/>
+                <w:p>
+                  <w:pPr>
+                    <w:pStyle w:val="Compact"/>
+                    <w:jc w:val="left"/>
+                    <w:jc w:val="center"/>
+                  </w:pPr>
+                  <w:r>
+                    <w:rPr>
+                      <w:b/>
+                      <w:bCs/>
+                    </w:rPr>
+                    <w:t xml:space="preserve">Typ</w:t>
+                  </w:r>
+                  <w:r>
+                    <w:t xml:space="preserve">: z. B. Seuchenstatus, Impfstatus, Risikostatus</w:t>
+                  </w:r>
+                </w:p>
+              </w:tc>
+              <w:tc>
+                <w:tcPr/>
+                <w:p>
+                  <w:pPr>
+                    <w:pStyle w:val="Compact"/>
+                    <w:jc w:val="left"/>
+                    <w:jc w:val="center"/>
+                  </w:pPr>
+                  <w:r>
+                    <w:rPr>
+                      <w:rStyle w:val="VerbatimChar"/>
+                    </w:rPr>
+                    <w:t xml:space="preserve">:healthStatusType</w:t>
+                  </w:r>
+                </w:p>
+              </w:tc>
+              <w:tc>
+                <w:tcPr/>
+                <w:p>
+                  <w:pPr>
+                    <w:pStyle w:val="Compact"/>
+                    <w:jc w:val="left"/>
+                    <w:jc w:val="center"/>
+                  </w:pPr>
+                  <w:r>
+                    <w:rPr>
+                      <w:rStyle w:val="VerbatimChar"/>
+                    </w:rPr>
+                    <w:t xml:space="preserve">:HealthStatusType</w:t>
+                  </w:r>
+                </w:p>
+              </w:tc>
+              <w:tc>
+                <w:tcPr/>
+                <w:p>
+                  <w:pPr>
+                    <w:pStyle w:val="Compact"/>
+                    <w:jc w:val="right"/>
+                    <w:jc w:val="center"/>
+                  </w:pPr>
+                  <w:r>
+                    <w:t xml:space="preserve">0..1</w:t>
+                  </w:r>
+                </w:p>
+              </w:tc>
+            </w:tr>
+            <w:tr>
+              <w:tc>
+                <w:tcPr/>
+                <w:p>
+                  <w:pPr>
+                    <w:pStyle w:val="Compact"/>
+                    <w:jc w:val="left"/>
+                    <w:jc w:val="center"/>
+                  </w:pPr>
+                  <w:r>
+                    <w:rPr>
+                      <w:b/>
+                      <w:bCs/>
+                    </w:rPr>
+                    <w:t xml:space="preserve">Status</w:t>
+                  </w:r>
+                </w:p>
+              </w:tc>
+              <w:tc>
+                <w:tcPr/>
+                <w:p>
+                  <w:pPr>
+                    <w:pStyle w:val="Compact"/>
+                    <w:jc w:val="left"/>
+                    <w:jc w:val="center"/>
+                  </w:pPr>
+                  <w:r>
+                    <w:rPr>
+                      <w:rStyle w:val="VerbatimChar"/>
+                    </w:rPr>
+                    <w:t xml:space="preserve">:epizooticStatus</w:t>
+                  </w:r>
+                </w:p>
+              </w:tc>
+              <w:tc>
+                <w:tcPr/>
+                <w:p>
+                  <w:pPr>
+                    <w:pStyle w:val="Compact"/>
+                    <w:jc w:val="left"/>
+                    <w:jc w:val="center"/>
+                  </w:pPr>
+                  <w:r>
+                    <w:rPr>
+                      <w:rStyle w:val="VerbatimChar"/>
+                    </w:rPr>
+                    <w:t xml:space="preserve">:AnimalEpizooticStatus</w:t>
+                  </w:r>
+                </w:p>
+              </w:tc>
+              <w:tc>
+                <w:tcPr/>
+                <w:p>
+                  <w:pPr>
+                    <w:pStyle w:val="Compact"/>
+                    <w:jc w:val="right"/>
+                    <w:jc w:val="center"/>
+                  </w:pPr>
+                  <w:r>
+                    <w:t xml:space="preserve">0..1</w:t>
+                  </w:r>
+                </w:p>
+              </w:tc>
+            </w:tr>
+            <w:tr>
+              <w:tc>
+                <w:tcPr/>
+                <w:p>
+                  <w:pPr>
+                    <w:pStyle w:val="Compact"/>
+                    <w:jc w:val="left"/>
+                    <w:jc w:val="center"/>
+                  </w:pPr>
+                  <w:r>
+                    <w:rPr>
+                      <w:b/>
+                      <w:bCs/>
+                    </w:rPr>
+                    <w:t xml:space="preserve">Datum</w:t>
+                  </w:r>
+                  <w:r>
+                    <w:t xml:space="preserve">: Datum, ab dem der Seuchenstatus gültig ist oder das Impfdatum</w:t>
+                  </w:r>
+                </w:p>
+              </w:tc>
+              <w:tc>
+                <w:tcPr/>
+                <w:p>
+                  <w:pPr>
+                    <w:pStyle w:val="Compact"/>
+                    <w:jc w:val="left"/>
+                    <w:jc w:val="center"/>
+                  </w:pPr>
+                  <w:r>
+                    <w:rPr>
+                      <w:rStyle w:val="VerbatimChar"/>
+                    </w:rPr>
+                    <w:t xml:space="preserve">:validFrom</w:t>
+                  </w:r>
+                </w:p>
+              </w:tc>
+              <w:tc>
+                <w:tcPr/>
+                <w:p>
+                  <w:pPr>
+                    <w:pStyle w:val="Compact"/>
+                    <w:jc w:val="left"/>
+                    <w:jc w:val="center"/>
+                  </w:pPr>
+                  <w:r>
+                    <w:rPr>
+                      <w:rStyle w:val="VerbatimChar"/>
+                    </w:rPr>
+                    <w:t xml:space="preserve">xsd:date</w:t>
+                  </w:r>
+                </w:p>
+              </w:tc>
+              <w:tc>
+                <w:tcPr/>
+                <w:p>
+                  <w:pPr>
+                    <w:pStyle w:val="Compact"/>
+                    <w:jc w:val="right"/>
+                    <w:jc w:val="center"/>
+                  </w:pPr>
+                  <w:r>
+                    <w:t xml:space="preserve">0..1</w:t>
+                  </w:r>
+                </w:p>
+              </w:tc>
+            </w:tr>
+          </w:tbl>
+          <w:bookmarkEnd w:id="23"/>
+          <w:p/>
+        </w:tc>
+      </w:tr>
+    </w:tbl>
+    <w:bookmarkEnd w:id="24"/>
+    <w:bookmarkStart w:id="26" w:name="sec-nodeshape-localunithealthstatusshape"/>
+    <w:p>
+      <w:pPr>
+        <w:pStyle w:val="Heading2"/>
+      </w:pPr>
+      <w:r>
+        <w:t xml:space="preserve">2.4 Gesundheitsstatus Standort</w:t>
+      </w:r>
+    </w:p>
+    <w:p>
+      <w:pPr>
+        <w:pStyle w:val="FirstParagraph"/>
+      </w:pPr>
+      <w:r>
+        <w:t xml:space="preserve">Bei Seuchengeschehen von nationaler Bedeutung ist es entscheidend, dass Tierhaltende über Sperren und Seuchenstatus informiert sind; so kann ein Ausbreitungsrisiko durch den Tierverkehr minimiert werden. Eine Seucheninformation, die auf einer örtlichen Einheit erfasst ist. Neben dem Seuchenstatus einer örtlichen Einheit können auch Impf-, Risiko- und Laborergebnisse abgebildet werden. In der openAPI-Spezifikation von AnimalTracing besteht dafür keine eigene Klasse; die entsprechenden Angaben sind dort Attribute der örtlichen Einheit.</w:t>
+      </w:r>
+    </w:p>
+    <w:p>
+      <w:pPr>
+        <w:pStyle w:val="BodyText"/>
+      </w:pPr>
+      <w:r>
+        <w:rPr>
+          <w:b/>
+          <w:bCs/>
+        </w:rPr>
+        <w:t xml:space="preserve">Zielklasse:</w:t>
+      </w:r>
+      <w:r>
+        <w:t xml:space="preserve"> </w:t>
+      </w:r>
+      <w:r>
+        <w:rPr>
+          <w:rStyle w:val="VerbatimChar"/>
+        </w:rPr>
+        <w:t xml:space="preserve">:LocalUnitHealthStatus</w:t>
+      </w:r>
+    </w:p>
+    <w:tbl>
+      <w:tblPr>
+        <w:tblStyle w:val="Table"/>
+        <w:tblW w:type="pct" w:w="5000"/>
+        <w:tblLayout w:type="fixed"/>
+        <w:tblLook w:firstRow="0" w:lastRow="0" w:firstColumn="0" w:lastColumn="0" w:noHBand="0" w:noVBand="0" w:val="0000"/>
+      </w:tblPr>
+      <w:tblGrid>
+        <w:gridCol w:w="7920"/>
+      </w:tblGrid>
+      <w:tr>
+        <w:tc>
+          <w:tcPr/>
+          <w:bookmarkStart w:id="25" w:name="tbl-nodeshape-localunithealthstatusshape"/>
+          <w:p>
+            <w:pPr>
+              <w:jc w:val="center"/>
+            </w:pPr>
+            <w:pPr>
+              <w:jc w:val="left"/>
+              <w:spacing w:before="200"/>
+              <w:pStyle w:val="ImageCaption"/>
+            </w:pPr>
+            <w:r>
+              <w:t xml:space="preserve">Tabelle 4: Eigenschaften Gesundheitsstatus Standort</w:t>
+            </w:r>
+          </w:p>
+          <w:tbl>
+            <w:tblPr>
+              <w:tblStyle w:val="Table"/>
+              <w:tblW w:type="pct" w:w="5000"/>
+              <w:tblLayout w:type="fixed"/>
+              <w:tblLook w:firstRow="1" w:lastRow="0" w:firstColumn="0" w:lastColumn="0" w:noHBand="0" w:noVBand="0" w:val="0020"/>
+            </w:tblPr>
+            <w:tblGrid>
+              <w:gridCol w:w="3168"/>
+              <w:gridCol w:w="1980"/>
+              <w:gridCol w:w="1980"/>
+              <w:gridCol w:w="792"/>
+            </w:tblGrid>
+            <w:tr>
+              <w:trPr>
+                <w:tblHeader w:val="on"/>
+              </w:trPr>
+              <w:tc>
+                <w:tcPr/>
+                <w:p>
+                  <w:pPr>
+                    <w:pStyle w:val="Compact"/>
+                    <w:jc w:val="left"/>
+                    <w:jc w:val="center"/>
+                  </w:pPr>
+                  <w:r>
+                    <w:t xml:space="preserve">Beschreibung</w:t>
+                  </w:r>
+                </w:p>
+              </w:tc>
+              <w:tc>
+                <w:tcPr/>
+                <w:p>
+                  <w:pPr>
+                    <w:pStyle w:val="Compact"/>
+                    <w:jc w:val="left"/>
+                    <w:jc w:val="center"/>
+                  </w:pPr>
+                  <w:r>
+                    <w:t xml:space="preserve">Pfad</w:t>
+                  </w:r>
+                </w:p>
+              </w:tc>
+              <w:tc>
+                <w:tcPr/>
+                <w:p>
+                  <w:pPr>
+                    <w:pStyle w:val="Compact"/>
+                    <w:jc w:val="left"/>
+                    <w:jc w:val="center"/>
+                  </w:pPr>
+                  <w:r>
+                    <w:t xml:space="preserve">Typ</w:t>
+                  </w:r>
+                </w:p>
+              </w:tc>
+              <w:tc>
+                <w:tcPr/>
+                <w:p>
+                  <w:pPr>
+                    <w:pStyle w:val="Compact"/>
+                    <w:jc w:val="right"/>
+                    <w:jc w:val="center"/>
+                  </w:pPr>
+                  <w:r>
+                    <w:t xml:space="preserve">Kard.</w:t>
+                  </w:r>
+                </w:p>
+              </w:tc>
+            </w:tr>
+            <w:tr>
+              <w:tc>
+                <w:tcPr/>
+                <w:p>
+                  <w:pPr>
+                    <w:pStyle w:val="Compact"/>
+                    <w:jc w:val="left"/>
+                    <w:jc w:val="center"/>
+                  </w:pPr>
+                  <w:r>
+                    <w:rPr>
+                      <w:b/>
+                      <w:bCs/>
+                    </w:rPr>
+                    <w:t xml:space="preserve">Örtliche Einheit</w:t>
+                  </w:r>
+                  <w:r>
+                    <w:t xml:space="preserve">: BUR-Nummer der örtlichen Einheit</w:t>
+                  </w:r>
+                </w:p>
+              </w:tc>
+              <w:tc>
+                <w:tcPr/>
+                <w:p>
+                  <w:pPr>
+                    <w:pStyle w:val="Compact"/>
+                    <w:jc w:val="left"/>
+                    <w:jc w:val="center"/>
+                  </w:pPr>
+                  <w:r>
+                    <w:rPr>
+                      <w:rStyle w:val="VerbatimChar"/>
+                    </w:rPr>
+                    <w:t xml:space="preserve">:localUnit</w:t>
+                  </w:r>
+                </w:p>
+              </w:tc>
+              <w:tc>
+                <w:tcPr/>
+                <w:p>
+                  <w:pPr>
+                    <w:pStyle w:val="Compact"/>
+                    <w:jc w:val="left"/>
+                    <w:jc w:val="center"/>
+                  </w:pPr>
+                  <w:hyperlink w:anchor="sec-nodeshape-localunitshape">
+                    <w:r>
+                      <w:rPr>
+                        <w:rStyle w:val="VerbatimChar"/>
+                      </w:rPr>
+                      <w:t xml:space="preserve">:LocalUnit</w:t>
+                    </w:r>
+                  </w:hyperlink>
+                </w:p>
+              </w:tc>
+              <w:tc>
+                <w:tcPr/>
+                <w:p>
+                  <w:pPr>
+                    <w:pStyle w:val="Compact"/>
+                    <w:jc w:val="right"/>
+                    <w:jc w:val="center"/>
+                  </w:pPr>
+                  <w:r>
+                    <w:t xml:space="preserve">1..1</w:t>
+                  </w:r>
+                </w:p>
+              </w:tc>
+            </w:tr>
+            <w:tr>
+              <w:tc>
+                <w:tcPr/>
+                <w:p>
+                  <w:pPr>
+                    <w:pStyle w:val="Compact"/>
+                    <w:jc w:val="left"/>
+                    <w:jc w:val="center"/>
+                  </w:pPr>
+                  <w:r>
+                    <w:rPr>
+                      <w:b/>
+                      <w:bCs/>
+                    </w:rPr>
+                    <w:t xml:space="preserve">Typ</w:t>
+                  </w:r>
+                  <w:r>
+                    <w:t xml:space="preserve">: z. B. Seuchenstatus, Impfstatus, Risikostatus</w:t>
+                  </w:r>
+                </w:p>
+              </w:tc>
+              <w:tc>
+                <w:tcPr/>
+                <w:p>
+                  <w:pPr>
+                    <w:pStyle w:val="Compact"/>
+                    <w:jc w:val="left"/>
+                    <w:jc w:val="center"/>
+                  </w:pPr>
+                  <w:r>
+                    <w:rPr>
+                      <w:rStyle w:val="VerbatimChar"/>
+                    </w:rPr>
+                    <w:t xml:space="preserve">:healthStatusType</w:t>
+                  </w:r>
+                </w:p>
+              </w:tc>
+              <w:tc>
+                <w:tcPr/>
+                <w:p>
+                  <w:pPr>
+                    <w:pStyle w:val="Compact"/>
+                    <w:jc w:val="left"/>
+                    <w:jc w:val="center"/>
+                  </w:pPr>
+                  <w:r>
+                    <w:rPr>
+                      <w:rStyle w:val="VerbatimChar"/>
+                    </w:rPr>
+                    <w:t xml:space="preserve">:HealthStatusType</w:t>
+                  </w:r>
+                </w:p>
+              </w:tc>
+              <w:tc>
+                <w:tcPr/>
+                <w:p>
+                  <w:pPr>
+                    <w:pStyle w:val="Compact"/>
+                    <w:jc w:val="right"/>
+                    <w:jc w:val="center"/>
+                  </w:pPr>
+                  <w:r>
+                    <w:t xml:space="preserve">0..1</w:t>
+                  </w:r>
+                </w:p>
+              </w:tc>
+            </w:tr>
+            <w:tr>
+              <w:tc>
+                <w:tcPr/>
+                <w:p>
+                  <w:pPr>
+                    <w:pStyle w:val="Compact"/>
+                    <w:jc w:val="left"/>
+                    <w:jc w:val="center"/>
+                  </w:pPr>
+                  <w:r>
+                    <w:rPr>
+                      <w:b/>
+                      <w:bCs/>
+                    </w:rPr>
+                    <w:t xml:space="preserve">Status</w:t>
+                  </w:r>
+                </w:p>
+              </w:tc>
+              <w:tc>
+                <w:tcPr/>
+                <w:p>
+                  <w:pPr>
+                    <w:pStyle w:val="Compact"/>
+                    <w:jc w:val="left"/>
+                    <w:jc w:val="center"/>
+                  </w:pPr>
+                  <w:r>
+                    <w:rPr>
+                      <w:rStyle w:val="VerbatimChar"/>
+                    </w:rPr>
+                    <w:t xml:space="preserve">:epizooticStatus</w:t>
+                  </w:r>
+                </w:p>
+              </w:tc>
+              <w:tc>
+                <w:tcPr/>
+                <w:p>
+                  <w:pPr>
+                    <w:pStyle w:val="Compact"/>
+                    <w:jc w:val="left"/>
+                    <w:jc w:val="center"/>
+                  </w:pPr>
+                  <w:r>
+                    <w:rPr>
+                      <w:rStyle w:val="VerbatimChar"/>
+                    </w:rPr>
+                    <w:t xml:space="preserve">:LocalUnitEpizooticStatus</w:t>
+                  </w:r>
+                </w:p>
+              </w:tc>
+              <w:tc>
+                <w:tcPr/>
+                <w:p>
+                  <w:pPr>
+                    <w:pStyle w:val="Compact"/>
+                    <w:jc w:val="right"/>
+                    <w:jc w:val="center"/>
+                  </w:pPr>
+                  <w:r>
+                    <w:t xml:space="preserve">0..1</w:t>
+                  </w:r>
+                </w:p>
+              </w:tc>
+            </w:tr>
+            <w:tr>
+              <w:tc>
+                <w:tcPr/>
+                <w:p>
+                  <w:pPr>
+                    <w:pStyle w:val="Compact"/>
+                    <w:jc w:val="left"/>
+                    <w:jc w:val="center"/>
+                  </w:pPr>
+                  <w:r>
+                    <w:rPr>
+                      <w:b/>
+                      <w:bCs/>
+                    </w:rPr>
+                    <w:t xml:space="preserve">Datum</w:t>
+                  </w:r>
+                  <w:r>
+                    <w:t xml:space="preserve">: Datum, ab dem der Seuchenstatus gültig ist</w:t>
+                  </w:r>
+                </w:p>
+              </w:tc>
+              <w:tc>
+                <w:tcPr/>
+                <w:p>
+                  <w:pPr>
+                    <w:pStyle w:val="Compact"/>
+                    <w:jc w:val="left"/>
+                    <w:jc w:val="center"/>
+                  </w:pPr>
+                  <w:r>
+                    <w:rPr>
+                      <w:rStyle w:val="VerbatimChar"/>
+                    </w:rPr>
+                    <w:t xml:space="preserve">:validFrom</w:t>
+                  </w:r>
+                </w:p>
+              </w:tc>
+              <w:tc>
+                <w:tcPr/>
+                <w:p>
+                  <w:pPr>
+                    <w:pStyle w:val="Compact"/>
+                    <w:jc w:val="left"/>
+                    <w:jc w:val="center"/>
+                  </w:pPr>
+                  <w:r>
+                    <w:rPr>
+                      <w:rStyle w:val="VerbatimChar"/>
+                    </w:rPr>
+                    <w:t xml:space="preserve">xsd:date</w:t>
+                  </w:r>
+                </w:p>
+              </w:tc>
+              <w:tc>
+                <w:tcPr/>
+                <w:p>
+                  <w:pPr>
+                    <w:pStyle w:val="Compact"/>
+                    <w:jc w:val="right"/>
+                    <w:jc w:val="center"/>
+                  </w:pPr>
+                  <w:r>
+                    <w:t xml:space="preserve">0..1</w:t>
+                  </w:r>
+                </w:p>
+              </w:tc>
+            </w:tr>
+          </w:tbl>
+          <w:bookmarkEnd w:id="25"/>
+          <w:p/>
+        </w:tc>
+      </w:tr>
+    </w:tbl>
+    <w:bookmarkEnd w:id="26"/>
+    <w:bookmarkStart w:id="28" w:name="sec-nodeshape-groupnotificationshape"/>
+    <w:p>
+      <w:pPr>
+        <w:pStyle w:val="Heading2"/>
+      </w:pPr>
+      <w:r>
+        <w:t xml:space="preserve">2.5 Gruppenmeldung</w:t>
+      </w:r>
+    </w:p>
+    <w:p>
+      <w:pPr>
+        <w:pStyle w:val="FirstParagraph"/>
+      </w:pPr>
+      <w:r>
+        <w:t xml:space="preserve">Ein Ereignis für eine nicht eindeutig identifizierbare Tiergruppe. Gruppenmeldungen werden für Tiere der Kategorien Schweine und Geflügel erfasst; die Individuen einer Tiergruppe sind deshalb nicht bekannt. Die Ereignisse werden durch die natürlichen Personen der verantwortlichen rechtlichen Einheit Tierhaltender gemeldet. Sie umfassen Einstallungsmeldungen bei Geflügel, Bewegungsmeldungen bei Schweinen sowie Schlachtungsmeldungen von Schweinen (in Stück) und Geflügelgruppen (in kg). Für diese Klasse besteht in der openAPI-Spezifikation von AnimalTracing kein Gegenstück, da Schweine und Geflügel dort nicht abgebildet sind.</w:t>
+      </w:r>
+    </w:p>
+    <w:p>
+      <w:pPr>
+        <w:pStyle w:val="BodyText"/>
+      </w:pPr>
+      <w:r>
+        <w:rPr>
+          <w:b/>
+          <w:bCs/>
+        </w:rPr>
+        <w:t xml:space="preserve">Zielklasse:</w:t>
+      </w:r>
+      <w:r>
+        <w:t xml:space="preserve"> </w:t>
+      </w:r>
+      <w:r>
+        <w:rPr>
+          <w:rStyle w:val="VerbatimChar"/>
+        </w:rPr>
+        <w:t xml:space="preserve">:GroupNotification</w:t>
+      </w:r>
+    </w:p>
+    <w:tbl>
+      <w:tblPr>
+        <w:tblStyle w:val="Table"/>
+        <w:tblW w:type="pct" w:w="5000"/>
+        <w:tblLayout w:type="fixed"/>
+        <w:tblLook w:firstRow="0" w:lastRow="0" w:firstColumn="0" w:lastColumn="0" w:noHBand="0" w:noVBand="0" w:val="0000"/>
+      </w:tblPr>
+      <w:tblGrid>
+        <w:gridCol w:w="7920"/>
+      </w:tblGrid>
+      <w:tr>
+        <w:tc>
+          <w:tcPr/>
+          <w:bookmarkStart w:id="27" w:name="tbl-nodeshape-groupnotificationshape"/>
+          <w:p>
+            <w:pPr>
+              <w:jc w:val="center"/>
+            </w:pPr>
+            <w:pPr>
+              <w:jc w:val="left"/>
+              <w:spacing w:before="200"/>
+              <w:pStyle w:val="ImageCaption"/>
+            </w:pPr>
+            <w:r>
+              <w:t xml:space="preserve">Tabelle 5: Eigenschaften Gruppenmeldung</w:t>
+            </w:r>
+          </w:p>
+          <w:tbl>
+            <w:tblPr>
+              <w:tblStyle w:val="Table"/>
+              <w:tblW w:type="pct" w:w="5000"/>
+              <w:tblLayout w:type="fixed"/>
+              <w:tblLook w:firstRow="1" w:lastRow="0" w:firstColumn="0" w:lastColumn="0" w:noHBand="0" w:noVBand="0" w:val="0020"/>
+            </w:tblPr>
+            <w:tblGrid>
+              <w:gridCol w:w="3168"/>
+              <w:gridCol w:w="1980"/>
+              <w:gridCol w:w="1980"/>
+              <w:gridCol w:w="792"/>
+            </w:tblGrid>
+            <w:tr>
+              <w:trPr>
+                <w:tblHeader w:val="on"/>
+              </w:trPr>
+              <w:tc>
+                <w:tcPr/>
+                <w:p>
+                  <w:pPr>
+                    <w:pStyle w:val="Compact"/>
+                    <w:jc w:val="left"/>
+                    <w:jc w:val="center"/>
+                  </w:pPr>
+                  <w:r>
+                    <w:t xml:space="preserve">Beschreibung</w:t>
+                  </w:r>
+                </w:p>
+              </w:tc>
+              <w:tc>
+                <w:tcPr/>
+                <w:p>
+                  <w:pPr>
+                    <w:pStyle w:val="Compact"/>
+                    <w:jc w:val="left"/>
+                    <w:jc w:val="center"/>
+                  </w:pPr>
+                  <w:r>
+                    <w:t xml:space="preserve">Pfad</w:t>
+                  </w:r>
+                </w:p>
+              </w:tc>
+              <w:tc>
+                <w:tcPr/>
+                <w:p>
+                  <w:pPr>
+                    <w:pStyle w:val="Compact"/>
+                    <w:jc w:val="left"/>
+                    <w:jc w:val="center"/>
+                  </w:pPr>
+                  <w:r>
+                    <w:t xml:space="preserve">Typ</w:t>
+                  </w:r>
+                </w:p>
+              </w:tc>
+              <w:tc>
+                <w:tcPr/>
+                <w:p>
+                  <w:pPr>
+                    <w:pStyle w:val="Compact"/>
+                    <w:jc w:val="right"/>
+                    <w:jc w:val="center"/>
+                  </w:pPr>
+                  <w:r>
+                    <w:t xml:space="preserve">Kard.</w:t>
+                  </w:r>
+                </w:p>
+              </w:tc>
+            </w:tr>
+            <w:tr>
+              <w:tc>
+                <w:tcPr/>
+                <w:p>
+                  <w:pPr>
+                    <w:pStyle w:val="Compact"/>
+                    <w:jc w:val="left"/>
+                    <w:jc w:val="center"/>
+                  </w:pPr>
+                  <w:r>
+                    <w:rPr>
+                      <w:b/>
+                      <w:bCs/>
+                    </w:rPr>
+                    <w:t xml:space="preserve">Örtliche Einheit</w:t>
+                  </w:r>
+                  <w:r>
+                    <w:t xml:space="preserve">: BUR-Nummer der örtlichen Einheit</w:t>
+                  </w:r>
+                </w:p>
+              </w:tc>
+              <w:tc>
+                <w:tcPr/>
+                <w:p>
+                  <w:pPr>
+                    <w:pStyle w:val="Compact"/>
+                    <w:jc w:val="left"/>
+                    <w:jc w:val="center"/>
+                  </w:pPr>
+                  <w:r>
+                    <w:rPr>
+                      <w:rStyle w:val="VerbatimChar"/>
+                    </w:rPr>
+                    <w:t xml:space="preserve">:localUnit</w:t>
+                  </w:r>
+                </w:p>
+              </w:tc>
+              <w:tc>
+                <w:tcPr/>
+                <w:p>
+                  <w:pPr>
+                    <w:pStyle w:val="Compact"/>
+                    <w:jc w:val="left"/>
+                    <w:jc w:val="center"/>
+                  </w:pPr>
+                  <w:hyperlink w:anchor="sec-nodeshape-localunitshape">
+                    <w:r>
+                      <w:rPr>
+                        <w:rStyle w:val="VerbatimChar"/>
+                      </w:rPr>
+                      <w:t xml:space="preserve">:LocalUnit</w:t>
+                    </w:r>
+                  </w:hyperlink>
+                </w:p>
+              </w:tc>
+              <w:tc>
+                <w:tcPr/>
+                <w:p>
+                  <w:pPr>
+                    <w:pStyle w:val="Compact"/>
+                    <w:jc w:val="right"/>
+                    <w:jc w:val="center"/>
+                  </w:pPr>
+                  <w:r>
+                    <w:t xml:space="preserve">1..1</w:t>
+                  </w:r>
+                </w:p>
+              </w:tc>
+            </w:tr>
+            <w:tr>
+              <w:tc>
+                <w:tcPr/>
+                <w:p>
+                  <w:pPr>
+                    <w:pStyle w:val="Compact"/>
+                    <w:jc w:val="left"/>
+                    <w:jc w:val="center"/>
+                  </w:pPr>
+                  <w:r>
+                    <w:rPr>
+                      <w:b/>
+                      <w:bCs/>
+                    </w:rPr>
+                    <w:t xml:space="preserve">Herkunft</w:t>
+                  </w:r>
+                  <w:r>
+                    <w:t xml:space="preserve">: BUR-Nummer der örtlichen Einheit von der das Tier kommt</w:t>
+                  </w:r>
+                </w:p>
+              </w:tc>
+              <w:tc>
+                <w:tcPr/>
+                <w:p>
+                  <w:pPr>
+                    <w:pStyle w:val="Compact"/>
+                    <w:jc w:val="left"/>
+                    <w:jc w:val="center"/>
+                  </w:pPr>
+                  <w:r>
+                    <w:rPr>
+                      <w:rStyle w:val="VerbatimChar"/>
+                    </w:rPr>
+                    <w:t xml:space="preserve">:originLocalUnit</w:t>
+                  </w:r>
+                </w:p>
+              </w:tc>
+              <w:tc>
+                <w:tcPr/>
+                <w:p>
+                  <w:pPr>
+                    <w:pStyle w:val="Compact"/>
+                    <w:jc w:val="left"/>
+                    <w:jc w:val="center"/>
+                  </w:pPr>
+                  <w:hyperlink w:anchor="sec-nodeshape-localunitshape">
+                    <w:r>
+                      <w:rPr>
+                        <w:rStyle w:val="VerbatimChar"/>
+                      </w:rPr>
+                      <w:t xml:space="preserve">:LocalUnit</w:t>
+                    </w:r>
+                  </w:hyperlink>
+                </w:p>
+              </w:tc>
+              <w:tc>
+                <w:tcPr/>
+                <w:p>
+                  <w:pPr>
+                    <w:pStyle w:val="Compact"/>
+                    <w:jc w:val="right"/>
+                    <w:jc w:val="center"/>
+                  </w:pPr>
+                  <w:r>
+                    <w:t xml:space="preserve">0..1</w:t>
+                  </w:r>
+                </w:p>
+              </w:tc>
+            </w:tr>
+            <w:tr>
+              <w:tc>
+                <w:tcPr/>
+                <w:p>
+                  <w:pPr>
+                    <w:pStyle w:val="Compact"/>
+                    <w:jc w:val="left"/>
+                    <w:jc w:val="center"/>
+                  </w:pPr>
+                  <w:r>
+                    <w:rPr>
+                      <w:b/>
+                      <w:bCs/>
+                    </w:rPr>
+                    <w:t xml:space="preserve">ID</w:t>
+                  </w:r>
+                  <w:r>
+                    <w:t xml:space="preserve">: Eindeutiger Identifikator der Bewegung, der durch das System vergeben wird.</w:t>
+                  </w:r>
+                </w:p>
+              </w:tc>
+              <w:tc>
+                <w:tcPr/>
+                <w:p>
+                  <w:pPr>
+                    <w:pStyle w:val="Compact"/>
+                    <w:jc w:val="left"/>
+                    <w:jc w:val="center"/>
+                  </w:pPr>
+                  <w:r>
+                    <w:rPr>
+                      <w:rStyle w:val="VerbatimChar"/>
+                    </w:rPr>
+                    <w:t xml:space="preserve">:eventIdentifier</w:t>
+                  </w:r>
+                </w:p>
+              </w:tc>
+              <w:tc>
+                <w:tcPr/>
+                <w:p>
+                  <w:pPr>
+                    <w:pStyle w:val="Compact"/>
+                    <w:jc w:val="left"/>
+                    <w:jc w:val="center"/>
+                  </w:pPr>
+                  <w:r>
+                    <w:rPr>
+                      <w:rStyle w:val="VerbatimChar"/>
+                    </w:rPr>
+                    <w:t xml:space="preserve">xsd:string</w:t>
+                  </w:r>
+                </w:p>
+              </w:tc>
+              <w:tc>
+                <w:tcPr/>
+                <w:p>
+                  <w:pPr>
+                    <w:pStyle w:val="Compact"/>
+                    <w:jc w:val="right"/>
+                    <w:jc w:val="center"/>
+                  </w:pPr>
+                  <w:r>
+                    <w:t xml:space="preserve">1..1</w:t>
+                  </w:r>
+                </w:p>
+              </w:tc>
+            </w:tr>
+            <w:tr>
+              <w:tc>
+                <w:tcPr/>
+                <w:p>
+                  <w:pPr>
+                    <w:pStyle w:val="Compact"/>
+                    <w:jc w:val="left"/>
+                    <w:jc w:val="center"/>
+                  </w:pPr>
+                  <w:r>
+                    <w:rPr>
+                      <w:b/>
+                      <w:bCs/>
+                    </w:rPr>
+                    <w:t xml:space="preserve">Nutztierart</w:t>
+                  </w:r>
+                </w:p>
+              </w:tc>
+              <w:tc>
+                <w:tcPr/>
+                <w:p>
+                  <w:pPr>
+                    <w:pStyle w:val="Compact"/>
+                    <w:jc w:val="left"/>
+                    <w:jc w:val="center"/>
+                  </w:pPr>
+                  <w:r>
+                    <w:rPr>
+                      <w:rStyle w:val="VerbatimChar"/>
+                    </w:rPr>
+                    <w:t xml:space="preserve">:genus</w:t>
+                  </w:r>
+                </w:p>
+              </w:tc>
+              <w:tc>
+                <w:tcPr/>
+                <w:p>
+                  <w:pPr>
+                    <w:pStyle w:val="Compact"/>
+                    <w:jc w:val="left"/>
+                    <w:jc w:val="center"/>
+                  </w:pPr>
+                  <w:r>
+                    <w:rPr>
+                      <w:rStyle w:val="VerbatimChar"/>
+                    </w:rPr>
+                    <w:t xml:space="preserve">:Genus</w:t>
+                  </w:r>
+                </w:p>
+              </w:tc>
+              <w:tc>
+                <w:tcPr/>
+                <w:p>
+                  <w:pPr>
+                    <w:pStyle w:val="Compact"/>
+                    <w:jc w:val="right"/>
+                    <w:jc w:val="center"/>
+                  </w:pPr>
+                  <w:r>
+                    <w:t xml:space="preserve">1..1</w:t>
+                  </w:r>
+                </w:p>
+              </w:tc>
+            </w:tr>
+            <w:tr>
+              <w:tc>
+                <w:tcPr/>
+                <w:p>
+                  <w:pPr>
+                    <w:pStyle w:val="Compact"/>
+                    <w:jc w:val="left"/>
+                    <w:jc w:val="center"/>
+                  </w:pPr>
+                  <w:r>
+                    <w:rPr>
+                      <w:b/>
+                      <w:bCs/>
+                    </w:rPr>
+                    <w:t xml:space="preserve">Gruppeninformation</w:t>
+                  </w:r>
+                  <w:r>
+                    <w:t xml:space="preserve">: Bei Einstallungsmeldungen von Geflügel ist eine Gruppeninformation anzugeben</w:t>
+                  </w:r>
+                </w:p>
+              </w:tc>
+              <w:tc>
+                <w:tcPr/>
+                <w:p>
+                  <w:pPr>
+                    <w:pStyle w:val="Compact"/>
+                    <w:jc w:val="left"/>
+                    <w:jc w:val="center"/>
+                  </w:pPr>
+                  <w:r>
+                    <w:rPr>
+                      <w:rStyle w:val="VerbatimChar"/>
+                    </w:rPr>
+                    <w:t xml:space="preserve">:groupInformation</w:t>
+                  </w:r>
+                </w:p>
+              </w:tc>
+              <w:tc>
+                <w:tcPr/>
+                <w:p>
+                  <w:pPr>
+                    <w:pStyle w:val="Compact"/>
+                    <w:jc w:val="left"/>
+                    <w:jc w:val="center"/>
+                  </w:pPr>
+                  <w:r>
+                    <w:rPr>
+                      <w:rStyle w:val="VerbatimChar"/>
+                    </w:rPr>
+                    <w:t xml:space="preserve">xsd:string</w:t>
+                  </w:r>
+                </w:p>
+              </w:tc>
+              <w:tc>
+                <w:tcPr/>
+                <w:p>
+                  <w:pPr>
+                    <w:pStyle w:val="Compact"/>
+                    <w:jc w:val="right"/>
+                    <w:jc w:val="center"/>
+                  </w:pPr>
+                  <w:r>
+                    <w:t xml:space="preserve">0..1</w:t>
+                  </w:r>
+                </w:p>
+              </w:tc>
+            </w:tr>
+            <w:tr>
+              <w:tc>
+                <w:tcPr/>
+                <w:p>
+                  <w:pPr>
+                    <w:pStyle w:val="Compact"/>
+                    <w:jc w:val="left"/>
+                    <w:jc w:val="center"/>
+                  </w:pPr>
+                  <w:r>
+                    <w:rPr>
+                      <w:b/>
+                      <w:bCs/>
+                    </w:rPr>
+                    <w:t xml:space="preserve">Meldungstyp</w:t>
+                  </w:r>
+                </w:p>
+              </w:tc>
+              <w:tc>
+                <w:tcPr/>
+                <w:p>
+                  <w:pPr>
+                    <w:pStyle w:val="Compact"/>
+                    <w:jc w:val="left"/>
+                    <w:jc w:val="center"/>
+                  </w:pPr>
+                  <w:r>
+                    <w:rPr>
+                      <w:rStyle w:val="VerbatimChar"/>
+                    </w:rPr>
+                    <w:t xml:space="preserve">:notificationType</w:t>
+                  </w:r>
+                </w:p>
+              </w:tc>
+              <w:tc>
+                <w:tcPr/>
+                <w:p>
+                  <w:pPr>
+                    <w:pStyle w:val="Compact"/>
+                    <w:jc w:val="left"/>
+                    <w:jc w:val="center"/>
+                  </w:pPr>
+                  <w:r>
+                    <w:rPr>
+                      <w:rStyle w:val="VerbatimChar"/>
+                    </w:rPr>
+                    <w:t xml:space="preserve">:NotificationType</w:t>
+                  </w:r>
+                </w:p>
+              </w:tc>
+              <w:tc>
+                <w:tcPr/>
+                <w:p>
+                  <w:pPr>
+                    <w:pStyle w:val="Compact"/>
+                    <w:jc w:val="right"/>
+                    <w:jc w:val="center"/>
+                  </w:pPr>
+                  <w:r>
+                    <w:t xml:space="preserve">1..1</w:t>
+                  </w:r>
+                </w:p>
+              </w:tc>
+            </w:tr>
+            <w:tr>
+              <w:tc>
+                <w:tcPr/>
+                <w:p>
+                  <w:pPr>
+                    <w:pStyle w:val="Compact"/>
+                    <w:jc w:val="left"/>
+                    <w:jc w:val="center"/>
+                  </w:pPr>
+                  <w:r>
+                    <w:rPr>
+                      <w:b/>
+                      <w:bCs/>
+                    </w:rPr>
+                    <w:t xml:space="preserve">Ereignisdatum</w:t>
+                  </w:r>
+                  <w:r>
+                    <w:t xml:space="preserve">: Datum, an dem das Ereignis stattgefunden hat</w:t>
+                  </w:r>
+                </w:p>
+              </w:tc>
+              <w:tc>
+                <w:tcPr/>
+                <w:p>
+                  <w:pPr>
+                    <w:pStyle w:val="Compact"/>
+                    <w:jc w:val="left"/>
+                    <w:jc w:val="center"/>
+                  </w:pPr>
+                  <w:r>
+                    <w:rPr>
+                      <w:rStyle w:val="VerbatimChar"/>
+                    </w:rPr>
+                    <w:t xml:space="preserve">:eventDate</w:t>
+                  </w:r>
+                </w:p>
+              </w:tc>
+              <w:tc>
+                <w:tcPr/>
+                <w:p>
+                  <w:pPr>
+                    <w:pStyle w:val="Compact"/>
+                    <w:jc w:val="left"/>
+                    <w:jc w:val="center"/>
+                  </w:pPr>
+                  <w:r>
+                    <w:rPr>
+                      <w:rStyle w:val="VerbatimChar"/>
+                    </w:rPr>
+                    <w:t xml:space="preserve">xsd:date</w:t>
+                  </w:r>
+                </w:p>
+              </w:tc>
+              <w:tc>
+                <w:tcPr/>
+                <w:p>
+                  <w:pPr>
+                    <w:pStyle w:val="Compact"/>
+                    <w:jc w:val="right"/>
+                    <w:jc w:val="center"/>
+                  </w:pPr>
+                  <w:r>
+                    <w:t xml:space="preserve">1..1</w:t>
+                  </w:r>
+                </w:p>
+              </w:tc>
+            </w:tr>
+            <w:tr>
+              <w:tc>
+                <w:tcPr/>
+                <w:p>
+                  <w:pPr>
+                    <w:pStyle w:val="Compact"/>
+                    <w:jc w:val="left"/>
+                    <w:jc w:val="center"/>
+                  </w:pPr>
+                  <w:r>
+                    <w:rPr>
+                      <w:b/>
+                      <w:bCs/>
+                    </w:rPr>
+                    <w:t xml:space="preserve">Meldedatum</w:t>
+                  </w:r>
+                  <w:r>
+                    <w:t xml:space="preserve">: Datum, an dem das Ereignis gemeldet wurde</w:t>
+                  </w:r>
+                </w:p>
+              </w:tc>
+              <w:tc>
+                <w:tcPr/>
+                <w:p>
+                  <w:pPr>
+                    <w:pStyle w:val="Compact"/>
+                    <w:jc w:val="left"/>
+                    <w:jc w:val="center"/>
+                  </w:pPr>
+                  <w:r>
+                    <w:rPr>
+                      <w:rStyle w:val="VerbatimChar"/>
+                    </w:rPr>
+                    <w:t xml:space="preserve">:notificationDate</w:t>
+                  </w:r>
+                </w:p>
+              </w:tc>
+              <w:tc>
+                <w:tcPr/>
+                <w:p>
+                  <w:pPr>
+                    <w:pStyle w:val="Compact"/>
+                    <w:jc w:val="left"/>
+                    <w:jc w:val="center"/>
+                  </w:pPr>
+                  <w:r>
+                    <w:rPr>
+                      <w:rStyle w:val="VerbatimChar"/>
+                    </w:rPr>
+                    <w:t xml:space="preserve">xsd:date</w:t>
+                  </w:r>
+                </w:p>
+              </w:tc>
+              <w:tc>
+                <w:tcPr/>
+                <w:p>
+                  <w:pPr>
+                    <w:pStyle w:val="Compact"/>
+                    <w:jc w:val="right"/>
+                    <w:jc w:val="center"/>
+                  </w:pPr>
+                  <w:r>
+                    <w:t xml:space="preserve">1..1</w:t>
+                  </w:r>
+                </w:p>
+              </w:tc>
+            </w:tr>
+            <w:tr>
+              <w:tc>
+                <w:tcPr/>
+                <w:p>
+                  <w:pPr>
+                    <w:pStyle w:val="Compact"/>
+                    <w:jc w:val="left"/>
+                    <w:jc w:val="center"/>
+                  </w:pPr>
+                  <w:r>
+                    <w:rPr>
+                      <w:b/>
+                      <w:bCs/>
+                    </w:rPr>
+                    <w:t xml:space="preserve">Anzahl</w:t>
+                  </w:r>
+                  <w:r>
+                    <w:t xml:space="preserve">: Anzahl Tiere, die in einer Bewegung verstellt wurden (Schweine/Geflügel)</w:t>
+                  </w:r>
+                </w:p>
+              </w:tc>
+              <w:tc>
+                <w:tcPr/>
+                <w:p>
+                  <w:pPr>
+                    <w:pStyle w:val="Compact"/>
+                    <w:jc w:val="left"/>
+                    <w:jc w:val="center"/>
+                  </w:pPr>
+                  <w:r>
+                    <w:rPr>
+                      <w:rStyle w:val="VerbatimChar"/>
+                    </w:rPr>
+                    <w:t xml:space="preserve">:count</w:t>
+                  </w:r>
+                </w:p>
+              </w:tc>
+              <w:tc>
+                <w:tcPr/>
+                <w:p>
+                  <w:pPr>
+                    <w:pStyle w:val="Compact"/>
+                    <w:jc w:val="left"/>
+                    <w:jc w:val="center"/>
+                  </w:pPr>
+                  <w:r>
+                    <w:rPr>
+                      <w:rStyle w:val="VerbatimChar"/>
+                    </w:rPr>
+                    <w:t xml:space="preserve">xsd:integer</w:t>
+                  </w:r>
+                </w:p>
+              </w:tc>
+              <w:tc>
+                <w:tcPr/>
+                <w:p>
+                  <w:pPr>
+                    <w:pStyle w:val="Compact"/>
+                    <w:jc w:val="right"/>
+                    <w:jc w:val="center"/>
+                  </w:pPr>
+                  <w:r>
+                    <w:t xml:space="preserve">0..1</w:t>
+                  </w:r>
+                </w:p>
+              </w:tc>
+            </w:tr>
+            <w:tr>
+              <w:tc>
+                <w:tcPr/>
+                <w:p>
+                  <w:pPr>
+                    <w:pStyle w:val="Compact"/>
+                    <w:jc w:val="left"/>
+                    <w:jc w:val="center"/>
+                  </w:pPr>
+                  <w:r>
+                    <w:rPr>
+                      <w:b/>
+                      <w:bCs/>
+                    </w:rPr>
+                    <w:t xml:space="preserve">Gewicht</w:t>
+                  </w:r>
+                  <w:r>
+                    <w:t xml:space="preserve">: Gesamtgewicht in kg der Tiergruppe bei Schlachtungsmeldungen von Geflügel</w:t>
+                  </w:r>
+                </w:p>
+              </w:tc>
+              <w:tc>
+                <w:tcPr/>
+                <w:p>
+                  <w:pPr>
+                    <w:pStyle w:val="Compact"/>
+                    <w:jc w:val="left"/>
+                    <w:jc w:val="center"/>
+                  </w:pPr>
+                  <w:r>
+                    <w:rPr>
+                      <w:rStyle w:val="VerbatimChar"/>
+                    </w:rPr>
+                    <w:t xml:space="preserve">:weight</w:t>
+                  </w:r>
+                </w:p>
+              </w:tc>
+              <w:tc>
+                <w:tcPr/>
+                <w:p>
+                  <w:pPr>
+                    <w:pStyle w:val="Compact"/>
+                    <w:jc w:val="left"/>
+                    <w:jc w:val="center"/>
+                  </w:pPr>
+                  <w:r>
+                    <w:rPr>
+                      <w:rStyle w:val="VerbatimChar"/>
+                    </w:rPr>
+                    <w:t xml:space="preserve">xsd:integer</w:t>
+                  </w:r>
+                </w:p>
+              </w:tc>
+              <w:tc>
+                <w:tcPr/>
+                <w:p>
+                  <w:pPr>
+                    <w:pStyle w:val="Compact"/>
+                    <w:jc w:val="right"/>
+                    <w:jc w:val="center"/>
+                  </w:pPr>
+                  <w:r>
+                    <w:t xml:space="preserve">0..1</w:t>
+                  </w:r>
+                </w:p>
+              </w:tc>
+            </w:tr>
+            <w:tr>
+              <w:tc>
+                <w:tcPr/>
+                <w:p>
+                  <w:pPr>
+                    <w:pStyle w:val="Compact"/>
+                    <w:jc w:val="left"/>
+                    <w:jc w:val="center"/>
+                  </w:pPr>
+                  <w:r>
+                    <w:rPr>
+                      <w:b/>
+                      <w:bCs/>
+                    </w:rPr>
+                    <w:t xml:space="preserve">Zweck</w:t>
+                  </w:r>
+                  <w:r>
+                    <w:t xml:space="preserve">: Nutzungsart der Tiergruppe (bei Einzeltieren wird die Nutzungsart auf der Klasse «Einzeltier» geführt)</w:t>
+                  </w:r>
+                </w:p>
+              </w:tc>
+              <w:tc>
+                <w:tcPr/>
+                <w:p>
+                  <w:pPr>
+                    <w:pStyle w:val="Compact"/>
+                    <w:jc w:val="left"/>
+                    <w:jc w:val="center"/>
+                  </w:pPr>
+                  <w:r>
+                    <w:rPr>
+                      <w:rStyle w:val="VerbatimChar"/>
+                    </w:rPr>
+                    <w:t xml:space="preserve">:typeOfUse</w:t>
+                  </w:r>
+                </w:p>
+              </w:tc>
+              <w:tc>
+                <w:tcPr/>
+                <w:p>
+                  <w:pPr>
+                    <w:pStyle w:val="Compact"/>
+                    <w:jc w:val="left"/>
+                    <w:jc w:val="center"/>
+                  </w:pPr>
+                  <w:r>
+                    <w:rPr>
+                      <w:rStyle w:val="VerbatimChar"/>
+                    </w:rPr>
+                    <w:t xml:space="preserve">:AnimalTypeOfUse</w:t>
+                  </w:r>
+                </w:p>
+              </w:tc>
+              <w:tc>
+                <w:tcPr/>
+                <w:p>
+                  <w:pPr>
+                    <w:pStyle w:val="Compact"/>
+                    <w:jc w:val="right"/>
+                    <w:jc w:val="center"/>
+                  </w:pPr>
+                  <w:r>
+                    <w:t xml:space="preserve">0..1</w:t>
+                  </w:r>
+                </w:p>
+              </w:tc>
+            </w:tr>
+            <w:tr>
+              <w:tc>
+                <w:tcPr/>
+                <w:p>
+                  <w:pPr>
+                    <w:pStyle w:val="Compact"/>
+                    <w:jc w:val="left"/>
+                    <w:jc w:val="center"/>
+                  </w:pPr>
+                  <w:r>
+                    <w:rPr>
+                      <w:b/>
+                      <w:bCs/>
+                    </w:rPr>
+                    <w:t xml:space="preserve">Alter</w:t>
+                  </w:r>
+                  <w:r>
+                    <w:t xml:space="preserve">: Bei Einstallungsmeldungen von Geflügel ist das Alter in Wochen anzugeben</w:t>
+                  </w:r>
+                </w:p>
+              </w:tc>
+              <w:tc>
+                <w:tcPr/>
+                <w:p>
+                  <w:pPr>
+                    <w:pStyle w:val="Compact"/>
+                    <w:jc w:val="left"/>
+                    <w:jc w:val="center"/>
+                  </w:pPr>
+                  <w:r>
+                    <w:rPr>
+                      <w:rStyle w:val="VerbatimChar"/>
+                    </w:rPr>
+                    <w:t xml:space="preserve">:age</w:t>
+                  </w:r>
+                </w:p>
+              </w:tc>
+              <w:tc>
+                <w:tcPr/>
+                <w:p>
+                  <w:pPr>
+                    <w:pStyle w:val="Compact"/>
+                    <w:jc w:val="left"/>
+                    <w:jc w:val="center"/>
+                  </w:pPr>
+                  <w:r>
+                    <w:rPr>
+                      <w:rStyle w:val="VerbatimChar"/>
+                    </w:rPr>
+                    <w:t xml:space="preserve">xsd:integer</w:t>
+                  </w:r>
+                </w:p>
+              </w:tc>
+              <w:tc>
+                <w:tcPr/>
+                <w:p>
+                  <w:pPr>
+                    <w:pStyle w:val="Compact"/>
+                    <w:jc w:val="right"/>
+                    <w:jc w:val="center"/>
+                  </w:pPr>
+                  <w:r>
+                    <w:t xml:space="preserve">0..1</w:t>
+                  </w:r>
+                </w:p>
+              </w:tc>
+            </w:tr>
+          </w:tbl>
+          <w:bookmarkEnd w:id="27"/>
+          <w:p/>
+        </w:tc>
+      </w:tr>
+    </w:tbl>
+    <w:bookmarkEnd w:id="28"/>
+    <w:bookmarkStart w:id="30" w:name="sec-nodeshape-animalnotificationshape"/>
+    <w:p>
+      <w:pPr>
+        <w:pStyle w:val="Heading2"/>
+      </w:pPr>
+      <w:r>
+        <w:t xml:space="preserve">2.6 Meldung Einzeltier</w:t>
+      </w:r>
+    </w:p>
+    <w:p>
+      <w:pPr>
+        <w:pStyle w:val="FirstParagraph"/>
+      </w:pPr>
+      <w:r>
+        <w:t xml:space="preserve">Ein Ereignis, das ein Einzeltier betrifft. Als Ereignisse gelten Bewegungsmeldungen, Meldungen von Grunddaten, Änderungen einzelner Attribute der Grunddaten sowie finale Meldungen. Eine Meldung bezieht sich immer auf die örtliche Einheit, auf welcher das Ereignis stattgefunden hat, und kann zusätzlich die örtliche Einheit der Herkunft angeben. Die Ereignisse werden durch die berechtigten Personen gemeldet mit Angabe der Tierhaltung, auf die sich die Meldung bezieht; bei Equiden werden sie durch die berechtigten Personen des verantwortlichen Equideneigentümers gemeldet.</w:t>
+      </w:r>
+    </w:p>
+    <w:p>
+      <w:pPr>
+        <w:pStyle w:val="BodyText"/>
+      </w:pPr>
+      <w:r>
+        <w:rPr>
+          <w:b/>
+          <w:bCs/>
+        </w:rPr>
+        <w:t xml:space="preserve">Zielklasse:</w:t>
+      </w:r>
+      <w:r>
+        <w:t xml:space="preserve"> </w:t>
+      </w:r>
+      <w:r>
+        <w:rPr>
+          <w:rStyle w:val="VerbatimChar"/>
+        </w:rPr>
+        <w:t xml:space="preserve">:AnimalNotification</w:t>
+      </w:r>
+    </w:p>
+    <w:tbl>
+      <w:tblPr>
+        <w:tblStyle w:val="Table"/>
+        <w:tblW w:type="pct" w:w="5000"/>
+        <w:tblLayout w:type="fixed"/>
+        <w:tblLook w:firstRow="0" w:lastRow="0" w:firstColumn="0" w:lastColumn="0" w:noHBand="0" w:noVBand="0" w:val="0000"/>
+      </w:tblPr>
+      <w:tblGrid>
+        <w:gridCol w:w="7920"/>
+      </w:tblGrid>
+      <w:tr>
+        <w:tc>
+          <w:tcPr/>
+          <w:bookmarkStart w:id="29" w:name="tbl-nodeshape-animalnotificationshape"/>
+          <w:p>
+            <w:pPr>
+              <w:jc w:val="center"/>
+            </w:pPr>
+            <w:pPr>
+              <w:jc w:val="left"/>
+              <w:spacing w:before="200"/>
+              <w:pStyle w:val="ImageCaption"/>
+            </w:pPr>
+            <w:r>
+              <w:t xml:space="preserve">Tabelle 6: Eigenschaften Meldung Einzeltier</w:t>
+            </w:r>
+          </w:p>
+          <w:tbl>
+            <w:tblPr>
+              <w:tblStyle w:val="Table"/>
+              <w:tblW w:type="pct" w:w="5000"/>
+              <w:tblLayout w:type="fixed"/>
+              <w:tblLook w:firstRow="1" w:lastRow="0" w:firstColumn="0" w:lastColumn="0" w:noHBand="0" w:noVBand="0" w:val="0020"/>
+            </w:tblPr>
+            <w:tblGrid>
+              <w:gridCol w:w="3168"/>
+              <w:gridCol w:w="1980"/>
+              <w:gridCol w:w="1980"/>
+              <w:gridCol w:w="792"/>
+            </w:tblGrid>
+            <w:tr>
+              <w:trPr>
+                <w:tblHeader w:val="on"/>
+              </w:trPr>
+              <w:tc>
+                <w:tcPr/>
+                <w:p>
+                  <w:pPr>
+                    <w:pStyle w:val="Compact"/>
+                    <w:jc w:val="left"/>
+                    <w:jc w:val="center"/>
+                  </w:pPr>
+                  <w:r>
+                    <w:t xml:space="preserve">Beschreibung</w:t>
+                  </w:r>
+                </w:p>
+              </w:tc>
+              <w:tc>
+                <w:tcPr/>
+                <w:p>
+                  <w:pPr>
+                    <w:pStyle w:val="Compact"/>
+                    <w:jc w:val="left"/>
+                    <w:jc w:val="center"/>
+                  </w:pPr>
+                  <w:r>
+                    <w:t xml:space="preserve">Pfad</w:t>
+                  </w:r>
+                </w:p>
+              </w:tc>
+              <w:tc>
+                <w:tcPr/>
+                <w:p>
+                  <w:pPr>
+                    <w:pStyle w:val="Compact"/>
+                    <w:jc w:val="left"/>
+                    <w:jc w:val="center"/>
+                  </w:pPr>
+                  <w:r>
+                    <w:t xml:space="preserve">Typ</w:t>
+                  </w:r>
+                </w:p>
+              </w:tc>
+              <w:tc>
+                <w:tcPr/>
+                <w:p>
+                  <w:pPr>
+                    <w:pStyle w:val="Compact"/>
+                    <w:jc w:val="right"/>
+                    <w:jc w:val="center"/>
+                  </w:pPr>
+                  <w:r>
+                    <w:t xml:space="preserve">Kard.</w:t>
+                  </w:r>
+                </w:p>
+              </w:tc>
+            </w:tr>
+            <w:tr>
+              <w:tc>
+                <w:tcPr/>
+                <w:p>
+                  <w:pPr>
+                    <w:pStyle w:val="Compact"/>
+                    <w:jc w:val="left"/>
+                    <w:jc w:val="center"/>
+                  </w:pPr>
+                  <w:r>
+                    <w:rPr>
+                      <w:b/>
+                      <w:bCs/>
+                    </w:rPr>
+                    <w:t xml:space="preserve">Identifikator</w:t>
+                  </w:r>
+                  <w:r>
+                    <w:t xml:space="preserve">: Eine Meldung Einzeltier bezieht sich auf genau ein Einzeltier.</w:t>
+                  </w:r>
+                </w:p>
+              </w:tc>
+              <w:tc>
+                <w:tcPr/>
+                <w:p>
+                  <w:pPr>
+                    <w:pStyle w:val="Compact"/>
+                    <w:jc w:val="left"/>
+                    <w:jc w:val="center"/>
+                  </w:pPr>
+                  <w:r>
+                    <w:rPr>
+                      <w:rStyle w:val="VerbatimChar"/>
+                    </w:rPr>
+                    <w:t xml:space="preserve">:animal</w:t>
+                  </w:r>
+                </w:p>
+              </w:tc>
+              <w:tc>
+                <w:tcPr/>
+                <w:p>
+                  <w:pPr>
+                    <w:pStyle w:val="Compact"/>
+                    <w:jc w:val="left"/>
+                    <w:jc w:val="center"/>
+                  </w:pPr>
+                  <w:hyperlink w:anchor="sec-nodeshape-animalshape">
+                    <w:r>
+                      <w:rPr>
+                        <w:rStyle w:val="VerbatimChar"/>
+                      </w:rPr>
+                      <w:t xml:space="preserve">:Animal</w:t>
+                    </w:r>
+                  </w:hyperlink>
+                </w:p>
+              </w:tc>
+              <w:tc>
+                <w:tcPr/>
+                <w:p>
+                  <w:pPr>
+                    <w:pStyle w:val="Compact"/>
+                    <w:jc w:val="right"/>
+                    <w:jc w:val="center"/>
+                  </w:pPr>
+                  <w:r>
+                    <w:t xml:space="preserve">1..1</w:t>
+                  </w:r>
+                </w:p>
+              </w:tc>
+            </w:tr>
+            <w:tr>
+              <w:tc>
+                <w:tcPr/>
+                <w:p>
+                  <w:pPr>
+                    <w:pStyle w:val="Compact"/>
+                    <w:jc w:val="left"/>
+                    <w:jc w:val="center"/>
+                  </w:pPr>
+                  <w:r>
+                    <w:rPr>
+                      <w:b/>
+                      <w:bCs/>
+                    </w:rPr>
+                    <w:t xml:space="preserve">Örtliche Einheit</w:t>
+                  </w:r>
+                  <w:r>
+                    <w:t xml:space="preserve">: BUR-Nummer der örtlichen Einheit, auf die sich die Meldung bezieht</w:t>
+                  </w:r>
+                </w:p>
+              </w:tc>
+              <w:tc>
+                <w:tcPr/>
+                <w:p>
+                  <w:pPr>
+                    <w:pStyle w:val="Compact"/>
+                    <w:jc w:val="left"/>
+                    <w:jc w:val="center"/>
+                  </w:pPr>
+                  <w:r>
+                    <w:rPr>
+                      <w:rStyle w:val="VerbatimChar"/>
+                    </w:rPr>
+                    <w:t xml:space="preserve">:localUnit</w:t>
+                  </w:r>
+                </w:p>
+              </w:tc>
+              <w:tc>
+                <w:tcPr/>
+                <w:p>
+                  <w:pPr>
+                    <w:pStyle w:val="Compact"/>
+                    <w:jc w:val="left"/>
+                    <w:jc w:val="center"/>
+                  </w:pPr>
+                  <w:hyperlink w:anchor="sec-nodeshape-localunitshape">
+                    <w:r>
+                      <w:rPr>
+                        <w:rStyle w:val="VerbatimChar"/>
+                      </w:rPr>
+                      <w:t xml:space="preserve">:LocalUnit</w:t>
+                    </w:r>
+                  </w:hyperlink>
+                </w:p>
+              </w:tc>
+              <w:tc>
+                <w:tcPr/>
+                <w:p>
+                  <w:pPr>
+                    <w:pStyle w:val="Compact"/>
+                    <w:jc w:val="right"/>
+                    <w:jc w:val="center"/>
+                  </w:pPr>
+                  <w:r>
+                    <w:t xml:space="preserve">1..1</w:t>
+                  </w:r>
+                </w:p>
+              </w:tc>
+            </w:tr>
+            <w:tr>
+              <w:tc>
+                <w:tcPr/>
+                <w:p>
+                  <w:pPr>
+                    <w:pStyle w:val="Compact"/>
+                    <w:jc w:val="left"/>
+                    <w:jc w:val="center"/>
+                  </w:pPr>
+                  <w:r>
+                    <w:rPr>
+                      <w:b/>
+                      <w:bCs/>
+                    </w:rPr>
+                    <w:t xml:space="preserve">Herkunft</w:t>
+                  </w:r>
+                  <w:r>
+                    <w:t xml:space="preserve">: BUR-Nummer der örtlichen Einheit von der das Tier kommt</w:t>
+                  </w:r>
+                </w:p>
+              </w:tc>
+              <w:tc>
+                <w:tcPr/>
+                <w:p>
+                  <w:pPr>
+                    <w:pStyle w:val="Compact"/>
+                    <w:jc w:val="left"/>
+                    <w:jc w:val="center"/>
+                  </w:pPr>
+                  <w:r>
+                    <w:rPr>
+                      <w:rStyle w:val="VerbatimChar"/>
+                    </w:rPr>
+                    <w:t xml:space="preserve">:originLocalUnit</w:t>
+                  </w:r>
+                </w:p>
+              </w:tc>
+              <w:tc>
+                <w:tcPr/>
+                <w:p>
+                  <w:pPr>
+                    <w:pStyle w:val="Compact"/>
+                    <w:jc w:val="left"/>
+                    <w:jc w:val="center"/>
+                  </w:pPr>
+                  <w:hyperlink w:anchor="sec-nodeshape-localunitshape">
+                    <w:r>
+                      <w:rPr>
+                        <w:rStyle w:val="VerbatimChar"/>
+                      </w:rPr>
+                      <w:t xml:space="preserve">:LocalUnit</w:t>
+                    </w:r>
+                  </w:hyperlink>
+                </w:p>
+              </w:tc>
+              <w:tc>
+                <w:tcPr/>
+                <w:p>
+                  <w:pPr>
+                    <w:pStyle w:val="Compact"/>
+                    <w:jc w:val="right"/>
+                    <w:jc w:val="center"/>
+                  </w:pPr>
+                  <w:r>
+                    <w:t xml:space="preserve">0..1</w:t>
+                  </w:r>
+                </w:p>
+              </w:tc>
+            </w:tr>
+            <w:tr>
+              <w:tc>
+                <w:tcPr/>
+                <w:p>
+                  <w:pPr>
+                    <w:pStyle w:val="Compact"/>
+                    <w:jc w:val="left"/>
+                    <w:jc w:val="center"/>
+                  </w:pPr>
+                  <w:r>
+                    <w:rPr>
+                      <w:b/>
+                      <w:bCs/>
+                    </w:rPr>
+                    <w:t xml:space="preserve">ID</w:t>
+                  </w:r>
+                  <w:r>
+                    <w:t xml:space="preserve">: Eindeutiger Identifikator der Bewegung, der durch das System vergeben wird.</w:t>
+                  </w:r>
+                </w:p>
+              </w:tc>
+              <w:tc>
+                <w:tcPr/>
+                <w:p>
+                  <w:pPr>
+                    <w:pStyle w:val="Compact"/>
+                    <w:jc w:val="left"/>
+                    <w:jc w:val="center"/>
+                  </w:pPr>
+                  <w:r>
+                    <w:rPr>
+                      <w:rStyle w:val="VerbatimChar"/>
+                    </w:rPr>
+                    <w:t xml:space="preserve">:eventIdentifier</w:t>
+                  </w:r>
+                </w:p>
+              </w:tc>
+              <w:tc>
+                <w:tcPr/>
+                <w:p>
+                  <w:pPr>
+                    <w:pStyle w:val="Compact"/>
+                    <w:jc w:val="left"/>
+                    <w:jc w:val="center"/>
+                  </w:pPr>
+                  <w:r>
+                    <w:rPr>
+                      <w:rStyle w:val="VerbatimChar"/>
+                    </w:rPr>
+                    <w:t xml:space="preserve">xsd:string</w:t>
+                  </w:r>
+                </w:p>
+              </w:tc>
+              <w:tc>
+                <w:tcPr/>
+                <w:p>
+                  <w:pPr>
+                    <w:pStyle w:val="Compact"/>
+                    <w:jc w:val="right"/>
+                    <w:jc w:val="center"/>
+                  </w:pPr>
+                  <w:r>
+                    <w:t xml:space="preserve">1..1</w:t>
+                  </w:r>
+                </w:p>
+              </w:tc>
+            </w:tr>
+            <w:tr>
+              <w:tc>
+                <w:tcPr/>
+                <w:p>
+                  <w:pPr>
+                    <w:pStyle w:val="Compact"/>
+                    <w:jc w:val="left"/>
+                    <w:jc w:val="center"/>
+                  </w:pPr>
+                  <w:r>
+                    <w:rPr>
+                      <w:b/>
+                      <w:bCs/>
+                    </w:rPr>
+                    <w:t xml:space="preserve">Nutztierart</w:t>
+                  </w:r>
+                </w:p>
+              </w:tc>
+              <w:tc>
+                <w:tcPr/>
+                <w:p>
+                  <w:pPr>
+                    <w:pStyle w:val="Compact"/>
+                    <w:jc w:val="left"/>
+                    <w:jc w:val="center"/>
+                  </w:pPr>
+                  <w:r>
+                    <w:rPr>
+                      <w:rStyle w:val="VerbatimChar"/>
+                    </w:rPr>
+                    <w:t xml:space="preserve">:genus</w:t>
+                  </w:r>
+                </w:p>
+              </w:tc>
+              <w:tc>
+                <w:tcPr/>
+                <w:p>
+                  <w:pPr>
+                    <w:pStyle w:val="Compact"/>
+                    <w:jc w:val="left"/>
+                    <w:jc w:val="center"/>
+                  </w:pPr>
+                  <w:r>
+                    <w:rPr>
+                      <w:rStyle w:val="VerbatimChar"/>
+                    </w:rPr>
+                    <w:t xml:space="preserve">:Genus</w:t>
+                  </w:r>
+                </w:p>
+              </w:tc>
+              <w:tc>
+                <w:tcPr/>
+                <w:p>
+                  <w:pPr>
+                    <w:pStyle w:val="Compact"/>
+                    <w:jc w:val="right"/>
+                    <w:jc w:val="center"/>
+                  </w:pPr>
+                  <w:r>
+                    <w:t xml:space="preserve">1..1</w:t>
+                  </w:r>
+                </w:p>
+              </w:tc>
+            </w:tr>
+            <w:tr>
+              <w:tc>
+                <w:tcPr/>
+                <w:p>
+                  <w:pPr>
+                    <w:pStyle w:val="Compact"/>
+                    <w:jc w:val="left"/>
+                    <w:jc w:val="center"/>
+                  </w:pPr>
+                  <w:r>
+                    <w:rPr>
+                      <w:b/>
+                      <w:bCs/>
+                    </w:rPr>
+                    <w:t xml:space="preserve">Meldungstyp</w:t>
+                  </w:r>
+                </w:p>
+              </w:tc>
+              <w:tc>
+                <w:tcPr/>
+                <w:p>
+                  <w:pPr>
+                    <w:pStyle w:val="Compact"/>
+                    <w:jc w:val="left"/>
+                    <w:jc w:val="center"/>
+                  </w:pPr>
+                  <w:r>
+                    <w:rPr>
+                      <w:rStyle w:val="VerbatimChar"/>
+                    </w:rPr>
+                    <w:t xml:space="preserve">:notificationType</w:t>
+                  </w:r>
+                </w:p>
+              </w:tc>
+              <w:tc>
+                <w:tcPr/>
+                <w:p>
+                  <w:pPr>
+                    <w:pStyle w:val="Compact"/>
+                    <w:jc w:val="left"/>
+                    <w:jc w:val="center"/>
+                  </w:pPr>
+                  <w:r>
+                    <w:rPr>
+                      <w:rStyle w:val="VerbatimChar"/>
+                    </w:rPr>
+                    <w:t xml:space="preserve">:NotificationType</w:t>
+                  </w:r>
+                </w:p>
+              </w:tc>
+              <w:tc>
+                <w:tcPr/>
+                <w:p>
+                  <w:pPr>
+                    <w:pStyle w:val="Compact"/>
+                    <w:jc w:val="right"/>
+                    <w:jc w:val="center"/>
+                  </w:pPr>
+                  <w:r>
+                    <w:t xml:space="preserve">1..1</w:t>
+                  </w:r>
+                </w:p>
+              </w:tc>
+            </w:tr>
+            <w:tr>
+              <w:tc>
+                <w:tcPr/>
+                <w:p>
+                  <w:pPr>
+                    <w:pStyle w:val="Compact"/>
+                    <w:jc w:val="left"/>
+                    <w:jc w:val="center"/>
+                  </w:pPr>
+                  <w:r>
+                    <w:rPr>
+                      <w:b/>
+                      <w:bCs/>
+                    </w:rPr>
+                    <w:t xml:space="preserve">Ereignisdatum</w:t>
+                  </w:r>
+                  <w:r>
+                    <w:t xml:space="preserve">: Datum, an dem das Ereignis stattgefunden hat</w:t>
+                  </w:r>
+                </w:p>
+              </w:tc>
+              <w:tc>
+                <w:tcPr/>
+                <w:p>
+                  <w:pPr>
+                    <w:pStyle w:val="Compact"/>
+                    <w:jc w:val="left"/>
+                    <w:jc w:val="center"/>
+                  </w:pPr>
+                  <w:r>
+                    <w:rPr>
+                      <w:rStyle w:val="VerbatimChar"/>
+                    </w:rPr>
+                    <w:t xml:space="preserve">:eventDate</w:t>
+                  </w:r>
+                </w:p>
+              </w:tc>
+              <w:tc>
+                <w:tcPr/>
+                <w:p>
+                  <w:pPr>
+                    <w:pStyle w:val="Compact"/>
+                    <w:jc w:val="left"/>
+                    <w:jc w:val="center"/>
+                  </w:pPr>
+                  <w:r>
+                    <w:rPr>
+                      <w:rStyle w:val="VerbatimChar"/>
+                    </w:rPr>
+                    <w:t xml:space="preserve">xsd:date</w:t>
+                  </w:r>
+                </w:p>
+              </w:tc>
+              <w:tc>
+                <w:tcPr/>
+                <w:p>
+                  <w:pPr>
+                    <w:pStyle w:val="Compact"/>
+                    <w:jc w:val="right"/>
+                    <w:jc w:val="center"/>
+                  </w:pPr>
+                  <w:r>
+                    <w:t xml:space="preserve">1..1</w:t>
+                  </w:r>
+                </w:p>
+              </w:tc>
+            </w:tr>
+            <w:tr>
+              <w:tc>
+                <w:tcPr/>
+                <w:p>
+                  <w:pPr>
+                    <w:pStyle w:val="Compact"/>
+                    <w:jc w:val="left"/>
+                    <w:jc w:val="center"/>
+                  </w:pPr>
+                  <w:r>
+                    <w:rPr>
+                      <w:b/>
+                      <w:bCs/>
+                    </w:rPr>
+                    <w:t xml:space="preserve">Meldedatum</w:t>
+                  </w:r>
+                  <w:r>
+                    <w:t xml:space="preserve">: Datum, an dem das Ereignis gemeldet wurde</w:t>
+                  </w:r>
+                </w:p>
+              </w:tc>
+              <w:tc>
+                <w:tcPr/>
+                <w:p>
+                  <w:pPr>
+                    <w:pStyle w:val="Compact"/>
+                    <w:jc w:val="left"/>
+                    <w:jc w:val="center"/>
+                  </w:pPr>
+                  <w:r>
+                    <w:rPr>
+                      <w:rStyle w:val="VerbatimChar"/>
+                    </w:rPr>
+                    <w:t xml:space="preserve">:notificationDate</w:t>
+                  </w:r>
+                </w:p>
+              </w:tc>
+              <w:tc>
+                <w:tcPr/>
+                <w:p>
+                  <w:pPr>
+                    <w:pStyle w:val="Compact"/>
+                    <w:jc w:val="left"/>
+                    <w:jc w:val="center"/>
+                  </w:pPr>
+                  <w:r>
+                    <w:rPr>
+                      <w:rStyle w:val="VerbatimChar"/>
+                    </w:rPr>
+                    <w:t xml:space="preserve">xsd:date</w:t>
+                  </w:r>
+                </w:p>
+              </w:tc>
+              <w:tc>
+                <w:tcPr/>
+                <w:p>
+                  <w:pPr>
+                    <w:pStyle w:val="Compact"/>
+                    <w:jc w:val="right"/>
+                    <w:jc w:val="center"/>
+                  </w:pPr>
+                  <w:r>
+                    <w:t xml:space="preserve">1..1</w:t>
+                  </w:r>
+                </w:p>
+              </w:tc>
+            </w:tr>
+          </w:tbl>
+          <w:bookmarkEnd w:id="29"/>
+          <w:p/>
+        </w:tc>
+      </w:tr>
+    </w:tbl>
+    <w:bookmarkEnd w:id="30"/>
+    <w:bookmarkStart w:id="33" w:name="sec-nodeshape-legalunitshape"/>
+    <w:p>
+      <w:pPr>
+        <w:pStyle w:val="Heading2"/>
+      </w:pPr>
+      <w:r>
+        <w:t xml:space="preserve">2.7 Rechtliche Einheit</w:t>
+      </w:r>
+    </w:p>
+    <w:p>
+      <w:pPr>
+        <w:pStyle w:val="FirstParagraph"/>
+      </w:pPr>
+      <w:r>
+        <w:t xml:space="preserve">Die rechtliche Einheit nach eCH-0108 ist eine juristische Person (z.B. Aktiengesellschaft, GmbH), eine Personengesellschaft (z.B. Kollektivgesellschaft) oder eine selbstständigerwerbende natürliche Person, die dem Bundesgesetz über die Unternehmens-Identifikationsnummer (UIDG) unterstellt ist und einen Eintrag im UID-Register aufweist. Sie identifiziert z.B. das Steuersubjekt für Steuerbehörden oder die beitragspflichtige Person für Sozialversicherungsbeiträge. Die rechtliche Einheit wird mit der UID identifiziert. Nur wenn das Unternehmen ein «Einzelunternehmen» ist, ist der Bewirtschafter zugleich eine natürliche Person. Das Mastersystem für diese Daten ist das UID-Register des BFS; das landwirtschaftliche Informationssystem bezieht die Daten aus diesem Register über eine Schnittstelle. Der Tierhaltende und der Equideneigentümer sind die beiden Ausprägungen der rechtlichen Einheit, die in diesem Hilfsmittel vorkommen (Kapitel 3.1.1 des Hilfsmittels). Die Attribute sind in</w:t>
+      </w:r>
+      <w:r>
+        <w:t xml:space="preserve"> </w:t>
+      </w:r>
+      <w:hyperlink r:id="rId31">
+        <w:r>
+          <w:rPr>
+            <w:rStyle w:val="Hyperlink"/>
+          </w:rPr>
+          <w:t xml:space="preserve">eCH-0261</w:t>
+        </w:r>
+      </w:hyperlink>
+      <w:r>
+        <w:t xml:space="preserve">, Kapitel 3.1 und 3.2, sowie in</w:t>
+      </w:r>
+      <w:r>
+        <w:t xml:space="preserve"> </w:t>
+      </w:r>
+      <w:hyperlink r:id="rId32">
+        <w:r>
+          <w:rPr>
+            <w:rStyle w:val="Hyperlink"/>
+          </w:rPr>
+          <w:t xml:space="preserve">eCH-0108</w:t>
+        </w:r>
+      </w:hyperlink>
+      <w:r>
+        <w:t xml:space="preserve">, Kapitel 3.1, beschrieben.</w:t>
+      </w:r>
+    </w:p>
+    <w:p>
+      <w:pPr>
+        <w:pStyle w:val="BodyText"/>
+      </w:pPr>
+      <w:r>
+        <w:rPr>
+          <w:b/>
+          <w:bCs/>
+        </w:rPr>
+        <w:t xml:space="preserve">Zielklasse:</w:t>
+      </w:r>
+      <w:r>
+        <w:t xml:space="preserve"> </w:t>
+      </w:r>
+      <w:r>
+        <w:rPr>
+          <w:rStyle w:val="VerbatimChar"/>
+        </w:rPr>
+        <w:t xml:space="preserve">:LegalUnit</w:t>
+      </w:r>
+    </w:p>
+    <w:bookmarkEnd w:id="33"/>
+    <w:bookmarkStart w:id="34" w:name="sec-nodeshape-animalkeepershape"/>
+    <w:p>
+      <w:pPr>
+        <w:pStyle w:val="Heading2"/>
+      </w:pPr>
+      <w:r>
+        <w:t xml:space="preserve">2.8 Tierhaltender</w:t>
+      </w:r>
+    </w:p>
+    <w:p>
+      <w:pPr>
+        <w:pStyle w:val="FirstParagraph"/>
+      </w:pPr>
+      <w:r>
+        <w:t xml:space="preserve">Ein Bewirtschafter ist eine rechtliche Einheit nach eCH-0108, die das Geschäftsrisiko für einen Betrieb trägt (LBV Art. 2). Der Tierhaltende ist eine Form des Bewirtschafters, der Tiere hält (LBV Art. 11a); er braucht somit eine örtliche Einheit (Tierhaltung). Die Verantwortung für das Meldewesen obliegt dem Tierhaltenden für alle Tierkategorien mit Ausnahme der Equiden; bei Equiden liegt sie beim Eigentümer oder bei der Eigentümerin (Kapitel 3.1.1 des Hilfsmittels). Die Attribute sind in</w:t>
+      </w:r>
+      <w:r>
+        <w:t xml:space="preserve"> </w:t>
+      </w:r>
+      <w:hyperlink r:id="rId31">
+        <w:r>
+          <w:rPr>
+            <w:rStyle w:val="Hyperlink"/>
+          </w:rPr>
+          <w:t xml:space="preserve">eCH-0261</w:t>
+        </w:r>
+      </w:hyperlink>
+      <w:r>
+        <w:t xml:space="preserve">, Kapitel 3.1 und 3.2, beschrieben.</w:t>
+      </w:r>
+    </w:p>
+    <w:p>
+      <w:pPr>
+        <w:pStyle w:val="BodyText"/>
+      </w:pPr>
+      <w:r>
+        <w:rPr>
+          <w:b/>
+          <w:bCs/>
+        </w:rPr>
+        <w:t xml:space="preserve">Zielklasse:</w:t>
+      </w:r>
+      <w:r>
+        <w:t xml:space="preserve"> </w:t>
+      </w:r>
+      <w:r>
+        <w:rPr>
+          <w:rStyle w:val="VerbatimChar"/>
+        </w:rPr>
+        <w:t xml:space="preserve">:AnimalKeeper</w:t>
+      </w:r>
+    </w:p>
+    <w:bookmarkEnd w:id="34"/>
+    <w:bookmarkStart w:id="36" w:name="sec-nodeshape-localunitshape"/>
+    <w:p>
+      <w:pPr>
+        <w:pStyle w:val="Heading2"/>
+      </w:pPr>
+      <w:r>
+        <w:t xml:space="preserve">2.9 Örtliche Einheit</w:t>
+      </w:r>
+    </w:p>
+    <w:p>
+      <w:pPr>
+        <w:pStyle w:val="FirstParagraph"/>
+      </w:pPr>
+      <w:r>
+        <w:t xml:space="preserve">Eine örtliche Einheit nach eCH-0108 ist eine Einrichtung an einem bestimmten Ort, an welcher eine wirtschaftliche Tätigkeit ausgeübt wird. Eine örtliche Einheit hat eine BUR-Nummer und ist immer einer rechtlichen Einheit (bzw. einem Unternehmen) zugeordnet. Die örtliche Einheit wird über die BUR-Nummer identifiziert. Die örtliche Einheit kann aus einem oder mehreren Gebäuden bestehen. Die der BUR-Nummer zugewiesene EGID bezieht sich auf «das Zentrum» der örtlichen Einheit, resp. das Hauptgebäude. In der TVD werden die örtlichen Einheiten «Tierhaltungen» genannt und sind zusätzlich über die TVD-Nummer identifiziert. Diese Definition stammt aus</w:t>
+      </w:r>
+      <w:r>
+        <w:t xml:space="preserve"> </w:t>
+      </w:r>
+      <w:hyperlink r:id="rId32">
+        <w:r>
+          <w:rPr>
+            <w:rStyle w:val="Hyperlink"/>
+          </w:rPr>
+          <w:t xml:space="preserve">eCH-0108</w:t>
+        </w:r>
+      </w:hyperlink>
+      <w:r>
+        <w:t xml:space="preserve">, Kapitel 1.5; die agrarspezifischen Ergänzungen sind in</w:t>
+      </w:r>
+      <w:r>
+        <w:t xml:space="preserve"> </w:t>
+      </w:r>
+      <w:hyperlink r:id="rId31">
+        <w:r>
+          <w:rPr>
+            <w:rStyle w:val="Hyperlink"/>
+          </w:rPr>
+          <w:t xml:space="preserve">eCH-0261</w:t>
+        </w:r>
+      </w:hyperlink>
+      <w:r>
+        <w:t xml:space="preserve">, Kapitel 3.3 und 3.4, beschrieben.</w:t>
+      </w:r>
+    </w:p>
+    <w:p>
+      <w:pPr>
+        <w:pStyle w:val="BodyText"/>
+      </w:pPr>
+      <w:r>
+        <w:rPr>
+          <w:b/>
+          <w:bCs/>
+        </w:rPr>
+        <w:t xml:space="preserve">Zielklasse:</w:t>
+      </w:r>
+      <w:r>
+        <w:t xml:space="preserve"> </w:t>
+      </w:r>
+      <w:r>
+        <w:rPr>
+          <w:rStyle w:val="VerbatimChar"/>
+        </w:rPr>
+        <w:t xml:space="preserve">:LocalUnit</w:t>
+      </w:r>
+    </w:p>
+    <w:tbl>
+      <w:tblPr>
+        <w:tblStyle w:val="Table"/>
+        <w:tblW w:type="pct" w:w="5000"/>
+        <w:tblLayout w:type="fixed"/>
+        <w:tblLook w:firstRow="0" w:lastRow="0" w:firstColumn="0" w:lastColumn="0" w:noHBand="0" w:noVBand="0" w:val="0000"/>
+      </w:tblPr>
+      <w:tblGrid>
+        <w:gridCol w:w="7920"/>
+      </w:tblGrid>
+      <w:tr>
+        <w:tc>
+          <w:tcPr/>
+          <w:bookmarkStart w:id="35" w:name="tbl-nodeshape-localunitshape"/>
+          <w:p>
+            <w:pPr>
+              <w:jc w:val="center"/>
+            </w:pPr>
+            <w:pPr>
+              <w:jc w:val="left"/>
+              <w:spacing w:before="200"/>
+              <w:pStyle w:val="ImageCaption"/>
+            </w:pPr>
+            <w:r>
+              <w:t xml:space="preserve">Tabelle 7: Eigenschaften Örtliche Einheit</w:t>
+            </w:r>
+          </w:p>
+          <w:tbl>
+            <w:tblPr>
+              <w:tblStyle w:val="Table"/>
+              <w:tblW w:type="pct" w:w="5000"/>
+              <w:tblLayout w:type="fixed"/>
+              <w:tblLook w:firstRow="1" w:lastRow="0" w:firstColumn="0" w:lastColumn="0" w:noHBand="0" w:noVBand="0" w:val="0020"/>
+            </w:tblPr>
+            <w:tblGrid>
+              <w:gridCol w:w="3168"/>
+              <w:gridCol w:w="1980"/>
+              <w:gridCol w:w="1980"/>
+              <w:gridCol w:w="792"/>
+            </w:tblGrid>
+            <w:tr>
+              <w:trPr>
+                <w:tblHeader w:val="on"/>
+              </w:trPr>
+              <w:tc>
+                <w:tcPr/>
+                <w:p>
+                  <w:pPr>
+                    <w:pStyle w:val="Compact"/>
+                    <w:jc w:val="left"/>
+                    <w:jc w:val="center"/>
+                  </w:pPr>
+                  <w:r>
+                    <w:t xml:space="preserve">Beschreibung</w:t>
+                  </w:r>
+                </w:p>
+              </w:tc>
+              <w:tc>
+                <w:tcPr/>
+                <w:p>
+                  <w:pPr>
+                    <w:pStyle w:val="Compact"/>
+                    <w:jc w:val="left"/>
+                    <w:jc w:val="center"/>
+                  </w:pPr>
+                  <w:r>
+                    <w:t xml:space="preserve">Pfad</w:t>
+                  </w:r>
+                </w:p>
+              </w:tc>
+              <w:tc>
+                <w:tcPr/>
+                <w:p>
+                  <w:pPr>
+                    <w:pStyle w:val="Compact"/>
+                    <w:jc w:val="left"/>
+                    <w:jc w:val="center"/>
+                  </w:pPr>
+                  <w:r>
+                    <w:t xml:space="preserve">Typ</w:t>
+                  </w:r>
+                </w:p>
+              </w:tc>
+              <w:tc>
+                <w:tcPr/>
+                <w:p>
+                  <w:pPr>
+                    <w:pStyle w:val="Compact"/>
+                    <w:jc w:val="right"/>
+                    <w:jc w:val="center"/>
+                  </w:pPr>
+                  <w:r>
+                    <w:t xml:space="preserve">Kard.</w:t>
+                  </w:r>
+                </w:p>
+              </w:tc>
+            </w:tr>
+            <w:tr>
+              <w:tc>
+                <w:tcPr/>
+                <w:p>
+                  <w:pPr>
+                    <w:pStyle w:val="Compact"/>
+                    <w:jc w:val="left"/>
+                    <w:jc w:val="center"/>
+                  </w:pPr>
+                  <w:r>
+                    <w:rPr>
+                      <w:b/>
+                      <w:bCs/>
+                    </w:rPr>
+                    <w:t xml:space="preserve">Tierhaltender</w:t>
+                  </w:r>
+                  <w:r>
+                    <w:t xml:space="preserve">: Zuordnung der örtlichen Einheit zum Tierhaltenden. Nach eCH-0108, Kapitel 1.5, ist eine örtliche Einheit immer einer rechtlichen Einheit (bzw. einem Unternehmen) zugeordnet; die Stammdaten der örtlichen Einheit führen dafür das optionale Merkmal «mainUid» mit der UID der rechtlichen Haupteinheit. Da der Tierhaltende nach dem Objektkatalog nur eine Sonderform der rechtlichen Einheit ist, ist diese Zuordnung nicht zwingend.</w:t>
+                  </w:r>
+                </w:p>
+              </w:tc>
+              <w:tc>
+                <w:tcPr/>
+                <w:p>
+                  <w:pPr>
+                    <w:pStyle w:val="Compact"/>
+                    <w:jc w:val="left"/>
+                    <w:jc w:val="center"/>
+                  </w:pPr>
+                  <w:r>
+                    <w:rPr>
+                      <w:rStyle w:val="VerbatimChar"/>
+                    </w:rPr>
+                    <w:t xml:space="preserve">:animalKeeper</w:t>
+                  </w:r>
+                </w:p>
+              </w:tc>
+              <w:tc>
+                <w:tcPr/>
+                <w:p>
+                  <w:pPr>
+                    <w:pStyle w:val="Compact"/>
+                    <w:jc w:val="left"/>
+                    <w:jc w:val="center"/>
+                  </w:pPr>
+                  <w:hyperlink w:anchor="sec-nodeshape-animalkeepershape">
+                    <w:r>
+                      <w:rPr>
+                        <w:rStyle w:val="VerbatimChar"/>
+                      </w:rPr>
+                      <w:t xml:space="preserve">:AnimalKeeper</w:t>
+                    </w:r>
+                  </w:hyperlink>
+                </w:p>
+              </w:tc>
+              <w:tc>
+                <w:tcPr/>
+                <w:p>
+                  <w:pPr>
+                    <w:pStyle w:val="Compact"/>
+                    <w:jc w:val="right"/>
+                    <w:jc w:val="center"/>
+                  </w:pPr>
+                  <w:r>
+                    <w:t xml:space="preserve">0..1</w:t>
+                  </w:r>
+                </w:p>
+              </w:tc>
+            </w:tr>
+          </w:tbl>
+          <w:bookmarkEnd w:id="35"/>
+          <w:p/>
+        </w:tc>
+      </w:tr>
+    </w:tbl>
+    <w:bookmarkEnd w:id="36"/>
+    <w:bookmarkEnd w:id="37"/>
+    <w:bookmarkStart w:id="59" w:name="sec-code-lists"/>
+    <w:p>
+      <w:pPr>
+        <w:pStyle w:val="Heading1"/>
+      </w:pPr>
+      <w:r>
+        <w:t xml:space="preserve">3. Wertebereiche</w:t>
+      </w:r>
+    </w:p>
+    <w:p>
+      <w:pPr>
+        <w:pStyle w:val="FirstParagraph"/>
+      </w:pPr>
+      <w:r>
+        <w:t xml:space="preserve">Für einen Teil der Wertebereiche liegen noch keine französischen und italienischen Bezeichnungen vor; die Bezeichnungen sind in Deutsch und Englisch aufgeführt, so wie sie die Quellen liefern. (</w:t>
+      </w:r>
+      <w:hyperlink r:id="rId38">
+        <w:r>
+          <w:rPr>
+            <w:rStyle w:val="Hyperlink"/>
+          </w:rPr>
+          <w:t xml:space="preserve">https://test-03-tvd-api-at.identitas.ch/open-api/v1.0</w:t>
+        </w:r>
+      </w:hyperlink>
+      <w:r>
+        <w:t xml:space="preserve">, 2026-09-24)</w:t>
+      </w:r>
+    </w:p>
+    <w:bookmarkStart w:id="40" w:name="sec-codelist-animalhealthstatus"/>
+    <w:p>
+      <w:pPr>
+        <w:pStyle w:val="Heading2"/>
+      </w:pPr>
+      <w:r>
+        <w:t xml:space="preserve">3.1 Seuchenstatus Einzeltier</w:t>
+      </w:r>
+    </w:p>
+    <w:tbl>
+      <w:tblPr>
+        <w:tblStyle w:val="Table"/>
+        <w:tblW w:type="pct" w:w="5000"/>
+        <w:tblLayout w:type="fixed"/>
+        <w:tblLook w:firstRow="0" w:lastRow="0" w:firstColumn="0" w:lastColumn="0" w:noHBand="0" w:noVBand="0" w:val="0000"/>
+      </w:tblPr>
+      <w:tblGrid>
+        <w:gridCol w:w="7920"/>
+      </w:tblGrid>
+      <w:tr>
+        <w:tc>
+          <w:tcPr/>
+          <w:bookmarkStart w:id="39" w:name="tbl-codelist-animalhealthstatus"/>
+          <w:p>
+            <w:pPr>
+              <w:jc w:val="center"/>
+            </w:pPr>
+            <w:pPr>
+              <w:jc w:val="left"/>
+              <w:spacing w:before="200"/>
+              <w:pStyle w:val="ImageCaption"/>
+            </w:pPr>
+            <w:r>
+              <w:t xml:space="preserve">Tabelle 8: Werte des Wertebereichs Seuchenstatus Einzeltier</w:t>
+            </w:r>
+          </w:p>
+          <w:tbl>
+            <w:tblPr>
+              <w:tblStyle w:val="Table"/>
+              <w:tblW w:type="pct" w:w="5000"/>
+              <w:tblLayout w:type="fixed"/>
+              <w:tblLook w:firstRow="1" w:lastRow="0" w:firstColumn="0" w:lastColumn="0" w:noHBand="0" w:noVBand="0" w:val="0020"/>
+            </w:tblPr>
+            <w:tblGrid>
+              <w:gridCol w:w="1980"/>
+              <w:gridCol w:w="2376"/>
+              <w:gridCol w:w="3564"/>
+            </w:tblGrid>
+            <w:tr>
+              <w:trPr>
+                <w:tblHeader w:val="on"/>
+              </w:trPr>
+              <w:tc>
+                <w:tcPr/>
+                <w:p>
+                  <w:pPr>
+                    <w:pStyle w:val="Compact"/>
+                    <w:jc w:val="left"/>
+                    <w:jc w:val="center"/>
+                  </w:pPr>
+                  <w:r>
+                    <w:t xml:space="preserve">Wert</w:t>
+                  </w:r>
+                </w:p>
+              </w:tc>
+              <w:tc>
+                <w:tcPr/>
+                <w:p>
+                  <w:pPr>
+                    <w:pStyle w:val="Compact"/>
+                    <w:jc w:val="left"/>
+                    <w:jc w:val="center"/>
+                  </w:pPr>
+                  <w:r>
+                    <w:t xml:space="preserve">Bezeichnung</w:t>
+                  </w:r>
+                </w:p>
+              </w:tc>
+              <w:tc>
+                <w:tcPr/>
+                <w:p>
+                  <w:pPr>
+                    <w:pStyle w:val="Compact"/>
+                    <w:jc w:val="left"/>
+                    <w:jc w:val="center"/>
+                  </w:pPr>
+                  <w:r>
+                    <w:t xml:space="preserve">Beschreibung</w:t>
+                  </w:r>
+                </w:p>
+              </w:tc>
+            </w:tr>
+            <w:tr>
+              <w:tc>
+                <w:tcPr/>
+                <w:p>
+                  <w:pPr>
+                    <w:pStyle w:val="Compact"/>
+                    <w:jc w:val="left"/>
+                    <w:jc w:val="center"/>
+                  </w:pPr>
+                  <w:r>
+                    <w:rPr>
+                      <w:rStyle w:val="VerbatimChar"/>
+                    </w:rPr>
+                    <w:t xml:space="preserve">Blocked</w:t>
+                  </w:r>
+                </w:p>
+              </w:tc>
+              <w:tc>
+                <w:tcPr/>
+                <w:p>
+                  <w:pPr>
+                    <w:pStyle w:val="Compact"/>
+                    <w:jc w:val="left"/>
+                    <w:jc w:val="center"/>
+                  </w:pPr>
+                  <w:r>
+                    <w:t xml:space="preserve">gesperrt</w:t>
+                  </w:r>
+                </w:p>
+              </w:tc>
+              <w:tc>
+                <w:tcPr/>
+                <w:p>
+                  <w:pPr>
+                    <w:pStyle w:val="Compact"/>
+                    <w:jc w:val="left"/>
+                    <w:jc w:val="center"/>
+                  </w:pPr>
+                  <w:r>
+                    <w:t xml:space="preserve">Typ: Seuchenstatus</w:t>
+                  </w:r>
+                </w:p>
+              </w:tc>
+            </w:tr>
+            <w:tr>
+              <w:tc>
+                <w:tcPr/>
+                <w:p>
+                  <w:pPr>
+                    <w:pStyle w:val="Compact"/>
+                    <w:jc w:val="left"/>
+                    <w:jc w:val="center"/>
+                  </w:pPr>
+                  <w:r>
+                    <w:rPr>
+                      <w:rStyle w:val="VerbatimChar"/>
+                    </w:rPr>
+                    <w:t xml:space="preserve">Free</w:t>
+                  </w:r>
+                </w:p>
+              </w:tc>
+              <w:tc>
+                <w:tcPr/>
+                <w:p>
+                  <w:pPr>
+                    <w:pStyle w:val="Compact"/>
+                    <w:jc w:val="left"/>
+                    <w:jc w:val="center"/>
+                  </w:pPr>
+                  <w:r>
+                    <w:t xml:space="preserve">frei</w:t>
+                  </w:r>
+                </w:p>
+              </w:tc>
+              <w:tc>
+                <w:tcPr/>
+                <w:p>
+                  <w:pPr>
+                    <w:pStyle w:val="Compact"/>
+                    <w:jc w:val="left"/>
+                    <w:jc w:val="center"/>
+                  </w:pPr>
+                  <w:r>
+                    <w:t xml:space="preserve">Typ: Seuchenstatus</w:t>
+                  </w:r>
+                </w:p>
+              </w:tc>
+            </w:tr>
+            <w:tr>
+              <w:tc>
+                <w:tcPr/>
+                <w:p>
+                  <w:pPr>
+                    <w:pStyle w:val="Compact"/>
+                    <w:jc w:val="left"/>
+                    <w:jc w:val="center"/>
+                  </w:pPr>
+                  <w:r>
+                    <w:rPr>
+                      <w:rStyle w:val="VerbatimChar"/>
+                    </w:rPr>
+                    <w:t xml:space="preserve">NotTested</w:t>
+                  </w:r>
+                </w:p>
+              </w:tc>
+              <w:tc>
+                <w:tcPr/>
+                <w:p>
+                  <w:pPr>
+                    <w:pStyle w:val="Compact"/>
+                    <w:jc w:val="left"/>
+                    <w:jc w:val="center"/>
+                  </w:pPr>
+                  <w:r>
+                    <w:t xml:space="preserve">Nicht getestet</w:t>
+                  </w:r>
+                </w:p>
+              </w:tc>
+              <w:tc>
+                <w:tcPr/>
+                <w:p>
+                  <w:pPr>
+                    <w:pStyle w:val="Compact"/>
+                    <w:jc w:val="left"/>
+                    <w:jc w:val="center"/>
+                  </w:pPr>
+                  <w:r>
+                    <w:t xml:space="preserve">Typ: Seuchenstatus</w:t>
+                  </w:r>
+                </w:p>
+              </w:tc>
+            </w:tr>
+            <w:tr>
+              <w:tc>
+                <w:tcPr/>
+                <w:p>
+                  <w:pPr>
+                    <w:pStyle w:val="Compact"/>
+                    <w:jc w:val="left"/>
+                    <w:jc w:val="center"/>
+                  </w:pPr>
+                  <w:r>
+                    <w:rPr>
+                      <w:rStyle w:val="VerbatimChar"/>
+                    </w:rPr>
+                    <w:t xml:space="preserve">Vaccinated</w:t>
+                  </w:r>
+                </w:p>
+              </w:tc>
+              <w:tc>
+                <w:tcPr/>
+                <w:p>
+                  <w:pPr>
+                    <w:pStyle w:val="Compact"/>
+                    <w:jc w:val="left"/>
+                    <w:jc w:val="center"/>
+                  </w:pPr>
+                  <w:r>
+                    <w:t xml:space="preserve">geimpft</w:t>
+                  </w:r>
+                </w:p>
+              </w:tc>
+              <w:tc>
+                <w:tcPr/>
+                <w:p>
+                  <w:pPr>
+                    <w:pStyle w:val="Compact"/>
+                    <w:jc w:val="left"/>
+                    <w:jc w:val="center"/>
+                  </w:pPr>
+                  <w:r>
+                    <w:t xml:space="preserve">Typ: Impfstatus</w:t>
+                  </w:r>
+                </w:p>
+              </w:tc>
+            </w:tr>
+          </w:tbl>
+          <w:bookmarkEnd w:id="39"/>
+          <w:p/>
+        </w:tc>
+      </w:tr>
+    </w:tbl>
+    <w:bookmarkEnd w:id="40"/>
+    <w:bookmarkStart w:id="42" w:name="sec-codelist-animalhistorystate"/>
+    <w:p>
+      <w:pPr>
+        <w:pStyle w:val="Heading2"/>
+      </w:pPr>
+      <w:r>
+        <w:t xml:space="preserve">3.2 Tiergeschichtestatus</w:t>
+      </w:r>
+    </w:p>
+    <w:tbl>
+      <w:tblPr>
+        <w:tblStyle w:val="Table"/>
+        <w:tblW w:type="pct" w:w="5000"/>
+        <w:tblLayout w:type="fixed"/>
+        <w:tblLook w:firstRow="0" w:lastRow="0" w:firstColumn="0" w:lastColumn="0" w:noHBand="0" w:noVBand="0" w:val="0000"/>
+      </w:tblPr>
+      <w:tblGrid>
+        <w:gridCol w:w="7920"/>
+      </w:tblGrid>
+      <w:tr>
+        <w:tc>
+          <w:tcPr/>
+          <w:bookmarkStart w:id="41" w:name="tbl-codelist-animalhistorystate"/>
+          <w:p>
+            <w:pPr>
+              <w:jc w:val="center"/>
+            </w:pPr>
+            <w:pPr>
+              <w:jc w:val="left"/>
+              <w:spacing w:before="200"/>
+              <w:pStyle w:val="ImageCaption"/>
+            </w:pPr>
+            <w:r>
+              <w:t xml:space="preserve">Tabelle 9: Werte des Wertebereichs Tiergeschichtestatus</w:t>
+            </w:r>
+          </w:p>
+          <w:tbl>
+            <w:tblPr>
+              <w:tblStyle w:val="Table"/>
+              <w:tblW w:type="pct" w:w="5000"/>
+              <w:tblLayout w:type="fixed"/>
+              <w:tblLook w:firstRow="1" w:lastRow="0" w:firstColumn="0" w:lastColumn="0" w:noHBand="0" w:noVBand="0" w:val="0020"/>
+            </w:tblPr>
+            <w:tblGrid>
+              <w:gridCol w:w="1980"/>
+              <w:gridCol w:w="2376"/>
+              <w:gridCol w:w="3564"/>
+            </w:tblGrid>
+            <w:tr>
+              <w:trPr>
+                <w:tblHeader w:val="on"/>
+              </w:trPr>
+              <w:tc>
+                <w:tcPr/>
+                <w:p>
+                  <w:pPr>
+                    <w:pStyle w:val="Compact"/>
+                    <w:jc w:val="left"/>
+                    <w:jc w:val="center"/>
+                  </w:pPr>
+                  <w:r>
+                    <w:t xml:space="preserve">Wert</w:t>
+                  </w:r>
+                </w:p>
+              </w:tc>
+              <w:tc>
+                <w:tcPr/>
+                <w:p>
+                  <w:pPr>
+                    <w:pStyle w:val="Compact"/>
+                    <w:jc w:val="left"/>
+                    <w:jc w:val="center"/>
+                  </w:pPr>
+                  <w:r>
+                    <w:t xml:space="preserve">Bezeichnung</w:t>
+                  </w:r>
+                </w:p>
+              </w:tc>
+              <w:tc>
+                <w:tcPr/>
+                <w:p>
+                  <w:pPr>
+                    <w:pStyle w:val="Compact"/>
+                    <w:jc w:val="left"/>
+                    <w:jc w:val="center"/>
+                  </w:pPr>
+                  <w:r>
+                    <w:t xml:space="preserve">Beschreibung</w:t>
+                  </w:r>
+                </w:p>
+              </w:tc>
+            </w:tr>
+            <w:tr>
+              <w:tc>
+                <w:tcPr/>
+                <w:p>
+                  <w:pPr>
+                    <w:pStyle w:val="Compact"/>
+                    <w:jc w:val="left"/>
+                    <w:jc w:val="center"/>
+                  </w:pPr>
+                  <w:r>
+                    <w:rPr>
+                      <w:rStyle w:val="VerbatimChar"/>
+                    </w:rPr>
+                    <w:t xml:space="preserve">Lost</w:t>
+                  </w:r>
+                </w:p>
+              </w:tc>
+              <w:tc>
+                <w:tcPr/>
+                <w:p>
+                  <w:pPr>
+                    <w:pStyle w:val="Compact"/>
+                    <w:jc w:val="left"/>
+                    <w:jc w:val="center"/>
+                  </w:pPr>
+                  <w:r>
+                    <w:t xml:space="preserve">Verschollen</w:t>
+                  </w:r>
+                </w:p>
+              </w:tc>
+              <w:tc>
+                <w:tcPr/>
+                <w:p>
+                  <w:pPr>
+                    <w:pStyle w:val="Compact"/>
+                  </w:pPr>
+                </w:p>
+              </w:tc>
+            </w:tr>
+            <w:tr>
+              <w:tc>
+                <w:tcPr/>
+                <w:p>
+                  <w:pPr>
+                    <w:pStyle w:val="Compact"/>
+                    <w:jc w:val="left"/>
+                    <w:jc w:val="center"/>
+                  </w:pPr>
+                  <w:r>
+                    <w:rPr>
+                      <w:rStyle w:val="VerbatimChar"/>
+                    </w:rPr>
+                    <w:t xml:space="preserve">NotDefined</w:t>
+                  </w:r>
+                </w:p>
+              </w:tc>
+              <w:tc>
+                <w:tcPr/>
+                <w:p>
+                  <w:pPr>
+                    <w:pStyle w:val="Compact"/>
+                    <w:jc w:val="left"/>
+                    <w:jc w:val="center"/>
+                  </w:pPr>
+                  <w:r>
+                    <w:t xml:space="preserve">Nicht definiert</w:t>
+                  </w:r>
+                </w:p>
+              </w:tc>
+              <w:tc>
+                <w:tcPr/>
+                <w:p>
+                  <w:pPr>
+                    <w:pStyle w:val="Compact"/>
+                  </w:pPr>
+                </w:p>
+              </w:tc>
+            </w:tr>
+            <w:tr>
+              <w:tc>
+                <w:tcPr/>
+                <w:p>
+                  <w:pPr>
+                    <w:pStyle w:val="Compact"/>
+                    <w:jc w:val="left"/>
+                    <w:jc w:val="center"/>
+                  </w:pPr>
+                  <w:r>
+                    <w:rPr>
+                      <w:rStyle w:val="VerbatimChar"/>
+                    </w:rPr>
+                    <w:t xml:space="preserve">NotOk</w:t>
+                  </w:r>
+                </w:p>
+              </w:tc>
+              <w:tc>
+                <w:tcPr/>
+                <w:p>
+                  <w:pPr>
+                    <w:pStyle w:val="Compact"/>
+                    <w:jc w:val="left"/>
+                    <w:jc w:val="center"/>
+                  </w:pPr>
+                  <w:r>
+                    <w:t xml:space="preserve">Fehlerhaft</w:t>
+                  </w:r>
+                </w:p>
+              </w:tc>
+              <w:tc>
+                <w:tcPr/>
+                <w:p>
+                  <w:pPr>
+                    <w:pStyle w:val="Compact"/>
+                  </w:pPr>
+                </w:p>
+              </w:tc>
+            </w:tr>
+            <w:tr>
+              <w:tc>
+                <w:tcPr/>
+                <w:p>
+                  <w:pPr>
+                    <w:pStyle w:val="Compact"/>
+                    <w:jc w:val="left"/>
+                    <w:jc w:val="center"/>
+                  </w:pPr>
+                  <w:r>
+                    <w:rPr>
+                      <w:rStyle w:val="VerbatimChar"/>
+                    </w:rPr>
+                    <w:t xml:space="preserve">Ok</w:t>
+                  </w:r>
+                </w:p>
+              </w:tc>
+              <w:tc>
+                <w:tcPr/>
+                <w:p>
+                  <w:pPr>
+                    <w:pStyle w:val="Compact"/>
+                    <w:jc w:val="left"/>
+                    <w:jc w:val="center"/>
+                  </w:pPr>
+                  <w:r>
+                    <w:t xml:space="preserve">OK</w:t>
+                  </w:r>
+                </w:p>
+              </w:tc>
+              <w:tc>
+                <w:tcPr/>
+                <w:p>
+                  <w:pPr>
+                    <w:pStyle w:val="Compact"/>
+                  </w:pPr>
+                </w:p>
+              </w:tc>
+            </w:tr>
+            <w:tr>
+              <w:tc>
+                <w:tcPr/>
+                <w:p>
+                  <w:pPr>
+                    <w:pStyle w:val="Compact"/>
+                    <w:jc w:val="left"/>
+                    <w:jc w:val="center"/>
+                  </w:pPr>
+                  <w:r>
+                    <w:rPr>
+                      <w:rStyle w:val="VerbatimChar"/>
+                    </w:rPr>
+                    <w:t xml:space="preserve">TemporaryOk</w:t>
+                  </w:r>
+                </w:p>
+              </w:tc>
+              <w:tc>
+                <w:tcPr/>
+                <w:p>
+                  <w:pPr>
+                    <w:pStyle w:val="Compact"/>
+                    <w:jc w:val="left"/>
+                    <w:jc w:val="center"/>
+                  </w:pPr>
+                  <w:r>
+                    <w:t xml:space="preserve">Temporär OK</w:t>
+                  </w:r>
+                </w:p>
+              </w:tc>
+              <w:tc>
+                <w:tcPr/>
+                <w:p>
+                  <w:pPr>
+                    <w:pStyle w:val="Compact"/>
+                  </w:pPr>
+                </w:p>
+              </w:tc>
+            </w:tr>
+          </w:tbl>
+          <w:bookmarkEnd w:id="41"/>
+          <w:p/>
+        </w:tc>
+      </w:tr>
+    </w:tbl>
+    <w:bookmarkEnd w:id="42"/>
+    <w:bookmarkStart w:id="44" w:name="sec-codelist-animaltypeofuse"/>
+    <w:p>
+      <w:pPr>
+        <w:pStyle w:val="Heading2"/>
+      </w:pPr>
+      <w:r>
+        <w:t xml:space="preserve">3.3 Zweck (Rinder, Schafe, Ziegen)</w:t>
+      </w:r>
+    </w:p>
+    <w:tbl>
+      <w:tblPr>
+        <w:tblStyle w:val="Table"/>
+        <w:tblW w:type="pct" w:w="5000"/>
+        <w:tblLayout w:type="fixed"/>
+        <w:tblLook w:firstRow="0" w:lastRow="0" w:firstColumn="0" w:lastColumn="0" w:noHBand="0" w:noVBand="0" w:val="0000"/>
+      </w:tblPr>
+      <w:tblGrid>
+        <w:gridCol w:w="7920"/>
+      </w:tblGrid>
+      <w:tr>
+        <w:tc>
+          <w:tcPr/>
+          <w:bookmarkStart w:id="43" w:name="tbl-codelist-animaltypeofuse"/>
+          <w:p>
+            <w:pPr>
+              <w:jc w:val="center"/>
+            </w:pPr>
+            <w:pPr>
+              <w:jc w:val="left"/>
+              <w:spacing w:before="200"/>
+              <w:pStyle w:val="ImageCaption"/>
+            </w:pPr>
+            <w:r>
+              <w:t xml:space="preserve">Tabelle 10: Werte des Wertebereichs Zweck (Rinder, Schafe, Ziegen)</w:t>
+            </w:r>
+          </w:p>
+          <w:tbl>
+            <w:tblPr>
+              <w:tblStyle w:val="Table"/>
+              <w:tblW w:type="pct" w:w="5000"/>
+              <w:tblLayout w:type="fixed"/>
+              <w:tblLook w:firstRow="1" w:lastRow="0" w:firstColumn="0" w:lastColumn="0" w:noHBand="0" w:noVBand="0" w:val="0020"/>
+            </w:tblPr>
+            <w:tblGrid>
+              <w:gridCol w:w="1980"/>
+              <w:gridCol w:w="2376"/>
+              <w:gridCol w:w="3564"/>
+            </w:tblGrid>
+            <w:tr>
+              <w:trPr>
+                <w:tblHeader w:val="on"/>
+              </w:trPr>
+              <w:tc>
+                <w:tcPr/>
+                <w:p>
+                  <w:pPr>
+                    <w:pStyle w:val="Compact"/>
+                    <w:jc w:val="left"/>
+                    <w:jc w:val="center"/>
+                  </w:pPr>
+                  <w:r>
+                    <w:t xml:space="preserve">Wert</w:t>
+                  </w:r>
+                </w:p>
+              </w:tc>
+              <w:tc>
+                <w:tcPr/>
+                <w:p>
+                  <w:pPr>
+                    <w:pStyle w:val="Compact"/>
+                    <w:jc w:val="left"/>
+                    <w:jc w:val="center"/>
+                  </w:pPr>
+                  <w:r>
+                    <w:t xml:space="preserve">Bezeichnung</w:t>
+                  </w:r>
+                </w:p>
+              </w:tc>
+              <w:tc>
+                <w:tcPr/>
+                <w:p>
+                  <w:pPr>
+                    <w:pStyle w:val="Compact"/>
+                    <w:jc w:val="left"/>
+                    <w:jc w:val="center"/>
+                  </w:pPr>
+                  <w:r>
+                    <w:t xml:space="preserve">Beschreibung</w:t>
+                  </w:r>
+                </w:p>
+              </w:tc>
+            </w:tr>
+            <w:tr>
+              <w:tc>
+                <w:tcPr/>
+                <w:p>
+                  <w:pPr>
+                    <w:pStyle w:val="Compact"/>
+                    <w:jc w:val="left"/>
+                    <w:jc w:val="center"/>
+                  </w:pPr>
+                  <w:r>
+                    <w:rPr>
+                      <w:rStyle w:val="VerbatimChar"/>
+                    </w:rPr>
+                    <w:t xml:space="preserve">Milk</w:t>
+                  </w:r>
+                </w:p>
+              </w:tc>
+              <w:tc>
+                <w:tcPr/>
+                <w:p>
+                  <w:pPr>
+                    <w:pStyle w:val="Compact"/>
+                    <w:jc w:val="left"/>
+                    <w:jc w:val="center"/>
+                  </w:pPr>
+                  <w:r>
+                    <w:t xml:space="preserve">Milch</w:t>
+                  </w:r>
+                </w:p>
+              </w:tc>
+              <w:tc>
+                <w:tcPr/>
+                <w:p>
+                  <w:pPr>
+                    <w:pStyle w:val="Compact"/>
+                    <w:jc w:val="left"/>
+                    <w:jc w:val="center"/>
+                  </w:pPr>
+                  <w:r>
+                    <w:t xml:space="preserve">Milchkühe, -schafe und -ziegen</w:t>
+                  </w:r>
+                </w:p>
+              </w:tc>
+            </w:tr>
+            <w:tr>
+              <w:tc>
+                <w:tcPr/>
+                <w:p>
+                  <w:pPr>
+                    <w:pStyle w:val="Compact"/>
+                    <w:jc w:val="left"/>
+                    <w:jc w:val="center"/>
+                  </w:pPr>
+                  <w:r>
+                    <w:rPr>
+                      <w:rStyle w:val="VerbatimChar"/>
+                    </w:rPr>
+                    <w:t xml:space="preserve">Other</w:t>
+                  </w:r>
+                </w:p>
+              </w:tc>
+              <w:tc>
+                <w:tcPr/>
+                <w:p>
+                  <w:pPr>
+                    <w:pStyle w:val="Compact"/>
+                    <w:jc w:val="left"/>
+                    <w:jc w:val="center"/>
+                  </w:pPr>
+                  <w:r>
+                    <w:t xml:space="preserve">Andere</w:t>
+                  </w:r>
+                </w:p>
+              </w:tc>
+              <w:tc>
+                <w:tcPr/>
+                <w:p>
+                  <w:pPr>
+                    <w:pStyle w:val="Compact"/>
+                  </w:pPr>
+                </w:p>
+              </w:tc>
+            </w:tr>
+          </w:tbl>
+          <w:bookmarkEnd w:id="43"/>
+          <w:p/>
+        </w:tc>
+      </w:tr>
+    </w:tbl>
+    <w:bookmarkEnd w:id="44"/>
+    <w:bookmarkStart w:id="46" w:name="sec-codelist-equidtypeofusage"/>
+    <w:p>
+      <w:pPr>
+        <w:pStyle w:val="Heading2"/>
+      </w:pPr>
+      <w:r>
+        <w:t xml:space="preserve">3.4 Zweck (Equiden)</w:t>
+      </w:r>
+    </w:p>
+    <w:tbl>
+      <w:tblPr>
+        <w:tblStyle w:val="Table"/>
+        <w:tblW w:type="pct" w:w="5000"/>
+        <w:tblLayout w:type="fixed"/>
+        <w:tblLook w:firstRow="0" w:lastRow="0" w:firstColumn="0" w:lastColumn="0" w:noHBand="0" w:noVBand="0" w:val="0000"/>
+      </w:tblPr>
+      <w:tblGrid>
+        <w:gridCol w:w="7920"/>
+      </w:tblGrid>
+      <w:tr>
+        <w:tc>
+          <w:tcPr/>
+          <w:bookmarkStart w:id="45" w:name="tbl-codelist-equidtypeofusage"/>
+          <w:p>
+            <w:pPr>
+              <w:jc w:val="center"/>
+            </w:pPr>
+            <w:pPr>
+              <w:jc w:val="left"/>
+              <w:spacing w:before="200"/>
+              <w:pStyle w:val="ImageCaption"/>
+            </w:pPr>
+            <w:r>
+              <w:t xml:space="preserve">Tabelle 11: Werte des Wertebereichs Zweck (Equiden)</w:t>
+            </w:r>
+          </w:p>
+          <w:tbl>
+            <w:tblPr>
+              <w:tblStyle w:val="Table"/>
+              <w:tblW w:type="pct" w:w="5000"/>
+              <w:tblLayout w:type="fixed"/>
+              <w:tblLook w:firstRow="1" w:lastRow="0" w:firstColumn="0" w:lastColumn="0" w:noHBand="0" w:noVBand="0" w:val="0020"/>
+            </w:tblPr>
+            <w:tblGrid>
+              <w:gridCol w:w="1980"/>
+              <w:gridCol w:w="2376"/>
+              <w:gridCol w:w="3564"/>
+            </w:tblGrid>
+            <w:tr>
+              <w:trPr>
+                <w:tblHeader w:val="on"/>
+              </w:trPr>
+              <w:tc>
+                <w:tcPr/>
+                <w:p>
+                  <w:pPr>
+                    <w:pStyle w:val="Compact"/>
+                    <w:jc w:val="left"/>
+                    <w:jc w:val="center"/>
+                  </w:pPr>
+                  <w:r>
+                    <w:t xml:space="preserve">Wert</w:t>
+                  </w:r>
+                </w:p>
+              </w:tc>
+              <w:tc>
+                <w:tcPr/>
+                <w:p>
+                  <w:pPr>
+                    <w:pStyle w:val="Compact"/>
+                    <w:jc w:val="left"/>
+                    <w:jc w:val="center"/>
+                  </w:pPr>
+                  <w:r>
+                    <w:t xml:space="preserve">Bezeichnung</w:t>
+                  </w:r>
+                </w:p>
+              </w:tc>
+              <w:tc>
+                <w:tcPr/>
+                <w:p>
+                  <w:pPr>
+                    <w:pStyle w:val="Compact"/>
+                    <w:jc w:val="left"/>
+                    <w:jc w:val="center"/>
+                  </w:pPr>
+                  <w:r>
+                    <w:t xml:space="preserve">Beschreibung</w:t>
+                  </w:r>
+                </w:p>
+              </w:tc>
+            </w:tr>
+            <w:tr>
+              <w:tc>
+                <w:tcPr/>
+                <w:p>
+                  <w:pPr>
+                    <w:pStyle w:val="Compact"/>
+                    <w:jc w:val="left"/>
+                    <w:jc w:val="center"/>
+                  </w:pPr>
+                  <w:r>
+                    <w:rPr>
+                      <w:rStyle w:val="VerbatimChar"/>
+                    </w:rPr>
+                    <w:t xml:space="preserve">CompanionAnimal</w:t>
+                  </w:r>
+                </w:p>
+              </w:tc>
+              <w:tc>
+                <w:tcPr/>
+                <w:p>
+                  <w:pPr>
+                    <w:pStyle w:val="Compact"/>
+                    <w:jc w:val="left"/>
+                    <w:jc w:val="center"/>
+                  </w:pPr>
+                  <w:r>
+                    <w:t xml:space="preserve">Heimtier</w:t>
+                  </w:r>
+                </w:p>
+              </w:tc>
+              <w:tc>
+                <w:tcPr/>
+                <w:p>
+                  <w:pPr>
+                    <w:pStyle w:val="Compact"/>
+                  </w:pPr>
+                </w:p>
+              </w:tc>
+            </w:tr>
+            <w:tr>
+              <w:tc>
+                <w:tcPr/>
+                <w:p>
+                  <w:pPr>
+                    <w:pStyle w:val="Compact"/>
+                    <w:jc w:val="left"/>
+                    <w:jc w:val="center"/>
+                  </w:pPr>
+                  <w:r>
+                    <w:rPr>
+                      <w:rStyle w:val="VerbatimChar"/>
+                    </w:rPr>
+                    <w:t xml:space="preserve">FarmAnimal</w:t>
+                  </w:r>
+                </w:p>
+              </w:tc>
+              <w:tc>
+                <w:tcPr/>
+                <w:p>
+                  <w:pPr>
+                    <w:pStyle w:val="Compact"/>
+                    <w:jc w:val="left"/>
+                    <w:jc w:val="center"/>
+                  </w:pPr>
+                  <w:r>
+                    <w:t xml:space="preserve">Nutztier</w:t>
+                  </w:r>
+                </w:p>
+              </w:tc>
+              <w:tc>
+                <w:tcPr/>
+                <w:p>
+                  <w:pPr>
+                    <w:pStyle w:val="Compact"/>
+                  </w:pPr>
+                </w:p>
+              </w:tc>
+            </w:tr>
+          </w:tbl>
+          <w:bookmarkEnd w:id="45"/>
+          <w:p/>
+        </w:tc>
+      </w:tr>
+    </w:tbl>
+    <w:bookmarkEnd w:id="46"/>
+    <w:bookmarkStart w:id="48" w:name="sec-codelist-equidwithersclass"/>
+    <w:p>
+      <w:pPr>
+        <w:pStyle w:val="Heading2"/>
+      </w:pPr>
+      <w:r>
+        <w:t xml:space="preserve">3.5 Grössenkategorie</w:t>
+      </w:r>
+    </w:p>
+    <w:tbl>
+      <w:tblPr>
+        <w:tblStyle w:val="Table"/>
+        <w:tblW w:type="pct" w:w="5000"/>
+        <w:tblLayout w:type="fixed"/>
+        <w:tblLook w:firstRow="0" w:lastRow="0" w:firstColumn="0" w:lastColumn="0" w:noHBand="0" w:noVBand="0" w:val="0000"/>
+      </w:tblPr>
+      <w:tblGrid>
+        <w:gridCol w:w="7920"/>
+      </w:tblGrid>
+      <w:tr>
+        <w:tc>
+          <w:tcPr/>
+          <w:bookmarkStart w:id="47" w:name="tbl-codelist-equidwithersclass"/>
+          <w:p>
+            <w:pPr>
+              <w:jc w:val="center"/>
+            </w:pPr>
+            <w:pPr>
+              <w:jc w:val="left"/>
+              <w:spacing w:before="200"/>
+              <w:pStyle w:val="ImageCaption"/>
+            </w:pPr>
+            <w:r>
+              <w:t xml:space="preserve">Tabelle 12: Werte des Wertebereichs Grössenkategorie</w:t>
+            </w:r>
+          </w:p>
+          <w:tbl>
+            <w:tblPr>
+              <w:tblStyle w:val="Table"/>
+              <w:tblW w:type="pct" w:w="5000"/>
+              <w:tblLayout w:type="fixed"/>
+              <w:tblLook w:firstRow="1" w:lastRow="0" w:firstColumn="0" w:lastColumn="0" w:noHBand="0" w:noVBand="0" w:val="0020"/>
+            </w:tblPr>
+            <w:tblGrid>
+              <w:gridCol w:w="1980"/>
+              <w:gridCol w:w="2376"/>
+              <w:gridCol w:w="3564"/>
+            </w:tblGrid>
+            <w:tr>
+              <w:trPr>
+                <w:tblHeader w:val="on"/>
+              </w:trPr>
+              <w:tc>
+                <w:tcPr/>
+                <w:p>
+                  <w:pPr>
+                    <w:pStyle w:val="Compact"/>
+                    <w:jc w:val="left"/>
+                    <w:jc w:val="center"/>
+                  </w:pPr>
+                  <w:r>
+                    <w:t xml:space="preserve">Wert</w:t>
+                  </w:r>
+                </w:p>
+              </w:tc>
+              <w:tc>
+                <w:tcPr/>
+                <w:p>
+                  <w:pPr>
+                    <w:pStyle w:val="Compact"/>
+                    <w:jc w:val="left"/>
+                    <w:jc w:val="center"/>
+                  </w:pPr>
+                  <w:r>
+                    <w:t xml:space="preserve">Bezeichnung</w:t>
+                  </w:r>
+                </w:p>
+              </w:tc>
+              <w:tc>
+                <w:tcPr/>
+                <w:p>
+                  <w:pPr>
+                    <w:pStyle w:val="Compact"/>
+                    <w:jc w:val="left"/>
+                    <w:jc w:val="center"/>
+                  </w:pPr>
+                  <w:r>
+                    <w:t xml:space="preserve">Beschreibung</w:t>
+                  </w:r>
+                </w:p>
+              </w:tc>
+            </w:tr>
+            <w:tr>
+              <w:tc>
+                <w:tcPr/>
+                <w:p>
+                  <w:pPr>
+                    <w:pStyle w:val="Compact"/>
+                    <w:jc w:val="left"/>
+                    <w:jc w:val="center"/>
+                  </w:pPr>
+                  <w:r>
+                    <w:rPr>
+                      <w:rStyle w:val="VerbatimChar"/>
+                    </w:rPr>
+                    <w:t xml:space="preserve">GreaterThan148cm</w:t>
+                  </w:r>
+                </w:p>
+              </w:tc>
+              <w:tc>
+                <w:tcPr/>
+                <w:p>
+                  <w:pPr>
+                    <w:pStyle w:val="Compact"/>
+                    <w:jc w:val="left"/>
+                    <w:jc w:val="center"/>
+                  </w:pPr>
+                  <w:r>
+                    <w:t xml:space="preserve">Widerristhöhe über 148 cm</w:t>
+                  </w:r>
+                </w:p>
+              </w:tc>
+              <w:tc>
+                <w:tcPr/>
+                <w:p>
+                  <w:pPr>
+                    <w:pStyle w:val="Compact"/>
+                  </w:pPr>
+                </w:p>
+              </w:tc>
+            </w:tr>
+            <w:tr>
+              <w:tc>
+                <w:tcPr/>
+                <w:p>
+                  <w:pPr>
+                    <w:pStyle w:val="Compact"/>
+                    <w:jc w:val="left"/>
+                    <w:jc w:val="center"/>
+                  </w:pPr>
+                  <w:r>
+                    <w:rPr>
+                      <w:rStyle w:val="VerbatimChar"/>
+                    </w:rPr>
+                    <w:t xml:space="preserve">LessOrEqualThan148cm</w:t>
+                  </w:r>
+                </w:p>
+              </w:tc>
+              <w:tc>
+                <w:tcPr/>
+                <w:p>
+                  <w:pPr>
+                    <w:pStyle w:val="Compact"/>
+                    <w:jc w:val="left"/>
+                    <w:jc w:val="center"/>
+                  </w:pPr>
+                  <w:r>
+                    <w:t xml:space="preserve">Widerristhöhe bis 148 cm</w:t>
+                  </w:r>
+                </w:p>
+              </w:tc>
+              <w:tc>
+                <w:tcPr/>
+                <w:p>
+                  <w:pPr>
+                    <w:pStyle w:val="Compact"/>
+                  </w:pPr>
+                </w:p>
+              </w:tc>
+            </w:tr>
+          </w:tbl>
+          <w:bookmarkEnd w:id="47"/>
+          <w:p/>
+        </w:tc>
+      </w:tr>
+    </w:tbl>
+    <w:bookmarkEnd w:id="48"/>
+    <w:bookmarkStart w:id="50" w:name="sec-codelist-gender"/>
+    <w:p>
+      <w:pPr>
+        <w:pStyle w:val="Heading2"/>
+      </w:pPr>
+      <w:r>
+        <w:t xml:space="preserve">3.6 Geschlecht</w:t>
+      </w:r>
+    </w:p>
+    <w:tbl>
+      <w:tblPr>
+        <w:tblStyle w:val="Table"/>
+        <w:tblW w:type="pct" w:w="5000"/>
+        <w:tblLayout w:type="fixed"/>
+        <w:tblLook w:firstRow="0" w:lastRow="0" w:firstColumn="0" w:lastColumn="0" w:noHBand="0" w:noVBand="0" w:val="0000"/>
+      </w:tblPr>
+      <w:tblGrid>
+        <w:gridCol w:w="7920"/>
+      </w:tblGrid>
+      <w:tr>
+        <w:tc>
+          <w:tcPr/>
+          <w:bookmarkStart w:id="49" w:name="tbl-codelist-gender"/>
+          <w:p>
+            <w:pPr>
+              <w:jc w:val="center"/>
+            </w:pPr>
+            <w:pPr>
+              <w:jc w:val="left"/>
+              <w:spacing w:before="200"/>
+              <w:pStyle w:val="ImageCaption"/>
+            </w:pPr>
+            <w:r>
+              <w:t xml:space="preserve">Tabelle 13: Werte des Wertebereichs Geschlecht</w:t>
+            </w:r>
+          </w:p>
+          <w:tbl>
+            <w:tblPr>
+              <w:tblStyle w:val="Table"/>
+              <w:tblW w:type="pct" w:w="5000"/>
+              <w:tblLayout w:type="fixed"/>
+              <w:tblLook w:firstRow="1" w:lastRow="0" w:firstColumn="0" w:lastColumn="0" w:noHBand="0" w:noVBand="0" w:val="0020"/>
+            </w:tblPr>
+            <w:tblGrid>
+              <w:gridCol w:w="1980"/>
+              <w:gridCol w:w="2376"/>
+              <w:gridCol w:w="3564"/>
+            </w:tblGrid>
+            <w:tr>
+              <w:trPr>
+                <w:tblHeader w:val="on"/>
+              </w:trPr>
+              <w:tc>
+                <w:tcPr/>
+                <w:p>
+                  <w:pPr>
+                    <w:pStyle w:val="Compact"/>
+                    <w:jc w:val="left"/>
+                    <w:jc w:val="center"/>
+                  </w:pPr>
+                  <w:r>
+                    <w:t xml:space="preserve">Wert</w:t>
+                  </w:r>
+                </w:p>
+              </w:tc>
+              <w:tc>
+                <w:tcPr/>
+                <w:p>
+                  <w:pPr>
+                    <w:pStyle w:val="Compact"/>
+                    <w:jc w:val="left"/>
+                    <w:jc w:val="center"/>
+                  </w:pPr>
+                  <w:r>
+                    <w:t xml:space="preserve">Bezeichnung</w:t>
+                  </w:r>
+                </w:p>
+              </w:tc>
+              <w:tc>
+                <w:tcPr/>
+                <w:p>
+                  <w:pPr>
+                    <w:pStyle w:val="Compact"/>
+                    <w:jc w:val="left"/>
+                    <w:jc w:val="center"/>
+                  </w:pPr>
+                  <w:r>
+                    <w:t xml:space="preserve">Beschreibung</w:t>
+                  </w:r>
+                </w:p>
+              </w:tc>
+            </w:tr>
+            <w:tr>
+              <w:tc>
+                <w:tcPr/>
+                <w:p>
+                  <w:pPr>
+                    <w:pStyle w:val="Compact"/>
+                    <w:jc w:val="left"/>
+                    <w:jc w:val="center"/>
+                  </w:pPr>
+                  <w:r>
+                    <w:rPr>
+                      <w:rStyle w:val="VerbatimChar"/>
+                    </w:rPr>
+                    <w:t xml:space="preserve">Female</w:t>
+                  </w:r>
+                </w:p>
+              </w:tc>
+              <w:tc>
+                <w:tcPr/>
+                <w:p>
+                  <w:pPr>
+                    <w:pStyle w:val="Compact"/>
+                    <w:jc w:val="left"/>
+                    <w:jc w:val="center"/>
+                  </w:pPr>
+                  <w:r>
+                    <w:t xml:space="preserve">Weiblich</w:t>
+                  </w:r>
+                </w:p>
+              </w:tc>
+              <w:tc>
+                <w:tcPr/>
+                <w:p>
+                  <w:pPr>
+                    <w:pStyle w:val="Compact"/>
+                  </w:pPr>
+                </w:p>
+              </w:tc>
+            </w:tr>
+            <w:tr>
+              <w:tc>
+                <w:tcPr/>
+                <w:p>
+                  <w:pPr>
+                    <w:pStyle w:val="Compact"/>
+                    <w:jc w:val="left"/>
+                    <w:jc w:val="center"/>
+                  </w:pPr>
+                  <w:r>
+                    <w:rPr>
+                      <w:rStyle w:val="VerbatimChar"/>
+                    </w:rPr>
+                    <w:t xml:space="preserve">Male</w:t>
+                  </w:r>
+                </w:p>
+              </w:tc>
+              <w:tc>
+                <w:tcPr/>
+                <w:p>
+                  <w:pPr>
+                    <w:pStyle w:val="Compact"/>
+                    <w:jc w:val="left"/>
+                    <w:jc w:val="center"/>
+                  </w:pPr>
+                  <w:r>
+                    <w:t xml:space="preserve">Männlich</w:t>
+                  </w:r>
+                </w:p>
+              </w:tc>
+              <w:tc>
+                <w:tcPr/>
+                <w:p>
+                  <w:pPr>
+                    <w:pStyle w:val="Compact"/>
+                  </w:pPr>
+                </w:p>
+              </w:tc>
+            </w:tr>
+          </w:tbl>
+          <w:bookmarkEnd w:id="49"/>
+          <w:p/>
+        </w:tc>
+      </w:tr>
+    </w:tbl>
+    <w:bookmarkEnd w:id="50"/>
+    <w:bookmarkStart w:id="52" w:name="sec-codelist-genus"/>
+    <w:p>
+      <w:pPr>
+        <w:pStyle w:val="Heading2"/>
+      </w:pPr>
+      <w:r>
+        <w:t xml:space="preserve">3.7 Nutztierart</w:t>
+      </w:r>
+    </w:p>
+    <w:tbl>
+      <w:tblPr>
+        <w:tblStyle w:val="Table"/>
+        <w:tblW w:type="pct" w:w="5000"/>
+        <w:tblLayout w:type="fixed"/>
+        <w:tblLook w:firstRow="0" w:lastRow="0" w:firstColumn="0" w:lastColumn="0" w:noHBand="0" w:noVBand="0" w:val="0000"/>
+      </w:tblPr>
+      <w:tblGrid>
+        <w:gridCol w:w="7920"/>
+      </w:tblGrid>
+      <w:tr>
+        <w:tc>
+          <w:tcPr/>
+          <w:bookmarkStart w:id="51" w:name="tbl-codelist-genus"/>
+          <w:p>
+            <w:pPr>
+              <w:jc w:val="center"/>
+            </w:pPr>
+            <w:pPr>
+              <w:jc w:val="left"/>
+              <w:spacing w:before="200"/>
+              <w:pStyle w:val="ImageCaption"/>
+            </w:pPr>
+            <w:r>
+              <w:t xml:space="preserve">Tabelle 14: Werte des Wertebereichs Nutztierart</w:t>
+            </w:r>
+          </w:p>
+          <w:tbl>
+            <w:tblPr>
+              <w:tblStyle w:val="Table"/>
+              <w:tblW w:type="pct" w:w="5000"/>
+              <w:tblLayout w:type="fixed"/>
+              <w:tblLook w:firstRow="1" w:lastRow="0" w:firstColumn="0" w:lastColumn="0" w:noHBand="0" w:noVBand="0" w:val="0020"/>
+            </w:tblPr>
+            <w:tblGrid>
+              <w:gridCol w:w="1980"/>
+              <w:gridCol w:w="2376"/>
+              <w:gridCol w:w="3564"/>
+            </w:tblGrid>
+            <w:tr>
+              <w:trPr>
+                <w:tblHeader w:val="on"/>
+              </w:trPr>
+              <w:tc>
+                <w:tcPr/>
+                <w:p>
+                  <w:pPr>
+                    <w:pStyle w:val="Compact"/>
+                    <w:jc w:val="left"/>
+                    <w:jc w:val="center"/>
+                  </w:pPr>
+                  <w:r>
+                    <w:t xml:space="preserve">Wert</w:t>
+                  </w:r>
+                </w:p>
+              </w:tc>
+              <w:tc>
+                <w:tcPr/>
+                <w:p>
+                  <w:pPr>
+                    <w:pStyle w:val="Compact"/>
+                    <w:jc w:val="left"/>
+                    <w:jc w:val="center"/>
+                  </w:pPr>
+                  <w:r>
+                    <w:t xml:space="preserve">Bezeichnung</w:t>
+                  </w:r>
+                </w:p>
+              </w:tc>
+              <w:tc>
+                <w:tcPr/>
+                <w:p>
+                  <w:pPr>
+                    <w:pStyle w:val="Compact"/>
+                    <w:jc w:val="left"/>
+                    <w:jc w:val="center"/>
+                  </w:pPr>
+                  <w:r>
+                    <w:t xml:space="preserve">Beschreibung</w:t>
+                  </w:r>
+                </w:p>
+              </w:tc>
+            </w:tr>
+            <w:tr>
+              <w:tc>
+                <w:tcPr/>
+                <w:p>
+                  <w:pPr>
+                    <w:pStyle w:val="Compact"/>
+                    <w:jc w:val="left"/>
+                    <w:jc w:val="center"/>
+                  </w:pPr>
+                  <w:r>
+                    <w:rPr>
+                      <w:rStyle w:val="VerbatimChar"/>
+                    </w:rPr>
+                    <w:t xml:space="preserve">Camelid</w:t>
+                  </w:r>
+                </w:p>
+              </w:tc>
+              <w:tc>
+                <w:tcPr/>
+                <w:p>
+                  <w:pPr>
+                    <w:pStyle w:val="Compact"/>
+                    <w:jc w:val="left"/>
+                    <w:jc w:val="center"/>
+                  </w:pPr>
+                  <w:r>
+                    <w:t xml:space="preserve">Kameliden</w:t>
+                  </w:r>
+                </w:p>
+              </w:tc>
+              <w:tc>
+                <w:tcPr/>
+                <w:p>
+                  <w:pPr>
+                    <w:pStyle w:val="Compact"/>
+                    <w:jc w:val="left"/>
+                    <w:jc w:val="center"/>
+                  </w:pPr>
+                  <w:r>
+                    <w:t xml:space="preserve">Neuweltkameliden</w:t>
+                  </w:r>
+                </w:p>
+              </w:tc>
+            </w:tr>
+            <w:tr>
+              <w:tc>
+                <w:tcPr/>
+                <w:p>
+                  <w:pPr>
+                    <w:pStyle w:val="Compact"/>
+                    <w:jc w:val="left"/>
+                    <w:jc w:val="center"/>
+                  </w:pPr>
+                  <w:r>
+                    <w:rPr>
+                      <w:rStyle w:val="VerbatimChar"/>
+                    </w:rPr>
+                    <w:t xml:space="preserve">Cattle</w:t>
+                  </w:r>
+                </w:p>
+              </w:tc>
+              <w:tc>
+                <w:tcPr/>
+                <w:p>
+                  <w:pPr>
+                    <w:pStyle w:val="Compact"/>
+                    <w:jc w:val="left"/>
+                    <w:jc w:val="center"/>
+                  </w:pPr>
+                  <w:r>
+                    <w:t xml:space="preserve">Rindvieh</w:t>
+                  </w:r>
+                </w:p>
+              </w:tc>
+              <w:tc>
+                <w:tcPr/>
+                <w:p>
+                  <w:pPr>
+                    <w:pStyle w:val="Compact"/>
+                    <w:jc w:val="left"/>
+                    <w:jc w:val="center"/>
+                  </w:pPr>
+                  <w:r>
+                    <w:t xml:space="preserve">Tiere der Rindergattung (Bos) und Wasserbüffel (Bubalus bubalis)</w:t>
+                  </w:r>
+                </w:p>
+              </w:tc>
+            </w:tr>
+            <w:tr>
+              <w:tc>
+                <w:tcPr/>
+                <w:p>
+                  <w:pPr>
+                    <w:pStyle w:val="Compact"/>
+                    <w:jc w:val="left"/>
+                    <w:jc w:val="center"/>
+                  </w:pPr>
+                  <w:r>
+                    <w:rPr>
+                      <w:rStyle w:val="VerbatimChar"/>
+                    </w:rPr>
+                    <w:t xml:space="preserve">Equid</w:t>
+                  </w:r>
+                </w:p>
+              </w:tc>
+              <w:tc>
+                <w:tcPr/>
+                <w:p>
+                  <w:pPr>
+                    <w:pStyle w:val="Compact"/>
+                    <w:jc w:val="left"/>
+                    <w:jc w:val="center"/>
+                  </w:pPr>
+                  <w:r>
+                    <w:t xml:space="preserve">Equiden</w:t>
+                  </w:r>
+                </w:p>
+              </w:tc>
+              <w:tc>
+                <w:tcPr/>
+                <w:p>
+                  <w:pPr>
+                    <w:pStyle w:val="Compact"/>
+                    <w:jc w:val="left"/>
+                    <w:jc w:val="center"/>
+                  </w:pPr>
+                  <w:r>
+                    <w:t xml:space="preserve">Tiere der Pferdegattung (Pferd, Maultier, Maulesel, Esel)</w:t>
+                  </w:r>
+                </w:p>
+              </w:tc>
+            </w:tr>
+            <w:tr>
+              <w:tc>
+                <w:tcPr/>
+                <w:p>
+                  <w:pPr>
+                    <w:pStyle w:val="Compact"/>
+                    <w:jc w:val="left"/>
+                    <w:jc w:val="center"/>
+                  </w:pPr>
+                  <w:r>
+                    <w:rPr>
+                      <w:rStyle w:val="VerbatimChar"/>
+                    </w:rPr>
+                    <w:t xml:space="preserve">Game</w:t>
+                  </w:r>
+                </w:p>
+              </w:tc>
+              <w:tc>
+                <w:tcPr/>
+                <w:p>
+                  <w:pPr>
+                    <w:pStyle w:val="Compact"/>
+                    <w:jc w:val="left"/>
+                    <w:jc w:val="center"/>
+                  </w:pPr>
+                  <w:r>
+                    <w:t xml:space="preserve">Wild</w:t>
+                  </w:r>
+                </w:p>
+              </w:tc>
+              <w:tc>
+                <w:tcPr/>
+                <w:p>
+                  <w:pPr>
+                    <w:pStyle w:val="Compact"/>
+                    <w:jc w:val="left"/>
+                    <w:jc w:val="center"/>
+                  </w:pPr>
+                  <w:r>
+                    <w:t xml:space="preserve">Wild in Gehegen</w:t>
+                  </w:r>
+                </w:p>
+              </w:tc>
+            </w:tr>
+            <w:tr>
+              <w:tc>
+                <w:tcPr/>
+                <w:p>
+                  <w:pPr>
+                    <w:pStyle w:val="Compact"/>
+                    <w:jc w:val="left"/>
+                    <w:jc w:val="center"/>
+                  </w:pPr>
+                  <w:r>
+                    <w:rPr>
+                      <w:rStyle w:val="VerbatimChar"/>
+                    </w:rPr>
+                    <w:t xml:space="preserve">Goat</w:t>
+                  </w:r>
+                </w:p>
+              </w:tc>
+              <w:tc>
+                <w:tcPr/>
+                <w:p>
+                  <w:pPr>
+                    <w:pStyle w:val="Compact"/>
+                    <w:jc w:val="left"/>
+                    <w:jc w:val="center"/>
+                  </w:pPr>
+                  <w:r>
+                    <w:t xml:space="preserve">Ziegen</w:t>
+                  </w:r>
+                </w:p>
+              </w:tc>
+              <w:tc>
+                <w:tcPr/>
+                <w:p>
+                  <w:pPr>
+                    <w:pStyle w:val="Compact"/>
+                  </w:pPr>
+                </w:p>
+              </w:tc>
+            </w:tr>
+            <w:tr>
+              <w:tc>
+                <w:tcPr/>
+                <w:p>
+                  <w:pPr>
+                    <w:pStyle w:val="Compact"/>
+                    <w:jc w:val="left"/>
+                    <w:jc w:val="center"/>
+                  </w:pPr>
+                  <w:r>
+                    <w:rPr>
+                      <w:rStyle w:val="VerbatimChar"/>
+                    </w:rPr>
+                    <w:t xml:space="preserve">Pig</w:t>
+                  </w:r>
+                </w:p>
+              </w:tc>
+              <w:tc>
+                <w:tcPr/>
+                <w:p>
+                  <w:pPr>
+                    <w:pStyle w:val="Compact"/>
+                    <w:jc w:val="left"/>
+                    <w:jc w:val="center"/>
+                  </w:pPr>
+                  <w:r>
+                    <w:t xml:space="preserve">Schweine</w:t>
+                  </w:r>
+                </w:p>
+              </w:tc>
+              <w:tc>
+                <w:tcPr/>
+                <w:p>
+                  <w:pPr>
+                    <w:pStyle w:val="Compact"/>
+                  </w:pPr>
+                </w:p>
+              </w:tc>
+            </w:tr>
+            <w:tr>
+              <w:tc>
+                <w:tcPr/>
+                <w:p>
+                  <w:pPr>
+                    <w:pStyle w:val="Compact"/>
+                    <w:jc w:val="left"/>
+                    <w:jc w:val="center"/>
+                  </w:pPr>
+                  <w:r>
+                    <w:rPr>
+                      <w:rStyle w:val="VerbatimChar"/>
+                    </w:rPr>
+                    <w:t xml:space="preserve">Poultry</w:t>
+                  </w:r>
+                </w:p>
+              </w:tc>
+              <w:tc>
+                <w:tcPr/>
+                <w:p>
+                  <w:pPr>
+                    <w:pStyle w:val="Compact"/>
+                    <w:jc w:val="left"/>
+                    <w:jc w:val="center"/>
+                  </w:pPr>
+                  <w:r>
+                    <w:t xml:space="preserve">Geflügel</w:t>
+                  </w:r>
+                </w:p>
+              </w:tc>
+              <w:tc>
+                <w:tcPr/>
+                <w:p>
+                  <w:pPr>
+                    <w:pStyle w:val="Compact"/>
+                  </w:pPr>
+                </w:p>
+              </w:tc>
+            </w:tr>
+            <w:tr>
+              <w:tc>
+                <w:tcPr/>
+                <w:p>
+                  <w:pPr>
+                    <w:pStyle w:val="Compact"/>
+                    <w:jc w:val="left"/>
+                    <w:jc w:val="center"/>
+                  </w:pPr>
+                  <w:r>
+                    <w:rPr>
+                      <w:rStyle w:val="VerbatimChar"/>
+                    </w:rPr>
+                    <w:t xml:space="preserve">Sheep</w:t>
+                  </w:r>
+                </w:p>
+              </w:tc>
+              <w:tc>
+                <w:tcPr/>
+                <w:p>
+                  <w:pPr>
+                    <w:pStyle w:val="Compact"/>
+                    <w:jc w:val="left"/>
+                    <w:jc w:val="center"/>
+                  </w:pPr>
+                  <w:r>
+                    <w:t xml:space="preserve">Schafe</w:t>
+                  </w:r>
+                </w:p>
+              </w:tc>
+              <w:tc>
+                <w:tcPr/>
+                <w:p>
+                  <w:pPr>
+                    <w:pStyle w:val="Compact"/>
+                  </w:pPr>
+                </w:p>
+              </w:tc>
+            </w:tr>
+          </w:tbl>
+          <w:bookmarkEnd w:id="51"/>
+          <w:p/>
+        </w:tc>
+      </w:tr>
+    </w:tbl>
+    <w:bookmarkEnd w:id="52"/>
+    <w:bookmarkStart w:id="54" w:name="sec-codelist-healthstatustype"/>
+    <w:p>
+      <w:pPr>
+        <w:pStyle w:val="Heading2"/>
+      </w:pPr>
+      <w:r>
+        <w:t xml:space="preserve">3.8 Typ Gesundheitsstatus</w:t>
+      </w:r>
+    </w:p>
+    <w:tbl>
+      <w:tblPr>
+        <w:tblStyle w:val="Table"/>
+        <w:tblW w:type="pct" w:w="5000"/>
+        <w:tblLayout w:type="fixed"/>
+        <w:tblLook w:firstRow="0" w:lastRow="0" w:firstColumn="0" w:lastColumn="0" w:noHBand="0" w:noVBand="0" w:val="0000"/>
+      </w:tblPr>
+      <w:tblGrid>
+        <w:gridCol w:w="7920"/>
+      </w:tblGrid>
+      <w:tr>
+        <w:tc>
+          <w:tcPr/>
+          <w:bookmarkStart w:id="53" w:name="tbl-codelist-healthstatustype"/>
+          <w:p>
+            <w:pPr>
+              <w:jc w:val="center"/>
+            </w:pPr>
+            <w:pPr>
+              <w:jc w:val="left"/>
+              <w:spacing w:before="200"/>
+              <w:pStyle w:val="ImageCaption"/>
+            </w:pPr>
+            <w:r>
+              <w:t xml:space="preserve">Tabelle 15: Werte des Wertebereichs Typ Gesundheitsstatus</w:t>
+            </w:r>
+          </w:p>
+          <w:tbl>
+            <w:tblPr>
+              <w:tblStyle w:val="Table"/>
+              <w:tblW w:type="pct" w:w="5000"/>
+              <w:tblLayout w:type="fixed"/>
+              <w:tblLook w:firstRow="1" w:lastRow="0" w:firstColumn="0" w:lastColumn="0" w:noHBand="0" w:noVBand="0" w:val="0020"/>
+            </w:tblPr>
+            <w:tblGrid>
+              <w:gridCol w:w="1980"/>
+              <w:gridCol w:w="2376"/>
+              <w:gridCol w:w="3564"/>
+            </w:tblGrid>
+            <w:tr>
+              <w:trPr>
+                <w:tblHeader w:val="on"/>
+              </w:trPr>
+              <w:tc>
+                <w:tcPr/>
+                <w:p>
+                  <w:pPr>
+                    <w:pStyle w:val="Compact"/>
+                    <w:jc w:val="left"/>
+                    <w:jc w:val="center"/>
+                  </w:pPr>
+                  <w:r>
+                    <w:t xml:space="preserve">Wert</w:t>
+                  </w:r>
+                </w:p>
+              </w:tc>
+              <w:tc>
+                <w:tcPr/>
+                <w:p>
+                  <w:pPr>
+                    <w:pStyle w:val="Compact"/>
+                    <w:jc w:val="left"/>
+                    <w:jc w:val="center"/>
+                  </w:pPr>
+                  <w:r>
+                    <w:t xml:space="preserve">Bezeichnung</w:t>
+                  </w:r>
+                </w:p>
+              </w:tc>
+              <w:tc>
+                <w:tcPr/>
+                <w:p>
+                  <w:pPr>
+                    <w:pStyle w:val="Compact"/>
+                    <w:jc w:val="left"/>
+                    <w:jc w:val="center"/>
+                  </w:pPr>
+                  <w:r>
+                    <w:t xml:space="preserve">Beschreibung</w:t>
+                  </w:r>
+                </w:p>
+              </w:tc>
+            </w:tr>
+            <w:tr>
+              <w:tc>
+                <w:tcPr/>
+                <w:p>
+                  <w:pPr>
+                    <w:pStyle w:val="Compact"/>
+                    <w:jc w:val="left"/>
+                    <w:jc w:val="center"/>
+                  </w:pPr>
+                  <w:r>
+                    <w:rPr>
+                      <w:rStyle w:val="VerbatimChar"/>
+                    </w:rPr>
+                    <w:t xml:space="preserve">EpizooticStatus</w:t>
+                  </w:r>
+                </w:p>
+              </w:tc>
+              <w:tc>
+                <w:tcPr/>
+                <w:p>
+                  <w:pPr>
+                    <w:pStyle w:val="Compact"/>
+                    <w:jc w:val="left"/>
+                    <w:jc w:val="center"/>
+                  </w:pPr>
+                  <w:r>
+                    <w:t xml:space="preserve">Seuchenstatus</w:t>
+                  </w:r>
+                </w:p>
+              </w:tc>
+              <w:tc>
+                <w:tcPr/>
+                <w:p>
+                  <w:pPr>
+                    <w:pStyle w:val="Compact"/>
+                  </w:pPr>
+                </w:p>
+              </w:tc>
+            </w:tr>
+            <w:tr>
+              <w:tc>
+                <w:tcPr/>
+                <w:p>
+                  <w:pPr>
+                    <w:pStyle w:val="Compact"/>
+                    <w:jc w:val="left"/>
+                    <w:jc w:val="center"/>
+                  </w:pPr>
+                  <w:r>
+                    <w:rPr>
+                      <w:rStyle w:val="VerbatimChar"/>
+                    </w:rPr>
+                    <w:t xml:space="preserve">LaboratoryResult</w:t>
+                  </w:r>
+                </w:p>
+              </w:tc>
+              <w:tc>
+                <w:tcPr/>
+                <w:p>
+                  <w:pPr>
+                    <w:pStyle w:val="Compact"/>
+                    <w:jc w:val="left"/>
+                    <w:jc w:val="center"/>
+                  </w:pPr>
+                  <w:r>
+                    <w:t xml:space="preserve">Laborergebnis</w:t>
+                  </w:r>
+                </w:p>
+              </w:tc>
+              <w:tc>
+                <w:tcPr/>
+                <w:p>
+                  <w:pPr>
+                    <w:pStyle w:val="Compact"/>
+                  </w:pPr>
+                </w:p>
+              </w:tc>
+            </w:tr>
+            <w:tr>
+              <w:tc>
+                <w:tcPr/>
+                <w:p>
+                  <w:pPr>
+                    <w:pStyle w:val="Compact"/>
+                    <w:jc w:val="left"/>
+                    <w:jc w:val="center"/>
+                  </w:pPr>
+                  <w:r>
+                    <w:rPr>
+                      <w:rStyle w:val="VerbatimChar"/>
+                    </w:rPr>
+                    <w:t xml:space="preserve">RiskStatus</w:t>
+                  </w:r>
+                </w:p>
+              </w:tc>
+              <w:tc>
+                <w:tcPr/>
+                <w:p>
+                  <w:pPr>
+                    <w:pStyle w:val="Compact"/>
+                    <w:jc w:val="left"/>
+                    <w:jc w:val="center"/>
+                  </w:pPr>
+                  <w:r>
+                    <w:t xml:space="preserve">Risikostatus</w:t>
+                  </w:r>
+                </w:p>
+              </w:tc>
+              <w:tc>
+                <w:tcPr/>
+                <w:p>
+                  <w:pPr>
+                    <w:pStyle w:val="Compact"/>
+                  </w:pPr>
+                </w:p>
+              </w:tc>
+            </w:tr>
+            <w:tr>
+              <w:tc>
+                <w:tcPr/>
+                <w:p>
+                  <w:pPr>
+                    <w:pStyle w:val="Compact"/>
+                    <w:jc w:val="left"/>
+                    <w:jc w:val="center"/>
+                  </w:pPr>
+                  <w:r>
+                    <w:rPr>
+                      <w:rStyle w:val="VerbatimChar"/>
+                    </w:rPr>
+                    <w:t xml:space="preserve">VaccinationStatus</w:t>
+                  </w:r>
+                </w:p>
+              </w:tc>
+              <w:tc>
+                <w:tcPr/>
+                <w:p>
+                  <w:pPr>
+                    <w:pStyle w:val="Compact"/>
+                    <w:jc w:val="left"/>
+                    <w:jc w:val="center"/>
+                  </w:pPr>
+                  <w:r>
+                    <w:t xml:space="preserve">Impfstatus</w:t>
+                  </w:r>
+                </w:p>
+              </w:tc>
+              <w:tc>
+                <w:tcPr/>
+                <w:p>
+                  <w:pPr>
+                    <w:pStyle w:val="Compact"/>
+                  </w:pPr>
+                </w:p>
+              </w:tc>
+            </w:tr>
+          </w:tbl>
+          <w:bookmarkEnd w:id="53"/>
+          <w:p/>
+        </w:tc>
+      </w:tr>
+    </w:tbl>
+    <w:bookmarkEnd w:id="54"/>
+    <w:bookmarkStart w:id="56" w:name="sec-codelist-localunithealthstatus"/>
+    <w:p>
+      <w:pPr>
+        <w:pStyle w:val="Heading2"/>
+      </w:pPr>
+      <w:r>
+        <w:t xml:space="preserve">3.9 Seuchenstatus örtliche Einheit</w:t>
+      </w:r>
+    </w:p>
+    <w:tbl>
+      <w:tblPr>
+        <w:tblStyle w:val="Table"/>
+        <w:tblW w:type="pct" w:w="5000"/>
+        <w:tblLayout w:type="fixed"/>
+        <w:tblLook w:firstRow="0" w:lastRow="0" w:firstColumn="0" w:lastColumn="0" w:noHBand="0" w:noVBand="0" w:val="0000"/>
+      </w:tblPr>
+      <w:tblGrid>
+        <w:gridCol w:w="7920"/>
+      </w:tblGrid>
+      <w:tr>
+        <w:tc>
+          <w:tcPr/>
+          <w:bookmarkStart w:id="55" w:name="tbl-codelist-localunithealthstatus"/>
+          <w:p>
+            <w:pPr>
+              <w:jc w:val="center"/>
+            </w:pPr>
+            <w:pPr>
+              <w:jc w:val="left"/>
+              <w:spacing w:before="200"/>
+              <w:pStyle w:val="ImageCaption"/>
+            </w:pPr>
+            <w:r>
+              <w:t xml:space="preserve">Tabelle 16: Werte des Wertebereichs Seuchenstatus örtliche Einheit</w:t>
+            </w:r>
+          </w:p>
+          <w:tbl>
+            <w:tblPr>
+              <w:tblStyle w:val="Table"/>
+              <w:tblW w:type="pct" w:w="5000"/>
+              <w:tblLayout w:type="fixed"/>
+              <w:tblLook w:firstRow="1" w:lastRow="0" w:firstColumn="0" w:lastColumn="0" w:noHBand="0" w:noVBand="0" w:val="0020"/>
+            </w:tblPr>
+            <w:tblGrid>
+              <w:gridCol w:w="1980"/>
+              <w:gridCol w:w="2376"/>
+              <w:gridCol w:w="3564"/>
+            </w:tblGrid>
+            <w:tr>
+              <w:trPr>
+                <w:tblHeader w:val="on"/>
+              </w:trPr>
+              <w:tc>
+                <w:tcPr/>
+                <w:p>
+                  <w:pPr>
+                    <w:pStyle w:val="Compact"/>
+                    <w:jc w:val="left"/>
+                    <w:jc w:val="center"/>
+                  </w:pPr>
+                  <w:r>
+                    <w:t xml:space="preserve">Wert</w:t>
+                  </w:r>
+                </w:p>
+              </w:tc>
+              <w:tc>
+                <w:tcPr/>
+                <w:p>
+                  <w:pPr>
+                    <w:pStyle w:val="Compact"/>
+                    <w:jc w:val="left"/>
+                    <w:jc w:val="center"/>
+                  </w:pPr>
+                  <w:r>
+                    <w:t xml:space="preserve">Bezeichnung</w:t>
+                  </w:r>
+                </w:p>
+              </w:tc>
+              <w:tc>
+                <w:tcPr/>
+                <w:p>
+                  <w:pPr>
+                    <w:pStyle w:val="Compact"/>
+                    <w:jc w:val="left"/>
+                    <w:jc w:val="center"/>
+                  </w:pPr>
+                  <w:r>
+                    <w:t xml:space="preserve">Beschreibung</w:t>
+                  </w:r>
+                </w:p>
+              </w:tc>
+            </w:tr>
+            <w:tr>
+              <w:tc>
+                <w:tcPr/>
+                <w:p>
+                  <w:pPr>
+                    <w:pStyle w:val="Compact"/>
+                    <w:jc w:val="left"/>
+                    <w:jc w:val="center"/>
+                  </w:pPr>
+                  <w:r>
+                    <w:rPr>
+                      <w:rStyle w:val="VerbatimChar"/>
+                    </w:rPr>
+                    <w:t xml:space="preserve">Blocked</w:t>
+                  </w:r>
+                </w:p>
+              </w:tc>
+              <w:tc>
+                <w:tcPr/>
+                <w:p>
+                  <w:pPr>
+                    <w:pStyle w:val="Compact"/>
+                    <w:jc w:val="left"/>
+                    <w:jc w:val="center"/>
+                  </w:pPr>
+                  <w:r>
+                    <w:t xml:space="preserve">gesperrt</w:t>
+                  </w:r>
+                </w:p>
+              </w:tc>
+              <w:tc>
+                <w:tcPr/>
+                <w:p>
+                  <w:pPr>
+                    <w:pStyle w:val="Compact"/>
+                    <w:jc w:val="left"/>
+                    <w:jc w:val="center"/>
+                  </w:pPr>
+                  <w:r>
+                    <w:t xml:space="preserve">Typ: Seuchenstatus</w:t>
+                  </w:r>
+                </w:p>
+              </w:tc>
+            </w:tr>
+            <w:tr>
+              <w:tc>
+                <w:tcPr/>
+                <w:p>
+                  <w:pPr>
+                    <w:pStyle w:val="Compact"/>
+                    <w:jc w:val="left"/>
+                    <w:jc w:val="center"/>
+                  </w:pPr>
+                  <w:r>
+                    <w:rPr>
+                      <w:rStyle w:val="VerbatimChar"/>
+                    </w:rPr>
+                    <w:t xml:space="preserve">Free</w:t>
+                  </w:r>
+                </w:p>
+              </w:tc>
+              <w:tc>
+                <w:tcPr/>
+                <w:p>
+                  <w:pPr>
+                    <w:pStyle w:val="Compact"/>
+                    <w:jc w:val="left"/>
+                    <w:jc w:val="center"/>
+                  </w:pPr>
+                  <w:r>
+                    <w:t xml:space="preserve">frei</w:t>
+                  </w:r>
+                </w:p>
+              </w:tc>
+              <w:tc>
+                <w:tcPr/>
+                <w:p>
+                  <w:pPr>
+                    <w:pStyle w:val="Compact"/>
+                    <w:jc w:val="left"/>
+                    <w:jc w:val="center"/>
+                  </w:pPr>
+                  <w:r>
+                    <w:t xml:space="preserve">Typ: Seuchenstatus</w:t>
+                  </w:r>
+                </w:p>
+              </w:tc>
+            </w:tr>
+            <w:tr>
+              <w:tc>
+                <w:tcPr/>
+                <w:p>
+                  <w:pPr>
+                    <w:pStyle w:val="Compact"/>
+                    <w:jc w:val="left"/>
+                    <w:jc w:val="center"/>
+                  </w:pPr>
+                  <w:r>
+                    <w:rPr>
+                      <w:rStyle w:val="VerbatimChar"/>
+                    </w:rPr>
+                    <w:t xml:space="preserve">High</w:t>
+                  </w:r>
+                </w:p>
+              </w:tc>
+              <w:tc>
+                <w:tcPr/>
+                <w:p>
+                  <w:pPr>
+                    <w:pStyle w:val="Compact"/>
+                    <w:jc w:val="left"/>
+                    <w:jc w:val="center"/>
+                  </w:pPr>
+                  <w:r>
+                    <w:t xml:space="preserve">Hoch</w:t>
+                  </w:r>
+                </w:p>
+              </w:tc>
+              <w:tc>
+                <w:tcPr/>
+                <w:p>
+                  <w:pPr>
+                    <w:pStyle w:val="Compact"/>
+                    <w:jc w:val="left"/>
+                    <w:jc w:val="center"/>
+                  </w:pPr>
+                  <w:r>
+                    <w:t xml:space="preserve">Typ: Risikostatus</w:t>
+                  </w:r>
+                </w:p>
+              </w:tc>
+            </w:tr>
+            <w:tr>
+              <w:tc>
+                <w:tcPr/>
+                <w:p>
+                  <w:pPr>
+                    <w:pStyle w:val="Compact"/>
+                    <w:jc w:val="left"/>
+                    <w:jc w:val="center"/>
+                  </w:pPr>
+                  <w:r>
+                    <w:rPr>
+                      <w:rStyle w:val="VerbatimChar"/>
+                    </w:rPr>
+                    <w:t xml:space="preserve">Low</w:t>
+                  </w:r>
+                </w:p>
+              </w:tc>
+              <w:tc>
+                <w:tcPr/>
+                <w:p>
+                  <w:pPr>
+                    <w:pStyle w:val="Compact"/>
+                    <w:jc w:val="left"/>
+                    <w:jc w:val="center"/>
+                  </w:pPr>
+                  <w:r>
+                    <w:t xml:space="preserve">Tief</w:t>
+                  </w:r>
+                </w:p>
+              </w:tc>
+              <w:tc>
+                <w:tcPr/>
+                <w:p>
+                  <w:pPr>
+                    <w:pStyle w:val="Compact"/>
+                    <w:jc w:val="left"/>
+                    <w:jc w:val="center"/>
+                  </w:pPr>
+                  <w:r>
+                    <w:t xml:space="preserve">Typ: Risikostatus</w:t>
+                  </w:r>
+                </w:p>
+              </w:tc>
+            </w:tr>
+            <w:tr>
+              <w:tc>
+                <w:tcPr/>
+                <w:p>
+                  <w:pPr>
+                    <w:pStyle w:val="Compact"/>
+                    <w:jc w:val="left"/>
+                    <w:jc w:val="center"/>
+                  </w:pPr>
+                  <w:r>
+                    <w:rPr>
+                      <w:rStyle w:val="VerbatimChar"/>
+                    </w:rPr>
+                    <w:t xml:space="preserve">Medium</w:t>
+                  </w:r>
+                </w:p>
+              </w:tc>
+              <w:tc>
+                <w:tcPr/>
+                <w:p>
+                  <w:pPr>
+                    <w:pStyle w:val="Compact"/>
+                    <w:jc w:val="left"/>
+                    <w:jc w:val="center"/>
+                  </w:pPr>
+                  <w:r>
+                    <w:t xml:space="preserve">Mittel</w:t>
+                  </w:r>
+                </w:p>
+              </w:tc>
+              <w:tc>
+                <w:tcPr/>
+                <w:p>
+                  <w:pPr>
+                    <w:pStyle w:val="Compact"/>
+                    <w:jc w:val="left"/>
+                    <w:jc w:val="center"/>
+                  </w:pPr>
+                  <w:r>
+                    <w:t xml:space="preserve">Typ: Risikostatus</w:t>
+                  </w:r>
+                </w:p>
+              </w:tc>
+            </w:tr>
+            <w:tr>
+              <w:tc>
+                <w:tcPr/>
+                <w:p>
+                  <w:pPr>
+                    <w:pStyle w:val="Compact"/>
+                    <w:jc w:val="left"/>
+                    <w:jc w:val="center"/>
+                  </w:pPr>
+                  <w:r>
+                    <w:rPr>
+                      <w:rStyle w:val="VerbatimChar"/>
+                    </w:rPr>
+                    <w:t xml:space="preserve">Negative</w:t>
+                  </w:r>
+                </w:p>
+              </w:tc>
+              <w:tc>
+                <w:tcPr/>
+                <w:p>
+                  <w:pPr>
+                    <w:pStyle w:val="Compact"/>
+                    <w:jc w:val="left"/>
+                    <w:jc w:val="center"/>
+                  </w:pPr>
+                  <w:r>
+                    <w:t xml:space="preserve">negativ</w:t>
+                  </w:r>
+                </w:p>
+              </w:tc>
+              <w:tc>
+                <w:tcPr/>
+                <w:p>
+                  <w:pPr>
+                    <w:pStyle w:val="Compact"/>
+                    <w:jc w:val="left"/>
+                    <w:jc w:val="center"/>
+                  </w:pPr>
+                  <w:r>
+                    <w:t xml:space="preserve">Typ: Laborergebnis</w:t>
+                  </w:r>
+                </w:p>
+              </w:tc>
+            </w:tr>
+            <w:tr>
+              <w:tc>
+                <w:tcPr/>
+                <w:p>
+                  <w:pPr>
+                    <w:pStyle w:val="Compact"/>
+                    <w:jc w:val="left"/>
+                    <w:jc w:val="center"/>
+                  </w:pPr>
+                  <w:r>
+                    <w:rPr>
+                      <w:rStyle w:val="VerbatimChar"/>
+                    </w:rPr>
+                    <w:t xml:space="preserve">NotTested</w:t>
+                  </w:r>
+                </w:p>
+              </w:tc>
+              <w:tc>
+                <w:tcPr/>
+                <w:p>
+                  <w:pPr>
+                    <w:pStyle w:val="Compact"/>
+                    <w:jc w:val="left"/>
+                    <w:jc w:val="center"/>
+                  </w:pPr>
+                  <w:r>
+                    <w:t xml:space="preserve">Nicht getestet</w:t>
+                  </w:r>
+                </w:p>
+              </w:tc>
+              <w:tc>
+                <w:tcPr/>
+                <w:p>
+                  <w:pPr>
+                    <w:pStyle w:val="Compact"/>
+                    <w:jc w:val="left"/>
+                    <w:jc w:val="center"/>
+                  </w:pPr>
+                  <w:r>
+                    <w:t xml:space="preserve">Typ: Seuchenstatus</w:t>
+                  </w:r>
+                </w:p>
+              </w:tc>
+            </w:tr>
+            <w:tr>
+              <w:tc>
+                <w:tcPr/>
+                <w:p>
+                  <w:pPr>
+                    <w:pStyle w:val="Compact"/>
+                    <w:jc w:val="left"/>
+                    <w:jc w:val="center"/>
+                  </w:pPr>
+                  <w:r>
+                    <w:rPr>
+                      <w:rStyle w:val="VerbatimChar"/>
+                    </w:rPr>
+                    <w:t xml:space="preserve">Positive</w:t>
+                  </w:r>
+                </w:p>
+              </w:tc>
+              <w:tc>
+                <w:tcPr/>
+                <w:p>
+                  <w:pPr>
+                    <w:pStyle w:val="Compact"/>
+                    <w:jc w:val="left"/>
+                    <w:jc w:val="center"/>
+                  </w:pPr>
+                  <w:r>
+                    <w:t xml:space="preserve">positiv</w:t>
+                  </w:r>
+                </w:p>
+              </w:tc>
+              <w:tc>
+                <w:tcPr/>
+                <w:p>
+                  <w:pPr>
+                    <w:pStyle w:val="Compact"/>
+                    <w:jc w:val="left"/>
+                    <w:jc w:val="center"/>
+                  </w:pPr>
+                  <w:r>
+                    <w:t xml:space="preserve">Typ: Laborergebnis</w:t>
+                  </w:r>
+                </w:p>
+              </w:tc>
+            </w:tr>
+          </w:tbl>
+          <w:bookmarkEnd w:id="55"/>
+          <w:p/>
+        </w:tc>
+      </w:tr>
+    </w:tbl>
+    <w:bookmarkEnd w:id="56"/>
+    <w:bookmarkStart w:id="58" w:name="sec-codelist-notificationtype"/>
+    <w:p>
+      <w:pPr>
+        <w:pStyle w:val="Heading2"/>
+      </w:pPr>
+      <w:r>
+        <w:t xml:space="preserve">3.10 Bewegungstyp</w:t>
+      </w:r>
+    </w:p>
+    <w:tbl>
+      <w:tblPr>
+        <w:tblStyle w:val="Table"/>
+        <w:tblW w:type="pct" w:w="5000"/>
+        <w:tblLayout w:type="fixed"/>
+        <w:tblLook w:firstRow="0" w:lastRow="0" w:firstColumn="0" w:lastColumn="0" w:noHBand="0" w:noVBand="0" w:val="0000"/>
+      </w:tblPr>
+      <w:tblGrid>
+        <w:gridCol w:w="7920"/>
+      </w:tblGrid>
+      <w:tr>
+        <w:tc>
+          <w:tcPr/>
+          <w:bookmarkStart w:id="57" w:name="tbl-codelist-notificationtype"/>
+          <w:p>
+            <w:pPr>
+              <w:jc w:val="center"/>
+            </w:pPr>
+            <w:pPr>
+              <w:jc w:val="left"/>
+              <w:spacing w:before="200"/>
+              <w:pStyle w:val="ImageCaption"/>
+            </w:pPr>
+            <w:r>
+              <w:t xml:space="preserve">Tabelle 17: Werte des Wertebereichs Bewegungstyp</w:t>
+            </w:r>
+          </w:p>
+          <w:tbl>
+            <w:tblPr>
+              <w:tblStyle w:val="Table"/>
+              <w:tblW w:type="pct" w:w="5000"/>
+              <w:tblLayout w:type="fixed"/>
+              <w:tblLook w:firstRow="1" w:lastRow="0" w:firstColumn="0" w:lastColumn="0" w:noHBand="0" w:noVBand="0" w:val="0020"/>
+            </w:tblPr>
+            <w:tblGrid>
+              <w:gridCol w:w="1980"/>
+              <w:gridCol w:w="2376"/>
+              <w:gridCol w:w="3564"/>
+            </w:tblGrid>
+            <w:tr>
+              <w:trPr>
+                <w:tblHeader w:val="on"/>
+              </w:trPr>
+              <w:tc>
+                <w:tcPr/>
+                <w:p>
+                  <w:pPr>
+                    <w:pStyle w:val="Compact"/>
+                    <w:jc w:val="left"/>
+                    <w:jc w:val="center"/>
+                  </w:pPr>
+                  <w:r>
+                    <w:t xml:space="preserve">Wert</w:t>
+                  </w:r>
+                </w:p>
+              </w:tc>
+              <w:tc>
+                <w:tcPr/>
+                <w:p>
+                  <w:pPr>
+                    <w:pStyle w:val="Compact"/>
+                    <w:jc w:val="left"/>
+                    <w:jc w:val="center"/>
+                  </w:pPr>
+                  <w:r>
+                    <w:t xml:space="preserve">Bezeichnung</w:t>
+                  </w:r>
+                </w:p>
+              </w:tc>
+              <w:tc>
+                <w:tcPr/>
+                <w:p>
+                  <w:pPr>
+                    <w:pStyle w:val="Compact"/>
+                    <w:jc w:val="left"/>
+                    <w:jc w:val="center"/>
+                  </w:pPr>
+                  <w:r>
+                    <w:t xml:space="preserve">Beschreibung</w:t>
+                  </w:r>
+                </w:p>
+              </w:tc>
+            </w:tr>
+            <w:tr>
+              <w:tc>
+                <w:tcPr/>
+                <w:p>
+                  <w:pPr>
+                    <w:pStyle w:val="Compact"/>
+                    <w:jc w:val="left"/>
+                    <w:jc w:val="center"/>
+                  </w:pPr>
+                  <w:r>
+                    <w:rPr>
+                      <w:rStyle w:val="VerbatimChar"/>
+                    </w:rPr>
+                    <w:t xml:space="preserve">Arrival</w:t>
+                  </w:r>
+                </w:p>
+              </w:tc>
+              <w:tc>
+                <w:tcPr/>
+                <w:p>
+                  <w:pPr>
+                    <w:pStyle w:val="Compact"/>
+                    <w:jc w:val="left"/>
+                    <w:jc w:val="center"/>
+                  </w:pPr>
+                  <w:r>
+                    <w:t xml:space="preserve">Zugang</w:t>
+                  </w:r>
+                </w:p>
+              </w:tc>
+              <w:tc>
+                <w:tcPr/>
+                <w:p>
+                  <w:pPr>
+                    <w:pStyle w:val="Compact"/>
+                    <w:jc w:val="left"/>
+                    <w:jc w:val="center"/>
+                  </w:pPr>
+                  <w:r>
+                    <w:t xml:space="preserve">Nicht für Equiden</w:t>
+                  </w:r>
+                </w:p>
+              </w:tc>
+            </w:tr>
+            <w:tr>
+              <w:tc>
+                <w:tcPr/>
+                <w:p>
+                  <w:pPr>
+                    <w:pStyle w:val="Compact"/>
+                    <w:jc w:val="left"/>
+                    <w:jc w:val="center"/>
+                  </w:pPr>
+                  <w:r>
+                    <w:rPr>
+                      <w:rStyle w:val="VerbatimChar"/>
+                    </w:rPr>
+                    <w:t xml:space="preserve">Birth</w:t>
+                  </w:r>
+                </w:p>
+              </w:tc>
+              <w:tc>
+                <w:tcPr/>
+                <w:p>
+                  <w:pPr>
+                    <w:pStyle w:val="Compact"/>
+                    <w:jc w:val="left"/>
+                    <w:jc w:val="center"/>
+                  </w:pPr>
+                  <w:r>
+                    <w:t xml:space="preserve">Geburt</w:t>
+                  </w:r>
+                </w:p>
+              </w:tc>
+              <w:tc>
+                <w:tcPr/>
+                <w:p>
+                  <w:pPr>
+                    <w:pStyle w:val="Compact"/>
+                  </w:pPr>
+                </w:p>
+              </w:tc>
+            </w:tr>
+            <w:tr>
+              <w:tc>
+                <w:tcPr/>
+                <w:p>
+                  <w:pPr>
+                    <w:pStyle w:val="Compact"/>
+                    <w:jc w:val="left"/>
+                    <w:jc w:val="center"/>
+                  </w:pPr>
+                  <w:r>
+                    <w:rPr>
+                      <w:rStyle w:val="VerbatimChar"/>
+                    </w:rPr>
+                    <w:t xml:space="preserve">DayStay</w:t>
+                  </w:r>
+                </w:p>
+              </w:tc>
+              <w:tc>
+                <w:tcPr/>
+                <w:p>
+                  <w:pPr>
+                    <w:pStyle w:val="Compact"/>
+                    <w:jc w:val="left"/>
+                    <w:jc w:val="center"/>
+                  </w:pPr>
+                  <w:r>
+                    <w:t xml:space="preserve">Tagesaufenthalt</w:t>
+                  </w:r>
+                </w:p>
+              </w:tc>
+              <w:tc>
+                <w:tcPr/>
+                <w:p>
+                  <w:pPr>
+                    <w:pStyle w:val="Compact"/>
+                    <w:jc w:val="left"/>
+                    <w:jc w:val="center"/>
+                  </w:pPr>
+                  <w:r>
+                    <w:t xml:space="preserve">Nicht für Equiden</w:t>
+                  </w:r>
+                </w:p>
+              </w:tc>
+            </w:tr>
+            <w:tr>
+              <w:tc>
+                <w:tcPr/>
+                <w:p>
+                  <w:pPr>
+                    <w:pStyle w:val="Compact"/>
+                    <w:jc w:val="left"/>
+                    <w:jc w:val="center"/>
+                  </w:pPr>
+                  <w:r>
+                    <w:rPr>
+                      <w:rStyle w:val="VerbatimChar"/>
+                    </w:rPr>
+                    <w:t xml:space="preserve">DeathBirth</w:t>
+                  </w:r>
+                </w:p>
+              </w:tc>
+              <w:tc>
+                <w:tcPr/>
+                <w:p>
+                  <w:pPr>
+                    <w:pStyle w:val="Compact"/>
+                    <w:jc w:val="left"/>
+                    <w:jc w:val="center"/>
+                  </w:pPr>
+                  <w:r>
+                    <w:t xml:space="preserve">Totgeburt</w:t>
+                  </w:r>
+                </w:p>
+              </w:tc>
+              <w:tc>
+                <w:tcPr/>
+                <w:p>
+                  <w:pPr>
+                    <w:pStyle w:val="Compact"/>
+                    <w:jc w:val="left"/>
+                    <w:jc w:val="center"/>
+                  </w:pPr>
+                  <w:r>
+                    <w:t xml:space="preserve">Nicht für Equiden</w:t>
+                  </w:r>
+                </w:p>
+              </w:tc>
+            </w:tr>
+            <w:tr>
+              <w:tc>
+                <w:tcPr/>
+                <w:p>
+                  <w:pPr>
+                    <w:pStyle w:val="Compact"/>
+                    <w:jc w:val="left"/>
+                    <w:jc w:val="center"/>
+                  </w:pPr>
+                  <w:r>
+                    <w:rPr>
+                      <w:rStyle w:val="VerbatimChar"/>
+                    </w:rPr>
+                    <w:t xml:space="preserve">Deceased</w:t>
+                  </w:r>
+                </w:p>
+              </w:tc>
+              <w:tc>
+                <w:tcPr/>
+                <w:p>
+                  <w:pPr>
+                    <w:pStyle w:val="Compact"/>
+                    <w:jc w:val="left"/>
+                    <w:jc w:val="center"/>
+                  </w:pPr>
+                  <w:r>
+                    <w:t xml:space="preserve">Verendung</w:t>
+                  </w:r>
+                </w:p>
+              </w:tc>
+              <w:tc>
+                <w:tcPr/>
+                <w:p>
+                  <w:pPr>
+                    <w:pStyle w:val="Compact"/>
+                    <w:jc w:val="left"/>
+                    <w:jc w:val="center"/>
+                  </w:pPr>
+                  <w:r>
+                    <w:t xml:space="preserve">Bei Equiden: Euthanasierung</w:t>
+                  </w:r>
+                </w:p>
+              </w:tc>
+            </w:tr>
+            <w:tr>
+              <w:tc>
+                <w:tcPr/>
+                <w:p>
+                  <w:pPr>
+                    <w:pStyle w:val="Compact"/>
+                    <w:jc w:val="left"/>
+                    <w:jc w:val="center"/>
+                  </w:pPr>
+                  <w:r>
+                    <w:rPr>
+                      <w:rStyle w:val="VerbatimChar"/>
+                    </w:rPr>
+                    <w:t xml:space="preserve">Export</w:t>
+                  </w:r>
+                </w:p>
+              </w:tc>
+              <w:tc>
+                <w:tcPr/>
+                <w:p>
+                  <w:pPr>
+                    <w:pStyle w:val="Compact"/>
+                    <w:jc w:val="left"/>
+                    <w:jc w:val="center"/>
+                  </w:pPr>
+                  <w:r>
+                    <w:t xml:space="preserve">Ausfuhr</w:t>
+                  </w:r>
+                </w:p>
+              </w:tc>
+              <w:tc>
+                <w:tcPr/>
+                <w:p>
+                  <w:pPr>
+                    <w:pStyle w:val="Compact"/>
+                    <w:jc w:val="left"/>
+                    <w:jc w:val="center"/>
+                  </w:pPr>
+                  <w:r>
+                    <w:t xml:space="preserve">Bei Equiden: Eigentumsabgabe ins Ausland</w:t>
+                  </w:r>
+                </w:p>
+              </w:tc>
+            </w:tr>
+            <w:tr>
+              <w:tc>
+                <w:tcPr/>
+                <w:p>
+                  <w:pPr>
+                    <w:pStyle w:val="Compact"/>
+                    <w:jc w:val="left"/>
+                    <w:jc w:val="center"/>
+                  </w:pPr>
+                  <w:r>
+                    <w:rPr>
+                      <w:rStyle w:val="VerbatimChar"/>
+                    </w:rPr>
+                    <w:t xml:space="preserve">FirstRegistration</w:t>
+                  </w:r>
+                </w:p>
+              </w:tc>
+              <w:tc>
+                <w:tcPr/>
+                <w:p>
+                  <w:pPr>
+                    <w:pStyle w:val="Compact"/>
+                    <w:jc w:val="left"/>
+                    <w:jc w:val="center"/>
+                  </w:pPr>
+                  <w:r>
+                    <w:t xml:space="preserve">Erstregistrierung</w:t>
+                  </w:r>
+                </w:p>
+              </w:tc>
+              <w:tc>
+                <w:tcPr/>
+                <w:p>
+                  <w:pPr>
+                    <w:pStyle w:val="Compact"/>
+                  </w:pPr>
+                </w:p>
+              </w:tc>
+            </w:tr>
+            <w:tr>
+              <w:tc>
+                <w:tcPr/>
+                <w:p>
+                  <w:pPr>
+                    <w:pStyle w:val="Compact"/>
+                    <w:jc w:val="left"/>
+                    <w:jc w:val="center"/>
+                  </w:pPr>
+                  <w:r>
+                    <w:rPr>
+                      <w:rStyle w:val="VerbatimChar"/>
+                    </w:rPr>
+                    <w:t xml:space="preserve">Import</w:t>
+                  </w:r>
+                </w:p>
+              </w:tc>
+              <w:tc>
+                <w:tcPr/>
+                <w:p>
+                  <w:pPr>
+                    <w:pStyle w:val="Compact"/>
+                    <w:jc w:val="left"/>
+                    <w:jc w:val="center"/>
+                  </w:pPr>
+                  <w:r>
+                    <w:t xml:space="preserve">Einfuhr</w:t>
+                  </w:r>
+                </w:p>
+              </w:tc>
+              <w:tc>
+                <w:tcPr/>
+                <w:p>
+                  <w:pPr>
+                    <w:pStyle w:val="Compact"/>
+                  </w:pPr>
+                </w:p>
+              </w:tc>
+            </w:tr>
+            <w:tr>
+              <w:tc>
+                <w:tcPr/>
+                <w:p>
+                  <w:pPr>
+                    <w:pStyle w:val="Compact"/>
+                    <w:jc w:val="left"/>
+                    <w:jc w:val="center"/>
+                  </w:pPr>
+                  <w:r>
+                    <w:rPr>
+                      <w:rStyle w:val="VerbatimChar"/>
+                    </w:rPr>
+                    <w:t xml:space="preserve">ImportAfterExport</w:t>
+                  </w:r>
+                </w:p>
+              </w:tc>
+              <w:tc>
+                <w:tcPr/>
+                <w:p>
+                  <w:pPr>
+                    <w:pStyle w:val="Compact"/>
+                    <w:jc w:val="left"/>
+                    <w:jc w:val="center"/>
+                  </w:pPr>
+                  <w:r>
+                    <w:t xml:space="preserve">Einfuhr nach Ausfuhr</w:t>
+                  </w:r>
+                </w:p>
+              </w:tc>
+              <w:tc>
+                <w:tcPr/>
+                <w:p>
+                  <w:pPr>
+                    <w:pStyle w:val="Compact"/>
+                    <w:jc w:val="left"/>
+                    <w:jc w:val="center"/>
+                  </w:pPr>
+                  <w:r>
+                    <w:t xml:space="preserve">Nicht für Equiden</w:t>
+                  </w:r>
+                </w:p>
+              </w:tc>
+            </w:tr>
+            <w:tr>
+              <w:tc>
+                <w:tcPr/>
+                <w:p>
+                  <w:pPr>
+                    <w:pStyle w:val="Compact"/>
+                    <w:jc w:val="left"/>
+                    <w:jc w:val="center"/>
+                  </w:pPr>
+                  <w:r>
+                    <w:rPr>
+                      <w:rStyle w:val="VerbatimChar"/>
+                    </w:rPr>
+                    <w:t xml:space="preserve">Leaving</w:t>
+                  </w:r>
+                </w:p>
+              </w:tc>
+              <w:tc>
+                <w:tcPr/>
+                <w:p>
+                  <w:pPr>
+                    <w:pStyle w:val="Compact"/>
+                    <w:jc w:val="left"/>
+                    <w:jc w:val="center"/>
+                  </w:pPr>
+                  <w:r>
+                    <w:t xml:space="preserve">Abgang</w:t>
+                  </w:r>
+                </w:p>
+              </w:tc>
+              <w:tc>
+                <w:tcPr/>
+                <w:p>
+                  <w:pPr>
+                    <w:pStyle w:val="Compact"/>
+                    <w:jc w:val="left"/>
+                    <w:jc w:val="center"/>
+                  </w:pPr>
+                  <w:r>
+                    <w:t xml:space="preserve">Nicht für Equiden</w:t>
+                  </w:r>
+                </w:p>
+              </w:tc>
+            </w:tr>
+            <w:tr>
+              <w:tc>
+                <w:tcPr/>
+                <w:p>
+                  <w:pPr>
+                    <w:pStyle w:val="Compact"/>
+                    <w:jc w:val="left"/>
+                    <w:jc w:val="center"/>
+                  </w:pPr>
+                  <w:r>
+                    <w:rPr>
+                      <w:rStyle w:val="VerbatimChar"/>
+                    </w:rPr>
+                    <w:t xml:space="preserve">LocationChange</w:t>
+                  </w:r>
+                </w:p>
+              </w:tc>
+              <w:tc>
+                <w:tcPr/>
+                <w:p>
+                  <w:pPr>
+                    <w:pStyle w:val="Compact"/>
+                    <w:jc w:val="left"/>
+                    <w:jc w:val="center"/>
+                  </w:pPr>
+                  <w:r>
+                    <w:t xml:space="preserve">Standortwechsel</w:t>
+                  </w:r>
+                </w:p>
+              </w:tc>
+              <w:tc>
+                <w:tcPr/>
+                <w:p>
+                  <w:pPr>
+                    <w:pStyle w:val="Compact"/>
+                    <w:jc w:val="left"/>
+                    <w:jc w:val="center"/>
+                  </w:pPr>
+                  <w:r>
+                    <w:t xml:space="preserve">Nur für Equiden</w:t>
+                  </w:r>
+                </w:p>
+              </w:tc>
+            </w:tr>
+            <w:tr>
+              <w:tc>
+                <w:tcPr/>
+                <w:p>
+                  <w:pPr>
+                    <w:pStyle w:val="Compact"/>
+                    <w:jc w:val="left"/>
+                    <w:jc w:val="center"/>
+                  </w:pPr>
+                  <w:r>
+                    <w:rPr>
+                      <w:rStyle w:val="VerbatimChar"/>
+                    </w:rPr>
+                    <w:t xml:space="preserve">OnFarmSlaughter</w:t>
+                  </w:r>
+                </w:p>
+              </w:tc>
+              <w:tc>
+                <w:tcPr/>
+                <w:p>
+                  <w:pPr>
+                    <w:pStyle w:val="Compact"/>
+                    <w:jc w:val="left"/>
+                    <w:jc w:val="center"/>
+                  </w:pPr>
+                  <w:r>
+                    <w:t xml:space="preserve">Hofschlachtung</w:t>
+                  </w:r>
+                </w:p>
+              </w:tc>
+              <w:tc>
+                <w:tcPr/>
+                <w:p>
+                  <w:pPr>
+                    <w:pStyle w:val="Compact"/>
+                    <w:jc w:val="left"/>
+                    <w:jc w:val="center"/>
+                  </w:pPr>
+                  <w:r>
+                    <w:t xml:space="preserve">Nicht für Equiden</w:t>
+                  </w:r>
+                </w:p>
+              </w:tc>
+            </w:tr>
+            <w:tr>
+              <w:tc>
+                <w:tcPr/>
+                <w:p>
+                  <w:pPr>
+                    <w:pStyle w:val="Compact"/>
+                    <w:jc w:val="left"/>
+                    <w:jc w:val="center"/>
+                  </w:pPr>
+                  <w:r>
+                    <w:rPr>
+                      <w:rStyle w:val="VerbatimChar"/>
+                    </w:rPr>
+                    <w:t xml:space="preserve">Slaughter</w:t>
+                  </w:r>
+                </w:p>
+              </w:tc>
+              <w:tc>
+                <w:tcPr/>
+                <w:p>
+                  <w:pPr>
+                    <w:pStyle w:val="Compact"/>
+                    <w:jc w:val="left"/>
+                    <w:jc w:val="center"/>
+                  </w:pPr>
+                  <w:r>
+                    <w:t xml:space="preserve">Schlachtung</w:t>
+                  </w:r>
+                </w:p>
+              </w:tc>
+              <w:tc>
+                <w:tcPr/>
+                <w:p>
+                  <w:pPr>
+                    <w:pStyle w:val="Compact"/>
+                  </w:pPr>
+                </w:p>
+              </w:tc>
+            </w:tr>
+          </w:tbl>
+          <w:bookmarkEnd w:id="57"/>
+          <w:p/>
+        </w:tc>
+      </w:tr>
+    </w:tbl>
+    <w:bookmarkEnd w:id="58"/>
+    <w:bookmarkEnd w:id="59"/>
+    <w:bookmarkStart w:id="60" w:name="sec-safety-consideration"/>
+    <w:p>
+      <w:pPr>
+        <w:pStyle w:val="Heading1"/>
+      </w:pPr>
+      <w:r>
+        <w:t xml:space="preserve">4. Sicherheitsaspekte</w:t>
+      </w:r>
+    </w:p>
+    <w:p>
+      <w:pPr>
+        <w:pStyle w:val="FirstParagraph"/>
+      </w:pPr>
+      <w:r>
+        <w:t xml:space="preserve">Informationen zu den ausdrücklich massgeblichen rechtlichen Grundlagen oder ein Hinweis darauf, dass bei der Umsetzung die entsprechenden rechtlichen Grundlagen zu beachten sind.</w:t>
+      </w:r>
+    </w:p>
+    <w:bookmarkEnd w:id="60"/>
+    <w:bookmarkStart w:id="61" w:name="sec-disclaimer"/>
+    <w:p>
+      <w:pPr>
+        <w:pStyle w:val="Heading1"/>
+      </w:pPr>
+      <w:r>
+        <w:t xml:space="preserve">5. Haftungsausschluss</w:t>
+      </w:r>
+    </w:p>
+    <w:p>
+      <w:pPr>
+        <w:pStyle w:val="FirstParagraph"/>
+      </w:pPr>
+      <w:r>
+        <w:t xml:space="preserve">eCH-Standards, die der Verein eCH dem Anwender kostenlos zur Verfügung stellt oder die auf eCH verweisen, haben nur den Status von Empfehlungen. Der Verein eCH haftet in keinem Fall für Entscheidungen oder Massnahmen, die der Anwender auf der Grundlage dieser Dokumente trifft bzw. ergreift. Der Anwender ist dafür verantwortlich, die Dokumente vor ihrer Verwendung selbst zu überprüfen und gegebenenfalls fachlichen Rat einzuholen. eCH-Standards können und sollen die technische, organisatorische oder rechtliche Beratung im Einzelfall nicht ersetzen.</w:t>
+      </w:r>
+    </w:p>
+    <w:p>
+      <w:pPr>
+        <w:pStyle w:val="BodyText"/>
+      </w:pPr>
+      <w:r>
+        <w:t xml:space="preserve">Dokumente, Verfahren, Methoden, Produkte und Standards, auf die in eCH-Standards verwiesen wird, sind möglicherweise durch Marken-, Urheber- oder Patentrechte geschützt. Es liegt in der ausschliesslichen Verantwortung des Anwenders, die erforderlichen Lizenzen von den berechtigten Personen und/oder Organisationen einzuholen.</w:t>
+      </w:r>
+    </w:p>
+    <w:p>
+      <w:pPr>
+        <w:pStyle w:val="BodyText"/>
+      </w:pPr>
+      <w:r>
+        <w:t xml:space="preserve">Obwohl der Verein eCH bei der Erstellung der eCH-Standards mit angemessener Sorgfalt vorgegangen ist, kann er keine Gewährleistung oder Garantie dafür übernehmen, dass die bereitgestellten Informationen und Dokumente aktuell, vollständig, richtig oder fehlerfrei sind. eCH behält sich das Recht vor, die Inhalte der eCH-Standards jederzeit und ohne vorherige Ankündigung zu ändern.</w:t>
+      </w:r>
+    </w:p>
+    <w:p>
+      <w:pPr>
+        <w:pStyle w:val="BodyText"/>
+      </w:pPr>
+      <w:r>
+        <w:t xml:space="preserve">Jede Haftung für Schäden, die durch die Nutzung der eCH-Standards durch den Anwender entstehen, wird im gesetzlich zulässigen Rahmen ausgeschlossen.</w:t>
+      </w:r>
+    </w:p>
+    <w:bookmarkEnd w:id="61"/>
+    <w:bookmarkStart w:id="62" w:name="sec-copyrights"/>
+    <w:p>
+      <w:pPr>
+        <w:pStyle w:val="Heading1"/>
+      </w:pPr>
+      <w:r>
+        <w:t xml:space="preserve">6. Urheberrechte</w:t>
+      </w:r>
+    </w:p>
+    <w:p>
+      <w:pPr>
+        <w:pStyle w:val="FirstParagraph"/>
+      </w:pPr>
+      <w:r>
+        <w:t xml:space="preserve">Personen, die eCH-Standards erarbeiten, bleiben Inhaber ihrer geistigen Eigentumsrechte. Diese Personen verpflichten sich jedoch, ihre geistigen Eigentumsrechte oder andere Rechte an geistigen Eigentumsrechten Dritter, soweit möglich, den jeweiligen Fachgruppen und dem Verein eCH kostenlos und zur uneingeschränkten Nutzung und Weiterentwicklung im Rahmen des Vereinszwecks zur Verfügung zu stellen.</w:t>
+      </w:r>
+    </w:p>
+    <w:p>
+      <w:pPr>
+        <w:pStyle w:val="BodyText"/>
+      </w:pPr>
+      <w:r>
+        <w:t xml:space="preserve">Die von den Fachgruppen erarbeiteten Standards dürfen unter Nennung des jeweiligen Autors von eCH kostenlos und in uneingeschränktem Umfang genutzt, verbreitet und weiterentwickelt werden.</w:t>
+      </w:r>
+    </w:p>
+    <w:p>
+      <w:pPr>
+        <w:pStyle w:val="BodyText"/>
+      </w:pPr>
+      <w:r>
+        <w:t xml:space="preserve">eCH-Standards sind vollständig dokumentiert und frei von lizenz- und/oder patentrechtlichen Einschränkungen. Die dazugehörige Dokumentation kann kostenlos angefordert werden.</w:t>
+      </w:r>
+      <w:r>
+        <w:t xml:space="preserve"> </w:t>
+      </w:r>
+      <w:r>
+        <w:t xml:space="preserve">Diese Bestimmungen gelten jedoch nur für die von eCH erarbeiteten Standards, nicht aber für Standards oder Produkte Dritter, die auf eCH-Standards verweisen. Die Standards enthalten die entsprechenden Hinweise auf Rechte Dritter.</w:t>
+      </w:r>
+    </w:p>
+    <w:bookmarkEnd w:id="62"/>
+    <w:bookmarkStart w:id="64" w:name="sec-appendix-a"/>
+    <w:p>
+      <w:pPr>
+        <w:pStyle w:val="Heading1"/>
+      </w:pPr>
+      <w:r>
+        <w:t xml:space="preserve">7. Anhang A - Referenzen</w:t>
+      </w:r>
+    </w:p>
+    <w:bookmarkStart w:id="63" w:name="refs"/>
+    <w:bookmarkEnd w:id="63"/>
+    <w:bookmarkEnd w:id="64"/>
+    <w:bookmarkStart w:id="65" w:name="sec-appendix-b"/>
+    <w:p>
+      <w:pPr>
+        <w:pStyle w:val="Heading1"/>
+      </w:pPr>
+      <w:r>
+        <w:t xml:space="preserve">8. Anhang B - Mitwirkung und Prüfung</w:t>
+      </w:r>
+    </w:p>
+    <w:bookmarkEnd w:id="65"/>
+    <w:bookmarkStart w:id="74" w:name="sec-appendix-c"/>
+    <w:p>
+      <w:pPr>
+        <w:pStyle w:val="Heading1"/>
+      </w:pPr>
+      <w:r>
+        <w:t xml:space="preserve">9. Anhang C - Abkürzungen und Glossar</w:t>
+      </w:r>
+    </w:p>
+    <w:tbl>
+      <w:tblPr>
+        <w:tblStyle w:val="Table"/>
+        <w:tblW w:type="pct" w:w="5000"/>
+        <w:tblLayout w:type="fixed"/>
+        <w:tblLook w:firstRow="0" w:lastRow="0" w:firstColumn="0" w:lastColumn="0" w:noHBand="0" w:noVBand="0" w:val="0000"/>
+      </w:tblPr>
+      <w:tblGrid>
+        <w:gridCol w:w="7920"/>
+      </w:tblGrid>
+      <w:tr>
+        <w:tc>
+          <w:tcPr/>
+          <w:bookmarkStart w:id="73" w:name="tbl-glossary"/>
+          <w:p>
+            <w:pPr>
+              <w:jc w:val="center"/>
+            </w:pPr>
+            <w:pPr>
+              <w:jc w:val="left"/>
+              <w:spacing w:before="200"/>
+              <w:pStyle w:val="ImageCaption"/>
+            </w:pPr>
+            <w:r>
+              <w:t xml:space="preserve">Tabelle 18: Glossar des Hilfsmittels eCH-0309</w:t>
             </w:r>
           </w:p>
           <w:tbl>
@@ -997,7 +7496,193 @@
                     <w:jc w:val="left"/>
                     <w:jc w:val="center"/>
                   </w:pPr>
-                  <w:hyperlink r:id="rId34">
+                  <w:hyperlink r:id="rId66">
+                    <w:r>
+                      <w:rPr>
+                        <w:rStyle w:val="VerbatimChar"/>
+                      </w:rPr>
+                      <w:t xml:space="preserve">term:animalHolding</w:t>
+                    </w:r>
+                  </w:hyperlink>
+                </w:p>
+              </w:tc>
+              <w:tc>
+                <w:tcPr/>
+                <w:p>
+                  <w:pPr>
+                    <w:pStyle w:val="Compact"/>
+                    <w:jc w:val="left"/>
+                    <w:jc w:val="center"/>
+                  </w:pPr>
+                  <w:r>
+                    <w:rPr>
+                      <w:b/>
+                      <w:bCs/>
+                    </w:rPr>
+                    <w:t xml:space="preserve">Tierhaltung</w:t>
+                  </w:r>
+                </w:p>
+              </w:tc>
+              <w:tc>
+                <w:tcPr/>
+                <w:p>
+                  <w:pPr>
+                    <w:pStyle w:val="Compact"/>
+                    <w:jc w:val="left"/>
+                    <w:jc w:val="center"/>
+                  </w:pPr>
+                  <w:r>
+                    <w:t xml:space="preserve">In der Tierverkehrsdatenbank werden örtliche Einheiten</w:t>
+                  </w:r>
+                  <w:r>
+                    <w:t xml:space="preserve"> </w:t>
+                  </w:r>
+                  <w:r>
+                    <w:t xml:space="preserve">«Tierhaltungen» genannt; sie sind zusätzlich über die TVD-Nummer</w:t>
+                  </w:r>
+                  <w:r>
+                    <w:t xml:space="preserve"> </w:t>
+                  </w:r>
+                  <w:r>
+                    <w:t xml:space="preserve">identifiziert.</w:t>
+                  </w:r>
+                </w:p>
+              </w:tc>
+            </w:tr>
+            <w:tr>
+              <w:tc>
+                <w:tcPr/>
+                <w:p>
+                  <w:pPr>
+                    <w:pStyle w:val="Compact"/>
+                    <w:jc w:val="left"/>
+                    <w:jc w:val="center"/>
+                  </w:pPr>
+                  <w:hyperlink r:id="rId67">
+                    <w:r>
+                      <w:rPr>
+                        <w:rStyle w:val="VerbatimChar"/>
+                      </w:rPr>
+                      <w:t xml:space="preserve">term:farmManager</w:t>
+                    </w:r>
+                  </w:hyperlink>
+                </w:p>
+              </w:tc>
+              <w:tc>
+                <w:tcPr/>
+                <w:p>
+                  <w:pPr>
+                    <w:pStyle w:val="Compact"/>
+                    <w:jc w:val="left"/>
+                    <w:jc w:val="center"/>
+                  </w:pPr>
+                  <w:r>
+                    <w:rPr>
+                      <w:b/>
+                      <w:bCs/>
+                    </w:rPr>
+                    <w:t xml:space="preserve">Bewirtschafter</w:t>
+                  </w:r>
+                </w:p>
+              </w:tc>
+              <w:tc>
+                <w:tcPr/>
+                <w:p>
+                  <w:pPr>
+                    <w:pStyle w:val="Compact"/>
+                    <w:jc w:val="left"/>
+                    <w:jc w:val="center"/>
+                  </w:pPr>
+                  <w:r>
+                    <w:t xml:space="preserve">Eine rechtliche Einheit, die das Geschäftsrisiko für einen</w:t>
+                  </w:r>
+                  <w:r>
+                    <w:t xml:space="preserve"> </w:t>
+                  </w:r>
+                  <w:r>
+                    <w:t xml:space="preserve">Betrieb trägt (LBV Art. 2). Der Tierhaltende ist eine Form des</w:t>
+                  </w:r>
+                  <w:r>
+                    <w:t xml:space="preserve"> </w:t>
+                  </w:r>
+                  <w:r>
+                    <w:t xml:space="preserve">Bewirtschafters, der Tiere hält (LBV Art. 11a).</w:t>
+                  </w:r>
+                </w:p>
+              </w:tc>
+            </w:tr>
+            <w:tr>
+              <w:tc>
+                <w:tcPr/>
+                <w:p>
+                  <w:pPr>
+                    <w:pStyle w:val="Compact"/>
+                    <w:jc w:val="left"/>
+                    <w:jc w:val="center"/>
+                  </w:pPr>
+                  <w:hyperlink r:id="rId68">
+                    <w:r>
+                      <w:rPr>
+                        <w:rStyle w:val="VerbatimChar"/>
+                      </w:rPr>
+                      <w:t xml:space="preserve">term:homeHolding</w:t>
+                    </w:r>
+                  </w:hyperlink>
+                </w:p>
+              </w:tc>
+              <w:tc>
+                <w:tcPr/>
+                <w:p>
+                  <w:pPr>
+                    <w:pStyle w:val="Compact"/>
+                    <w:jc w:val="left"/>
+                    <w:jc w:val="center"/>
+                  </w:pPr>
+                  <w:r>
+                    <w:rPr>
+                      <w:b/>
+                      <w:bCs/>
+                    </w:rPr>
+                    <w:t xml:space="preserve">Stammbetrieb</w:t>
+                  </w:r>
+                </w:p>
+              </w:tc>
+              <w:tc>
+                <w:tcPr/>
+                <w:p>
+                  <w:pPr>
+                    <w:pStyle w:val="Compact"/>
+                    <w:jc w:val="left"/>
+                    <w:jc w:val="center"/>
+                  </w:pPr>
+                  <w:r>
+                    <w:t xml:space="preserve">Bei Rindern kann ein Stammbetrieb hinterlegt werden, um die</w:t>
+                  </w:r>
+                  <w:r>
+                    <w:t xml:space="preserve"> </w:t>
+                  </w:r>
+                  <w:r>
+                    <w:t xml:space="preserve">Zugehörigkeit der Tiere zu einer Tierhaltung abzubilden, wenn</w:t>
+                  </w:r>
+                  <w:r>
+                    <w:t xml:space="preserve"> </w:t>
+                  </w:r>
+                  <w:r>
+                    <w:t xml:space="preserve">sich ein Tier auf einer anderen örtlichen Einheit befindet.</w:t>
+                  </w:r>
+                </w:p>
+              </w:tc>
+            </w:tr>
+            <w:tr>
+              <w:tc>
+                <w:tcPr/>
+                <w:p>
+                  <w:pPr>
+                    <w:pStyle w:val="Compact"/>
+                    <w:jc w:val="left"/>
+                    <w:jc w:val="center"/>
+                  </w:pPr>
+                  <w:hyperlink r:id="rId69">
                     <w:r>
                       <w:rPr>
                         <w:rStyle w:val="VerbatimChar"/>
@@ -1059,7 +7744,7 @@
                     <w:jc w:val="left"/>
                     <w:jc w:val="center"/>
                   </w:pPr>
-                  <w:hyperlink r:id="rId35">
+                  <w:hyperlink r:id="rId70">
                     <w:r>
                       <w:rPr>
                         <w:rStyle w:val="VerbatimChar"/>
@@ -1147,7 +7832,63 @@
                     <w:jc w:val="left"/>
                     <w:jc w:val="center"/>
                   </w:pPr>
-                  <w:hyperlink r:id="rId36">
+                  <w:hyperlink r:id="rId71">
+                    <w:r>
+                      <w:rPr>
+                        <w:rStyle w:val="VerbatimChar"/>
+                      </w:rPr>
+                      <w:t xml:space="preserve">term:reportingPerson</w:t>
+                    </w:r>
+                  </w:hyperlink>
+                </w:p>
+              </w:tc>
+              <w:tc>
+                <w:tcPr/>
+                <w:p>
+                  <w:pPr>
+                    <w:pStyle w:val="Compact"/>
+                    <w:jc w:val="left"/>
+                    <w:jc w:val="center"/>
+                  </w:pPr>
+                  <w:r>
+                    <w:rPr>
+                      <w:b/>
+                      <w:bCs/>
+                    </w:rPr>
+                    <w:t xml:space="preserve">Meldende Person</w:t>
+                  </w:r>
+                </w:p>
+              </w:tc>
+              <w:tc>
+                <w:tcPr/>
+                <w:p>
+                  <w:pPr>
+                    <w:pStyle w:val="Compact"/>
+                    <w:jc w:val="left"/>
+                    <w:jc w:val="center"/>
+                  </w:pPr>
+                  <w:r>
+                    <w:t xml:space="preserve">Die Person oder die Personen, die für eine Tierhaltung oder für</w:t>
+                  </w:r>
+                  <w:r>
+                    <w:t xml:space="preserve"> </w:t>
+                  </w:r>
+                  <w:r>
+                    <w:t xml:space="preserve">einen Equideneigentümer Meldungen machen.</w:t>
+                  </w:r>
+                </w:p>
+              </w:tc>
+            </w:tr>
+            <w:tr>
+              <w:tc>
+                <w:tcPr/>
+                <w:p>
+                  <w:pPr>
+                    <w:pStyle w:val="Compact"/>
+                    <w:jc w:val="left"/>
+                    <w:jc w:val="center"/>
+                  </w:pPr>
+                  <w:hyperlink r:id="rId72">
                     <w:r>
                       <w:rPr>
                         <w:rStyle w:val="VerbatimChar"/>
@@ -1209,7 +7950,7 @@
                   <w:r>
                     <w:t xml:space="preserve"> </w:t>
                   </w:r>
-                  <w:hyperlink r:id="rId35">
+                  <w:hyperlink r:id="rId70">
                     <w:r>
                       <w:rPr>
                         <w:rStyle w:val="VerbatimChar"/>
@@ -1221,42 +7962,42 @@
               </w:tc>
             </w:tr>
           </w:tbl>
-          <w:bookmarkEnd w:id="37"/>
+          <w:bookmarkEnd w:id="73"/>
           <w:p/>
         </w:tc>
       </w:tr>
     </w:tbl>
-    <w:bookmarkEnd w:id="38"/>
-    <w:bookmarkStart w:id="39" w:name="sec-appendix-d"/>
+    <w:bookmarkEnd w:id="74"/>
+    <w:bookmarkStart w:id="75" w:name="sec-appendix-d"/>
     <w:p>
       <w:pPr>
         <w:pStyle w:val="Heading1"/>
       </w:pPr>
       <w:r>
-        <w:t xml:space="preserve">11. Anhang D - Änderungen gegenüber der Vorversion</w:t>
+        <w:t xml:space="preserve">10. Anhang D - Änderungen gegenüber der Vorversion</w:t>
       </w:r>
     </w:p>
-    <w:bookmarkEnd w:id="39"/>
-    <w:bookmarkStart w:id="40" w:name="sec-appendix-e"/>
+    <w:bookmarkEnd w:id="75"/>
+    <w:bookmarkStart w:id="76" w:name="sec-appendix-e"/>
     <w:p>
       <w:pPr>
         <w:pStyle w:val="Heading1"/>
       </w:pPr>
       <w:r>
-        <w:t xml:space="preserve">12. Anhang E - Abbildungsverzeichnis</w:t>
+        <w:t xml:space="preserve">11. Anhang E - Abbildungsverzeichnis</w:t>
       </w:r>
     </w:p>
-    <w:bookmarkEnd w:id="40"/>
-    <w:bookmarkStart w:id="41" w:name="sec-appendix-f"/>
+    <w:bookmarkEnd w:id="76"/>
+    <w:bookmarkStart w:id="77" w:name="sec-appendix-f"/>
     <w:p>
       <w:pPr>
         <w:pStyle w:val="Heading1"/>
       </w:pPr>
       <w:r>
-        <w:t xml:space="preserve">13. Anhang F - Tabellenverzeichnis</w:t>
+        <w:t xml:space="preserve">12. Anhang F - Tabellenverzeichnis</w:t>
       </w:r>
     </w:p>
-    <w:bookmarkEnd w:id="41"/>
+    <w:bookmarkEnd w:id="77"/>
     <w:sectPr>
       <w:footnotePr>
         <w:numRestart w:val="eachSect"/>

--- a/de/index.docx
+++ b/de/index.docx
@@ -15,7 +15,7 @@
         <w:pStyle w:val="Date"/>
       </w:pPr>
       <w:r>
-        <w:t xml:space="preserve">12. Oktober 2026</w:t>
+        <w:t xml:space="preserve">19. Oktober 2026</w:t>
       </w:r>
     </w:p>
     <w:p>
@@ -78,7 +78,7 @@
       </w:r>
     </w:p>
     <w:bookmarkEnd w:id="25"/>
-    <w:bookmarkStart w:id="30" w:name="sec-introduction"/>
+    <w:bookmarkStart w:id="70" w:name="sec-introduction"/>
     <w:p>
       <w:pPr>
         <w:pStyle w:val="berschrift1"/>
@@ -123,7 +123,7 @@
       </w:r>
     </w:p>
     <w:bookmarkEnd w:id="27"/>
-    <w:bookmarkStart w:id="28" w:name="sec-animal-movement-reporting"/>
+    <w:bookmarkStart w:id="68" w:name="sec-animal-movement-reporting"/>
     <w:p>
       <w:pPr>
         <w:pStyle w:val="berschrift2"/>
@@ -137,7 +137,16 @@
         <w:pStyle w:val="FirstParagraph"/>
       </w:pPr>
       <w:r>
-        <w:t xml:space="preserve">Die Land- und Ernährungswirtschaft in der Schweiz wurde in den 1990er Jahren stark durch die Tierseuche «BSE» herausgefordert. Als sich 1996 die Erkenntnis der Übertragbarkeit der Krankheit vom Tier auf den Menschen erhärtete, führte dies zu grosser Verunsicherung. In der Folge stiegen die Erwartungen an die Sicherheit von tierischen Lebensmitteln und das Bewusstsein für die Bedeutung der Lebensmittelkontrolle. Der Ansatz «vom Stall bis auf den Teller» etablierte sich. Die risikobasierte Überwachung, die lückenlose Rückverfolgbarkeit der Nutztiere, die Kontrolle des Tierverkehrs, die Pflicht zur Herkunftsdeklaration sowie Qualitätskontrollen in der gesamten Produktions- und Verarbeitungskette bilden seither die Basis für einen hohen Standard in der Lebensmittelsicherheit.</w:t>
+        <w:t xml:space="preserve">Die Land- und Ernährungswirtschaft in der Schweiz wurde in den 1990er Jahren stark durch die Tierseuche «BSE» herausgefordert. Als sich 1996 die Erkenntnis der Übertragbarkeit der Krankheit vom Tier auf den Menschen erhärtete, führte dies zu grosser Verunsicherung. In der Folge stiegen die Erwartungen an die Sicherheit von tierischen Lebensmitteln und das Bewusstsein für die Bedeutung der Lebensmittelkontrolle. Der Ansatz «vom Stall bis auf den Teller» etablierte sich. Die risikobasierte Überwachung, die lückenlose Rückverfolgbarkeit der Nutztiere, die Kontrolle des Tierverkehrs, die Pflicht zur Herkunftsdeklaration sowie Qualitätskontrollen in der gesamten Produktions- und Verarbeitungskette bilden seither die Basis für einen hohen Standard in der Lebensmittelsicherheit</w:t>
+      </w:r>
+      <w:r>
+        <w:rPr>
+          <w:rStyle w:val="FootnoteReference"/>
+        </w:rPr>
+        <w:footnoteReference w:id="28"/>
+      </w:r>
+      <w:r>
+        <w:t xml:space="preserve">.</w:t>
       </w:r>
     </w:p>
     <w:p>
@@ -145,7 +154,43 @@
         <w:pStyle w:val="Textkrper"/>
       </w:pPr>
       <w:r>
-        <w:t xml:space="preserve">Die Erfahrung BSE führte 1999 zum Aufbau einer nationalen Tierverkehrsdatenbank (TVD). In Artikel 7a sowie 13–15 des Tierseuchengesetzes und in Titel 2, Abschnitt 1, 1a und 2a der Tierseuchenverordnung sind die grundlegenden gesetzlichen Ausführungen zur Identifizierung/Kennzeichnung und der Registrierung von Nutztieren sowie die zugehörigen Meldepflichten formuliert. Diese orientieren sich an der europäischen Gesetzgebung zur selben Thematik (Verordnung (EU) 2016/429 zu Tierseuchen; Delegierte Verordnung (EU) 2019/2035 über Betriebe, in denen Landtiere gehalten werden, und für Brütereien sowie zur Rückverfolgbarkeit).</w:t>
+        <w:t xml:space="preserve">Die Erfahrung BSE führte 1999 zum Aufbau einer nationalen Tierverkehrsdatenbank (TVD). In Artikel 7a sowie 13–15 des Tierseuchengesetzes</w:t>
+      </w:r>
+      <w:r>
+        <w:rPr>
+          <w:rStyle w:val="FootnoteReference"/>
+        </w:rPr>
+        <w:footnoteReference w:id="30"/>
+      </w:r>
+      <w:r>
+        <w:t xml:space="preserve"> </w:t>
+      </w:r>
+      <w:r>
+        <w:t xml:space="preserve">und in Titel 2, Abschnitt 1, 1a und 2a der Tierseuchenverordnung</w:t>
+      </w:r>
+      <w:r>
+        <w:rPr>
+          <w:rStyle w:val="FootnoteReference"/>
+        </w:rPr>
+        <w:footnoteReference w:id="32"/>
+      </w:r>
+      <w:r>
+        <w:t xml:space="preserve"> </w:t>
+      </w:r>
+      <w:r>
+        <w:t xml:space="preserve">sind die grundlegenden gesetzlichen Ausführungen zur Identifizierung/Kennzeichnung und der Registrierung von Nutztieren sowie die zugehörigen Meldepflichten formuliert. Diese orientieren sich an der europäischen Gesetzgebung zur selben Thematik</w:t>
+      </w:r>
+      <w:r>
+        <w:rPr>
+          <w:rStyle w:val="FootnoteReference"/>
+        </w:rPr>
+        <w:footnoteReference w:id="34"/>
+      </w:r>
+      <w:r>
+        <w:t xml:space="preserve"> </w:t>
+      </w:r>
+      <w:r>
+        <w:t xml:space="preserve">(Verordnung (EU) 2016/429 zu Tierseuchen; Delegierte Verordnung (EU) 2019/2035 über Betriebe, in denen Landtiere gehalten werden, und für Brütereien sowie zur Rückverfolgbarkeit).</w:t>
       </w:r>
     </w:p>
     <w:p>
@@ -153,7 +198,46 @@
         <w:pStyle w:val="Textkrper"/>
       </w:pPr>
       <w:r>
-        <w:t xml:space="preserve">Waren ab 1999 vorerst Rinder meldepflichtig, folgten ab 2011 die Schweine und Equiden, wenn auch die Schweine bis heute nicht in Form von Einzeltiermeldungen. Ab 2014, respektive 2020 galt die Meldepflicht in die TVD dann auch für Kleinwiederkäuer (Schafe und Ziegen). Zu Beginn, 2014, betraf diese nur die Schlachtbetriebe. Seit 2014 besteht auch die Meldepflicht für Geflügel. Seit dem Januar 2020 sind auch die Tierhaltenden von Kleinwiederkäuern in das Meldewesen der Einzeltiere eingebunden. Die Identifizierung und Kennzeichnung der Klauentiere mit Ohrmarken, die Einzeltierregistrierung von Rindern, Schafen und Ziegen in der TVD, sowie die Meldung von Tierzugängen, Tierabgängen (Tier verlässt eine Tierhaltung lebend), Geburten, Einfuhr, Ausfuhr, Schlachtung, Hofschlachtung und Verendung (Tier wird als nicht mehr lebend abgemeldet), sind für alle Tierhaltenden in der Schweiz obligatorisch.</w:t>
+        <w:t xml:space="preserve">Waren ab 1999 vorerst Rinder meldepflichtig, folgten ab 2011 die Schweine und Equiden, wenn auch die Schweine bis heute nicht in Form von Einzeltiermeldungen. Ab 2014, respektive 2020 galt die Meldepflicht in die TVD dann auch für Kleinwiederkäuer (Schafe und Ziegen). Zu Beginn, 2014, betraf diese nur die Schlachtbetriebe. Seit 2014 besteht auch die Meldepflicht für Geflügel</w:t>
+      </w:r>
+      <w:r>
+        <w:rPr>
+          <w:rStyle w:val="FootnoteReference"/>
+        </w:rPr>
+        <w:footnoteReference w:id="36"/>
+      </w:r>
+      <w:r>
+        <w:t xml:space="preserve">. Seit dem Januar 2020 sind auch die Tierhaltenden von Kleinwiederkäuern in das Meldewesen der Einzeltiere eingebunden.</w:t>
+      </w:r>
+      <w:r>
+        <w:rPr>
+          <w:rStyle w:val="FootnoteReference"/>
+        </w:rPr>
+        <w:footnoteReference w:id="38"/>
+      </w:r>
+      <w:r>
+        <w:t xml:space="preserve"> </w:t>
+      </w:r>
+      <w:r>
+        <w:t xml:space="preserve">Die Identifizierung und Kennzeichnung der Klauentiere mit Ohrmarken, die Einzeltierregistrierung von Rindern, Schafen und Ziegen in der TVD, sowie die Meldung von Tierzugängen, Tierabgängen (Tier verlässt eine Tierhaltung lebend), Geburten, Einfuhr, Ausfuhr, Schlachtung, Hofschlachtung und Verendung (Tier wird als nicht mehr lebend abgemeldet), sind für alle Tierhaltenden in der Schweiz obligatorisch</w:t>
+      </w:r>
+      <w:r>
+        <w:rPr>
+          <w:rStyle w:val="FootnoteReference"/>
+        </w:rPr>
+        <w:footnoteReference w:id="40"/>
+      </w:r>
+      <w:r>
+        <w:t xml:space="preserve">. Die Meldungen unterliegen zudem gesetzlichen Meldefristen</w:t>
+      </w:r>
+      <w:r>
+        <w:rPr>
+          <w:rStyle w:val="FootnoteReference"/>
+        </w:rPr>
+        <w:footnoteReference w:id="43"/>
+      </w:r>
+      <w:r>
+        <w:t xml:space="preserve">.</w:t>
       </w:r>
     </w:p>
     <w:p>
@@ -161,7 +245,28 @@
         <w:pStyle w:val="Textkrper"/>
       </w:pPr>
       <w:r>
-        <w:t xml:space="preserve">Die TVD ist Teil einer Systemlandschaft der Bereiche Landwirtschaft, Veterinärwesen und Lebensmittelsicherheit. Die zentrale Eingangspforte bildet dabei das Portal Agate, mit dem Agrarpolitischen Informationssystem AGIS im Zentrum.</w:t>
+        <w:t xml:space="preserve">Die TVD ist Teil einer Systemlandschaft der Bereiche Landwirtschaft, Veterinärwesen und Lebensmittelsicherheit. Die zentrale Eingangspforte bildet dabei das Portal Agate</w:t>
+      </w:r>
+      <w:r>
+        <w:rPr>
+          <w:rStyle w:val="FootnoteReference"/>
+        </w:rPr>
+        <w:footnoteReference w:id="45"/>
+      </w:r>
+      <w:r>
+        <w:t xml:space="preserve">, mit dem Agrarpolitischen Informationssystem AGIS</w:t>
+      </w:r>
+      <w:r>
+        <w:rPr>
+          <w:rStyle w:val="FootnoteReference"/>
+        </w:rPr>
+        <w:footnoteReference w:id="47"/>
+      </w:r>
+      <w:r>
+        <w:t xml:space="preserve"> </w:t>
+      </w:r>
+      <w:r>
+        <w:t xml:space="preserve">im Zentrum.</w:t>
       </w:r>
     </w:p>
     <w:p>
@@ -169,7 +274,70 @@
         <w:pStyle w:val="Textkrper"/>
       </w:pPr>
       <w:r>
-        <w:t xml:space="preserve">In der Verordnung über die Identitas AG und die Tierverkehrsdatenbank (IdTVD-V) werden Inhalte zum Tierverkehr und Aufgaben der Identitas AG sowie die Zugriffsrechte auf die Daten weiter ausgeführt. Die Bedeutung der Identifizierung/Kennzeichnung von Nutztieren geht weit über die Seuchenthematik hinaus und fand deshalb auch Eingang in die landwirtschaftliche Gesetzgebung (Landwirtschaftsgesetz LwG Artikel 165g, 177 und 185) und diverse zugehörige Verordnungen. Die Daten aus dem Tierverkehr entwickelten sich zu einem unverzichtbaren Bestandteil in der Umsetzung agrarpolitischer Massnahmen, beispielsweise der tierbezogenen Direktzahlungen, der Bestimmung der Nährstoffflüsse oder des Agrarumweltmonitorings. Weiter dienen die Daten auch als Grundlage für die Strukturerhebung der Landwirtschaft in der Schweiz und generell der landwirtschaftlichen Statistik.</w:t>
+        <w:t xml:space="preserve">In der Verordnung über die Identitas AG und die Tierverkehrsdatenbank</w:t>
+      </w:r>
+      <w:r>
+        <w:rPr>
+          <w:rStyle w:val="FootnoteReference"/>
+        </w:rPr>
+        <w:footnoteReference w:id="49"/>
+      </w:r>
+      <w:r>
+        <w:t xml:space="preserve"> </w:t>
+      </w:r>
+      <w:r>
+        <w:t xml:space="preserve">(IdTVD-V) werden Inhalte zum Tierverkehr und Aufgaben der Identitas AG sowie die Zugriffsrechte auf die Daten weiter ausgeführt. Die Bedeutung der Identifizierung/Kennzeichnung von Nutztieren geht weit über die Seuchenthematik hinaus und fand deshalb auch Eingang in die landwirtschaftliche Gesetzgebung</w:t>
+      </w:r>
+      <w:r>
+        <w:rPr>
+          <w:rStyle w:val="FootnoteReference"/>
+        </w:rPr>
+        <w:footnoteReference w:id="51"/>
+      </w:r>
+      <w:r>
+        <w:t xml:space="preserve"> </w:t>
+      </w:r>
+      <w:r>
+        <w:t xml:space="preserve">(Landwirtschaftsgesetz LwG Artikel 165g, 177 und 185) und diverse zugehörige Verordnungen. Die Daten aus dem Tierverkehr entwickelten sich zu einem unverzichtbaren Bestandteil in der Umsetzung agrarpolitischer Massnahmen, beispielsweise der tierbezogenen Direktzahlungen</w:t>
+      </w:r>
+      <w:r>
+        <w:rPr>
+          <w:rStyle w:val="FootnoteReference"/>
+        </w:rPr>
+        <w:footnoteReference w:id="53"/>
+      </w:r>
+      <w:r>
+        <w:t xml:space="preserve">, der Bestimmung der Nährstoffflüsse oder des Agrarumweltmonitorings</w:t>
+      </w:r>
+      <w:r>
+        <w:rPr>
+          <w:rStyle w:val="FootnoteReference"/>
+        </w:rPr>
+        <w:footnoteReference w:id="57"/>
+      </w:r>
+      <w:r>
+        <w:t xml:space="preserve">. Weiter dienen die Daten auch als Grundlage für die Strukturerhebung der Landwirtschaft in der Schweiz</w:t>
+      </w:r>
+      <w:r>
+        <w:rPr>
+          <w:rStyle w:val="FootnoteReference"/>
+        </w:rPr>
+        <w:footnoteReference w:id="59"/>
+      </w:r>
+      <w:r>
+        <w:t xml:space="preserve"> </w:t>
+      </w:r>
+      <w:r>
+        <w:t xml:space="preserve">und generell der landwirtschaftlichen Statistik</w:t>
+      </w:r>
+      <w:r>
+        <w:rPr>
+          <w:rStyle w:val="FootnoteReference"/>
+        </w:rPr>
+        <w:footnoteReference w:id="61"/>
+      </w:r>
+      <w:r>
+        <w:t xml:space="preserve">.</w:t>
       </w:r>
     </w:p>
     <w:p>
@@ -177,7 +345,25 @@
         <w:pStyle w:val="Textkrper"/>
       </w:pPr>
       <w:r>
-        <w:t xml:space="preserve">Rasch etablierte sich das Tiermeldewesen auch entlang der gesamten Lebensmittelwertschöpfungskette. Programme mit Tierwohl-, Rückverfolgbarkeits- und Herkunftsversprechen stützen sich darauf ab. Die Vielfalt der Tierinformation aus dem Meldewesen des Tierverkehrs spiegelt sich auch in den öffentlich verfügbaren Datensätzen der Open Data Plattform Tierstatistik.</w:t>
+        <w:t xml:space="preserve">Rasch etablierte sich das Tiermeldewesen auch entlang der gesamten Lebensmittelwertschöpfungskette. Programme mit Tierwohl-, Rückverfolgbarkeits- und Herkunftsversprechen stützen sich darauf ab</w:t>
+      </w:r>
+      <w:r>
+        <w:rPr>
+          <w:rStyle w:val="FootnoteReference"/>
+        </w:rPr>
+        <w:footnoteReference w:id="63"/>
+      </w:r>
+      <w:r>
+        <w:t xml:space="preserve">. Die Vielfalt der Tierinformation aus dem Meldewesen des Tierverkehrs spiegelt sich auch in den öffentlich verfügbaren Datensätzen der Open Data Plattform Tierstatistik</w:t>
+      </w:r>
+      <w:r>
+        <w:rPr>
+          <w:rStyle w:val="FootnoteReference"/>
+        </w:rPr>
+        <w:footnoteReference w:id="66"/>
+      </w:r>
+      <w:r>
+        <w:t xml:space="preserve">.</w:t>
       </w:r>
     </w:p>
     <w:p>
@@ -188,8 +374,8 @@
         <w:t xml:space="preserve">Die technische Schnittstellenbeschreibung in diesem Dokument basiert auf der technischen Servicebeschreibung AnimalTracing v1.32, sowie der openAPI-Spezifikation v. x.xx.</w:t>
       </w:r>
     </w:p>
-    <w:bookmarkEnd w:id="28"/>
-    <w:bookmarkStart w:id="29" w:name="sec-references"/>
+    <w:bookmarkEnd w:id="68"/>
+    <w:bookmarkStart w:id="69" w:name="sec-references"/>
     <w:p>
       <w:pPr>
         <w:pStyle w:val="berschrift2"/>
@@ -206,17 +392,9 @@
         <w:t xml:space="preserve">Schnittstellen: AnimalTracing API, Technische Servicebeschreibung AnimalTracing</w:t>
       </w:r>
     </w:p>
-    <w:p>
-      <w:pPr>
-        <w:pStyle w:val="Textkrper"/>
-      </w:pPr>
-      <w:r>
-        <w:t xml:space="preserve">NB: die Namen der im Kapitel 3 beschriebenen Klassen stimmen nicht mit den ServiceOperations in AnimalTracing überein, da die semantische Beschreibung einen Überblick über die Dateninhalte verschaffen soll und gegenüber der Servicebeschreibung einen tieferen Detaillierungsgrad aufweist.</w:t>
-      </w:r>
-    </w:p>
-    <w:bookmarkEnd w:id="29"/>
-    <w:bookmarkEnd w:id="30"/>
-    <w:bookmarkStart w:id="33" w:name="sec-namespaces"/>
+    <w:bookmarkEnd w:id="69"/>
+    <w:bookmarkEnd w:id="70"/>
+    <w:bookmarkStart w:id="73" w:name="sec-namespaces"/>
     <w:p>
       <w:pPr>
         <w:pStyle w:val="berschrift1"/>
@@ -246,7 +424,7 @@
       <w:r>
         <w:t xml:space="preserve"> </w:t>
       </w:r>
-      <w:hyperlink r:id="rId31">
+      <w:hyperlink r:id="rId71">
         <w:r>
           <w:rPr>
             <w:rStyle w:val="Hyperlink"/>
@@ -296,7 +474,7 @@
       <w:tr>
         <w:tc>
           <w:tcPr/>
-          <w:bookmarkStart w:id="32" w:name="tbl-namespaces"/>
+          <w:bookmarkStart w:id="72" w:name="tbl-namespaces"/>
           <w:p>
             <w:pPr>
               <w:jc w:val="center"/>
@@ -409,13 +587,13 @@
               </w:tc>
             </w:tr>
           </w:tbl>
-          <w:bookmarkEnd w:id="32"/>
+          <w:bookmarkEnd w:id="72"/>
           <w:p/>
         </w:tc>
       </w:tr>
     </w:tbl>
-    <w:bookmarkEnd w:id="33"/>
-    <w:bookmarkStart w:id="125" w:name="sec-data-model"/>
+    <w:bookmarkEnd w:id="73"/>
+    <w:bookmarkStart w:id="169" w:name="sec-data-model"/>
     <w:p>
       <w:pPr>
         <w:pStyle w:val="berschrift1"/>
@@ -437,7 +615,7 @@
       <w:tr>
         <w:tc>
           <w:tcPr/>
-          <w:bookmarkStart w:id="37" w:name="fig-uml"/>
+          <w:bookmarkStart w:id="77" w:name="fig-uml"/>
           <w:p>
             <w:pPr>
               <w:pStyle w:val="Compact"/>
@@ -446,20 +624,20 @@
             <w:r>
               <w:drawing>
                 <wp:inline>
-                  <wp:extent cx="6299200" cy="5425646"/>
+                  <wp:extent cx="6299200" cy="5755325"/>
                   <wp:effectExtent b="0" l="0" r="0" t="0"/>
-                  <wp:docPr descr="" title="" id="35" name="Picture"/>
+                  <wp:docPr descr="" title="" id="75" name="Picture"/>
                   <a:graphic>
                     <a:graphicData uri="http://schemas.openxmlformats.org/drawingml/2006/picture">
                       <pic:pic>
                         <pic:nvPicPr>
-                          <pic:cNvPr descr="../assets/img/uml.png" id="36" name="Picture"/>
+                          <pic:cNvPr descr="../assets/img/uml.png" id="76" name="Picture"/>
                           <pic:cNvPicPr>
                             <a:picLocks noChangeArrowheads="1" noChangeAspect="1"/>
                           </pic:cNvPicPr>
                         </pic:nvPicPr>
                         <pic:blipFill>
-                          <a:blip r:embed="rId34"/>
+                          <a:blip r:embed="rId74"/>
                           <a:stretch>
                             <a:fillRect/>
                           </a:stretch>
@@ -467,7 +645,7 @@
                         <pic:spPr bwMode="auto">
                           <a:xfrm>
                             <a:off x="0" y="0"/>
-                            <a:ext cx="6299200" cy="5425646"/>
+                            <a:ext cx="6299200" cy="5755325"/>
                           </a:xfrm>
                           <a:prstGeom prst="rect">
                             <a:avLst/>
@@ -499,11 +677,74 @@
               <w:t xml:space="preserve">Abbildung 1: UML-Diagramm des Datenmodells von eCH-0309.</w:t>
             </w:r>
           </w:p>
-          <w:bookmarkEnd w:id="37"/>
+          <w:bookmarkEnd w:id="77"/>
         </w:tc>
       </w:tr>
     </w:tbl>
-    <w:bookmarkStart w:id="59" w:name="sec-nodeshape-animalshape"/>
+    <w:p>
+      <w:pPr>
+        <w:pStyle w:val="Textkrper"/>
+      </w:pPr>
+      <w:hyperlink w:anchor="fig-uml">
+        <w:r>
+          <w:rPr>
+            <w:rStyle w:val="Hyperlink"/>
+          </w:rPr>
+          <w:t xml:space="preserve">Abbildung 1</w:t>
+        </w:r>
+      </w:hyperlink>
+      <w:r>
+        <w:t xml:space="preserve"> </w:t>
+      </w:r>
+      <w:r>
+        <w:t xml:space="preserve">zeigt die Klassen des Datenmodells und ihre Beziehungen. Jedes Rechteck ist eine Klasse, die Zeilen darin sind ihre Attribute; die eckigen Klammern geben an, wie viele Werte zulässig sind, von der Mindest- bis zur Höchstzahl —</w:t>
+      </w:r>
+      <w:r>
+        <w:t xml:space="preserve"> </w:t>
+      </w:r>
+      <w:r>
+        <w:rPr>
+          <w:rStyle w:val="VerbatimChar"/>
+        </w:rPr>
+        <w:t xml:space="preserve">[1..1]</w:t>
+      </w:r>
+      <w:r>
+        <w:t xml:space="preserve"> </w:t>
+      </w:r>
+      <w:r>
+        <w:t xml:space="preserve">bedeutet genau einen Wert,</w:t>
+      </w:r>
+      <w:r>
+        <w:t xml:space="preserve"> </w:t>
+      </w:r>
+      <w:r>
+        <w:rPr>
+          <w:rStyle w:val="VerbatimChar"/>
+        </w:rPr>
+        <w:t xml:space="preserve">[0..1]</w:t>
+      </w:r>
+      <w:r>
+        <w:t xml:space="preserve"> </w:t>
+      </w:r>
+      <w:r>
+        <w:t xml:space="preserve">höchstens einen. Ein Pfeil führt zu der Klasse, auf die verwiesen wird, und trägt den Namen der Beziehung; mehrere Beziehungen zwischen denselben Klassen teilen sich einen Pfeil. Die Linie mit dem Dreieck verbindet eine Klasse mit ihrer Oberklasse, auf die das Dreieck zeigt: Ein Equide ist ein Einzeltier und hat zusätzlich zu den gezeigten alle Attribute des Einzeltiers, die im Diagramm nicht wiederholt werden. Attribute mit einem Wertebereich sind wie alle übrigen dargestellt; die zulässigen Werte stehen in</w:t>
+      </w:r>
+      <w:r>
+        <w:t xml:space="preserve"> </w:t>
+      </w:r>
+      <w:hyperlink w:anchor="sec-code-lists">
+        <w:r>
+          <w:rPr>
+            <w:rStyle w:val="Hyperlink"/>
+          </w:rPr>
+          <w:t xml:space="preserve">Kapitel 4</w:t>
+        </w:r>
+      </w:hyperlink>
+      <w:r>
+        <w:t xml:space="preserve">. Datentypen und Beschreibungen führt das Diagramm nicht auf, sie folgen in den Abschnitten zu den einzelnen Klassen.</w:t>
+      </w:r>
+    </w:p>
+    <w:bookmarkStart w:id="100" w:name="sec-nodeshape-animalshape"/>
     <w:p>
       <w:pPr>
         <w:pStyle w:val="berschrift2"/>
@@ -520,7 +761,7 @@
         <w:t xml:space="preserve">Ein einzeln identifiziertes Nutztier. In der Tierverkehrsdatenbank werden Tiere der Kategorien Rinder, Schafe, Ziegen und Equiden als Einzeltiere erfasst; sie werden über die Ohrmarkennummer, bei Equiden über die UELN, eindeutig identifiziert. Für Schweine und Geflügel werden keine Einzeltiere geführt, sondern ausschliesslich Gruppenmeldungen.</w:t>
       </w:r>
     </w:p>
-    <w:bookmarkStart w:id="40" w:name="sec-nodeshape-animalshape-overview"/>
+    <w:bookmarkStart w:id="80" w:name="sec-nodeshape-animalshape-overview"/>
     <w:p>
       <w:pPr>
         <w:pStyle w:val="berschrift3"/>
@@ -541,7 +782,7 @@
       <w:pPr>
         <w:pStyle w:val="Definition"/>
       </w:pPr>
-      <w:hyperlink r:id="rId38">
+      <w:hyperlink r:id="rId78">
         <w:r>
           <w:rPr>
             <w:rStyle w:val="Hyperlink"/>
@@ -562,7 +803,7 @@
       <w:pPr>
         <w:pStyle w:val="Definition"/>
       </w:pPr>
-      <w:hyperlink r:id="rId39">
+      <w:hyperlink r:id="rId79">
         <w:r>
           <w:rPr>
             <w:rStyle w:val="Hyperlink"/>
@@ -571,40 +812,8 @@
         </w:r>
       </w:hyperlink>
     </w:p>
-    <w:p>
-      <w:pPr>
-        <w:pStyle w:val="DefinitionTerm"/>
-      </w:pPr>
-      <w:r>
-        <w:t xml:space="preserve">Geschlossen</w:t>
-      </w:r>
-    </w:p>
-    <w:p>
-      <w:pPr>
-        <w:pStyle w:val="Definition"/>
-      </w:pPr>
-      <w:r>
-        <w:t xml:space="preserve">Nein (weitere Eigenschaften zulässig)</w:t>
-      </w:r>
-    </w:p>
-    <w:p>
-      <w:pPr>
-        <w:pStyle w:val="DefinitionTerm"/>
-      </w:pPr>
-      <w:r>
-        <w:t xml:space="preserve">Datenzugriff</w:t>
-      </w:r>
-    </w:p>
-    <w:p>
-      <w:pPr>
-        <w:pStyle w:val="Definition"/>
-      </w:pPr>
-      <w:r>
-        <w:t xml:space="preserve">Keiner (Transaktionsdaten, nicht Teil des publizierten Graphen)</w:t>
-      </w:r>
-    </w:p>
-    <w:bookmarkEnd w:id="40"/>
-    <w:bookmarkStart w:id="58" w:name="sec-nodeshape-animalshape-properties"/>
+    <w:bookmarkEnd w:id="80"/>
+    <w:bookmarkStart w:id="98" w:name="sec-nodeshape-animalshape-properties"/>
     <w:p>
       <w:pPr>
         <w:pStyle w:val="berschrift3"/>
@@ -616,14 +825,14 @@
     <w:tbl>
       <w:tblPr>
         <w:tblStyle w:val="Table"/>
-        <w:tblW w:type="pct" w:w="4974"/>
+        <w:tblW w:type="pct" w:w="4972"/>
         <w:tblLayout w:type="fixed"/>
         <w:tblLook w:firstRow="1" w:lastRow="0" w:firstColumn="0" w:lastColumn="0" w:noHBand="0" w:noVBand="0" w:val="0020"/>
       </w:tblPr>
       <w:tblGrid>
-        <w:gridCol w:w="3671"/>
-        <w:gridCol w:w="3588"/>
-        <w:gridCol w:w="618"/>
+        <w:gridCol w:w="3413"/>
+        <w:gridCol w:w="3806"/>
+        <w:gridCol w:w="656"/>
       </w:tblGrid>
       <w:tr>
         <w:trPr>
@@ -687,7 +896,7 @@
             <w:r>
               <w:t xml:space="preserve">(</w:t>
             </w:r>
-            <w:hyperlink r:id="rId41">
+            <w:hyperlink r:id="rId81">
               <w:r>
                 <w:rPr>
                   <w:rStyle w:val="Hyperlink"/>
@@ -696,13 +905,13 @@
               </w:r>
             </w:hyperlink>
             <w:r>
-              <w:t xml:space="preserve">): Ein Einzeltier hat</w:t>
+              <w:t xml:space="preserve">): Ein</w:t>
             </w:r>
             <w:r>
               <w:t xml:space="preserve"> </w:t>
             </w:r>
             <w:r>
-              <w:t xml:space="preserve">höchstens ein Muttertier.</w:t>
+              <w:t xml:space="preserve">Einzeltier hat höchstens ein Muttertier.</w:t>
             </w:r>
           </w:p>
         </w:tc>
@@ -767,7 +976,7 @@
             <w:r>
               <w:t xml:space="preserve">(</w:t>
             </w:r>
-            <w:hyperlink r:id="rId42">
+            <w:hyperlink r:id="rId82">
               <w:r>
                 <w:rPr>
                   <w:rStyle w:val="Hyperlink"/>
@@ -776,13 +985,13 @@
               </w:r>
             </w:hyperlink>
             <w:r>
-              <w:t xml:space="preserve">): Ein Einzeltier hat</w:t>
+              <w:t xml:space="preserve">): Ein</w:t>
             </w:r>
             <w:r>
               <w:t xml:space="preserve"> </w:t>
             </w:r>
             <w:r>
-              <w:t xml:space="preserve">höchstens ein Vatertier.</w:t>
+              <w:t xml:space="preserve">Einzeltier hat höchstens ein Vatertier.</w:t>
             </w:r>
           </w:p>
         </w:tc>
@@ -847,7 +1056,7 @@
             <w:r>
               <w:t xml:space="preserve">(</w:t>
             </w:r>
-            <w:hyperlink r:id="rId43">
+            <w:hyperlink r:id="rId83">
               <w:r>
                 <w:rPr>
                   <w:rStyle w:val="Hyperlink"/>
@@ -880,7 +1089,7 @@
             <w:r>
               <w:t xml:space="preserve">Typ: Zeichenkette (</w:t>
             </w:r>
-            <w:hyperlink r:id="rId44">
+            <w:hyperlink r:id="rId84">
               <w:r>
                 <w:rPr>
                   <w:rStyle w:val="Hyperlink"/>
@@ -940,7 +1149,7 @@
             <w:r>
               <w:t xml:space="preserve">(</w:t>
             </w:r>
-            <w:hyperlink r:id="rId45">
+            <w:hyperlink r:id="rId85">
               <w:r>
                 <w:rPr>
                   <w:rStyle w:val="Hyperlink"/>
@@ -970,7 +1179,7 @@
             <w:r>
               <w:t xml:space="preserve"> </w:t>
             </w:r>
-            <w:hyperlink r:id="rId46">
+            <w:hyperlink r:id="rId86">
               <w:r>
                 <w:rPr>
                   <w:rStyle w:val="Hyperlink"/>
@@ -1014,7 +1223,7 @@
             <w:r>
               <w:t xml:space="preserve">(</w:t>
             </w:r>
-            <w:hyperlink r:id="rId47">
+            <w:hyperlink r:id="rId87">
               <w:r>
                 <w:rPr>
                   <w:rStyle w:val="Hyperlink"/>
@@ -1044,7 +1253,7 @@
             <w:r>
               <w:t xml:space="preserve"> </w:t>
             </w:r>
-            <w:hyperlink r:id="rId48">
+            <w:hyperlink r:id="rId88">
               <w:r>
                 <w:rPr>
                   <w:rStyle w:val="Hyperlink"/>
@@ -1088,7 +1297,7 @@
             <w:r>
               <w:t xml:space="preserve">(</w:t>
             </w:r>
-            <w:hyperlink r:id="rId49">
+            <w:hyperlink r:id="rId89">
               <w:r>
                 <w:rPr>
                   <w:rStyle w:val="Hyperlink"/>
@@ -1115,7 +1324,7 @@
             <w:r>
               <w:t xml:space="preserve">Typ: Datum (</w:t>
             </w:r>
-            <w:hyperlink r:id="rId50">
+            <w:hyperlink r:id="rId90">
               <w:r>
                 <w:rPr>
                   <w:rStyle w:val="Hyperlink"/>
@@ -1162,7 +1371,7 @@
             <w:r>
               <w:t xml:space="preserve">(</w:t>
             </w:r>
-            <w:hyperlink r:id="rId51">
+            <w:hyperlink r:id="rId91">
               <w:r>
                 <w:rPr>
                   <w:rStyle w:val="Hyperlink"/>
@@ -1189,7 +1398,7 @@
             <w:r>
               <w:t xml:space="preserve">Typ: Datum (</w:t>
             </w:r>
-            <w:hyperlink r:id="rId50">
+            <w:hyperlink r:id="rId90">
               <w:r>
                 <w:rPr>
                   <w:rStyle w:val="Hyperlink"/>
@@ -1236,16 +1445,34 @@
             <w:r>
               <w:t xml:space="preserve">(</w:t>
             </w:r>
-            <w:hyperlink r:id="rId52">
+            <w:hyperlink r:id="rId92">
               <w:r>
                 <w:rPr>
                   <w:rStyle w:val="Hyperlink"/>
                 </w:rPr>
-                <w:t xml:space="preserve">:animalHistoryState</w:t>
+                <w:t xml:space="preserve">:historyState</w:t>
               </w:r>
             </w:hyperlink>
             <w:r>
-              <w:t xml:space="preserve">)</w:t>
+              <w:t xml:space="preserve">):</w:t>
+            </w:r>
+            <w:r>
+              <w:t xml:space="preserve"> </w:t>
+            </w:r>
+            <w:r>
+              <w:t xml:space="preserve">Status der Tiergeschichte zum Abfragedatum. Nicht relevant für Equiden; der</w:t>
+            </w:r>
+            <w:r>
+              <w:t xml:space="preserve"> </w:t>
+            </w:r>
+            <w:r>
+              <w:t xml:space="preserve">Objektkatalog führt das Attribut deshalb mit Kardinalität 1, die Pflicht</w:t>
+            </w:r>
+            <w:r>
+              <w:t xml:space="preserve"> </w:t>
+            </w:r>
+            <w:r>
+              <w:t xml:space="preserve">gilt aber nur für die übrigen Einzeltiere.</w:t>
             </w:r>
           </w:p>
         </w:tc>
@@ -1266,7 +1493,7 @@
             <w:r>
               <w:t xml:space="preserve"> </w:t>
             </w:r>
-            <w:hyperlink r:id="rId53">
+            <w:hyperlink r:id="rId93">
               <w:r>
                 <w:rPr>
                   <w:rStyle w:val="Hyperlink"/>
@@ -1284,7 +1511,7 @@
               <w:jc w:val="right"/>
             </w:pPr>
             <w:r>
-              <w:t xml:space="preserve">1..1</w:t>
+              <w:t xml:space="preserve">0..1</w:t>
             </w:r>
           </w:p>
         </w:tc>
@@ -1310,7 +1537,7 @@
             <w:r>
               <w:t xml:space="preserve">(</w:t>
             </w:r>
-            <w:hyperlink r:id="rId54">
+            <w:hyperlink r:id="rId94">
               <w:r>
                 <w:rPr>
                   <w:rStyle w:val="Hyperlink"/>
@@ -1340,7 +1567,7 @@
             <w:r>
               <w:t xml:space="preserve"> </w:t>
             </w:r>
-            <w:hyperlink r:id="rId55">
+            <w:hyperlink r:id="rId95">
               <w:r>
                 <w:rPr>
                   <w:rStyle w:val="Hyperlink"/>
@@ -1384,7 +1611,7 @@
             <w:r>
               <w:t xml:space="preserve">(</w:t>
             </w:r>
-            <w:hyperlink r:id="rId56">
+            <w:hyperlink r:id="rId96">
               <w:r>
                 <w:rPr>
                   <w:rStyle w:val="Hyperlink"/>
@@ -1393,7 +1620,25 @@
               </w:r>
             </w:hyperlink>
             <w:r>
-              <w:t xml:space="preserve">)</w:t>
+              <w:t xml:space="preserve">): Der</w:t>
+            </w:r>
+            <w:r>
+              <w:t xml:space="preserve"> </w:t>
+            </w:r>
+            <w:r>
+              <w:t xml:space="preserve">Objektkatalog bezeichnet das Attribut als für Equiden nicht vorhanden, die</w:t>
+            </w:r>
+            <w:r>
+              <w:t xml:space="preserve"> </w:t>
+            </w:r>
+            <w:r>
+              <w:t xml:space="preserve">openAPI führt es aber auch auf den Equiden-Antworten; die Abweichung ist</w:t>
+            </w:r>
+            <w:r>
+              <w:t xml:space="preserve"> </w:t>
+            </w:r>
+            <w:r>
+              <w:t xml:space="preserve">mit Issue #45 bei Identitas angefragt.</w:t>
             </w:r>
           </w:p>
         </w:tc>
@@ -1411,7 +1656,7 @@
             <w:r>
               <w:t xml:space="preserve">Typ: Wahrheitswert (</w:t>
             </w:r>
-            <w:hyperlink r:id="rId57">
+            <w:hyperlink r:id="rId97">
               <w:r>
                 <w:rPr>
                   <w:rStyle w:val="Hyperlink"/>
@@ -1438,15 +1683,14 @@
         </w:tc>
       </w:tr>
     </w:tbl>
-    <w:bookmarkEnd w:id="58"/>
-    <w:bookmarkEnd w:id="59"/>
-    <w:bookmarkStart w:id="67" w:name="sec-nodeshape-equidshape"/>
+    <w:bookmarkEnd w:id="98"/>
+    <w:bookmarkStart w:id="99" w:name="sec-nodeshape-animalshape-rules"/>
     <w:p>
       <w:pPr>
-        <w:pStyle w:val="berschrift2"/>
-      </w:pPr>
-      <w:r>
-        <w:t xml:space="preserve">3.2 Equide</w:t>
+        <w:pStyle w:val="berschrift3"/>
+      </w:pPr>
+      <w:r>
+        <w:t xml:space="preserve">3.1.3 Regeln</w:t>
       </w:r>
     </w:p>
     <w:p>
@@ -1454,31 +1698,50 @@
         <w:pStyle w:val="FirstParagraph"/>
       </w:pPr>
       <w:r>
-        <w:t xml:space="preserve">Subklasse der Klasse Einzeltier für Tiere der Gattung Equiden (Pferd, Maultier, Maulesel, Esel). Alle Attribute der Klasse Einzeltier gelten auch für Equiden; diese Klasse beschreibt ausschliesslich die zusätzlichen, equidenspezifischen Angaben. Die Verantwortung für das Meldewesen liegt bei Equiden nicht beim Tierhaltenden, sondern bei der Eigentümerin oder beim Eigentümer. Ein Eigentümer ist die rechtliche Einheit, in deren Eigentum Equiden sind; der Begriff wird nur für Equideneigentümer geführt (Kapitel 3.1.1 des Hilfsmittels).</w:t>
+        <w:t xml:space="preserve">Der Objektkatalog führt den TiergeschichteStatus mit Kardinalität 1, bezeichnet ihn für Equiden aber als nicht relevant. Die Pflicht gilt deshalb für jedes Einzeltier ausser den Equiden.</w:t>
       </w:r>
     </w:p>
-    <w:bookmarkStart w:id="62" w:name="sec-nodeshape-equidshape-overview"/>
+    <w:bookmarkEnd w:id="99"/>
+    <w:bookmarkEnd w:id="100"/>
+    <w:bookmarkStart w:id="112" w:name="sec-nodeshape-equidshape"/>
     <w:p>
       <w:pPr>
-        <w:pStyle w:val="berschrift3"/>
-      </w:pPr>
-      <w:r>
-        <w:t xml:space="preserve">3.2.1 Übersicht</w:t>
+        <w:pStyle w:val="berschrift2"/>
+      </w:pPr>
+      <w:r>
+        <w:t xml:space="preserve">3.2 Equide</w:t>
       </w:r>
     </w:p>
     <w:p>
       <w:pPr>
-        <w:pStyle w:val="DefinitionTerm"/>
-      </w:pPr>
-      <w:r>
-        <w:t xml:space="preserve">Shape</w:t>
+        <w:pStyle w:val="FirstParagraph"/>
+      </w:pPr>
+      <w:r>
+        <w:t xml:space="preserve">Subklasse der Klasse Einzeltier für Tiere der Gattung Equiden (Pferd, Maultier, Maulesel, Esel). Alle Attribute der Klasse Einzeltier gelten auch für Equiden; diese Klasse beschreibt ausschliesslich die zusätzlichen, equidenspezifischen Angaben. Die Verantwortung für das Meldewesen liegt bei Equiden nicht beim Tierhaltenden, sondern bei der Eigentümerin oder beim Eigentümer. Ein Eigentümer ist die rechtliche Einheit, in deren Eigentum Equiden sind; der Begriff wird nur für Equideneigentümer geführt (Kapitel 3.1.1 des Hilfsmittels).</w:t>
+      </w:r>
+    </w:p>
+    <w:bookmarkStart w:id="103" w:name="sec-nodeshape-equidshape-overview"/>
+    <w:p>
+      <w:pPr>
+        <w:pStyle w:val="berschrift3"/>
+      </w:pPr>
+      <w:r>
+        <w:t xml:space="preserve">3.2.1 Übersicht</w:t>
       </w:r>
     </w:p>
     <w:p>
       <w:pPr>
+        <w:pStyle w:val="DefinitionTerm"/>
+      </w:pPr>
+      <w:r>
+        <w:t xml:space="preserve">Shape</w:t>
+      </w:r>
+    </w:p>
+    <w:p>
+      <w:pPr>
         <w:pStyle w:val="Definition"/>
       </w:pPr>
-      <w:hyperlink r:id="rId60">
+      <w:hyperlink r:id="rId101">
         <w:r>
           <w:rPr>
             <w:rStyle w:val="Hyperlink"/>
@@ -1499,7 +1762,7 @@
       <w:pPr>
         <w:pStyle w:val="Definition"/>
       </w:pPr>
-      <w:hyperlink r:id="rId61">
+      <w:hyperlink r:id="rId102">
         <w:r>
           <w:rPr>
             <w:rStyle w:val="Hyperlink"/>
@@ -1508,40 +1771,8 @@
         </w:r>
       </w:hyperlink>
     </w:p>
-    <w:p>
-      <w:pPr>
-        <w:pStyle w:val="DefinitionTerm"/>
-      </w:pPr>
-      <w:r>
-        <w:t xml:space="preserve">Geschlossen</w:t>
-      </w:r>
-    </w:p>
-    <w:p>
-      <w:pPr>
-        <w:pStyle w:val="Definition"/>
-      </w:pPr>
-      <w:r>
-        <w:t xml:space="preserve">Nein (weitere Eigenschaften zulässig)</w:t>
-      </w:r>
-    </w:p>
-    <w:p>
-      <w:pPr>
-        <w:pStyle w:val="DefinitionTerm"/>
-      </w:pPr>
-      <w:r>
-        <w:t xml:space="preserve">Datenzugriff</w:t>
-      </w:r>
-    </w:p>
-    <w:p>
-      <w:pPr>
-        <w:pStyle w:val="Definition"/>
-      </w:pPr>
-      <w:r>
-        <w:t xml:space="preserve">Keiner (Transaktionsdaten, nicht Teil des publizierten Graphen)</w:t>
-      </w:r>
-    </w:p>
-    <w:bookmarkEnd w:id="62"/>
-    <w:bookmarkStart w:id="66" w:name="sec-nodeshape-equidshape-properties"/>
+    <w:bookmarkEnd w:id="103"/>
+    <w:bookmarkStart w:id="111" w:name="sec-nodeshape-equidshape-properties"/>
     <w:p>
       <w:pPr>
         <w:pStyle w:val="berschrift3"/>
@@ -1553,14 +1784,14 @@
     <w:tbl>
       <w:tblPr>
         <w:tblStyle w:val="Table"/>
-        <w:tblW w:type="pct" w:w="4972"/>
+        <w:tblW w:type="pct" w:w="4975"/>
         <w:tblLayout w:type="fixed"/>
         <w:tblLook w:firstRow="1" w:lastRow="0" w:firstColumn="0" w:lastColumn="0" w:noHBand="0" w:noVBand="0" w:val="0020"/>
       </w:tblPr>
       <w:tblGrid>
-        <w:gridCol w:w="3426"/>
-        <w:gridCol w:w="3782"/>
-        <w:gridCol w:w="667"/>
+        <w:gridCol w:w="3502"/>
+        <w:gridCol w:w="3780"/>
+        <w:gridCol w:w="596"/>
       </w:tblGrid>
       <w:tr>
         <w:trPr>
@@ -1624,7 +1855,7 @@
             <w:r>
               <w:t xml:space="preserve">(</w:t>
             </w:r>
-            <w:hyperlink r:id="rId63">
+            <w:hyperlink r:id="rId104">
               <w:r>
                 <w:rPr>
                   <w:rStyle w:val="Hyperlink"/>
@@ -1633,25 +1864,25 @@
               </w:r>
             </w:hyperlink>
             <w:r>
-              <w:t xml:space="preserve">): Die</w:t>
+              <w:t xml:space="preserve">): Die rechtliche Einheit,</w:t>
             </w:r>
             <w:r>
               <w:t xml:space="preserve"> </w:t>
             </w:r>
             <w:r>
-              <w:t xml:space="preserve">rechtliche Einheit, in deren Eigentum der Equide steht. Bei Equiden liegt</w:t>
+              <w:t xml:space="preserve">in deren Eigentum der Equide steht. Bei Equiden liegt die Verantwortung für das</w:t>
             </w:r>
             <w:r>
               <w:t xml:space="preserve"> </w:t>
             </w:r>
             <w:r>
-              <w:t xml:space="preserve">die Verantwortung für das Meldewesen beim Eigentümer und nicht beim</w:t>
+              <w:t xml:space="preserve">Meldewesen beim Eigentümer und nicht beim Tierhaltenden (Kapitel 3.1.1 des</w:t>
             </w:r>
             <w:r>
               <w:t xml:space="preserve"> </w:t>
             </w:r>
             <w:r>
-              <w:t xml:space="preserve">Tierhaltenden (Kapitel 3.1.1 des Hilfsmittels).</w:t>
+              <w:t xml:space="preserve">Hilfsmittels).</w:t>
             </w:r>
           </w:p>
         </w:tc>
@@ -1716,7 +1947,7 @@
             <w:r>
               <w:t xml:space="preserve">(</w:t>
             </w:r>
-            <w:hyperlink r:id="rId64">
+            <w:hyperlink r:id="rId105">
               <w:r>
                 <w:rPr>
                   <w:rStyle w:val="Hyperlink"/>
@@ -1746,7 +1977,7 @@
             <w:r>
               <w:t xml:space="preserve"> </w:t>
             </w:r>
-            <w:hyperlink r:id="rId65">
+            <w:hyperlink r:id="rId106">
               <w:r>
                 <w:rPr>
                   <w:rStyle w:val="Hyperlink"/>
@@ -1769,10 +2000,371 @@
           </w:p>
         </w:tc>
       </w:tr>
+      <w:tr>
+        <w:tc>
+          <w:tcPr/>
+          <w:p>
+            <w:pPr>
+              <w:pStyle w:val="Compact"/>
+              <w:jc w:val="left"/>
+            </w:pPr>
+            <w:r>
+              <w:rPr>
+                <w:b/>
+                <w:bCs/>
+              </w:rPr>
+              <w:t xml:space="preserve">Meldestatus</w:t>
+            </w:r>
+            <w:r>
+              <w:t xml:space="preserve"> </w:t>
+            </w:r>
+            <w:r>
+              <w:t xml:space="preserve">(</w:t>
+            </w:r>
+            <w:hyperlink r:id="rId107">
+              <w:r>
+                <w:rPr>
+                  <w:rStyle w:val="Hyperlink"/>
+                </w:rPr>
+                <w:t xml:space="preserve">:notificationState</w:t>
+              </w:r>
+            </w:hyperlink>
+            <w:r>
+              <w:t xml:space="preserve">):</w:t>
+            </w:r>
+            <w:r>
+              <w:t xml:space="preserve"> </w:t>
+            </w:r>
+            <w:r>
+              <w:t xml:space="preserve">Equiden führen anstelle des TiergeschichteStatus einen eigenen Meldestatus.</w:t>
+            </w:r>
+          </w:p>
+        </w:tc>
+        <w:tc>
+          <w:tcPr/>
+          <w:p>
+            <w:pPr>
+              <w:pStyle w:val="Compact"/>
+              <w:numPr>
+                <w:ilvl w:val="0"/>
+                <w:numId w:val="1013"/>
+              </w:numPr>
+              <w:jc w:val="left"/>
+            </w:pPr>
+            <w:r>
+              <w:t xml:space="preserve">Typ:</w:t>
+            </w:r>
+            <w:r>
+              <w:t xml:space="preserve"> </w:t>
+            </w:r>
+            <w:hyperlink r:id="rId108">
+              <w:r>
+                <w:rPr>
+                  <w:rStyle w:val="Hyperlink"/>
+                </w:rPr>
+                <w:t xml:space="preserve">:EquidNotificationState</w:t>
+              </w:r>
+            </w:hyperlink>
+          </w:p>
+        </w:tc>
+        <w:tc>
+          <w:tcPr/>
+          <w:p>
+            <w:pPr>
+              <w:pStyle w:val="Compact"/>
+              <w:jc w:val="right"/>
+            </w:pPr>
+            <w:r>
+              <w:t xml:space="preserve">1..1</w:t>
+            </w:r>
+          </w:p>
+        </w:tc>
+      </w:tr>
+      <w:tr>
+        <w:tc>
+          <w:tcPr/>
+          <w:p>
+            <w:pPr>
+              <w:pStyle w:val="Compact"/>
+              <w:jc w:val="left"/>
+            </w:pPr>
+            <w:r>
+              <w:rPr>
+                <w:b/>
+                <w:bCs/>
+              </w:rPr>
+              <w:t xml:space="preserve">Zweck</w:t>
+            </w:r>
+            <w:r>
+              <w:t xml:space="preserve"> </w:t>
+            </w:r>
+            <w:r>
+              <w:t xml:space="preserve">(</w:t>
+            </w:r>
+            <w:hyperlink r:id="rId109">
+              <w:r>
+                <w:rPr>
+                  <w:rStyle w:val="Hyperlink"/>
+                </w:rPr>
+                <w:t xml:space="preserve">:typeOfEquidUsage</w:t>
+              </w:r>
+            </w:hyperlink>
+            <w:r>
+              <w:t xml:space="preserve">):</w:t>
+            </w:r>
+            <w:r>
+              <w:t xml:space="preserve"> </w:t>
+            </w:r>
+            <w:r>
+              <w:t xml:space="preserve">Equiden verwenden einen eigenen Wertebereich: Heimtier oder Nutztier.</w:t>
+            </w:r>
+          </w:p>
+        </w:tc>
+        <w:tc>
+          <w:tcPr/>
+          <w:p>
+            <w:pPr>
+              <w:pStyle w:val="Compact"/>
+              <w:numPr>
+                <w:ilvl w:val="0"/>
+                <w:numId w:val="1014"/>
+              </w:numPr>
+              <w:jc w:val="left"/>
+            </w:pPr>
+            <w:r>
+              <w:t xml:space="preserve">Typ:</w:t>
+            </w:r>
+            <w:r>
+              <w:t xml:space="preserve"> </w:t>
+            </w:r>
+            <w:hyperlink r:id="rId110">
+              <w:r>
+                <w:rPr>
+                  <w:rStyle w:val="Hyperlink"/>
+                </w:rPr>
+                <w:t xml:space="preserve">:EquidTypeOfUsage</w:t>
+              </w:r>
+            </w:hyperlink>
+          </w:p>
+        </w:tc>
+        <w:tc>
+          <w:tcPr/>
+          <w:p>
+            <w:pPr>
+              <w:pStyle w:val="Compact"/>
+              <w:jc w:val="right"/>
+            </w:pPr>
+            <w:r>
+              <w:t xml:space="preserve">1..1</w:t>
+            </w:r>
+          </w:p>
+        </w:tc>
+      </w:tr>
+      <w:tr>
+        <w:tc>
+          <w:tcPr/>
+          <w:p>
+            <w:pPr>
+              <w:pStyle w:val="Compact"/>
+              <w:jc w:val="left"/>
+            </w:pPr>
+            <w:r>
+              <w:rPr>
+                <w:b/>
+                <w:bCs/>
+              </w:rPr>
+              <w:t xml:space="preserve">Identifikation Vater</w:t>
+            </w:r>
+            <w:r>
+              <w:t xml:space="preserve"> </w:t>
+            </w:r>
+            <w:r>
+              <w:t xml:space="preserve">(</w:t>
+            </w:r>
+            <w:hyperlink r:id="rId82">
+              <w:r>
+                <w:rPr>
+                  <w:rStyle w:val="Hyperlink"/>
+                </w:rPr>
+                <w:t xml:space="preserve">:father</w:t>
+              </w:r>
+            </w:hyperlink>
+            <w:r>
+              <w:t xml:space="preserve">): Equiden führen keinen</w:t>
+            </w:r>
+            <w:r>
+              <w:t xml:space="preserve"> </w:t>
+            </w:r>
+            <w:r>
+              <w:t xml:space="preserve">Vater: die openAPI kennt für sie nur die Mutter und die genetische Mutter. Der</w:t>
+            </w:r>
+            <w:r>
+              <w:t xml:space="preserve"> </w:t>
+            </w:r>
+            <w:r>
+              <w:t xml:space="preserve">Objektkatalog nennt im Attribut dagegen die UELN des Vatertiers; die Abweichung ist</w:t>
+            </w:r>
+            <w:r>
+              <w:t xml:space="preserve"> </w:t>
+            </w:r>
+            <w:r>
+              <w:t xml:space="preserve">mit Issue #45 bei Identitas angefragt.</w:t>
+            </w:r>
+          </w:p>
+        </w:tc>
+        <w:tc>
+          <w:tcPr/>
+          <w:p>
+            <w:pPr>
+              <w:pStyle w:val="Compact"/>
+            </w:pPr>
+          </w:p>
+        </w:tc>
+        <w:tc>
+          <w:tcPr/>
+          <w:p>
+            <w:pPr>
+              <w:pStyle w:val="Compact"/>
+              <w:jc w:val="right"/>
+            </w:pPr>
+            <w:r>
+              <w:t xml:space="preserve">0..0</w:t>
+            </w:r>
+          </w:p>
+        </w:tc>
+      </w:tr>
+      <w:tr>
+        <w:tc>
+          <w:tcPr/>
+          <w:p>
+            <w:pPr>
+              <w:pStyle w:val="Compact"/>
+              <w:jc w:val="left"/>
+            </w:pPr>
+            <w:r>
+              <w:rPr>
+                <w:b/>
+                <w:bCs/>
+              </w:rPr>
+              <w:t xml:space="preserve">TiergeschichteStatus</w:t>
+            </w:r>
+            <w:r>
+              <w:t xml:space="preserve"> </w:t>
+            </w:r>
+            <w:r>
+              <w:t xml:space="preserve">(</w:t>
+            </w:r>
+            <w:hyperlink r:id="rId92">
+              <w:r>
+                <w:rPr>
+                  <w:rStyle w:val="Hyperlink"/>
+                </w:rPr>
+                <w:t xml:space="preserve">:historyState</w:t>
+              </w:r>
+            </w:hyperlink>
+            <w:r>
+              <w:t xml:space="preserve">): Im</w:t>
+            </w:r>
+            <w:r>
+              <w:t xml:space="preserve"> </w:t>
+            </w:r>
+            <w:r>
+              <w:t xml:space="preserve">Objektkatalog als «nicht relevant für Equiden» bezeichnet; an seine Stelle tritt der</w:t>
+            </w:r>
+            <w:r>
+              <w:t xml:space="preserve"> </w:t>
+            </w:r>
+            <w:r>
+              <w:t xml:space="preserve">Meldestatus.</w:t>
+            </w:r>
+          </w:p>
+        </w:tc>
+        <w:tc>
+          <w:tcPr/>
+          <w:p>
+            <w:pPr>
+              <w:pStyle w:val="Compact"/>
+            </w:pPr>
+          </w:p>
+        </w:tc>
+        <w:tc>
+          <w:tcPr/>
+          <w:p>
+            <w:pPr>
+              <w:pStyle w:val="Compact"/>
+              <w:jc w:val="right"/>
+            </w:pPr>
+            <w:r>
+              <w:t xml:space="preserve">0..0</w:t>
+            </w:r>
+          </w:p>
+        </w:tc>
+      </w:tr>
+      <w:tr>
+        <w:tc>
+          <w:tcPr/>
+          <w:p>
+            <w:pPr>
+              <w:pStyle w:val="Compact"/>
+              <w:jc w:val="left"/>
+            </w:pPr>
+            <w:r>
+              <w:rPr>
+                <w:b/>
+                <w:bCs/>
+              </w:rPr>
+              <w:t xml:space="preserve">Zweck (Nutztiere)</w:t>
+            </w:r>
+            <w:r>
+              <w:t xml:space="preserve"> </w:t>
+            </w:r>
+            <w:r>
+              <w:t xml:space="preserve">(</w:t>
+            </w:r>
+            <w:hyperlink r:id="rId94">
+              <w:r>
+                <w:rPr>
+                  <w:rStyle w:val="Hyperlink"/>
+                </w:rPr>
+                <w:t xml:space="preserve">:typeOfUse</w:t>
+              </w:r>
+            </w:hyperlink>
+            <w:r>
+              <w:t xml:space="preserve">): Gilt nicht für</w:t>
+            </w:r>
+            <w:r>
+              <w:t xml:space="preserve"> </w:t>
+            </w:r>
+            <w:r>
+              <w:t xml:space="preserve">Equiden; an seine Stelle tritt der equidenspezifische Zweck.</w:t>
+            </w:r>
+          </w:p>
+        </w:tc>
+        <w:tc>
+          <w:tcPr/>
+          <w:p>
+            <w:pPr>
+              <w:pStyle w:val="Compact"/>
+            </w:pPr>
+          </w:p>
+        </w:tc>
+        <w:tc>
+          <w:tcPr/>
+          <w:p>
+            <w:pPr>
+              <w:pStyle w:val="Compact"/>
+              <w:jc w:val="right"/>
+            </w:pPr>
+            <w:r>
+              <w:t xml:space="preserve">0..0</w:t>
+            </w:r>
+          </w:p>
+        </w:tc>
+      </w:tr>
     </w:tbl>
-    <w:bookmarkEnd w:id="66"/>
-    <w:bookmarkEnd w:id="67"/>
-    <w:bookmarkStart w:id="78" w:name="sec-nodeshape-animalhealthstatusshape"/>
+    <w:bookmarkEnd w:id="111"/>
+    <w:bookmarkEnd w:id="112"/>
+    <w:bookmarkStart w:id="123" w:name="sec-nodeshape-animalhealthstatusshape"/>
     <w:p>
       <w:pPr>
         <w:pStyle w:val="berschrift2"/>
@@ -1789,7 +2381,7 @@
         <w:t xml:space="preserve">Eine Seucheninformation, die auf einem Einzeltier erfasst ist. Zusätzlich zum individuellen Seuchenstatus werden damit auch relevante Impfungen erfasst.</w:t>
       </w:r>
     </w:p>
-    <w:bookmarkStart w:id="70" w:name="Xb758c4c0d2989683d029ced6d0d85d02664499b"/>
+    <w:bookmarkStart w:id="115" w:name="Xb758c4c0d2989683d029ced6d0d85d02664499b"/>
     <w:p>
       <w:pPr>
         <w:pStyle w:val="berschrift3"/>
@@ -1810,7 +2402,7 @@
       <w:pPr>
         <w:pStyle w:val="Definition"/>
       </w:pPr>
-      <w:hyperlink r:id="rId68">
+      <w:hyperlink r:id="rId113">
         <w:r>
           <w:rPr>
             <w:rStyle w:val="Hyperlink"/>
@@ -1831,7 +2423,7 @@
       <w:pPr>
         <w:pStyle w:val="Definition"/>
       </w:pPr>
-      <w:hyperlink r:id="rId69">
+      <w:hyperlink r:id="rId114">
         <w:r>
           <w:rPr>
             <w:rStyle w:val="Hyperlink"/>
@@ -1840,40 +2432,8 @@
         </w:r>
       </w:hyperlink>
     </w:p>
-    <w:p>
-      <w:pPr>
-        <w:pStyle w:val="DefinitionTerm"/>
-      </w:pPr>
-      <w:r>
-        <w:t xml:space="preserve">Geschlossen</w:t>
-      </w:r>
-    </w:p>
-    <w:p>
-      <w:pPr>
-        <w:pStyle w:val="Definition"/>
-      </w:pPr>
-      <w:r>
-        <w:t xml:space="preserve">Nein (weitere Eigenschaften zulässig)</w:t>
-      </w:r>
-    </w:p>
-    <w:p>
-      <w:pPr>
-        <w:pStyle w:val="DefinitionTerm"/>
-      </w:pPr>
-      <w:r>
-        <w:t xml:space="preserve">Datenzugriff</w:t>
-      </w:r>
-    </w:p>
-    <w:p>
-      <w:pPr>
-        <w:pStyle w:val="Definition"/>
-      </w:pPr>
-      <w:r>
-        <w:t xml:space="preserve">Keiner (Transaktionsdaten, nicht Teil des publizierten Graphen)</w:t>
-      </w:r>
-    </w:p>
-    <w:bookmarkEnd w:id="70"/>
-    <w:bookmarkStart w:id="77" w:name="Xf7e08a05ecdfca2135266a5c394aaad995f88f7"/>
+    <w:bookmarkEnd w:id="115"/>
+    <w:bookmarkStart w:id="122" w:name="Xf7e08a05ecdfca2135266a5c394aaad995f88f7"/>
     <w:p>
       <w:pPr>
         <w:pStyle w:val="berschrift3"/>
@@ -1956,7 +2516,7 @@
             <w:r>
               <w:t xml:space="preserve">(</w:t>
             </w:r>
-            <w:hyperlink r:id="rId71">
+            <w:hyperlink r:id="rId116">
               <w:r>
                 <w:rPr>
                   <w:rStyle w:val="Hyperlink"/>
@@ -1982,7 +2542,7 @@
               <w:pStyle w:val="Compact"/>
               <w:numPr>
                 <w:ilvl w:val="0"/>
-                <w:numId w:val="1013"/>
+                <w:numId w:val="1015"/>
               </w:numPr>
               <w:jc w:val="left"/>
             </w:pPr>
@@ -2036,7 +2596,7 @@
             <w:r>
               <w:t xml:space="preserve">(</w:t>
             </w:r>
-            <w:hyperlink r:id="rId72">
+            <w:hyperlink r:id="rId117">
               <w:r>
                 <w:rPr>
                   <w:rStyle w:val="Hyperlink"/>
@@ -2062,7 +2622,7 @@
               <w:pStyle w:val="Compact"/>
               <w:numPr>
                 <w:ilvl w:val="0"/>
-                <w:numId w:val="1014"/>
+                <w:numId w:val="1016"/>
               </w:numPr>
               <w:jc w:val="left"/>
             </w:pPr>
@@ -2072,7 +2632,7 @@
             <w:r>
               <w:t xml:space="preserve"> </w:t>
             </w:r>
-            <w:hyperlink r:id="rId73">
+            <w:hyperlink r:id="rId118">
               <w:r>
                 <w:rPr>
                   <w:rStyle w:val="Hyperlink"/>
@@ -2116,7 +2676,7 @@
             <w:r>
               <w:t xml:space="preserve">(</w:t>
             </w:r>
-            <w:hyperlink r:id="rId74">
+            <w:hyperlink r:id="rId119">
               <w:r>
                 <w:rPr>
                   <w:rStyle w:val="Hyperlink"/>
@@ -2136,7 +2696,7 @@
               <w:pStyle w:val="Compact"/>
               <w:numPr>
                 <w:ilvl w:val="0"/>
-                <w:numId w:val="1015"/>
+                <w:numId w:val="1017"/>
               </w:numPr>
               <w:jc w:val="left"/>
             </w:pPr>
@@ -2146,7 +2706,7 @@
             <w:r>
               <w:t xml:space="preserve"> </w:t>
             </w:r>
-            <w:hyperlink r:id="rId75">
+            <w:hyperlink r:id="rId120">
               <w:r>
                 <w:rPr>
                   <w:rStyle w:val="Hyperlink"/>
@@ -2190,7 +2750,7 @@
             <w:r>
               <w:t xml:space="preserve">(</w:t>
             </w:r>
-            <w:hyperlink r:id="rId76">
+            <w:hyperlink r:id="rId121">
               <w:r>
                 <w:rPr>
                   <w:rStyle w:val="Hyperlink"/>
@@ -2216,14 +2776,14 @@
               <w:pStyle w:val="Compact"/>
               <w:numPr>
                 <w:ilvl w:val="0"/>
-                <w:numId w:val="1016"/>
+                <w:numId w:val="1018"/>
               </w:numPr>
               <w:jc w:val="left"/>
             </w:pPr>
             <w:r>
               <w:t xml:space="preserve">Typ: Datum (</w:t>
             </w:r>
-            <w:hyperlink r:id="rId50">
+            <w:hyperlink r:id="rId90">
               <w:r>
                 <w:rPr>
                   <w:rStyle w:val="Hyperlink"/>
@@ -2250,9 +2810,9 @@
         </w:tc>
       </w:tr>
     </w:tbl>
-    <w:bookmarkEnd w:id="77"/>
-    <w:bookmarkEnd w:id="78"/>
-    <w:bookmarkStart w:id="85" w:name="sec-nodeshape-localunithealthstatusshape"/>
+    <w:bookmarkEnd w:id="122"/>
+    <w:bookmarkEnd w:id="123"/>
+    <w:bookmarkStart w:id="130" w:name="sec-nodeshape-localunithealthstatusshape"/>
     <w:p>
       <w:pPr>
         <w:pStyle w:val="berschrift2"/>
@@ -2269,7 +2829,7 @@
         <w:t xml:space="preserve">Bei Seuchengeschehen von nationaler Bedeutung ist es entscheidend, dass Tierhaltende über Sperren und Seuchenstatus informiert sind; so kann ein Ausbreitungsrisiko durch den Tierverkehr minimiert werden. Eine Seucheninformation, die auf einer örtlichen Einheit erfasst ist. Neben dem Seuchenstatus einer örtlichen Einheit können auch Impf-, Risiko- und Laborergebnisse abgebildet werden. In der openAPI-Spezifikation von AnimalTracing besteht dafür keine eigene Klasse; die entsprechenden Angaben sind dort Attribute der örtlichen Einheit.</w:t>
       </w:r>
     </w:p>
-    <w:bookmarkStart w:id="81" w:name="Xd76f8e56e32004c31775842ef07b6b63f81aed7"/>
+    <w:bookmarkStart w:id="126" w:name="Xd76f8e56e32004c31775842ef07b6b63f81aed7"/>
     <w:p>
       <w:pPr>
         <w:pStyle w:val="berschrift3"/>
@@ -2290,7 +2850,7 @@
       <w:pPr>
         <w:pStyle w:val="Definition"/>
       </w:pPr>
-      <w:hyperlink r:id="rId79">
+      <w:hyperlink r:id="rId124">
         <w:r>
           <w:rPr>
             <w:rStyle w:val="Hyperlink"/>
@@ -2311,7 +2871,7 @@
       <w:pPr>
         <w:pStyle w:val="Definition"/>
       </w:pPr>
-      <w:hyperlink r:id="rId80">
+      <w:hyperlink r:id="rId125">
         <w:r>
           <w:rPr>
             <w:rStyle w:val="Hyperlink"/>
@@ -2320,40 +2880,8 @@
         </w:r>
       </w:hyperlink>
     </w:p>
-    <w:p>
-      <w:pPr>
-        <w:pStyle w:val="DefinitionTerm"/>
-      </w:pPr>
-      <w:r>
-        <w:t xml:space="preserve">Geschlossen</w:t>
-      </w:r>
-    </w:p>
-    <w:p>
-      <w:pPr>
-        <w:pStyle w:val="Definition"/>
-      </w:pPr>
-      <w:r>
-        <w:t xml:space="preserve">Nein (weitere Eigenschaften zulässig)</w:t>
-      </w:r>
-    </w:p>
-    <w:p>
-      <w:pPr>
-        <w:pStyle w:val="DefinitionTerm"/>
-      </w:pPr>
-      <w:r>
-        <w:t xml:space="preserve">Datenzugriff</w:t>
-      </w:r>
-    </w:p>
-    <w:p>
-      <w:pPr>
-        <w:pStyle w:val="Definition"/>
-      </w:pPr>
-      <w:r>
-        <w:t xml:space="preserve">Keiner (Transaktionsdaten, nicht Teil des publizierten Graphen)</w:t>
-      </w:r>
-    </w:p>
-    <w:bookmarkEnd w:id="81"/>
-    <w:bookmarkStart w:id="84" w:name="X862e0b7718ba7490c724a805d4ccf3962ba3fc6"/>
+    <w:bookmarkEnd w:id="126"/>
+    <w:bookmarkStart w:id="129" w:name="X862e0b7718ba7490c724a805d4ccf3962ba3fc6"/>
     <w:p>
       <w:pPr>
         <w:pStyle w:val="berschrift3"/>
@@ -2436,7 +2964,7 @@
             <w:r>
               <w:t xml:space="preserve">(</w:t>
             </w:r>
-            <w:hyperlink r:id="rId82">
+            <w:hyperlink r:id="rId127">
               <w:r>
                 <w:rPr>
                   <w:rStyle w:val="Hyperlink"/>
@@ -2462,7 +2990,7 @@
               <w:pStyle w:val="Compact"/>
               <w:numPr>
                 <w:ilvl w:val="0"/>
-                <w:numId w:val="1017"/>
+                <w:numId w:val="1019"/>
               </w:numPr>
               <w:jc w:val="left"/>
             </w:pPr>
@@ -2516,7 +3044,7 @@
             <w:r>
               <w:t xml:space="preserve">(</w:t>
             </w:r>
-            <w:hyperlink r:id="rId72">
+            <w:hyperlink r:id="rId117">
               <w:r>
                 <w:rPr>
                   <w:rStyle w:val="Hyperlink"/>
@@ -2542,7 +3070,7 @@
               <w:pStyle w:val="Compact"/>
               <w:numPr>
                 <w:ilvl w:val="0"/>
-                <w:numId w:val="1018"/>
+                <w:numId w:val="1020"/>
               </w:numPr>
               <w:jc w:val="left"/>
             </w:pPr>
@@ -2552,7 +3080,7 @@
             <w:r>
               <w:t xml:space="preserve"> </w:t>
             </w:r>
-            <w:hyperlink r:id="rId73">
+            <w:hyperlink r:id="rId118">
               <w:r>
                 <w:rPr>
                   <w:rStyle w:val="Hyperlink"/>
@@ -2596,7 +3124,7 @@
             <w:r>
               <w:t xml:space="preserve">(</w:t>
             </w:r>
-            <w:hyperlink r:id="rId74">
+            <w:hyperlink r:id="rId119">
               <w:r>
                 <w:rPr>
                   <w:rStyle w:val="Hyperlink"/>
@@ -2616,7 +3144,7 @@
               <w:pStyle w:val="Compact"/>
               <w:numPr>
                 <w:ilvl w:val="0"/>
-                <w:numId w:val="1019"/>
+                <w:numId w:val="1021"/>
               </w:numPr>
               <w:jc w:val="left"/>
             </w:pPr>
@@ -2626,7 +3154,7 @@
             <w:r>
               <w:t xml:space="preserve"> </w:t>
             </w:r>
-            <w:hyperlink r:id="rId83">
+            <w:hyperlink r:id="rId128">
               <w:r>
                 <w:rPr>
                   <w:rStyle w:val="Hyperlink"/>
@@ -2670,7 +3198,7 @@
             <w:r>
               <w:t xml:space="preserve">(</w:t>
             </w:r>
-            <w:hyperlink r:id="rId76">
+            <w:hyperlink r:id="rId121">
               <w:r>
                 <w:rPr>
                   <w:rStyle w:val="Hyperlink"/>
@@ -2696,14 +3224,14 @@
               <w:pStyle w:val="Compact"/>
               <w:numPr>
                 <w:ilvl w:val="0"/>
-                <w:numId w:val="1020"/>
+                <w:numId w:val="1022"/>
               </w:numPr>
               <w:jc w:val="left"/>
             </w:pPr>
             <w:r>
               <w:t xml:space="preserve">Typ: Datum (</w:t>
             </w:r>
-            <w:hyperlink r:id="rId50">
+            <w:hyperlink r:id="rId90">
               <w:r>
                 <w:rPr>
                   <w:rStyle w:val="Hyperlink"/>
@@ -2730,9 +3258,9 @@
         </w:tc>
       </w:tr>
     </w:tbl>
-    <w:bookmarkEnd w:id="84"/>
-    <w:bookmarkEnd w:id="85"/>
-    <w:bookmarkStart w:id="101" w:name="sec-nodeshape-groupnotificationshape"/>
+    <w:bookmarkEnd w:id="129"/>
+    <w:bookmarkEnd w:id="130"/>
+    <w:bookmarkStart w:id="146" w:name="sec-nodeshape-groupnotificationshape"/>
     <w:p>
       <w:pPr>
         <w:pStyle w:val="berschrift2"/>
@@ -2749,7 +3277,7 @@
         <w:t xml:space="preserve">Ein Ereignis für eine nicht eindeutig identifizierbare Tiergruppe. Gruppenmeldungen werden für Tiere der Kategorien Schweine und Geflügel erfasst; die Individuen einer Tiergruppe sind deshalb nicht bekannt. Die Ereignisse werden durch die natürlichen Personen der verantwortlichen rechtlichen Einheit Tierhaltender gemeldet. Sie umfassen Einstallungsmeldungen bei Geflügel, Bewegungsmeldungen bei Schweinen sowie Schlachtungsmeldungen von Schweinen (in Stück) und Geflügelgruppen (in kg). Für diese Klasse besteht in der openAPI-Spezifikation von AnimalTracing kein Gegenstück, da Schweine und Geflügel dort nicht abgebildet sind.</w:t>
       </w:r>
     </w:p>
-    <w:bookmarkStart w:id="88" w:name="Xa04d249e5cb15074f59ff488baabe8a68467daf"/>
+    <w:bookmarkStart w:id="133" w:name="Xa04d249e5cb15074f59ff488baabe8a68467daf"/>
     <w:p>
       <w:pPr>
         <w:pStyle w:val="berschrift3"/>
@@ -2770,7 +3298,7 @@
       <w:pPr>
         <w:pStyle w:val="Definition"/>
       </w:pPr>
-      <w:hyperlink r:id="rId86">
+      <w:hyperlink r:id="rId131">
         <w:r>
           <w:rPr>
             <w:rStyle w:val="Hyperlink"/>
@@ -2791,7 +3319,7 @@
       <w:pPr>
         <w:pStyle w:val="Definition"/>
       </w:pPr>
-      <w:hyperlink r:id="rId87">
+      <w:hyperlink r:id="rId132">
         <w:r>
           <w:rPr>
             <w:rStyle w:val="Hyperlink"/>
@@ -2800,40 +3328,8 @@
         </w:r>
       </w:hyperlink>
     </w:p>
-    <w:p>
-      <w:pPr>
-        <w:pStyle w:val="DefinitionTerm"/>
-      </w:pPr>
-      <w:r>
-        <w:t xml:space="preserve">Geschlossen</w:t>
-      </w:r>
-    </w:p>
-    <w:p>
-      <w:pPr>
-        <w:pStyle w:val="Definition"/>
-      </w:pPr>
-      <w:r>
-        <w:t xml:space="preserve">Nein (weitere Eigenschaften zulässig)</w:t>
-      </w:r>
-    </w:p>
-    <w:p>
-      <w:pPr>
-        <w:pStyle w:val="DefinitionTerm"/>
-      </w:pPr>
-      <w:r>
-        <w:t xml:space="preserve">Datenzugriff</w:t>
-      </w:r>
-    </w:p>
-    <w:p>
-      <w:pPr>
-        <w:pStyle w:val="Definition"/>
-      </w:pPr>
-      <w:r>
-        <w:t xml:space="preserve">Keiner (Transaktionsdaten, nicht Teil des publizierten Graphen)</w:t>
-      </w:r>
-    </w:p>
-    <w:bookmarkEnd w:id="88"/>
-    <w:bookmarkStart w:id="100" w:name="X7915839ef175a2a5570c4b4ab0986c6c07e93bf"/>
+    <w:bookmarkEnd w:id="133"/>
+    <w:bookmarkStart w:id="145" w:name="X7915839ef175a2a5570c4b4ab0986c6c07e93bf"/>
     <w:p>
       <w:pPr>
         <w:pStyle w:val="berschrift3"/>
@@ -2916,7 +3412,7 @@
             <w:r>
               <w:t xml:space="preserve">(</w:t>
             </w:r>
-            <w:hyperlink r:id="rId82">
+            <w:hyperlink r:id="rId127">
               <w:r>
                 <w:rPr>
                   <w:rStyle w:val="Hyperlink"/>
@@ -2942,7 +3438,7 @@
               <w:pStyle w:val="Compact"/>
               <w:numPr>
                 <w:ilvl w:val="0"/>
-                <w:numId w:val="1021"/>
+                <w:numId w:val="1023"/>
               </w:numPr>
               <w:jc w:val="left"/>
             </w:pPr>
@@ -2996,7 +3492,7 @@
             <w:r>
               <w:t xml:space="preserve">(</w:t>
             </w:r>
-            <w:hyperlink r:id="rId89">
+            <w:hyperlink r:id="rId134">
               <w:r>
                 <w:rPr>
                   <w:rStyle w:val="Hyperlink"/>
@@ -3022,7 +3518,7 @@
               <w:pStyle w:val="Compact"/>
               <w:numPr>
                 <w:ilvl w:val="0"/>
-                <w:numId w:val="1022"/>
+                <w:numId w:val="1024"/>
               </w:numPr>
               <w:jc w:val="left"/>
             </w:pPr>
@@ -3076,22 +3572,22 @@
             <w:r>
               <w:t xml:space="preserve">(</w:t>
             </w:r>
-            <w:hyperlink r:id="rId90">
+            <w:hyperlink r:id="rId135">
               <w:r>
                 <w:rPr>
                   <w:rStyle w:val="Hyperlink"/>
                 </w:rPr>
-                <w:t xml:space="preserve">:eventIdentifier</w:t>
+                <w:t xml:space="preserve">:id</w:t>
               </w:r>
             </w:hyperlink>
             <w:r>
-              <w:t xml:space="preserve">):</w:t>
+              <w:t xml:space="preserve">): Eindeutiger</w:t>
             </w:r>
             <w:r>
               <w:t xml:space="preserve"> </w:t>
             </w:r>
             <w:r>
-              <w:t xml:space="preserve">Eindeutiger Identifikator der Bewegung, der durch das System vergeben wird.</w:t>
+              <w:t xml:space="preserve">Identifikator der Bewegung, der durch das System vergeben wird.</w:t>
             </w:r>
           </w:p>
         </w:tc>
@@ -3102,14 +3598,14 @@
               <w:pStyle w:val="Compact"/>
               <w:numPr>
                 <w:ilvl w:val="0"/>
-                <w:numId w:val="1023"/>
+                <w:numId w:val="1025"/>
               </w:numPr>
               <w:jc w:val="left"/>
             </w:pPr>
             <w:r>
               <w:t xml:space="preserve">Typ: Zeichenkette (</w:t>
             </w:r>
-            <w:hyperlink r:id="rId44">
+            <w:hyperlink r:id="rId84">
               <w:r>
                 <w:rPr>
                   <w:rStyle w:val="Hyperlink"/>
@@ -3156,7 +3652,7 @@
             <w:r>
               <w:t xml:space="preserve">(</w:t>
             </w:r>
-            <w:hyperlink r:id="rId45">
+            <w:hyperlink r:id="rId85">
               <w:r>
                 <w:rPr>
                   <w:rStyle w:val="Hyperlink"/>
@@ -3176,7 +3672,7 @@
               <w:pStyle w:val="Compact"/>
               <w:numPr>
                 <w:ilvl w:val="0"/>
-                <w:numId w:val="1024"/>
+                <w:numId w:val="1026"/>
               </w:numPr>
               <w:jc w:val="left"/>
             </w:pPr>
@@ -3186,7 +3682,7 @@
             <w:r>
               <w:t xml:space="preserve"> </w:t>
             </w:r>
-            <w:hyperlink r:id="rId46">
+            <w:hyperlink r:id="rId86">
               <w:r>
                 <w:rPr>
                   <w:rStyle w:val="Hyperlink"/>
@@ -3230,7 +3726,7 @@
             <w:r>
               <w:t xml:space="preserve">(</w:t>
             </w:r>
-            <w:hyperlink r:id="rId91">
+            <w:hyperlink r:id="rId136">
               <w:r>
                 <w:rPr>
                   <w:rStyle w:val="Hyperlink"/>
@@ -3256,14 +3752,14 @@
               <w:pStyle w:val="Compact"/>
               <w:numPr>
                 <w:ilvl w:val="0"/>
-                <w:numId w:val="1025"/>
+                <w:numId w:val="1027"/>
               </w:numPr>
               <w:jc w:val="left"/>
             </w:pPr>
             <w:r>
               <w:t xml:space="preserve">Typ: Zeichenkette (</w:t>
             </w:r>
-            <w:hyperlink r:id="rId44">
+            <w:hyperlink r:id="rId84">
               <w:r>
                 <w:rPr>
                   <w:rStyle w:val="Hyperlink"/>
@@ -3310,7 +3806,7 @@
             <w:r>
               <w:t xml:space="preserve">(</w:t>
             </w:r>
-            <w:hyperlink r:id="rId92">
+            <w:hyperlink r:id="rId137">
               <w:r>
                 <w:rPr>
                   <w:rStyle w:val="Hyperlink"/>
@@ -3330,7 +3826,7 @@
               <w:pStyle w:val="Compact"/>
               <w:numPr>
                 <w:ilvl w:val="0"/>
-                <w:numId w:val="1026"/>
+                <w:numId w:val="1028"/>
               </w:numPr>
               <w:jc w:val="left"/>
             </w:pPr>
@@ -3340,7 +3836,7 @@
             <w:r>
               <w:t xml:space="preserve"> </w:t>
             </w:r>
-            <w:hyperlink r:id="rId93">
+            <w:hyperlink r:id="rId138">
               <w:r>
                 <w:rPr>
                   <w:rStyle w:val="Hyperlink"/>
@@ -3384,7 +3880,7 @@
             <w:r>
               <w:t xml:space="preserve">(</w:t>
             </w:r>
-            <w:hyperlink r:id="rId94">
+            <w:hyperlink r:id="rId139">
               <w:r>
                 <w:rPr>
                   <w:rStyle w:val="Hyperlink"/>
@@ -3410,14 +3906,14 @@
               <w:pStyle w:val="Compact"/>
               <w:numPr>
                 <w:ilvl w:val="0"/>
-                <w:numId w:val="1027"/>
+                <w:numId w:val="1029"/>
               </w:numPr>
               <w:jc w:val="left"/>
             </w:pPr>
             <w:r>
               <w:t xml:space="preserve">Typ: Datum (</w:t>
             </w:r>
-            <w:hyperlink r:id="rId50">
+            <w:hyperlink r:id="rId90">
               <w:r>
                 <w:rPr>
                   <w:rStyle w:val="Hyperlink"/>
@@ -3464,7 +3960,7 @@
             <w:r>
               <w:t xml:space="preserve">(</w:t>
             </w:r>
-            <w:hyperlink r:id="rId95">
+            <w:hyperlink r:id="rId140">
               <w:r>
                 <w:rPr>
                   <w:rStyle w:val="Hyperlink"/>
@@ -3490,14 +3986,14 @@
               <w:pStyle w:val="Compact"/>
               <w:numPr>
                 <w:ilvl w:val="0"/>
-                <w:numId w:val="1028"/>
+                <w:numId w:val="1030"/>
               </w:numPr>
               <w:jc w:val="left"/>
             </w:pPr>
             <w:r>
               <w:t xml:space="preserve">Typ: Datum (</w:t>
             </w:r>
-            <w:hyperlink r:id="rId50">
+            <w:hyperlink r:id="rId90">
               <w:r>
                 <w:rPr>
                   <w:rStyle w:val="Hyperlink"/>
@@ -3544,7 +4040,7 @@
             <w:r>
               <w:t xml:space="preserve">(</w:t>
             </w:r>
-            <w:hyperlink r:id="rId96">
+            <w:hyperlink r:id="rId141">
               <w:r>
                 <w:rPr>
                   <w:rStyle w:val="Hyperlink"/>
@@ -3570,14 +4066,14 @@
               <w:pStyle w:val="Compact"/>
               <w:numPr>
                 <w:ilvl w:val="0"/>
-                <w:numId w:val="1029"/>
+                <w:numId w:val="1031"/>
               </w:numPr>
               <w:jc w:val="left"/>
             </w:pPr>
             <w:r>
               <w:t xml:space="preserve">Typ: Ganzzahl (</w:t>
             </w:r>
-            <w:hyperlink r:id="rId97">
+            <w:hyperlink r:id="rId142">
               <w:r>
                 <w:rPr>
                   <w:rStyle w:val="Hyperlink"/>
@@ -3624,7 +4120,7 @@
             <w:r>
               <w:t xml:space="preserve">(</w:t>
             </w:r>
-            <w:hyperlink r:id="rId98">
+            <w:hyperlink r:id="rId143">
               <w:r>
                 <w:rPr>
                   <w:rStyle w:val="Hyperlink"/>
@@ -3650,14 +4146,14 @@
               <w:pStyle w:val="Compact"/>
               <w:numPr>
                 <w:ilvl w:val="0"/>
-                <w:numId w:val="1030"/>
+                <w:numId w:val="1032"/>
               </w:numPr>
               <w:jc w:val="left"/>
             </w:pPr>
             <w:r>
               <w:t xml:space="preserve">Typ: Ganzzahl (</w:t>
             </w:r>
-            <w:hyperlink r:id="rId97">
+            <w:hyperlink r:id="rId142">
               <w:r>
                 <w:rPr>
                   <w:rStyle w:val="Hyperlink"/>
@@ -3704,7 +4200,7 @@
             <w:r>
               <w:t xml:space="preserve">(</w:t>
             </w:r>
-            <w:hyperlink r:id="rId54">
+            <w:hyperlink r:id="rId94">
               <w:r>
                 <w:rPr>
                   <w:rStyle w:val="Hyperlink"/>
@@ -3736,7 +4232,7 @@
               <w:pStyle w:val="Compact"/>
               <w:numPr>
                 <w:ilvl w:val="0"/>
-                <w:numId w:val="1031"/>
+                <w:numId w:val="1033"/>
               </w:numPr>
               <w:jc w:val="left"/>
             </w:pPr>
@@ -3746,7 +4242,7 @@
             <w:r>
               <w:t xml:space="preserve"> </w:t>
             </w:r>
-            <w:hyperlink r:id="rId55">
+            <w:hyperlink r:id="rId95">
               <w:r>
                 <w:rPr>
                   <w:rStyle w:val="Hyperlink"/>
@@ -3790,7 +4286,7 @@
             <w:r>
               <w:t xml:space="preserve">(</w:t>
             </w:r>
-            <w:hyperlink r:id="rId99">
+            <w:hyperlink r:id="rId144">
               <w:r>
                 <w:rPr>
                   <w:rStyle w:val="Hyperlink"/>
@@ -3816,14 +4312,14 @@
               <w:pStyle w:val="Compact"/>
               <w:numPr>
                 <w:ilvl w:val="0"/>
-                <w:numId w:val="1032"/>
+                <w:numId w:val="1034"/>
               </w:numPr>
               <w:jc w:val="left"/>
             </w:pPr>
             <w:r>
               <w:t xml:space="preserve">Typ: Ganzzahl (</w:t>
             </w:r>
-            <w:hyperlink r:id="rId97">
+            <w:hyperlink r:id="rId142">
               <w:r>
                 <w:rPr>
                   <w:rStyle w:val="Hyperlink"/>
@@ -3850,9 +4346,9 @@
         </w:tc>
       </w:tr>
     </w:tbl>
-    <w:bookmarkEnd w:id="100"/>
-    <w:bookmarkEnd w:id="101"/>
-    <w:bookmarkStart w:id="106" w:name="sec-nodeshape-animalnotificationshape"/>
+    <w:bookmarkEnd w:id="145"/>
+    <w:bookmarkEnd w:id="146"/>
+    <w:bookmarkStart w:id="151" w:name="sec-nodeshape-animalnotificationshape"/>
     <w:p>
       <w:pPr>
         <w:pStyle w:val="berschrift2"/>
@@ -3869,7 +4365,7 @@
         <w:t xml:space="preserve">Ein Ereignis, das ein Einzeltier betrifft. Als Ereignisse gelten Bewegungsmeldungen, Meldungen von Grunddaten, Änderungen einzelner Attribute der Grunddaten sowie finale Meldungen. Eine Meldung bezieht sich immer auf die örtliche Einheit, auf welcher das Ereignis stattgefunden hat, und kann zusätzlich die örtliche Einheit der Herkunft angeben. Die Ereignisse werden durch die berechtigten Personen gemeldet mit Angabe der Tierhaltung, auf die sich die Meldung bezieht; bei Equiden werden sie durch die berechtigten Personen des verantwortlichen Equideneigentümers gemeldet.</w:t>
       </w:r>
     </w:p>
-    <w:bookmarkStart w:id="104" w:name="Xa1cec633b6d9bcc7746045980f8ff267aafc205"/>
+    <w:bookmarkStart w:id="149" w:name="Xa1cec633b6d9bcc7746045980f8ff267aafc205"/>
     <w:p>
       <w:pPr>
         <w:pStyle w:val="berschrift3"/>
@@ -3890,7 +4386,7 @@
       <w:pPr>
         <w:pStyle w:val="Definition"/>
       </w:pPr>
-      <w:hyperlink r:id="rId102">
+      <w:hyperlink r:id="rId147">
         <w:r>
           <w:rPr>
             <w:rStyle w:val="Hyperlink"/>
@@ -3911,7 +4407,7 @@
       <w:pPr>
         <w:pStyle w:val="Definition"/>
       </w:pPr>
-      <w:hyperlink r:id="rId103">
+      <w:hyperlink r:id="rId148">
         <w:r>
           <w:rPr>
             <w:rStyle w:val="Hyperlink"/>
@@ -3920,40 +4416,8 @@
         </w:r>
       </w:hyperlink>
     </w:p>
-    <w:p>
-      <w:pPr>
-        <w:pStyle w:val="DefinitionTerm"/>
-      </w:pPr>
-      <w:r>
-        <w:t xml:space="preserve">Geschlossen</w:t>
-      </w:r>
-    </w:p>
-    <w:p>
-      <w:pPr>
-        <w:pStyle w:val="Definition"/>
-      </w:pPr>
-      <w:r>
-        <w:t xml:space="preserve">Nein (weitere Eigenschaften zulässig)</w:t>
-      </w:r>
-    </w:p>
-    <w:p>
-      <w:pPr>
-        <w:pStyle w:val="DefinitionTerm"/>
-      </w:pPr>
-      <w:r>
-        <w:t xml:space="preserve">Datenzugriff</w:t>
-      </w:r>
-    </w:p>
-    <w:p>
-      <w:pPr>
-        <w:pStyle w:val="Definition"/>
-      </w:pPr>
-      <w:r>
-        <w:t xml:space="preserve">Keiner (Transaktionsdaten, nicht Teil des publizierten Graphen)</w:t>
-      </w:r>
-    </w:p>
-    <w:bookmarkEnd w:id="104"/>
-    <w:bookmarkStart w:id="105" w:name="X5f5bdfe6a9314566702904ed02d8e7b72394669"/>
+    <w:bookmarkEnd w:id="149"/>
+    <w:bookmarkStart w:id="150" w:name="X5f5bdfe6a9314566702904ed02d8e7b72394669"/>
     <w:p>
       <w:pPr>
         <w:pStyle w:val="berschrift3"/>
@@ -4036,7 +4500,7 @@
             <w:r>
               <w:t xml:space="preserve">(</w:t>
             </w:r>
-            <w:hyperlink r:id="rId71">
+            <w:hyperlink r:id="rId116">
               <w:r>
                 <w:rPr>
                   <w:rStyle w:val="Hyperlink"/>
@@ -4062,7 +4526,7 @@
               <w:pStyle w:val="Compact"/>
               <w:numPr>
                 <w:ilvl w:val="0"/>
-                <w:numId w:val="1033"/>
+                <w:numId w:val="1035"/>
               </w:numPr>
               <w:jc w:val="left"/>
             </w:pPr>
@@ -4116,7 +4580,7 @@
             <w:r>
               <w:t xml:space="preserve">(</w:t>
             </w:r>
-            <w:hyperlink r:id="rId82">
+            <w:hyperlink r:id="rId127">
               <w:r>
                 <w:rPr>
                   <w:rStyle w:val="Hyperlink"/>
@@ -4142,7 +4606,7 @@
               <w:pStyle w:val="Compact"/>
               <w:numPr>
                 <w:ilvl w:val="0"/>
-                <w:numId w:val="1034"/>
+                <w:numId w:val="1036"/>
               </w:numPr>
               <w:jc w:val="left"/>
             </w:pPr>
@@ -4196,7 +4660,7 @@
             <w:r>
               <w:t xml:space="preserve">(</w:t>
             </w:r>
-            <w:hyperlink r:id="rId89">
+            <w:hyperlink r:id="rId134">
               <w:r>
                 <w:rPr>
                   <w:rStyle w:val="Hyperlink"/>
@@ -4222,7 +4686,7 @@
               <w:pStyle w:val="Compact"/>
               <w:numPr>
                 <w:ilvl w:val="0"/>
-                <w:numId w:val="1035"/>
+                <w:numId w:val="1037"/>
               </w:numPr>
               <w:jc w:val="left"/>
             </w:pPr>
@@ -4276,22 +4740,22 @@
             <w:r>
               <w:t xml:space="preserve">(</w:t>
             </w:r>
-            <w:hyperlink r:id="rId90">
+            <w:hyperlink r:id="rId135">
               <w:r>
                 <w:rPr>
                   <w:rStyle w:val="Hyperlink"/>
                 </w:rPr>
-                <w:t xml:space="preserve">:eventIdentifier</w:t>
+                <w:t xml:space="preserve">:id</w:t>
               </w:r>
             </w:hyperlink>
             <w:r>
-              <w:t xml:space="preserve">):</w:t>
+              <w:t xml:space="preserve">): Eindeutiger</w:t>
             </w:r>
             <w:r>
               <w:t xml:space="preserve"> </w:t>
             </w:r>
             <w:r>
-              <w:t xml:space="preserve">Eindeutiger Identifikator der Bewegung, der durch das System vergeben wird.</w:t>
+              <w:t xml:space="preserve">Identifikator der Bewegung, der durch das System vergeben wird.</w:t>
             </w:r>
           </w:p>
         </w:tc>
@@ -4302,14 +4766,14 @@
               <w:pStyle w:val="Compact"/>
               <w:numPr>
                 <w:ilvl w:val="0"/>
-                <w:numId w:val="1036"/>
+                <w:numId w:val="1038"/>
               </w:numPr>
               <w:jc w:val="left"/>
             </w:pPr>
             <w:r>
               <w:t xml:space="preserve">Typ: Zeichenkette (</w:t>
             </w:r>
-            <w:hyperlink r:id="rId44">
+            <w:hyperlink r:id="rId84">
               <w:r>
                 <w:rPr>
                   <w:rStyle w:val="Hyperlink"/>
@@ -4356,7 +4820,7 @@
             <w:r>
               <w:t xml:space="preserve">(</w:t>
             </w:r>
-            <w:hyperlink r:id="rId45">
+            <w:hyperlink r:id="rId85">
               <w:r>
                 <w:rPr>
                   <w:rStyle w:val="Hyperlink"/>
@@ -4376,7 +4840,7 @@
               <w:pStyle w:val="Compact"/>
               <w:numPr>
                 <w:ilvl w:val="0"/>
-                <w:numId w:val="1037"/>
+                <w:numId w:val="1039"/>
               </w:numPr>
               <w:jc w:val="left"/>
             </w:pPr>
@@ -4386,7 +4850,7 @@
             <w:r>
               <w:t xml:space="preserve"> </w:t>
             </w:r>
-            <w:hyperlink r:id="rId46">
+            <w:hyperlink r:id="rId86">
               <w:r>
                 <w:rPr>
                   <w:rStyle w:val="Hyperlink"/>
@@ -4430,7 +4894,7 @@
             <w:r>
               <w:t xml:space="preserve">(</w:t>
             </w:r>
-            <w:hyperlink r:id="rId92">
+            <w:hyperlink r:id="rId137">
               <w:r>
                 <w:rPr>
                   <w:rStyle w:val="Hyperlink"/>
@@ -4450,7 +4914,7 @@
               <w:pStyle w:val="Compact"/>
               <w:numPr>
                 <w:ilvl w:val="0"/>
-                <w:numId w:val="1038"/>
+                <w:numId w:val="1040"/>
               </w:numPr>
               <w:jc w:val="left"/>
             </w:pPr>
@@ -4460,7 +4924,7 @@
             <w:r>
               <w:t xml:space="preserve"> </w:t>
             </w:r>
-            <w:hyperlink r:id="rId93">
+            <w:hyperlink r:id="rId138">
               <w:r>
                 <w:rPr>
                   <w:rStyle w:val="Hyperlink"/>
@@ -4504,7 +4968,7 @@
             <w:r>
               <w:t xml:space="preserve">(</w:t>
             </w:r>
-            <w:hyperlink r:id="rId94">
+            <w:hyperlink r:id="rId139">
               <w:r>
                 <w:rPr>
                   <w:rStyle w:val="Hyperlink"/>
@@ -4530,14 +4994,14 @@
               <w:pStyle w:val="Compact"/>
               <w:numPr>
                 <w:ilvl w:val="0"/>
-                <w:numId w:val="1039"/>
+                <w:numId w:val="1041"/>
               </w:numPr>
               <w:jc w:val="left"/>
             </w:pPr>
             <w:r>
               <w:t xml:space="preserve">Typ: Datum (</w:t>
             </w:r>
-            <w:hyperlink r:id="rId50">
+            <w:hyperlink r:id="rId90">
               <w:r>
                 <w:rPr>
                   <w:rStyle w:val="Hyperlink"/>
@@ -4584,7 +5048,7 @@
             <w:r>
               <w:t xml:space="preserve">(</w:t>
             </w:r>
-            <w:hyperlink r:id="rId95">
+            <w:hyperlink r:id="rId140">
               <w:r>
                 <w:rPr>
                   <w:rStyle w:val="Hyperlink"/>
@@ -4610,14 +5074,14 @@
               <w:pStyle w:val="Compact"/>
               <w:numPr>
                 <w:ilvl w:val="0"/>
-                <w:numId w:val="1040"/>
+                <w:numId w:val="1042"/>
               </w:numPr>
               <w:jc w:val="left"/>
             </w:pPr>
             <w:r>
               <w:t xml:space="preserve">Typ: Datum (</w:t>
             </w:r>
-            <w:hyperlink r:id="rId50">
+            <w:hyperlink r:id="rId90">
               <w:r>
                 <w:rPr>
                   <w:rStyle w:val="Hyperlink"/>
@@ -4644,9 +5108,9 @@
         </w:tc>
       </w:tr>
     </w:tbl>
-    <w:bookmarkEnd w:id="105"/>
-    <w:bookmarkEnd w:id="106"/>
-    <w:bookmarkStart w:id="112" w:name="sec-nodeshape-legalunitshape"/>
+    <w:bookmarkEnd w:id="150"/>
+    <w:bookmarkEnd w:id="151"/>
+    <w:bookmarkStart w:id="157" w:name="sec-nodeshape-legalunitshape"/>
     <w:p>
       <w:pPr>
         <w:pStyle w:val="berschrift2"/>
@@ -4665,7 +5129,7 @@
       <w:r>
         <w:t xml:space="preserve"> </w:t>
       </w:r>
-      <w:hyperlink r:id="rId107">
+      <w:hyperlink r:id="rId152">
         <w:r>
           <w:rPr>
             <w:rStyle w:val="Hyperlink"/>
@@ -4679,7 +5143,7 @@
       <w:r>
         <w:t xml:space="preserve"> </w:t>
       </w:r>
-      <w:hyperlink r:id="rId108">
+      <w:hyperlink r:id="rId153">
         <w:r>
           <w:rPr>
             <w:rStyle w:val="Hyperlink"/>
@@ -4691,7 +5155,7 @@
         <w:t xml:space="preserve">, Kapitel 3.1, beschrieben.</w:t>
       </w:r>
     </w:p>
-    <w:bookmarkStart w:id="111" w:name="sec-nodeshape-legalunitshape-overview"/>
+    <w:bookmarkStart w:id="156" w:name="sec-nodeshape-legalunitshape-overview"/>
     <w:p>
       <w:pPr>
         <w:pStyle w:val="berschrift3"/>
@@ -4712,7 +5176,7 @@
       <w:pPr>
         <w:pStyle w:val="Definition"/>
       </w:pPr>
-      <w:hyperlink r:id="rId109">
+      <w:hyperlink r:id="rId154">
         <w:r>
           <w:rPr>
             <w:rStyle w:val="Hyperlink"/>
@@ -4733,7 +5197,7 @@
       <w:pPr>
         <w:pStyle w:val="Definition"/>
       </w:pPr>
-      <w:hyperlink r:id="rId110">
+      <w:hyperlink r:id="rId155">
         <w:r>
           <w:rPr>
             <w:rStyle w:val="Hyperlink"/>
@@ -4742,51 +5206,19 @@
         </w:r>
       </w:hyperlink>
     </w:p>
+    <w:bookmarkEnd w:id="156"/>
+    <w:bookmarkEnd w:id="157"/>
+    <w:bookmarkStart w:id="162" w:name="sec-nodeshape-animalkeepershape"/>
     <w:p>
       <w:pPr>
-        <w:pStyle w:val="DefinitionTerm"/>
-      </w:pPr>
-      <w:r>
-        <w:t xml:space="preserve">Geschlossen</w:t>
+        <w:pStyle w:val="berschrift2"/>
+      </w:pPr>
+      <w:r>
+        <w:t xml:space="preserve">3.8 Tierhaltender</w:t>
       </w:r>
     </w:p>
     <w:p>
       <w:pPr>
-        <w:pStyle w:val="Definition"/>
-      </w:pPr>
-      <w:r>
-        <w:t xml:space="preserve">Nein (weitere Eigenschaften zulässig)</w:t>
-      </w:r>
-    </w:p>
-    <w:p>
-      <w:pPr>
-        <w:pStyle w:val="DefinitionTerm"/>
-      </w:pPr>
-      <w:r>
-        <w:t xml:space="preserve">Datenzugriff</w:t>
-      </w:r>
-    </w:p>
-    <w:p>
-      <w:pPr>
-        <w:pStyle w:val="Definition"/>
-      </w:pPr>
-      <w:r>
-        <w:t xml:space="preserve">Keiner (Transaktionsdaten, nicht Teil des publizierten Graphen)</w:t>
-      </w:r>
-    </w:p>
-    <w:bookmarkEnd w:id="111"/>
-    <w:bookmarkEnd w:id="112"/>
-    <w:bookmarkStart w:id="118" w:name="sec-nodeshape-animalkeepershape"/>
-    <w:p>
-      <w:pPr>
-        <w:pStyle w:val="berschrift2"/>
-      </w:pPr>
-      <w:r>
-        <w:t xml:space="preserve">3.8 Tierhaltender</w:t>
-      </w:r>
-    </w:p>
-    <w:p>
-      <w:pPr>
         <w:pStyle w:val="FirstParagraph"/>
       </w:pPr>
       <w:r>
@@ -4795,7 +5227,7 @@
       <w:r>
         <w:t xml:space="preserve"> </w:t>
       </w:r>
-      <w:hyperlink r:id="rId107">
+      <w:hyperlink r:id="rId152">
         <w:r>
           <w:rPr>
             <w:rStyle w:val="Hyperlink"/>
@@ -4807,7 +5239,7 @@
         <w:t xml:space="preserve">, Kapitel 3.1 und 3.2, beschrieben.</w:t>
       </w:r>
     </w:p>
-    <w:bookmarkStart w:id="115" w:name="sec-nodeshape-animalkeepershape-overview"/>
+    <w:bookmarkStart w:id="160" w:name="sec-nodeshape-animalkeepershape-overview"/>
     <w:p>
       <w:pPr>
         <w:pStyle w:val="berschrift3"/>
@@ -4828,7 +5260,7 @@
       <w:pPr>
         <w:pStyle w:val="Definition"/>
       </w:pPr>
-      <w:hyperlink r:id="rId113">
+      <w:hyperlink r:id="rId158">
         <w:r>
           <w:rPr>
             <w:rStyle w:val="Hyperlink"/>
@@ -4849,7 +5281,7 @@
       <w:pPr>
         <w:pStyle w:val="Definition"/>
       </w:pPr>
-      <w:hyperlink r:id="rId114">
+      <w:hyperlink r:id="rId159">
         <w:r>
           <w:rPr>
             <w:rStyle w:val="Hyperlink"/>
@@ -4858,109 +5290,37 @@
         </w:r>
       </w:hyperlink>
     </w:p>
+    <w:bookmarkEnd w:id="160"/>
+    <w:bookmarkStart w:id="161" w:name="sec-nodeshape-animalkeepershape-rules"/>
     <w:p>
       <w:pPr>
-        <w:pStyle w:val="DefinitionTerm"/>
-      </w:pPr>
-      <w:r>
-        <w:t xml:space="preserve">Geschlossen</w:t>
+        <w:pStyle w:val="berschrift3"/>
+      </w:pPr>
+      <w:r>
+        <w:t xml:space="preserve">3.8.2 Regeln</w:t>
       </w:r>
     </w:p>
     <w:p>
       <w:pPr>
-        <w:pStyle w:val="Definition"/>
-      </w:pPr>
-      <w:r>
-        <w:t xml:space="preserve">Nein (weitere Eigenschaften zulässig)</w:t>
+        <w:pStyle w:val="FirstParagraph"/>
+      </w:pPr>
+      <w:r>
+        <w:t xml:space="preserve">Ein Tierhaltender braucht mindestens eine örtliche Einheit (Kapitel 3.1.1 des Hilfsmittels). Diese Regel ist der Semantikbeschreibung entnommen, nicht dem Objektkatalog.</w:t>
+      </w:r>
+    </w:p>
+    <w:bookmarkEnd w:id="161"/>
+    <w:bookmarkEnd w:id="162"/>
+    <w:bookmarkStart w:id="168" w:name="sec-nodeshape-localunitshape"/>
+    <w:p>
+      <w:pPr>
+        <w:pStyle w:val="berschrift2"/>
+      </w:pPr>
+      <w:r>
+        <w:t xml:space="preserve">3.9 Örtliche Einheit</w:t>
       </w:r>
     </w:p>
     <w:p>
       <w:pPr>
-        <w:pStyle w:val="DefinitionTerm"/>
-      </w:pPr>
-      <w:r>
-        <w:t xml:space="preserve">Datenzugriff</w:t>
-      </w:r>
-    </w:p>
-    <w:p>
-      <w:pPr>
-        <w:pStyle w:val="Definition"/>
-      </w:pPr>
-      <w:r>
-        <w:t xml:space="preserve">Keiner (Transaktionsdaten, nicht Teil des publizierten Graphen)</w:t>
-      </w:r>
-    </w:p>
-    <w:bookmarkEnd w:id="115"/>
-    <w:bookmarkStart w:id="117" w:name="sec-nodeshape-animalkeepershape-rules"/>
-    <w:p>
-      <w:pPr>
-        <w:pStyle w:val="berschrift3"/>
-      </w:pPr>
-      <w:r>
-        <w:t xml:space="preserve">3.8.2 Regeln (SPARQL)</w:t>
-      </w:r>
-    </w:p>
-    <w:bookmarkStart w:id="116" w:name="sec-nodeshape-animalkeepershape-rule-1"/>
-    <w:p>
-      <w:pPr>
-        <w:pStyle w:val="berschrift4"/>
-      </w:pPr>
-      <w:r>
-        <w:t xml:space="preserve">3.8.2.1 Ein Tierhaltender braucht mindestens eine örtliche Einheit (Kapitel 3.1.1 des Hilfsmittels). Diese Regel ist der Semantikbeschreibung entnommen, nicht dem Objektkatalog.</w:t>
-      </w:r>
-    </w:p>
-    <w:p>
-      <w:pPr>
-        <w:pStyle w:val="SourceCode"/>
-      </w:pPr>
-      <w:r>
-        <w:rPr>
-          <w:rStyle w:val="VerbatimChar"/>
-        </w:rPr>
-        <w:t xml:space="preserve">SELECT $this</w:t>
-      </w:r>
-      <w:r>
-        <w:br/>
-      </w:r>
-      <w:r>
-        <w:rPr>
-          <w:rStyle w:val="VerbatimChar"/>
-        </w:rPr>
-        <w:t xml:space="preserve">WHERE {</w:t>
-      </w:r>
-      <w:r>
-        <w:br/>
-      </w:r>
-      <w:r>
-        <w:rPr>
-          <w:rStyle w:val="VerbatimChar"/>
-        </w:rPr>
-        <w:t xml:space="preserve">    FILTER NOT EXISTS { ?localUnit :animalKeeper $this . }</w:t>
-      </w:r>
-      <w:r>
-        <w:br/>
-      </w:r>
-      <w:r>
-        <w:rPr>
-          <w:rStyle w:val="VerbatimChar"/>
-        </w:rPr>
-        <w:t xml:space="preserve">}</w:t>
-      </w:r>
-    </w:p>
-    <w:bookmarkEnd w:id="116"/>
-    <w:bookmarkEnd w:id="117"/>
-    <w:bookmarkEnd w:id="118"/>
-    <w:bookmarkStart w:id="124" w:name="sec-nodeshape-localunitshape"/>
-    <w:p>
-      <w:pPr>
-        <w:pStyle w:val="berschrift2"/>
-      </w:pPr>
-      <w:r>
-        <w:t xml:space="preserve">3.9 Örtliche Einheit</w:t>
-      </w:r>
-    </w:p>
-    <w:p>
-      <w:pPr>
         <w:pStyle w:val="FirstParagraph"/>
       </w:pPr>
       <w:r>
@@ -4969,7 +5329,7 @@
       <w:r>
         <w:t xml:space="preserve"> </w:t>
       </w:r>
-      <w:hyperlink r:id="rId108">
+      <w:hyperlink r:id="rId153">
         <w:r>
           <w:rPr>
             <w:rStyle w:val="Hyperlink"/>
@@ -4983,7 +5343,7 @@
       <w:r>
         <w:t xml:space="preserve"> </w:t>
       </w:r>
-      <w:hyperlink r:id="rId107">
+      <w:hyperlink r:id="rId152">
         <w:r>
           <w:rPr>
             <w:rStyle w:val="Hyperlink"/>
@@ -4995,7 +5355,7 @@
         <w:t xml:space="preserve">, Kapitel 3.3 und 3.4, beschrieben.</w:t>
       </w:r>
     </w:p>
-    <w:bookmarkStart w:id="121" w:name="sec-nodeshape-localunitshape-overview"/>
+    <w:bookmarkStart w:id="165" w:name="sec-nodeshape-localunitshape-overview"/>
     <w:p>
       <w:pPr>
         <w:pStyle w:val="berschrift3"/>
@@ -5016,7 +5376,7 @@
       <w:pPr>
         <w:pStyle w:val="Definition"/>
       </w:pPr>
-      <w:hyperlink r:id="rId119">
+      <w:hyperlink r:id="rId163">
         <w:r>
           <w:rPr>
             <w:rStyle w:val="Hyperlink"/>
@@ -5037,7 +5397,7 @@
       <w:pPr>
         <w:pStyle w:val="Definition"/>
       </w:pPr>
-      <w:hyperlink r:id="rId120">
+      <w:hyperlink r:id="rId164">
         <w:r>
           <w:rPr>
             <w:rStyle w:val="Hyperlink"/>
@@ -5046,40 +5406,8 @@
         </w:r>
       </w:hyperlink>
     </w:p>
-    <w:p>
-      <w:pPr>
-        <w:pStyle w:val="DefinitionTerm"/>
-      </w:pPr>
-      <w:r>
-        <w:t xml:space="preserve">Geschlossen</w:t>
-      </w:r>
-    </w:p>
-    <w:p>
-      <w:pPr>
-        <w:pStyle w:val="Definition"/>
-      </w:pPr>
-      <w:r>
-        <w:t xml:space="preserve">Nein (weitere Eigenschaften zulässig)</w:t>
-      </w:r>
-    </w:p>
-    <w:p>
-      <w:pPr>
-        <w:pStyle w:val="DefinitionTerm"/>
-      </w:pPr>
-      <w:r>
-        <w:t xml:space="preserve">Datenzugriff</w:t>
-      </w:r>
-    </w:p>
-    <w:p>
-      <w:pPr>
-        <w:pStyle w:val="Definition"/>
-      </w:pPr>
-      <w:r>
-        <w:t xml:space="preserve">Keiner (Transaktionsdaten, nicht Teil des publizierten Graphen)</w:t>
-      </w:r>
-    </w:p>
-    <w:bookmarkEnd w:id="121"/>
-    <w:bookmarkStart w:id="123" w:name="sec-nodeshape-localunitshape-properties"/>
+    <w:bookmarkEnd w:id="165"/>
+    <w:bookmarkStart w:id="167" w:name="sec-nodeshape-localunitshape-properties"/>
     <w:p>
       <w:pPr>
         <w:pStyle w:val="berschrift3"/>
@@ -5162,7 +5490,7 @@
             <w:r>
               <w:t xml:space="preserve">(</w:t>
             </w:r>
-            <w:hyperlink r:id="rId122">
+            <w:hyperlink r:id="rId166">
               <w:r>
                 <w:rPr>
                   <w:rStyle w:val="Hyperlink"/>
@@ -5218,7 +5546,7 @@
               <w:pStyle w:val="Compact"/>
               <w:numPr>
                 <w:ilvl w:val="0"/>
-                <w:numId w:val="1041"/>
+                <w:numId w:val="1043"/>
               </w:numPr>
               <w:jc w:val="left"/>
             </w:pPr>
@@ -5252,10 +5580,10 @@
         </w:tc>
       </w:tr>
     </w:tbl>
-    <w:bookmarkEnd w:id="123"/>
-    <w:bookmarkEnd w:id="124"/>
-    <w:bookmarkEnd w:id="125"/>
-    <w:bookmarkStart w:id="147" w:name="sec-code-lists"/>
+    <w:bookmarkEnd w:id="167"/>
+    <w:bookmarkEnd w:id="168"/>
+    <w:bookmarkEnd w:id="169"/>
+    <w:bookmarkStart w:id="193" w:name="sec-code-lists"/>
     <w:p>
       <w:pPr>
         <w:pStyle w:val="berschrift1"/>
@@ -5271,7 +5599,7 @@
       <w:r>
         <w:t xml:space="preserve">Für einen Teil der Wertebereiche liegen noch keine französischen und italienischen Bezeichnungen vor; die Bezeichnungen sind in Deutsch und Englisch aufgeführt, so wie sie die Quellen liefern. (</w:t>
       </w:r>
-      <w:hyperlink r:id="rId126">
+      <w:hyperlink r:id="rId170">
         <w:r>
           <w:rPr>
             <w:rStyle w:val="Hyperlink"/>
@@ -5283,7 +5611,7 @@
         <w:t xml:space="preserve">, 2026-09-24)</w:t>
       </w:r>
     </w:p>
-    <w:bookmarkStart w:id="128" w:name="sec-codelist-animalhealthstatus"/>
+    <w:bookmarkStart w:id="172" w:name="sec-codelist-animalhealthstatus"/>
     <w:p>
       <w:pPr>
         <w:pStyle w:val="berschrift2"/>
@@ -5305,7 +5633,7 @@
       <w:tr>
         <w:tc>
           <w:tcPr/>
-          <w:bookmarkStart w:id="127" w:name="tbl-codelist-animalhealthstatus"/>
+          <w:bookmarkStart w:id="171" w:name="tbl-codelist-animalhealthstatus"/>
           <w:p>
             <w:pPr>
               <w:jc w:val="center"/>
@@ -5552,13 +5880,13 @@
               </w:tc>
             </w:tr>
           </w:tbl>
-          <w:bookmarkEnd w:id="127"/>
+          <w:bookmarkEnd w:id="171"/>
           <w:p/>
         </w:tc>
       </w:tr>
     </w:tbl>
-    <w:bookmarkEnd w:id="128"/>
-    <w:bookmarkStart w:id="130" w:name="sec-codelist-animalhistorystate"/>
+    <w:bookmarkEnd w:id="172"/>
+    <w:bookmarkStart w:id="174" w:name="sec-codelist-animalhistorystate"/>
     <w:p>
       <w:pPr>
         <w:pStyle w:val="berschrift2"/>
@@ -5580,7 +5908,7 @@
       <w:tr>
         <w:tc>
           <w:tcPr/>
-          <w:bookmarkStart w:id="129" w:name="tbl-codelist-animalhistorystate"/>
+          <w:bookmarkStart w:id="173" w:name="tbl-codelist-animalhistorystate"/>
           <w:p>
             <w:pPr>
               <w:jc w:val="center"/>
@@ -5846,13 +6174,13 @@
               </w:tc>
             </w:tr>
           </w:tbl>
-          <w:bookmarkEnd w:id="129"/>
+          <w:bookmarkEnd w:id="173"/>
           <w:p/>
         </w:tc>
       </w:tr>
     </w:tbl>
-    <w:bookmarkEnd w:id="130"/>
-    <w:bookmarkStart w:id="132" w:name="sec-codelist-animaltypeofuse"/>
+    <w:bookmarkEnd w:id="174"/>
+    <w:bookmarkStart w:id="176" w:name="sec-codelist-animaltypeofuse"/>
     <w:p>
       <w:pPr>
         <w:pStyle w:val="berschrift2"/>
@@ -5874,7 +6202,7 @@
       <w:tr>
         <w:tc>
           <w:tcPr/>
-          <w:bookmarkStart w:id="131" w:name="tbl-codelist-animaltypeofuse"/>
+          <w:bookmarkStart w:id="175" w:name="tbl-codelist-animaltypeofuse"/>
           <w:p>
             <w:pPr>
               <w:jc w:val="center"/>
@@ -6028,19 +6356,19 @@
               </w:tc>
             </w:tr>
           </w:tbl>
-          <w:bookmarkEnd w:id="131"/>
+          <w:bookmarkEnd w:id="175"/>
           <w:p/>
         </w:tc>
       </w:tr>
     </w:tbl>
-    <w:bookmarkEnd w:id="132"/>
-    <w:bookmarkStart w:id="134" w:name="sec-codelist-equidtypeofusage"/>
+    <w:bookmarkEnd w:id="176"/>
+    <w:bookmarkStart w:id="178" w:name="sec-codelist-equidnotificationstate"/>
     <w:p>
       <w:pPr>
         <w:pStyle w:val="berschrift2"/>
       </w:pPr>
       <w:r>
-        <w:t xml:space="preserve">4.4 Zweck (Equiden)</w:t>
+        <w:t xml:space="preserve">4.4 Meldestatus Equide</w:t>
       </w:r>
     </w:p>
     <w:tbl>
@@ -6056,7 +6384,7 @@
       <w:tr>
         <w:tc>
           <w:tcPr/>
-          <w:bookmarkStart w:id="133" w:name="tbl-codelist-equidtypeofusage"/>
+          <w:bookmarkStart w:id="177" w:name="tbl-codelist-equidnotificationstate"/>
           <w:p>
             <w:pPr>
               <w:jc w:val="center"/>
@@ -6067,7 +6395,7 @@
               <w:pStyle w:val="ImageCaption"/>
             </w:pPr>
             <w:r>
-              <w:t xml:space="preserve">Tabelle 5: Werte des Wertebereichs Zweck (Equiden)</w:t>
+              <w:t xml:space="preserve">Tabelle 5: Werte des Wertebereichs Meldestatus Equide</w:t>
             </w:r>
           </w:p>
           <w:tbl>
@@ -6139,20 +6467,20 @@
                     <w:rPr>
                       <w:rStyle w:val="VerbatimChar"/>
                     </w:rPr>
-                    <w:t xml:space="preserve">CompanionAnimal</w:t>
-                  </w:r>
-                </w:p>
-              </w:tc>
-              <w:tc>
-                <w:tcPr/>
-                <w:p>
-                  <w:pPr>
-                    <w:pStyle w:val="Compact"/>
-                    <w:jc w:val="left"/>
-                    <w:jc w:val="center"/>
-                  </w:pPr>
-                  <w:r>
-                    <w:t xml:space="preserve">Heimtier</w:t>
+                    <w:t xml:space="preserve">LocationChangeAndAcquisitionPending</w:t>
+                  </w:r>
+                </w:p>
+              </w:tc>
+              <w:tc>
+                <w:tcPr/>
+                <w:p>
+                  <w:pPr>
+                    <w:pStyle w:val="Compact"/>
+                    <w:jc w:val="left"/>
+                    <w:jc w:val="center"/>
+                  </w:pPr>
+                  <w:r>
+                    <w:t xml:space="preserve">Standortwechsel und Eigentumsübernahme hängig</w:t>
                   </w:r>
                 </w:p>
               </w:tc>
@@ -6178,20 +6506,98 @@
                     <w:rPr>
                       <w:rStyle w:val="VerbatimChar"/>
                     </w:rPr>
-                    <w:t xml:space="preserve">FarmAnimal</w:t>
-                  </w:r>
-                </w:p>
-              </w:tc>
-              <w:tc>
-                <w:tcPr/>
-                <w:p>
-                  <w:pPr>
-                    <w:pStyle w:val="Compact"/>
-                    <w:jc w:val="left"/>
-                    <w:jc w:val="center"/>
-                  </w:pPr>
-                  <w:r>
-                    <w:t xml:space="preserve">Nutztier</w:t>
+                    <w:t xml:space="preserve">LocationChangePending</w:t>
+                  </w:r>
+                </w:p>
+              </w:tc>
+              <w:tc>
+                <w:tcPr/>
+                <w:p>
+                  <w:pPr>
+                    <w:pStyle w:val="Compact"/>
+                    <w:jc w:val="left"/>
+                    <w:jc w:val="center"/>
+                  </w:pPr>
+                  <w:r>
+                    <w:t xml:space="preserve">Standortwechsel hängig</w:t>
+                  </w:r>
+                </w:p>
+              </w:tc>
+              <w:tc>
+                <w:tcPr/>
+                <w:p>
+                  <w:pPr>
+                    <w:pStyle w:val="Compact"/>
+                  </w:pPr>
+                </w:p>
+              </w:tc>
+            </w:tr>
+            <w:tr>
+              <w:tc>
+                <w:tcPr/>
+                <w:p>
+                  <w:pPr>
+                    <w:pStyle w:val="Compact"/>
+                    <w:jc w:val="left"/>
+                    <w:jc w:val="center"/>
+                  </w:pPr>
+                  <w:r>
+                    <w:rPr>
+                      <w:rStyle w:val="VerbatimChar"/>
+                    </w:rPr>
+                    <w:t xml:space="preserve">Ok</w:t>
+                  </w:r>
+                </w:p>
+              </w:tc>
+              <w:tc>
+                <w:tcPr/>
+                <w:p>
+                  <w:pPr>
+                    <w:pStyle w:val="Compact"/>
+                    <w:jc w:val="left"/>
+                    <w:jc w:val="center"/>
+                  </w:pPr>
+                  <w:r>
+                    <w:t xml:space="preserve">OK</w:t>
+                  </w:r>
+                </w:p>
+              </w:tc>
+              <w:tc>
+                <w:tcPr/>
+                <w:p>
+                  <w:pPr>
+                    <w:pStyle w:val="Compact"/>
+                  </w:pPr>
+                </w:p>
+              </w:tc>
+            </w:tr>
+            <w:tr>
+              <w:tc>
+                <w:tcPr/>
+                <w:p>
+                  <w:pPr>
+                    <w:pStyle w:val="Compact"/>
+                    <w:jc w:val="left"/>
+                    <w:jc w:val="center"/>
+                  </w:pPr>
+                  <w:r>
+                    <w:rPr>
+                      <w:rStyle w:val="VerbatimChar"/>
+                    </w:rPr>
+                    <w:t xml:space="preserve">OwnershipAcquisitionPending</w:t>
+                  </w:r>
+                </w:p>
+              </w:tc>
+              <w:tc>
+                <w:tcPr/>
+                <w:p>
+                  <w:pPr>
+                    <w:pStyle w:val="Compact"/>
+                    <w:jc w:val="left"/>
+                    <w:jc w:val="center"/>
+                  </w:pPr>
+                  <w:r>
+                    <w:t xml:space="preserve">Eigentumsübernahme hängig</w:t>
                   </w:r>
                 </w:p>
               </w:tc>
@@ -6205,19 +6611,19 @@
               </w:tc>
             </w:tr>
           </w:tbl>
-          <w:bookmarkEnd w:id="133"/>
+          <w:bookmarkEnd w:id="177"/>
           <w:p/>
         </w:tc>
       </w:tr>
     </w:tbl>
-    <w:bookmarkEnd w:id="134"/>
-    <w:bookmarkStart w:id="136" w:name="sec-codelist-equidwithersclass"/>
+    <w:bookmarkEnd w:id="178"/>
+    <w:bookmarkStart w:id="180" w:name="sec-codelist-equidtypeofusage"/>
     <w:p>
       <w:pPr>
         <w:pStyle w:val="berschrift2"/>
       </w:pPr>
       <w:r>
-        <w:t xml:space="preserve">4.5 Grössenkategorie</w:t>
+        <w:t xml:space="preserve">4.5 Zweck (Equiden)</w:t>
       </w:r>
     </w:p>
     <w:tbl>
@@ -6233,7 +6639,7 @@
       <w:tr>
         <w:tc>
           <w:tcPr/>
-          <w:bookmarkStart w:id="135" w:name="tbl-codelist-equidwithersclass"/>
+          <w:bookmarkStart w:id="179" w:name="tbl-codelist-equidtypeofusage"/>
           <w:p>
             <w:pPr>
               <w:jc w:val="center"/>
@@ -6244,7 +6650,7 @@
               <w:pStyle w:val="ImageCaption"/>
             </w:pPr>
             <w:r>
-              <w:t xml:space="preserve">Tabelle 6: Werte des Wertebereichs Grössenkategorie</w:t>
+              <w:t xml:space="preserve">Tabelle 6: Werte des Wertebereichs Zweck (Equiden)</w:t>
             </w:r>
           </w:p>
           <w:tbl>
@@ -6316,20 +6722,20 @@
                     <w:rPr>
                       <w:rStyle w:val="VerbatimChar"/>
                     </w:rPr>
-                    <w:t xml:space="preserve">GreaterThan148cm</w:t>
-                  </w:r>
-                </w:p>
-              </w:tc>
-              <w:tc>
-                <w:tcPr/>
-                <w:p>
-                  <w:pPr>
-                    <w:pStyle w:val="Compact"/>
-                    <w:jc w:val="left"/>
-                    <w:jc w:val="center"/>
-                  </w:pPr>
-                  <w:r>
-                    <w:t xml:space="preserve">Widerristhöhe über 148 cm</w:t>
+                    <w:t xml:space="preserve">CompanionAnimal</w:t>
+                  </w:r>
+                </w:p>
+              </w:tc>
+              <w:tc>
+                <w:tcPr/>
+                <w:p>
+                  <w:pPr>
+                    <w:pStyle w:val="Compact"/>
+                    <w:jc w:val="left"/>
+                    <w:jc w:val="center"/>
+                  </w:pPr>
+                  <w:r>
+                    <w:t xml:space="preserve">Heimtier</w:t>
                   </w:r>
                 </w:p>
               </w:tc>
@@ -6355,20 +6761,20 @@
                     <w:rPr>
                       <w:rStyle w:val="VerbatimChar"/>
                     </w:rPr>
-                    <w:t xml:space="preserve">LessOrEqualThan148cm</w:t>
-                  </w:r>
-                </w:p>
-              </w:tc>
-              <w:tc>
-                <w:tcPr/>
-                <w:p>
-                  <w:pPr>
-                    <w:pStyle w:val="Compact"/>
-                    <w:jc w:val="left"/>
-                    <w:jc w:val="center"/>
-                  </w:pPr>
-                  <w:r>
-                    <w:t xml:space="preserve">Widerristhöhe bis 148 cm</w:t>
+                    <w:t xml:space="preserve">FarmAnimal</w:t>
+                  </w:r>
+                </w:p>
+              </w:tc>
+              <w:tc>
+                <w:tcPr/>
+                <w:p>
+                  <w:pPr>
+                    <w:pStyle w:val="Compact"/>
+                    <w:jc w:val="left"/>
+                    <w:jc w:val="center"/>
+                  </w:pPr>
+                  <w:r>
+                    <w:t xml:space="preserve">Nutztier</w:t>
                   </w:r>
                 </w:p>
               </w:tc>
@@ -6382,19 +6788,19 @@
               </w:tc>
             </w:tr>
           </w:tbl>
-          <w:bookmarkEnd w:id="135"/>
+          <w:bookmarkEnd w:id="179"/>
           <w:p/>
         </w:tc>
       </w:tr>
     </w:tbl>
-    <w:bookmarkEnd w:id="136"/>
-    <w:bookmarkStart w:id="138" w:name="sec-codelist-gender"/>
+    <w:bookmarkEnd w:id="180"/>
+    <w:bookmarkStart w:id="182" w:name="sec-codelist-equidwithersclass"/>
     <w:p>
       <w:pPr>
         <w:pStyle w:val="berschrift2"/>
       </w:pPr>
       <w:r>
-        <w:t xml:space="preserve">4.6 Geschlecht</w:t>
+        <w:t xml:space="preserve">4.6 Grössenkategorie</w:t>
       </w:r>
     </w:p>
     <w:tbl>
@@ -6410,7 +6816,7 @@
       <w:tr>
         <w:tc>
           <w:tcPr/>
-          <w:bookmarkStart w:id="137" w:name="tbl-codelist-gender"/>
+          <w:bookmarkStart w:id="181" w:name="tbl-codelist-equidwithersclass"/>
           <w:p>
             <w:pPr>
               <w:jc w:val="center"/>
@@ -6421,7 +6827,7 @@
               <w:pStyle w:val="ImageCaption"/>
             </w:pPr>
             <w:r>
-              <w:t xml:space="preserve">Tabelle 7: Werte des Wertebereichs Geschlecht</w:t>
+              <w:t xml:space="preserve">Tabelle 7: Werte des Wertebereichs Grössenkategorie</w:t>
             </w:r>
           </w:p>
           <w:tbl>
@@ -6493,20 +6899,20 @@
                     <w:rPr>
                       <w:rStyle w:val="VerbatimChar"/>
                     </w:rPr>
-                    <w:t xml:space="preserve">Female</w:t>
-                  </w:r>
-                </w:p>
-              </w:tc>
-              <w:tc>
-                <w:tcPr/>
-                <w:p>
-                  <w:pPr>
-                    <w:pStyle w:val="Compact"/>
-                    <w:jc w:val="left"/>
-                    <w:jc w:val="center"/>
-                  </w:pPr>
-                  <w:r>
-                    <w:t xml:space="preserve">Weiblich</w:t>
+                    <w:t xml:space="preserve">GreaterThan148cm</w:t>
+                  </w:r>
+                </w:p>
+              </w:tc>
+              <w:tc>
+                <w:tcPr/>
+                <w:p>
+                  <w:pPr>
+                    <w:pStyle w:val="Compact"/>
+                    <w:jc w:val="left"/>
+                    <w:jc w:val="center"/>
+                  </w:pPr>
+                  <w:r>
+                    <w:t xml:space="preserve">Widerristhöhe über 148 cm</w:t>
                   </w:r>
                 </w:p>
               </w:tc>
@@ -6532,20 +6938,20 @@
                     <w:rPr>
                       <w:rStyle w:val="VerbatimChar"/>
                     </w:rPr>
-                    <w:t xml:space="preserve">Male</w:t>
-                  </w:r>
-                </w:p>
-              </w:tc>
-              <w:tc>
-                <w:tcPr/>
-                <w:p>
-                  <w:pPr>
-                    <w:pStyle w:val="Compact"/>
-                    <w:jc w:val="left"/>
-                    <w:jc w:val="center"/>
-                  </w:pPr>
-                  <w:r>
-                    <w:t xml:space="preserve">Männlich</w:t>
+                    <w:t xml:space="preserve">LessOrEqualThan148cm</w:t>
+                  </w:r>
+                </w:p>
+              </w:tc>
+              <w:tc>
+                <w:tcPr/>
+                <w:p>
+                  <w:pPr>
+                    <w:pStyle w:val="Compact"/>
+                    <w:jc w:val="left"/>
+                    <w:jc w:val="center"/>
+                  </w:pPr>
+                  <w:r>
+                    <w:t xml:space="preserve">Widerristhöhe bis 148 cm</w:t>
                   </w:r>
                 </w:p>
               </w:tc>
@@ -6559,19 +6965,19 @@
               </w:tc>
             </w:tr>
           </w:tbl>
-          <w:bookmarkEnd w:id="137"/>
+          <w:bookmarkEnd w:id="181"/>
           <w:p/>
         </w:tc>
       </w:tr>
     </w:tbl>
-    <w:bookmarkEnd w:id="138"/>
-    <w:bookmarkStart w:id="140" w:name="sec-codelist-genus"/>
+    <w:bookmarkEnd w:id="182"/>
+    <w:bookmarkStart w:id="184" w:name="sec-codelist-gender"/>
     <w:p>
       <w:pPr>
         <w:pStyle w:val="berschrift2"/>
       </w:pPr>
       <w:r>
-        <w:t xml:space="preserve">4.7 Nutztierart</w:t>
+        <w:t xml:space="preserve">4.7 Geschlecht</w:t>
       </w:r>
     </w:p>
     <w:tbl>
@@ -6587,7 +6993,7 @@
       <w:tr>
         <w:tc>
           <w:tcPr/>
-          <w:bookmarkStart w:id="139" w:name="tbl-codelist-genus"/>
+          <w:bookmarkStart w:id="183" w:name="tbl-codelist-gender"/>
           <w:p>
             <w:pPr>
               <w:jc w:val="center"/>
@@ -6598,7 +7004,7 @@
               <w:pStyle w:val="ImageCaption"/>
             </w:pPr>
             <w:r>
-              <w:t xml:space="preserve">Tabelle 8: Werte des Wertebereichs Nutztierart</w:t>
+              <w:t xml:space="preserve">Tabelle 8: Werte des Wertebereichs Geschlecht</w:t>
             </w:r>
           </w:p>
           <w:tbl>
@@ -6670,34 +7076,29 @@
                     <w:rPr>
                       <w:rStyle w:val="VerbatimChar"/>
                     </w:rPr>
-                    <w:t xml:space="preserve">Camelid</w:t>
-                  </w:r>
-                </w:p>
-              </w:tc>
-              <w:tc>
-                <w:tcPr/>
-                <w:p>
-                  <w:pPr>
-                    <w:pStyle w:val="Compact"/>
-                    <w:jc w:val="left"/>
-                    <w:jc w:val="center"/>
-                  </w:pPr>
-                  <w:r>
-                    <w:t xml:space="preserve">Kameliden</w:t>
-                  </w:r>
-                </w:p>
-              </w:tc>
-              <w:tc>
-                <w:tcPr/>
-                <w:p>
-                  <w:pPr>
-                    <w:pStyle w:val="Compact"/>
-                    <w:jc w:val="left"/>
-                    <w:jc w:val="center"/>
-                  </w:pPr>
-                  <w:r>
-                    <w:t xml:space="preserve">Neuweltkameliden</w:t>
-                  </w:r>
+                    <w:t xml:space="preserve">Female</w:t>
+                  </w:r>
+                </w:p>
+              </w:tc>
+              <w:tc>
+                <w:tcPr/>
+                <w:p>
+                  <w:pPr>
+                    <w:pStyle w:val="Compact"/>
+                    <w:jc w:val="left"/>
+                    <w:jc w:val="center"/>
+                  </w:pPr>
+                  <w:r>
+                    <w:t xml:space="preserve">Weiblich</w:t>
+                  </w:r>
+                </w:p>
+              </w:tc>
+              <w:tc>
+                <w:tcPr/>
+                <w:p>
+                  <w:pPr>
+                    <w:pStyle w:val="Compact"/>
+                  </w:pPr>
                 </w:p>
               </w:tc>
             </w:tr>
@@ -6714,269 +7115,20 @@
                     <w:rPr>
                       <w:rStyle w:val="VerbatimChar"/>
                     </w:rPr>
-                    <w:t xml:space="preserve">Cattle</w:t>
-                  </w:r>
-                </w:p>
-              </w:tc>
-              <w:tc>
-                <w:tcPr/>
-                <w:p>
-                  <w:pPr>
-                    <w:pStyle w:val="Compact"/>
-                    <w:jc w:val="left"/>
-                    <w:jc w:val="center"/>
-                  </w:pPr>
-                  <w:r>
-                    <w:t xml:space="preserve">Rindvieh</w:t>
-                  </w:r>
-                </w:p>
-              </w:tc>
-              <w:tc>
-                <w:tcPr/>
-                <w:p>
-                  <w:pPr>
-                    <w:pStyle w:val="Compact"/>
-                    <w:jc w:val="left"/>
-                    <w:jc w:val="center"/>
-                  </w:pPr>
-                  <w:r>
-                    <w:t xml:space="preserve">Tiere der Rindergattung (Bos) und Wasserbüffel (Bubalus bubalis)</w:t>
-                  </w:r>
-                </w:p>
-              </w:tc>
-            </w:tr>
-            <w:tr>
-              <w:tc>
-                <w:tcPr/>
-                <w:p>
-                  <w:pPr>
-                    <w:pStyle w:val="Compact"/>
-                    <w:jc w:val="left"/>
-                    <w:jc w:val="center"/>
-                  </w:pPr>
-                  <w:r>
-                    <w:rPr>
-                      <w:rStyle w:val="VerbatimChar"/>
-                    </w:rPr>
-                    <w:t xml:space="preserve">Equid</w:t>
-                  </w:r>
-                </w:p>
-              </w:tc>
-              <w:tc>
-                <w:tcPr/>
-                <w:p>
-                  <w:pPr>
-                    <w:pStyle w:val="Compact"/>
-                    <w:jc w:val="left"/>
-                    <w:jc w:val="center"/>
-                  </w:pPr>
-                  <w:r>
-                    <w:t xml:space="preserve">Equiden</w:t>
-                  </w:r>
-                </w:p>
-              </w:tc>
-              <w:tc>
-                <w:tcPr/>
-                <w:p>
-                  <w:pPr>
-                    <w:pStyle w:val="Compact"/>
-                    <w:jc w:val="left"/>
-                    <w:jc w:val="center"/>
-                  </w:pPr>
-                  <w:r>
-                    <w:t xml:space="preserve">Tiere der Pferdegattung (Pferd, Maultier, Maulesel, Esel)</w:t>
-                  </w:r>
-                </w:p>
-              </w:tc>
-            </w:tr>
-            <w:tr>
-              <w:tc>
-                <w:tcPr/>
-                <w:p>
-                  <w:pPr>
-                    <w:pStyle w:val="Compact"/>
-                    <w:jc w:val="left"/>
-                    <w:jc w:val="center"/>
-                  </w:pPr>
-                  <w:r>
-                    <w:rPr>
-                      <w:rStyle w:val="VerbatimChar"/>
-                    </w:rPr>
-                    <w:t xml:space="preserve">Game</w:t>
-                  </w:r>
-                </w:p>
-              </w:tc>
-              <w:tc>
-                <w:tcPr/>
-                <w:p>
-                  <w:pPr>
-                    <w:pStyle w:val="Compact"/>
-                    <w:jc w:val="left"/>
-                    <w:jc w:val="center"/>
-                  </w:pPr>
-                  <w:r>
-                    <w:t xml:space="preserve">Wild</w:t>
-                  </w:r>
-                </w:p>
-              </w:tc>
-              <w:tc>
-                <w:tcPr/>
-                <w:p>
-                  <w:pPr>
-                    <w:pStyle w:val="Compact"/>
-                    <w:jc w:val="left"/>
-                    <w:jc w:val="center"/>
-                  </w:pPr>
-                  <w:r>
-                    <w:t xml:space="preserve">Wild in Gehegen</w:t>
-                  </w:r>
-                </w:p>
-              </w:tc>
-            </w:tr>
-            <w:tr>
-              <w:tc>
-                <w:tcPr/>
-                <w:p>
-                  <w:pPr>
-                    <w:pStyle w:val="Compact"/>
-                    <w:jc w:val="left"/>
-                    <w:jc w:val="center"/>
-                  </w:pPr>
-                  <w:r>
-                    <w:rPr>
-                      <w:rStyle w:val="VerbatimChar"/>
-                    </w:rPr>
-                    <w:t xml:space="preserve">Goat</w:t>
-                  </w:r>
-                </w:p>
-              </w:tc>
-              <w:tc>
-                <w:tcPr/>
-                <w:p>
-                  <w:pPr>
-                    <w:pStyle w:val="Compact"/>
-                    <w:jc w:val="left"/>
-                    <w:jc w:val="center"/>
-                  </w:pPr>
-                  <w:r>
-                    <w:t xml:space="preserve">Ziegen</w:t>
-                  </w:r>
-                </w:p>
-              </w:tc>
-              <w:tc>
-                <w:tcPr/>
-                <w:p>
-                  <w:pPr>
-                    <w:pStyle w:val="Compact"/>
-                  </w:pPr>
-                </w:p>
-              </w:tc>
-            </w:tr>
-            <w:tr>
-              <w:tc>
-                <w:tcPr/>
-                <w:p>
-                  <w:pPr>
-                    <w:pStyle w:val="Compact"/>
-                    <w:jc w:val="left"/>
-                    <w:jc w:val="center"/>
-                  </w:pPr>
-                  <w:r>
-                    <w:rPr>
-                      <w:rStyle w:val="VerbatimChar"/>
-                    </w:rPr>
-                    <w:t xml:space="preserve">Pig</w:t>
-                  </w:r>
-                </w:p>
-              </w:tc>
-              <w:tc>
-                <w:tcPr/>
-                <w:p>
-                  <w:pPr>
-                    <w:pStyle w:val="Compact"/>
-                    <w:jc w:val="left"/>
-                    <w:jc w:val="center"/>
-                  </w:pPr>
-                  <w:r>
-                    <w:t xml:space="preserve">Schweine</w:t>
-                  </w:r>
-                </w:p>
-              </w:tc>
-              <w:tc>
-                <w:tcPr/>
-                <w:p>
-                  <w:pPr>
-                    <w:pStyle w:val="Compact"/>
-                  </w:pPr>
-                </w:p>
-              </w:tc>
-            </w:tr>
-            <w:tr>
-              <w:tc>
-                <w:tcPr/>
-                <w:p>
-                  <w:pPr>
-                    <w:pStyle w:val="Compact"/>
-                    <w:jc w:val="left"/>
-                    <w:jc w:val="center"/>
-                  </w:pPr>
-                  <w:r>
-                    <w:rPr>
-                      <w:rStyle w:val="VerbatimChar"/>
-                    </w:rPr>
-                    <w:t xml:space="preserve">Poultry</w:t>
-                  </w:r>
-                </w:p>
-              </w:tc>
-              <w:tc>
-                <w:tcPr/>
-                <w:p>
-                  <w:pPr>
-                    <w:pStyle w:val="Compact"/>
-                    <w:jc w:val="left"/>
-                    <w:jc w:val="center"/>
-                  </w:pPr>
-                  <w:r>
-                    <w:t xml:space="preserve">Geflügel</w:t>
-                  </w:r>
-                </w:p>
-              </w:tc>
-              <w:tc>
-                <w:tcPr/>
-                <w:p>
-                  <w:pPr>
-                    <w:pStyle w:val="Compact"/>
-                  </w:pPr>
-                </w:p>
-              </w:tc>
-            </w:tr>
-            <w:tr>
-              <w:tc>
-                <w:tcPr/>
-                <w:p>
-                  <w:pPr>
-                    <w:pStyle w:val="Compact"/>
-                    <w:jc w:val="left"/>
-                    <w:jc w:val="center"/>
-                  </w:pPr>
-                  <w:r>
-                    <w:rPr>
-                      <w:rStyle w:val="VerbatimChar"/>
-                    </w:rPr>
-                    <w:t xml:space="preserve">Sheep</w:t>
-                  </w:r>
-                </w:p>
-              </w:tc>
-              <w:tc>
-                <w:tcPr/>
-                <w:p>
-                  <w:pPr>
-                    <w:pStyle w:val="Compact"/>
-                    <w:jc w:val="left"/>
-                    <w:jc w:val="center"/>
-                  </w:pPr>
-                  <w:r>
-                    <w:t xml:space="preserve">Schafe</w:t>
+                    <w:t xml:space="preserve">Male</w:t>
+                  </w:r>
+                </w:p>
+              </w:tc>
+              <w:tc>
+                <w:tcPr/>
+                <w:p>
+                  <w:pPr>
+                    <w:pStyle w:val="Compact"/>
+                    <w:jc w:val="left"/>
+                    <w:jc w:val="center"/>
+                  </w:pPr>
+                  <w:r>
+                    <w:t xml:space="preserve">Männlich</w:t>
                   </w:r>
                 </w:p>
               </w:tc>
@@ -6990,19 +7142,19 @@
               </w:tc>
             </w:tr>
           </w:tbl>
-          <w:bookmarkEnd w:id="139"/>
+          <w:bookmarkEnd w:id="183"/>
           <w:p/>
         </w:tc>
       </w:tr>
     </w:tbl>
-    <w:bookmarkEnd w:id="140"/>
-    <w:bookmarkStart w:id="142" w:name="sec-codelist-healthstatustype"/>
+    <w:bookmarkEnd w:id="184"/>
+    <w:bookmarkStart w:id="186" w:name="sec-codelist-genus"/>
     <w:p>
       <w:pPr>
         <w:pStyle w:val="berschrift2"/>
       </w:pPr>
       <w:r>
-        <w:t xml:space="preserve">4.8 Typ Gesundheitsstatus</w:t>
+        <w:t xml:space="preserve">4.8 Nutztierart</w:t>
       </w:r>
     </w:p>
     <w:tbl>
@@ -7018,7 +7170,7 @@
       <w:tr>
         <w:tc>
           <w:tcPr/>
-          <w:bookmarkStart w:id="141" w:name="tbl-codelist-healthstatustype"/>
+          <w:bookmarkStart w:id="185" w:name="tbl-codelist-genus"/>
           <w:p>
             <w:pPr>
               <w:jc w:val="center"/>
@@ -7029,7 +7181,7 @@
               <w:pStyle w:val="ImageCaption"/>
             </w:pPr>
             <w:r>
-              <w:t xml:space="preserve">Tabelle 9: Werte des Wertebereichs Typ Gesundheitsstatus</w:t>
+              <w:t xml:space="preserve">Tabelle 9: Werte des Wertebereichs Nutztierart</w:t>
             </w:r>
           </w:p>
           <w:tbl>
@@ -7101,29 +7253,34 @@
                     <w:rPr>
                       <w:rStyle w:val="VerbatimChar"/>
                     </w:rPr>
-                    <w:t xml:space="preserve">EpizooticStatus</w:t>
-                  </w:r>
-                </w:p>
-              </w:tc>
-              <w:tc>
-                <w:tcPr/>
-                <w:p>
-                  <w:pPr>
-                    <w:pStyle w:val="Compact"/>
-                    <w:jc w:val="left"/>
-                    <w:jc w:val="center"/>
-                  </w:pPr>
-                  <w:r>
-                    <w:t xml:space="preserve">Seuchenstatus</w:t>
-                  </w:r>
-                </w:p>
-              </w:tc>
-              <w:tc>
-                <w:tcPr/>
-                <w:p>
-                  <w:pPr>
-                    <w:pStyle w:val="Compact"/>
-                  </w:pPr>
+                    <w:t xml:space="preserve">Camelid</w:t>
+                  </w:r>
+                </w:p>
+              </w:tc>
+              <w:tc>
+                <w:tcPr/>
+                <w:p>
+                  <w:pPr>
+                    <w:pStyle w:val="Compact"/>
+                    <w:jc w:val="left"/>
+                    <w:jc w:val="center"/>
+                  </w:pPr>
+                  <w:r>
+                    <w:t xml:space="preserve">Kameliden</w:t>
+                  </w:r>
+                </w:p>
+              </w:tc>
+              <w:tc>
+                <w:tcPr/>
+                <w:p>
+                  <w:pPr>
+                    <w:pStyle w:val="Compact"/>
+                    <w:jc w:val="left"/>
+                    <w:jc w:val="center"/>
+                  </w:pPr>
+                  <w:r>
+                    <w:t xml:space="preserve">Neuweltkameliden</w:t>
+                  </w:r>
                 </w:p>
               </w:tc>
             </w:tr>
@@ -7140,29 +7297,54 @@
                     <w:rPr>
                       <w:rStyle w:val="VerbatimChar"/>
                     </w:rPr>
-                    <w:t xml:space="preserve">LaboratoryResult</w:t>
-                  </w:r>
-                </w:p>
-              </w:tc>
-              <w:tc>
-                <w:tcPr/>
-                <w:p>
-                  <w:pPr>
-                    <w:pStyle w:val="Compact"/>
-                    <w:jc w:val="left"/>
-                    <w:jc w:val="center"/>
-                  </w:pPr>
-                  <w:r>
-                    <w:t xml:space="preserve">Laborergebnis</w:t>
-                  </w:r>
-                </w:p>
-              </w:tc>
-              <w:tc>
-                <w:tcPr/>
-                <w:p>
-                  <w:pPr>
-                    <w:pStyle w:val="Compact"/>
-                  </w:pPr>
+                    <w:t xml:space="preserve">Cattle</w:t>
+                  </w:r>
+                </w:p>
+              </w:tc>
+              <w:tc>
+                <w:tcPr/>
+                <w:p>
+                  <w:pPr>
+                    <w:pStyle w:val="Compact"/>
+                    <w:jc w:val="left"/>
+                    <w:jc w:val="center"/>
+                  </w:pPr>
+                  <w:r>
+                    <w:t xml:space="preserve">Rindvieh</w:t>
+                  </w:r>
+                </w:p>
+              </w:tc>
+              <w:tc>
+                <w:tcPr/>
+                <w:p>
+                  <w:pPr>
+                    <w:pStyle w:val="Compact"/>
+                    <w:jc w:val="left"/>
+                    <w:jc w:val="center"/>
+                  </w:pPr>
+                  <w:r>
+                    <w:t xml:space="preserve">Tiere der Rindergattung (</w:t>
+                  </w:r>
+                  <w:r>
+                    <w:rPr>
+                      <w:i/>
+                      <w:iCs/>
+                    </w:rPr>
+                    <w:t xml:space="preserve">Bos</w:t>
+                  </w:r>
+                  <w:r>
+                    <w:t xml:space="preserve">) und Wasserbüffel (</w:t>
+                  </w:r>
+                  <w:r>
+                    <w:rPr>
+                      <w:i/>
+                      <w:iCs/>
+                    </w:rPr>
+                    <w:t xml:space="preserve">Bubalus bubalis</w:t>
+                  </w:r>
+                  <w:r>
+                    <w:t xml:space="preserve">)</w:t>
+                  </w:r>
                 </w:p>
               </w:tc>
             </w:tr>
@@ -7179,29 +7361,34 @@
                     <w:rPr>
                       <w:rStyle w:val="VerbatimChar"/>
                     </w:rPr>
-                    <w:t xml:space="preserve">RiskStatus</w:t>
-                  </w:r>
-                </w:p>
-              </w:tc>
-              <w:tc>
-                <w:tcPr/>
-                <w:p>
-                  <w:pPr>
-                    <w:pStyle w:val="Compact"/>
-                    <w:jc w:val="left"/>
-                    <w:jc w:val="center"/>
-                  </w:pPr>
-                  <w:r>
-                    <w:t xml:space="preserve">Risikostatus</w:t>
-                  </w:r>
-                </w:p>
-              </w:tc>
-              <w:tc>
-                <w:tcPr/>
-                <w:p>
-                  <w:pPr>
-                    <w:pStyle w:val="Compact"/>
-                  </w:pPr>
+                    <w:t xml:space="preserve">Equid</w:t>
+                  </w:r>
+                </w:p>
+              </w:tc>
+              <w:tc>
+                <w:tcPr/>
+                <w:p>
+                  <w:pPr>
+                    <w:pStyle w:val="Compact"/>
+                    <w:jc w:val="left"/>
+                    <w:jc w:val="center"/>
+                  </w:pPr>
+                  <w:r>
+                    <w:t xml:space="preserve">Equiden</w:t>
+                  </w:r>
+                </w:p>
+              </w:tc>
+              <w:tc>
+                <w:tcPr/>
+                <w:p>
+                  <w:pPr>
+                    <w:pStyle w:val="Compact"/>
+                    <w:jc w:val="left"/>
+                    <w:jc w:val="center"/>
+                  </w:pPr>
+                  <w:r>
+                    <w:t xml:space="preserve">Tiere der Pferdegattung (Pferd, Maultier, Maulesel, Esel)</w:t>
+                  </w:r>
                 </w:p>
               </w:tc>
             </w:tr>
@@ -7218,20 +7405,181 @@
                     <w:rPr>
                       <w:rStyle w:val="VerbatimChar"/>
                     </w:rPr>
-                    <w:t xml:space="preserve">VaccinationStatus</w:t>
-                  </w:r>
-                </w:p>
-              </w:tc>
-              <w:tc>
-                <w:tcPr/>
-                <w:p>
-                  <w:pPr>
-                    <w:pStyle w:val="Compact"/>
-                    <w:jc w:val="left"/>
-                    <w:jc w:val="center"/>
-                  </w:pPr>
-                  <w:r>
-                    <w:t xml:space="preserve">Impfstatus</w:t>
+                    <w:t xml:space="preserve">Game</w:t>
+                  </w:r>
+                </w:p>
+              </w:tc>
+              <w:tc>
+                <w:tcPr/>
+                <w:p>
+                  <w:pPr>
+                    <w:pStyle w:val="Compact"/>
+                    <w:jc w:val="left"/>
+                    <w:jc w:val="center"/>
+                  </w:pPr>
+                  <w:r>
+                    <w:t xml:space="preserve">Wild</w:t>
+                  </w:r>
+                </w:p>
+              </w:tc>
+              <w:tc>
+                <w:tcPr/>
+                <w:p>
+                  <w:pPr>
+                    <w:pStyle w:val="Compact"/>
+                    <w:jc w:val="left"/>
+                    <w:jc w:val="center"/>
+                  </w:pPr>
+                  <w:r>
+                    <w:t xml:space="preserve">Wild in Gehegen</w:t>
+                  </w:r>
+                </w:p>
+              </w:tc>
+            </w:tr>
+            <w:tr>
+              <w:tc>
+                <w:tcPr/>
+                <w:p>
+                  <w:pPr>
+                    <w:pStyle w:val="Compact"/>
+                    <w:jc w:val="left"/>
+                    <w:jc w:val="center"/>
+                  </w:pPr>
+                  <w:r>
+                    <w:rPr>
+                      <w:rStyle w:val="VerbatimChar"/>
+                    </w:rPr>
+                    <w:t xml:space="preserve">Goat</w:t>
+                  </w:r>
+                </w:p>
+              </w:tc>
+              <w:tc>
+                <w:tcPr/>
+                <w:p>
+                  <w:pPr>
+                    <w:pStyle w:val="Compact"/>
+                    <w:jc w:val="left"/>
+                    <w:jc w:val="center"/>
+                  </w:pPr>
+                  <w:r>
+                    <w:t xml:space="preserve">Ziegen</w:t>
+                  </w:r>
+                </w:p>
+              </w:tc>
+              <w:tc>
+                <w:tcPr/>
+                <w:p>
+                  <w:pPr>
+                    <w:pStyle w:val="Compact"/>
+                  </w:pPr>
+                </w:p>
+              </w:tc>
+            </w:tr>
+            <w:tr>
+              <w:tc>
+                <w:tcPr/>
+                <w:p>
+                  <w:pPr>
+                    <w:pStyle w:val="Compact"/>
+                    <w:jc w:val="left"/>
+                    <w:jc w:val="center"/>
+                  </w:pPr>
+                  <w:r>
+                    <w:rPr>
+                      <w:rStyle w:val="VerbatimChar"/>
+                    </w:rPr>
+                    <w:t xml:space="preserve">Pig</w:t>
+                  </w:r>
+                </w:p>
+              </w:tc>
+              <w:tc>
+                <w:tcPr/>
+                <w:p>
+                  <w:pPr>
+                    <w:pStyle w:val="Compact"/>
+                    <w:jc w:val="left"/>
+                    <w:jc w:val="center"/>
+                  </w:pPr>
+                  <w:r>
+                    <w:t xml:space="preserve">Schweine</w:t>
+                  </w:r>
+                </w:p>
+              </w:tc>
+              <w:tc>
+                <w:tcPr/>
+                <w:p>
+                  <w:pPr>
+                    <w:pStyle w:val="Compact"/>
+                  </w:pPr>
+                </w:p>
+              </w:tc>
+            </w:tr>
+            <w:tr>
+              <w:tc>
+                <w:tcPr/>
+                <w:p>
+                  <w:pPr>
+                    <w:pStyle w:val="Compact"/>
+                    <w:jc w:val="left"/>
+                    <w:jc w:val="center"/>
+                  </w:pPr>
+                  <w:r>
+                    <w:rPr>
+                      <w:rStyle w:val="VerbatimChar"/>
+                    </w:rPr>
+                    <w:t xml:space="preserve">Poultry</w:t>
+                  </w:r>
+                </w:p>
+              </w:tc>
+              <w:tc>
+                <w:tcPr/>
+                <w:p>
+                  <w:pPr>
+                    <w:pStyle w:val="Compact"/>
+                    <w:jc w:val="left"/>
+                    <w:jc w:val="center"/>
+                  </w:pPr>
+                  <w:r>
+                    <w:t xml:space="preserve">Geflügel</w:t>
+                  </w:r>
+                </w:p>
+              </w:tc>
+              <w:tc>
+                <w:tcPr/>
+                <w:p>
+                  <w:pPr>
+                    <w:pStyle w:val="Compact"/>
+                  </w:pPr>
+                </w:p>
+              </w:tc>
+            </w:tr>
+            <w:tr>
+              <w:tc>
+                <w:tcPr/>
+                <w:p>
+                  <w:pPr>
+                    <w:pStyle w:val="Compact"/>
+                    <w:jc w:val="left"/>
+                    <w:jc w:val="center"/>
+                  </w:pPr>
+                  <w:r>
+                    <w:rPr>
+                      <w:rStyle w:val="VerbatimChar"/>
+                    </w:rPr>
+                    <w:t xml:space="preserve">Sheep</w:t>
+                  </w:r>
+                </w:p>
+              </w:tc>
+              <w:tc>
+                <w:tcPr/>
+                <w:p>
+                  <w:pPr>
+                    <w:pStyle w:val="Compact"/>
+                    <w:jc w:val="left"/>
+                    <w:jc w:val="center"/>
+                  </w:pPr>
+                  <w:r>
+                    <w:t xml:space="preserve">Schafe</w:t>
                   </w:r>
                 </w:p>
               </w:tc>
@@ -7245,19 +7593,19 @@
               </w:tc>
             </w:tr>
           </w:tbl>
-          <w:bookmarkEnd w:id="141"/>
+          <w:bookmarkEnd w:id="185"/>
           <w:p/>
         </w:tc>
       </w:tr>
     </w:tbl>
-    <w:bookmarkEnd w:id="142"/>
-    <w:bookmarkStart w:id="144" w:name="sec-codelist-localunithealthstatus"/>
+    <w:bookmarkEnd w:id="186"/>
+    <w:bookmarkStart w:id="188" w:name="sec-codelist-healthstatustype"/>
     <w:p>
       <w:pPr>
         <w:pStyle w:val="berschrift2"/>
       </w:pPr>
       <w:r>
-        <w:t xml:space="preserve">4.9 Seuchenstatus örtliche Einheit</w:t>
+        <w:t xml:space="preserve">4.9 Typ Gesundheitsstatus</w:t>
       </w:r>
     </w:p>
     <w:tbl>
@@ -7273,7 +7621,7 @@
       <w:tr>
         <w:tc>
           <w:tcPr/>
-          <w:bookmarkStart w:id="143" w:name="tbl-codelist-localunithealthstatus"/>
+          <w:bookmarkStart w:id="187" w:name="tbl-codelist-healthstatustype"/>
           <w:p>
             <w:pPr>
               <w:jc w:val="center"/>
@@ -7284,7 +7632,7 @@
               <w:pStyle w:val="ImageCaption"/>
             </w:pPr>
             <w:r>
-              <w:t xml:space="preserve">Tabelle 10: Werte des Wertebereichs Seuchenstatus örtliche Einheit</w:t>
+              <w:t xml:space="preserve">Tabelle 10: Werte des Wertebereichs Typ Gesundheitsstatus</w:t>
             </w:r>
           </w:p>
           <w:tbl>
@@ -7356,34 +7704,29 @@
                     <w:rPr>
                       <w:rStyle w:val="VerbatimChar"/>
                     </w:rPr>
-                    <w:t xml:space="preserve">Blocked</w:t>
-                  </w:r>
-                </w:p>
-              </w:tc>
-              <w:tc>
-                <w:tcPr/>
-                <w:p>
-                  <w:pPr>
-                    <w:pStyle w:val="Compact"/>
-                    <w:jc w:val="left"/>
-                    <w:jc w:val="center"/>
-                  </w:pPr>
-                  <w:r>
-                    <w:t xml:space="preserve">gesperrt</w:t>
-                  </w:r>
-                </w:p>
-              </w:tc>
-              <w:tc>
-                <w:tcPr/>
-                <w:p>
-                  <w:pPr>
-                    <w:pStyle w:val="Compact"/>
-                    <w:jc w:val="left"/>
-                    <w:jc w:val="center"/>
-                  </w:pPr>
-                  <w:r>
-                    <w:t xml:space="preserve">Typ: Seuchenstatus</w:t>
-                  </w:r>
+                    <w:t xml:space="preserve">EpizooticStatus</w:t>
+                  </w:r>
+                </w:p>
+              </w:tc>
+              <w:tc>
+                <w:tcPr/>
+                <w:p>
+                  <w:pPr>
+                    <w:pStyle w:val="Compact"/>
+                    <w:jc w:val="left"/>
+                    <w:jc w:val="center"/>
+                  </w:pPr>
+                  <w:r>
+                    <w:t xml:space="preserve">Seuchenstatus</w:t>
+                  </w:r>
+                </w:p>
+              </w:tc>
+              <w:tc>
+                <w:tcPr/>
+                <w:p>
+                  <w:pPr>
+                    <w:pStyle w:val="Compact"/>
+                  </w:pPr>
                 </w:p>
               </w:tc>
             </w:tr>
@@ -7400,34 +7743,29 @@
                     <w:rPr>
                       <w:rStyle w:val="VerbatimChar"/>
                     </w:rPr>
-                    <w:t xml:space="preserve">Free</w:t>
-                  </w:r>
-                </w:p>
-              </w:tc>
-              <w:tc>
-                <w:tcPr/>
-                <w:p>
-                  <w:pPr>
-                    <w:pStyle w:val="Compact"/>
-                    <w:jc w:val="left"/>
-                    <w:jc w:val="center"/>
-                  </w:pPr>
-                  <w:r>
-                    <w:t xml:space="preserve">frei</w:t>
-                  </w:r>
-                </w:p>
-              </w:tc>
-              <w:tc>
-                <w:tcPr/>
-                <w:p>
-                  <w:pPr>
-                    <w:pStyle w:val="Compact"/>
-                    <w:jc w:val="left"/>
-                    <w:jc w:val="center"/>
-                  </w:pPr>
-                  <w:r>
-                    <w:t xml:space="preserve">Typ: Seuchenstatus</w:t>
-                  </w:r>
+                    <w:t xml:space="preserve">LaboratoryResult</w:t>
+                  </w:r>
+                </w:p>
+              </w:tc>
+              <w:tc>
+                <w:tcPr/>
+                <w:p>
+                  <w:pPr>
+                    <w:pStyle w:val="Compact"/>
+                    <w:jc w:val="left"/>
+                    <w:jc w:val="center"/>
+                  </w:pPr>
+                  <w:r>
+                    <w:t xml:space="preserve">Laborergebnis</w:t>
+                  </w:r>
+                </w:p>
+              </w:tc>
+              <w:tc>
+                <w:tcPr/>
+                <w:p>
+                  <w:pPr>
+                    <w:pStyle w:val="Compact"/>
+                  </w:pPr>
                 </w:p>
               </w:tc>
             </w:tr>
@@ -7444,34 +7782,29 @@
                     <w:rPr>
                       <w:rStyle w:val="VerbatimChar"/>
                     </w:rPr>
-                    <w:t xml:space="preserve">High</w:t>
-                  </w:r>
-                </w:p>
-              </w:tc>
-              <w:tc>
-                <w:tcPr/>
-                <w:p>
-                  <w:pPr>
-                    <w:pStyle w:val="Compact"/>
-                    <w:jc w:val="left"/>
-                    <w:jc w:val="center"/>
-                  </w:pPr>
-                  <w:r>
-                    <w:t xml:space="preserve">Hoch</w:t>
-                  </w:r>
-                </w:p>
-              </w:tc>
-              <w:tc>
-                <w:tcPr/>
-                <w:p>
-                  <w:pPr>
-                    <w:pStyle w:val="Compact"/>
-                    <w:jc w:val="left"/>
-                    <w:jc w:val="center"/>
-                  </w:pPr>
-                  <w:r>
-                    <w:t xml:space="preserve">Typ: Risikostatus</w:t>
-                  </w:r>
+                    <w:t xml:space="preserve">RiskStatus</w:t>
+                  </w:r>
+                </w:p>
+              </w:tc>
+              <w:tc>
+                <w:tcPr/>
+                <w:p>
+                  <w:pPr>
+                    <w:pStyle w:val="Compact"/>
+                    <w:jc w:val="left"/>
+                    <w:jc w:val="center"/>
+                  </w:pPr>
+                  <w:r>
+                    <w:t xml:space="preserve">Risikostatus</w:t>
+                  </w:r>
+                </w:p>
+              </w:tc>
+              <w:tc>
+                <w:tcPr/>
+                <w:p>
+                  <w:pPr>
+                    <w:pStyle w:val="Compact"/>
+                  </w:pPr>
                 </w:p>
               </w:tc>
             </w:tr>
@@ -7488,227 +7821,46 @@
                     <w:rPr>
                       <w:rStyle w:val="VerbatimChar"/>
                     </w:rPr>
-                    <w:t xml:space="preserve">Low</w:t>
-                  </w:r>
-                </w:p>
-              </w:tc>
-              <w:tc>
-                <w:tcPr/>
-                <w:p>
-                  <w:pPr>
-                    <w:pStyle w:val="Compact"/>
-                    <w:jc w:val="left"/>
-                    <w:jc w:val="center"/>
-                  </w:pPr>
-                  <w:r>
-                    <w:t xml:space="preserve">Tief</w:t>
-                  </w:r>
-                </w:p>
-              </w:tc>
-              <w:tc>
-                <w:tcPr/>
-                <w:p>
-                  <w:pPr>
-                    <w:pStyle w:val="Compact"/>
-                    <w:jc w:val="left"/>
-                    <w:jc w:val="center"/>
-                  </w:pPr>
-                  <w:r>
-                    <w:t xml:space="preserve">Typ: Risikostatus</w:t>
-                  </w:r>
-                </w:p>
-              </w:tc>
-            </w:tr>
-            <w:tr>
-              <w:tc>
-                <w:tcPr/>
-                <w:p>
-                  <w:pPr>
-                    <w:pStyle w:val="Compact"/>
-                    <w:jc w:val="left"/>
-                    <w:jc w:val="center"/>
-                  </w:pPr>
-                  <w:r>
-                    <w:rPr>
-                      <w:rStyle w:val="VerbatimChar"/>
-                    </w:rPr>
-                    <w:t xml:space="preserve">Medium</w:t>
-                  </w:r>
-                </w:p>
-              </w:tc>
-              <w:tc>
-                <w:tcPr/>
-                <w:p>
-                  <w:pPr>
-                    <w:pStyle w:val="Compact"/>
-                    <w:jc w:val="left"/>
-                    <w:jc w:val="center"/>
-                  </w:pPr>
-                  <w:r>
-                    <w:t xml:space="preserve">Mittel</w:t>
-                  </w:r>
-                </w:p>
-              </w:tc>
-              <w:tc>
-                <w:tcPr/>
-                <w:p>
-                  <w:pPr>
-                    <w:pStyle w:val="Compact"/>
-                    <w:jc w:val="left"/>
-                    <w:jc w:val="center"/>
-                  </w:pPr>
-                  <w:r>
-                    <w:t xml:space="preserve">Typ: Risikostatus</w:t>
-                  </w:r>
-                </w:p>
-              </w:tc>
-            </w:tr>
-            <w:tr>
-              <w:tc>
-                <w:tcPr/>
-                <w:p>
-                  <w:pPr>
-                    <w:pStyle w:val="Compact"/>
-                    <w:jc w:val="left"/>
-                    <w:jc w:val="center"/>
-                  </w:pPr>
-                  <w:r>
-                    <w:rPr>
-                      <w:rStyle w:val="VerbatimChar"/>
-                    </w:rPr>
-                    <w:t xml:space="preserve">Negative</w:t>
-                  </w:r>
-                </w:p>
-              </w:tc>
-              <w:tc>
-                <w:tcPr/>
-                <w:p>
-                  <w:pPr>
-                    <w:pStyle w:val="Compact"/>
-                    <w:jc w:val="left"/>
-                    <w:jc w:val="center"/>
-                  </w:pPr>
-                  <w:r>
-                    <w:t xml:space="preserve">negativ</w:t>
-                  </w:r>
-                </w:p>
-              </w:tc>
-              <w:tc>
-                <w:tcPr/>
-                <w:p>
-                  <w:pPr>
-                    <w:pStyle w:val="Compact"/>
-                    <w:jc w:val="left"/>
-                    <w:jc w:val="center"/>
-                  </w:pPr>
-                  <w:r>
-                    <w:t xml:space="preserve">Typ: Laborergebnis</w:t>
-                  </w:r>
-                </w:p>
-              </w:tc>
-            </w:tr>
-            <w:tr>
-              <w:tc>
-                <w:tcPr/>
-                <w:p>
-                  <w:pPr>
-                    <w:pStyle w:val="Compact"/>
-                    <w:jc w:val="left"/>
-                    <w:jc w:val="center"/>
-                  </w:pPr>
-                  <w:r>
-                    <w:rPr>
-                      <w:rStyle w:val="VerbatimChar"/>
-                    </w:rPr>
-                    <w:t xml:space="preserve">NotTested</w:t>
-                  </w:r>
-                </w:p>
-              </w:tc>
-              <w:tc>
-                <w:tcPr/>
-                <w:p>
-                  <w:pPr>
-                    <w:pStyle w:val="Compact"/>
-                    <w:jc w:val="left"/>
-                    <w:jc w:val="center"/>
-                  </w:pPr>
-                  <w:r>
-                    <w:t xml:space="preserve">Nicht getestet</w:t>
-                  </w:r>
-                </w:p>
-              </w:tc>
-              <w:tc>
-                <w:tcPr/>
-                <w:p>
-                  <w:pPr>
-                    <w:pStyle w:val="Compact"/>
-                    <w:jc w:val="left"/>
-                    <w:jc w:val="center"/>
-                  </w:pPr>
-                  <w:r>
-                    <w:t xml:space="preserve">Typ: Seuchenstatus</w:t>
-                  </w:r>
-                </w:p>
-              </w:tc>
-            </w:tr>
-            <w:tr>
-              <w:tc>
-                <w:tcPr/>
-                <w:p>
-                  <w:pPr>
-                    <w:pStyle w:val="Compact"/>
-                    <w:jc w:val="left"/>
-                    <w:jc w:val="center"/>
-                  </w:pPr>
-                  <w:r>
-                    <w:rPr>
-                      <w:rStyle w:val="VerbatimChar"/>
-                    </w:rPr>
-                    <w:t xml:space="preserve">Positive</w:t>
-                  </w:r>
-                </w:p>
-              </w:tc>
-              <w:tc>
-                <w:tcPr/>
-                <w:p>
-                  <w:pPr>
-                    <w:pStyle w:val="Compact"/>
-                    <w:jc w:val="left"/>
-                    <w:jc w:val="center"/>
-                  </w:pPr>
-                  <w:r>
-                    <w:t xml:space="preserve">positiv</w:t>
-                  </w:r>
-                </w:p>
-              </w:tc>
-              <w:tc>
-                <w:tcPr/>
-                <w:p>
-                  <w:pPr>
-                    <w:pStyle w:val="Compact"/>
-                    <w:jc w:val="left"/>
-                    <w:jc w:val="center"/>
-                  </w:pPr>
-                  <w:r>
-                    <w:t xml:space="preserve">Typ: Laborergebnis</w:t>
-                  </w:r>
+                    <w:t xml:space="preserve">VaccinationStatus</w:t>
+                  </w:r>
+                </w:p>
+              </w:tc>
+              <w:tc>
+                <w:tcPr/>
+                <w:p>
+                  <w:pPr>
+                    <w:pStyle w:val="Compact"/>
+                    <w:jc w:val="left"/>
+                    <w:jc w:val="center"/>
+                  </w:pPr>
+                  <w:r>
+                    <w:t xml:space="preserve">Impfstatus</w:t>
+                  </w:r>
+                </w:p>
+              </w:tc>
+              <w:tc>
+                <w:tcPr/>
+                <w:p>
+                  <w:pPr>
+                    <w:pStyle w:val="Compact"/>
+                  </w:pPr>
                 </w:p>
               </w:tc>
             </w:tr>
           </w:tbl>
-          <w:bookmarkEnd w:id="143"/>
+          <w:bookmarkEnd w:id="187"/>
           <w:p/>
         </w:tc>
       </w:tr>
     </w:tbl>
-    <w:bookmarkEnd w:id="144"/>
-    <w:bookmarkStart w:id="146" w:name="sec-codelist-notificationtype"/>
+    <w:bookmarkEnd w:id="188"/>
+    <w:bookmarkStart w:id="190" w:name="sec-codelist-localunithealthstatus"/>
     <w:p>
       <w:pPr>
         <w:pStyle w:val="berschrift2"/>
       </w:pPr>
       <w:r>
-        <w:t xml:space="preserve">4.10 Bewegungstyp</w:t>
+        <w:t xml:space="preserve">4.10 Seuchenstatus örtliche Einheit</w:t>
       </w:r>
     </w:p>
     <w:tbl>
@@ -7724,7 +7876,7 @@
       <w:tr>
         <w:tc>
           <w:tcPr/>
-          <w:bookmarkStart w:id="145" w:name="tbl-codelist-notificationtype"/>
+          <w:bookmarkStart w:id="189" w:name="tbl-codelist-localunithealthstatus"/>
           <w:p>
             <w:pPr>
               <w:jc w:val="center"/>
@@ -7735,7 +7887,7 @@
               <w:pStyle w:val="ImageCaption"/>
             </w:pPr>
             <w:r>
-              <w:t xml:space="preserve">Tabelle 11: Werte des Wertebereichs Bewegungstyp</w:t>
+              <w:t xml:space="preserve">Tabelle 11: Werte des Wertebereichs Seuchenstatus örtliche Einheit</w:t>
             </w:r>
           </w:p>
           <w:tbl>
@@ -7807,33 +7959,33 @@
                     <w:rPr>
                       <w:rStyle w:val="VerbatimChar"/>
                     </w:rPr>
-                    <w:t xml:space="preserve">Arrival</w:t>
-                  </w:r>
-                </w:p>
-              </w:tc>
-              <w:tc>
-                <w:tcPr/>
-                <w:p>
-                  <w:pPr>
-                    <w:pStyle w:val="Compact"/>
-                    <w:jc w:val="left"/>
-                    <w:jc w:val="center"/>
-                  </w:pPr>
-                  <w:r>
-                    <w:t xml:space="preserve">Zugang</w:t>
-                  </w:r>
-                </w:p>
-              </w:tc>
-              <w:tc>
-                <w:tcPr/>
-                <w:p>
-                  <w:pPr>
-                    <w:pStyle w:val="Compact"/>
-                    <w:jc w:val="left"/>
-                    <w:jc w:val="center"/>
-                  </w:pPr>
-                  <w:r>
-                    <w:t xml:space="preserve">Nicht für Equiden</w:t>
+                    <w:t xml:space="preserve">Blocked</w:t>
+                  </w:r>
+                </w:p>
+              </w:tc>
+              <w:tc>
+                <w:tcPr/>
+                <w:p>
+                  <w:pPr>
+                    <w:pStyle w:val="Compact"/>
+                    <w:jc w:val="left"/>
+                    <w:jc w:val="center"/>
+                  </w:pPr>
+                  <w:r>
+                    <w:t xml:space="preserve">gesperrt</w:t>
+                  </w:r>
+                </w:p>
+              </w:tc>
+              <w:tc>
+                <w:tcPr/>
+                <w:p>
+                  <w:pPr>
+                    <w:pStyle w:val="Compact"/>
+                    <w:jc w:val="left"/>
+                    <w:jc w:val="center"/>
+                  </w:pPr>
+                  <w:r>
+                    <w:t xml:space="preserve">Typ: Seuchenstatus</w:t>
                   </w:r>
                 </w:p>
               </w:tc>
@@ -7851,29 +8003,34 @@
                     <w:rPr>
                       <w:rStyle w:val="VerbatimChar"/>
                     </w:rPr>
-                    <w:t xml:space="preserve">Birth</w:t>
-                  </w:r>
-                </w:p>
-              </w:tc>
-              <w:tc>
-                <w:tcPr/>
-                <w:p>
-                  <w:pPr>
-                    <w:pStyle w:val="Compact"/>
-                    <w:jc w:val="left"/>
-                    <w:jc w:val="center"/>
-                  </w:pPr>
-                  <w:r>
-                    <w:t xml:space="preserve">Geburt</w:t>
-                  </w:r>
-                </w:p>
-              </w:tc>
-              <w:tc>
-                <w:tcPr/>
-                <w:p>
-                  <w:pPr>
-                    <w:pStyle w:val="Compact"/>
-                  </w:pPr>
+                    <w:t xml:space="preserve">Free</w:t>
+                  </w:r>
+                </w:p>
+              </w:tc>
+              <w:tc>
+                <w:tcPr/>
+                <w:p>
+                  <w:pPr>
+                    <w:pStyle w:val="Compact"/>
+                    <w:jc w:val="left"/>
+                    <w:jc w:val="center"/>
+                  </w:pPr>
+                  <w:r>
+                    <w:t xml:space="preserve">frei</w:t>
+                  </w:r>
+                </w:p>
+              </w:tc>
+              <w:tc>
+                <w:tcPr/>
+                <w:p>
+                  <w:pPr>
+                    <w:pStyle w:val="Compact"/>
+                    <w:jc w:val="left"/>
+                    <w:jc w:val="center"/>
+                  </w:pPr>
+                  <w:r>
+                    <w:t xml:space="preserve">Typ: Seuchenstatus</w:t>
+                  </w:r>
                 </w:p>
               </w:tc>
             </w:tr>
@@ -7890,33 +8047,33 @@
                     <w:rPr>
                       <w:rStyle w:val="VerbatimChar"/>
                     </w:rPr>
-                    <w:t xml:space="preserve">DayStay</w:t>
-                  </w:r>
-                </w:p>
-              </w:tc>
-              <w:tc>
-                <w:tcPr/>
-                <w:p>
-                  <w:pPr>
-                    <w:pStyle w:val="Compact"/>
-                    <w:jc w:val="left"/>
-                    <w:jc w:val="center"/>
-                  </w:pPr>
-                  <w:r>
-                    <w:t xml:space="preserve">Tagesaufenthalt</w:t>
-                  </w:r>
-                </w:p>
-              </w:tc>
-              <w:tc>
-                <w:tcPr/>
-                <w:p>
-                  <w:pPr>
-                    <w:pStyle w:val="Compact"/>
-                    <w:jc w:val="left"/>
-                    <w:jc w:val="center"/>
-                  </w:pPr>
-                  <w:r>
-                    <w:t xml:space="preserve">Nicht für Equiden</w:t>
+                    <w:t xml:space="preserve">High</w:t>
+                  </w:r>
+                </w:p>
+              </w:tc>
+              <w:tc>
+                <w:tcPr/>
+                <w:p>
+                  <w:pPr>
+                    <w:pStyle w:val="Compact"/>
+                    <w:jc w:val="left"/>
+                    <w:jc w:val="center"/>
+                  </w:pPr>
+                  <w:r>
+                    <w:t xml:space="preserve">Hoch</w:t>
+                  </w:r>
+                </w:p>
+              </w:tc>
+              <w:tc>
+                <w:tcPr/>
+                <w:p>
+                  <w:pPr>
+                    <w:pStyle w:val="Compact"/>
+                    <w:jc w:val="left"/>
+                    <w:jc w:val="center"/>
+                  </w:pPr>
+                  <w:r>
+                    <w:t xml:space="preserve">Typ: Risikostatus</w:t>
                   </w:r>
                 </w:p>
               </w:tc>
@@ -7934,33 +8091,33 @@
                     <w:rPr>
                       <w:rStyle w:val="VerbatimChar"/>
                     </w:rPr>
-                    <w:t xml:space="preserve">DeathBirth</w:t>
-                  </w:r>
-                </w:p>
-              </w:tc>
-              <w:tc>
-                <w:tcPr/>
-                <w:p>
-                  <w:pPr>
-                    <w:pStyle w:val="Compact"/>
-                    <w:jc w:val="left"/>
-                    <w:jc w:val="center"/>
-                  </w:pPr>
-                  <w:r>
-                    <w:t xml:space="preserve">Totgeburt</w:t>
-                  </w:r>
-                </w:p>
-              </w:tc>
-              <w:tc>
-                <w:tcPr/>
-                <w:p>
-                  <w:pPr>
-                    <w:pStyle w:val="Compact"/>
-                    <w:jc w:val="left"/>
-                    <w:jc w:val="center"/>
-                  </w:pPr>
-                  <w:r>
-                    <w:t xml:space="preserve">Nicht für Equiden</w:t>
+                    <w:t xml:space="preserve">Low</w:t>
+                  </w:r>
+                </w:p>
+              </w:tc>
+              <w:tc>
+                <w:tcPr/>
+                <w:p>
+                  <w:pPr>
+                    <w:pStyle w:val="Compact"/>
+                    <w:jc w:val="left"/>
+                    <w:jc w:val="center"/>
+                  </w:pPr>
+                  <w:r>
+                    <w:t xml:space="preserve">Tief</w:t>
+                  </w:r>
+                </w:p>
+              </w:tc>
+              <w:tc>
+                <w:tcPr/>
+                <w:p>
+                  <w:pPr>
+                    <w:pStyle w:val="Compact"/>
+                    <w:jc w:val="left"/>
+                    <w:jc w:val="center"/>
+                  </w:pPr>
+                  <w:r>
+                    <w:t xml:space="preserve">Typ: Risikostatus</w:t>
                   </w:r>
                 </w:p>
               </w:tc>
@@ -7978,33 +8135,33 @@
                     <w:rPr>
                       <w:rStyle w:val="VerbatimChar"/>
                     </w:rPr>
-                    <w:t xml:space="preserve">Deceased</w:t>
-                  </w:r>
-                </w:p>
-              </w:tc>
-              <w:tc>
-                <w:tcPr/>
-                <w:p>
-                  <w:pPr>
-                    <w:pStyle w:val="Compact"/>
-                    <w:jc w:val="left"/>
-                    <w:jc w:val="center"/>
-                  </w:pPr>
-                  <w:r>
-                    <w:t xml:space="preserve">Verendung</w:t>
-                  </w:r>
-                </w:p>
-              </w:tc>
-              <w:tc>
-                <w:tcPr/>
-                <w:p>
-                  <w:pPr>
-                    <w:pStyle w:val="Compact"/>
-                    <w:jc w:val="left"/>
-                    <w:jc w:val="center"/>
-                  </w:pPr>
-                  <w:r>
-                    <w:t xml:space="preserve">Bei Equiden: Euthanasierung</w:t>
+                    <w:t xml:space="preserve">Medium</w:t>
+                  </w:r>
+                </w:p>
+              </w:tc>
+              <w:tc>
+                <w:tcPr/>
+                <w:p>
+                  <w:pPr>
+                    <w:pStyle w:val="Compact"/>
+                    <w:jc w:val="left"/>
+                    <w:jc w:val="center"/>
+                  </w:pPr>
+                  <w:r>
+                    <w:t xml:space="preserve">Mittel</w:t>
+                  </w:r>
+                </w:p>
+              </w:tc>
+              <w:tc>
+                <w:tcPr/>
+                <w:p>
+                  <w:pPr>
+                    <w:pStyle w:val="Compact"/>
+                    <w:jc w:val="left"/>
+                    <w:jc w:val="center"/>
+                  </w:pPr>
+                  <w:r>
+                    <w:t xml:space="preserve">Typ: Risikostatus</w:t>
                   </w:r>
                 </w:p>
               </w:tc>
@@ -8022,33 +8179,33 @@
                     <w:rPr>
                       <w:rStyle w:val="VerbatimChar"/>
                     </w:rPr>
-                    <w:t xml:space="preserve">Export</w:t>
-                  </w:r>
-                </w:p>
-              </w:tc>
-              <w:tc>
-                <w:tcPr/>
-                <w:p>
-                  <w:pPr>
-                    <w:pStyle w:val="Compact"/>
-                    <w:jc w:val="left"/>
-                    <w:jc w:val="center"/>
-                  </w:pPr>
-                  <w:r>
-                    <w:t xml:space="preserve">Ausfuhr</w:t>
-                  </w:r>
-                </w:p>
-              </w:tc>
-              <w:tc>
-                <w:tcPr/>
-                <w:p>
-                  <w:pPr>
-                    <w:pStyle w:val="Compact"/>
-                    <w:jc w:val="left"/>
-                    <w:jc w:val="center"/>
-                  </w:pPr>
-                  <w:r>
-                    <w:t xml:space="preserve">Bei Equiden: Eigentumsabgabe ins Ausland</w:t>
+                    <w:t xml:space="preserve">Negative</w:t>
+                  </w:r>
+                </w:p>
+              </w:tc>
+              <w:tc>
+                <w:tcPr/>
+                <w:p>
+                  <w:pPr>
+                    <w:pStyle w:val="Compact"/>
+                    <w:jc w:val="left"/>
+                    <w:jc w:val="center"/>
+                  </w:pPr>
+                  <w:r>
+                    <w:t xml:space="preserve">negativ</w:t>
+                  </w:r>
+                </w:p>
+              </w:tc>
+              <w:tc>
+                <w:tcPr/>
+                <w:p>
+                  <w:pPr>
+                    <w:pStyle w:val="Compact"/>
+                    <w:jc w:val="left"/>
+                    <w:jc w:val="center"/>
+                  </w:pPr>
+                  <w:r>
+                    <w:t xml:space="preserve">Typ: Laborergebnis</w:t>
                   </w:r>
                 </w:p>
               </w:tc>
@@ -8066,29 +8223,34 @@
                     <w:rPr>
                       <w:rStyle w:val="VerbatimChar"/>
                     </w:rPr>
-                    <w:t xml:space="preserve">FirstRegistration</w:t>
-                  </w:r>
-                </w:p>
-              </w:tc>
-              <w:tc>
-                <w:tcPr/>
-                <w:p>
-                  <w:pPr>
-                    <w:pStyle w:val="Compact"/>
-                    <w:jc w:val="left"/>
-                    <w:jc w:val="center"/>
-                  </w:pPr>
-                  <w:r>
-                    <w:t xml:space="preserve">Erstregistrierung</w:t>
-                  </w:r>
-                </w:p>
-              </w:tc>
-              <w:tc>
-                <w:tcPr/>
-                <w:p>
-                  <w:pPr>
-                    <w:pStyle w:val="Compact"/>
-                  </w:pPr>
+                    <w:t xml:space="preserve">NotTested</w:t>
+                  </w:r>
+                </w:p>
+              </w:tc>
+              <w:tc>
+                <w:tcPr/>
+                <w:p>
+                  <w:pPr>
+                    <w:pStyle w:val="Compact"/>
+                    <w:jc w:val="left"/>
+                    <w:jc w:val="center"/>
+                  </w:pPr>
+                  <w:r>
+                    <w:t xml:space="preserve">Nicht getestet</w:t>
+                  </w:r>
+                </w:p>
+              </w:tc>
+              <w:tc>
+                <w:tcPr/>
+                <w:p>
+                  <w:pPr>
+                    <w:pStyle w:val="Compact"/>
+                    <w:jc w:val="left"/>
+                    <w:jc w:val="center"/>
+                  </w:pPr>
+                  <w:r>
+                    <w:t xml:space="preserve">Typ: Seuchenstatus</w:t>
+                  </w:r>
                 </w:p>
               </w:tc>
             </w:tr>
@@ -8105,422 +8267,51 @@
                     <w:rPr>
                       <w:rStyle w:val="VerbatimChar"/>
                     </w:rPr>
-                    <w:t xml:space="preserve">Import</w:t>
-                  </w:r>
-                </w:p>
-              </w:tc>
-              <w:tc>
-                <w:tcPr/>
-                <w:p>
-                  <w:pPr>
-                    <w:pStyle w:val="Compact"/>
-                    <w:jc w:val="left"/>
-                    <w:jc w:val="center"/>
-                  </w:pPr>
-                  <w:r>
-                    <w:t xml:space="preserve">Einfuhr</w:t>
-                  </w:r>
-                </w:p>
-              </w:tc>
-              <w:tc>
-                <w:tcPr/>
-                <w:p>
-                  <w:pPr>
-                    <w:pStyle w:val="Compact"/>
-                  </w:pPr>
-                </w:p>
-              </w:tc>
-            </w:tr>
-            <w:tr>
-              <w:tc>
-                <w:tcPr/>
-                <w:p>
-                  <w:pPr>
-                    <w:pStyle w:val="Compact"/>
-                    <w:jc w:val="left"/>
-                    <w:jc w:val="center"/>
-                  </w:pPr>
-                  <w:r>
-                    <w:rPr>
-                      <w:rStyle w:val="VerbatimChar"/>
-                    </w:rPr>
-                    <w:t xml:space="preserve">ImportAfterExport</w:t>
-                  </w:r>
-                </w:p>
-              </w:tc>
-              <w:tc>
-                <w:tcPr/>
-                <w:p>
-                  <w:pPr>
-                    <w:pStyle w:val="Compact"/>
-                    <w:jc w:val="left"/>
-                    <w:jc w:val="center"/>
-                  </w:pPr>
-                  <w:r>
-                    <w:t xml:space="preserve">Einfuhr nach Ausfuhr</w:t>
-                  </w:r>
-                </w:p>
-              </w:tc>
-              <w:tc>
-                <w:tcPr/>
-                <w:p>
-                  <w:pPr>
-                    <w:pStyle w:val="Compact"/>
-                    <w:jc w:val="left"/>
-                    <w:jc w:val="center"/>
-                  </w:pPr>
-                  <w:r>
-                    <w:t xml:space="preserve">Nicht für Equiden</w:t>
-                  </w:r>
-                </w:p>
-              </w:tc>
-            </w:tr>
-            <w:tr>
-              <w:tc>
-                <w:tcPr/>
-                <w:p>
-                  <w:pPr>
-                    <w:pStyle w:val="Compact"/>
-                    <w:jc w:val="left"/>
-                    <w:jc w:val="center"/>
-                  </w:pPr>
-                  <w:r>
-                    <w:rPr>
-                      <w:rStyle w:val="VerbatimChar"/>
-                    </w:rPr>
-                    <w:t xml:space="preserve">Leaving</w:t>
-                  </w:r>
-                </w:p>
-              </w:tc>
-              <w:tc>
-                <w:tcPr/>
-                <w:p>
-                  <w:pPr>
-                    <w:pStyle w:val="Compact"/>
-                    <w:jc w:val="left"/>
-                    <w:jc w:val="center"/>
-                  </w:pPr>
-                  <w:r>
-                    <w:t xml:space="preserve">Abgang</w:t>
-                  </w:r>
-                </w:p>
-              </w:tc>
-              <w:tc>
-                <w:tcPr/>
-                <w:p>
-                  <w:pPr>
-                    <w:pStyle w:val="Compact"/>
-                    <w:jc w:val="left"/>
-                    <w:jc w:val="center"/>
-                  </w:pPr>
-                  <w:r>
-                    <w:t xml:space="preserve">Nicht für Equiden</w:t>
-                  </w:r>
-                </w:p>
-              </w:tc>
-            </w:tr>
-            <w:tr>
-              <w:tc>
-                <w:tcPr/>
-                <w:p>
-                  <w:pPr>
-                    <w:pStyle w:val="Compact"/>
-                    <w:jc w:val="left"/>
-                    <w:jc w:val="center"/>
-                  </w:pPr>
-                  <w:r>
-                    <w:rPr>
-                      <w:rStyle w:val="VerbatimChar"/>
-                    </w:rPr>
-                    <w:t xml:space="preserve">LocationChange</w:t>
-                  </w:r>
-                </w:p>
-              </w:tc>
-              <w:tc>
-                <w:tcPr/>
-                <w:p>
-                  <w:pPr>
-                    <w:pStyle w:val="Compact"/>
-                    <w:jc w:val="left"/>
-                    <w:jc w:val="center"/>
-                  </w:pPr>
-                  <w:r>
-                    <w:t xml:space="preserve">Standortwechsel</w:t>
-                  </w:r>
-                </w:p>
-              </w:tc>
-              <w:tc>
-                <w:tcPr/>
-                <w:p>
-                  <w:pPr>
-                    <w:pStyle w:val="Compact"/>
-                    <w:jc w:val="left"/>
-                    <w:jc w:val="center"/>
-                  </w:pPr>
-                  <w:r>
-                    <w:t xml:space="preserve">Nur für Equiden</w:t>
-                  </w:r>
-                </w:p>
-              </w:tc>
-            </w:tr>
-            <w:tr>
-              <w:tc>
-                <w:tcPr/>
-                <w:p>
-                  <w:pPr>
-                    <w:pStyle w:val="Compact"/>
-                    <w:jc w:val="left"/>
-                    <w:jc w:val="center"/>
-                  </w:pPr>
-                  <w:r>
-                    <w:rPr>
-                      <w:rStyle w:val="VerbatimChar"/>
-                    </w:rPr>
-                    <w:t xml:space="preserve">OnFarmSlaughter</w:t>
-                  </w:r>
-                </w:p>
-              </w:tc>
-              <w:tc>
-                <w:tcPr/>
-                <w:p>
-                  <w:pPr>
-                    <w:pStyle w:val="Compact"/>
-                    <w:jc w:val="left"/>
-                    <w:jc w:val="center"/>
-                  </w:pPr>
-                  <w:r>
-                    <w:t xml:space="preserve">Hofschlachtung</w:t>
-                  </w:r>
-                </w:p>
-              </w:tc>
-              <w:tc>
-                <w:tcPr/>
-                <w:p>
-                  <w:pPr>
-                    <w:pStyle w:val="Compact"/>
-                    <w:jc w:val="left"/>
-                    <w:jc w:val="center"/>
-                  </w:pPr>
-                  <w:r>
-                    <w:t xml:space="preserve">Nicht für Equiden</w:t>
-                  </w:r>
-                </w:p>
-              </w:tc>
-            </w:tr>
-            <w:tr>
-              <w:tc>
-                <w:tcPr/>
-                <w:p>
-                  <w:pPr>
-                    <w:pStyle w:val="Compact"/>
-                    <w:jc w:val="left"/>
-                    <w:jc w:val="center"/>
-                  </w:pPr>
-                  <w:r>
-                    <w:rPr>
-                      <w:rStyle w:val="VerbatimChar"/>
-                    </w:rPr>
-                    <w:t xml:space="preserve">Slaughter</w:t>
-                  </w:r>
-                </w:p>
-              </w:tc>
-              <w:tc>
-                <w:tcPr/>
-                <w:p>
-                  <w:pPr>
-                    <w:pStyle w:val="Compact"/>
-                    <w:jc w:val="left"/>
-                    <w:jc w:val="center"/>
-                  </w:pPr>
-                  <w:r>
-                    <w:t xml:space="preserve">Schlachtung</w:t>
-                  </w:r>
-                </w:p>
-              </w:tc>
-              <w:tc>
-                <w:tcPr/>
-                <w:p>
-                  <w:pPr>
-                    <w:pStyle w:val="Compact"/>
-                  </w:pPr>
+                    <w:t xml:space="preserve">Positive</w:t>
+                  </w:r>
+                </w:p>
+              </w:tc>
+              <w:tc>
+                <w:tcPr/>
+                <w:p>
+                  <w:pPr>
+                    <w:pStyle w:val="Compact"/>
+                    <w:jc w:val="left"/>
+                    <w:jc w:val="center"/>
+                  </w:pPr>
+                  <w:r>
+                    <w:t xml:space="preserve">positiv</w:t>
+                  </w:r>
+                </w:p>
+              </w:tc>
+              <w:tc>
+                <w:tcPr/>
+                <w:p>
+                  <w:pPr>
+                    <w:pStyle w:val="Compact"/>
+                    <w:jc w:val="left"/>
+                    <w:jc w:val="center"/>
+                  </w:pPr>
+                  <w:r>
+                    <w:t xml:space="preserve">Typ: Laborergebnis</w:t>
+                  </w:r>
                 </w:p>
               </w:tc>
             </w:tr>
           </w:tbl>
-          <w:bookmarkEnd w:id="145"/>
+          <w:bookmarkEnd w:id="189"/>
           <w:p/>
         </w:tc>
       </w:tr>
     </w:tbl>
-    <w:bookmarkEnd w:id="146"/>
-    <w:bookmarkEnd w:id="147"/>
-    <w:bookmarkStart w:id="148" w:name="sec-safety-consideration"/>
+    <w:bookmarkEnd w:id="190"/>
+    <w:bookmarkStart w:id="192" w:name="sec-codelist-notificationtype"/>
     <w:p>
       <w:pPr>
-        <w:pStyle w:val="berschrift1"/>
-      </w:pPr>
-      <w:r>
-        <w:t xml:space="preserve">5. Sicherheitsaspekte</w:t>
-      </w:r>
-    </w:p>
-    <w:p>
-      <w:pPr>
-        <w:pStyle w:val="FirstParagraph"/>
-      </w:pPr>
-      <w:r>
-        <w:t xml:space="preserve">Informationen zu den ausdrücklich massgeblichen rechtlichen Grundlagen oder ein Hinweis darauf, dass bei der Umsetzung die entsprechenden rechtlichen Grundlagen zu beachten sind.</w:t>
-      </w:r>
-    </w:p>
-    <w:bookmarkEnd w:id="148"/>
-    <w:bookmarkStart w:id="149" w:name="sec-disclaimer"/>
-    <w:p>
-      <w:pPr>
-        <w:pStyle w:val="berschrift1"/>
-      </w:pPr>
-      <w:r>
-        <w:t xml:space="preserve">6. Haftungsausschluss</w:t>
-      </w:r>
-    </w:p>
-    <w:p>
-      <w:pPr>
-        <w:pStyle w:val="FirstParagraph"/>
-      </w:pPr>
-      <w:r>
-        <w:t xml:space="preserve">eCH-Standards, die der Verein eCH dem Anwender kostenlos zur Verfügung stellt oder die auf eCH verweisen, haben nur den Status von Empfehlungen. Der Verein eCH haftet in keinem Fall für Entscheidungen oder Massnahmen, die der Anwender auf der Grundlage dieser Dokumente trifft bzw. ergreift. Der Anwender ist dafür verantwortlich, die Dokumente vor ihrer Verwendung selbst zu überprüfen und gegebenenfalls fachlichen Rat einzuholen. eCH-Standards können und sollen die technische, organisatorische oder rechtliche Beratung im Einzelfall nicht ersetzen.</w:t>
-      </w:r>
-    </w:p>
-    <w:p>
-      <w:pPr>
-        <w:pStyle w:val="Textkrper"/>
-      </w:pPr>
-      <w:r>
-        <w:t xml:space="preserve">Dokumente, Verfahren, Methoden, Produkte und Standards, auf die in eCH-Standards verwiesen wird, sind möglicherweise durch Marken-, Urheber- oder Patentrechte geschützt. Es liegt in der ausschliesslichen Verantwortung des Anwenders, die erforderlichen Lizenzen von den berechtigten Personen und/oder Organisationen einzuholen.</w:t>
-      </w:r>
-    </w:p>
-    <w:p>
-      <w:pPr>
-        <w:pStyle w:val="Textkrper"/>
-      </w:pPr>
-      <w:r>
-        <w:t xml:space="preserve">Obwohl der Verein eCH bei der Erstellung der eCH-Standards mit angemessener Sorgfalt vorgegangen ist, kann er keine Gewährleistung oder Garantie dafür übernehmen, dass die bereitgestellten Informationen und Dokumente aktuell, vollständig, richtig oder fehlerfrei sind. eCH behält sich das Recht vor, die Inhalte der eCH-Standards jederzeit und ohne vorherige Ankündigung zu ändern.</w:t>
-      </w:r>
-    </w:p>
-    <w:p>
-      <w:pPr>
-        <w:pStyle w:val="Textkrper"/>
-      </w:pPr>
-      <w:r>
-        <w:t xml:space="preserve">Jede Haftung für Schäden, die durch die Nutzung der eCH-Standards durch den Anwender entstehen, wird im gesetzlich zulässigen Rahmen ausgeschlossen.</w:t>
-      </w:r>
-    </w:p>
-    <w:bookmarkEnd w:id="149"/>
-    <w:bookmarkStart w:id="150" w:name="sec-copyrights"/>
-    <w:p>
-      <w:pPr>
-        <w:pStyle w:val="berschrift1"/>
-      </w:pPr>
-      <w:r>
-        <w:t xml:space="preserve">7. Urheberrechte</w:t>
-      </w:r>
-    </w:p>
-    <w:p>
-      <w:pPr>
-        <w:pStyle w:val="FirstParagraph"/>
-      </w:pPr>
-      <w:r>
-        <w:t xml:space="preserve">Personen, die eCH-Standards erarbeiten, bleiben Inhaber ihrer geistigen Eigentumsrechte. Diese Personen verpflichten sich jedoch, ihre geistigen Eigentumsrechte oder andere Rechte an geistigen Eigentumsrechten Dritter, soweit möglich, den jeweiligen Fachgruppen und dem Verein eCH kostenlos und zur uneingeschränkten Nutzung und Weiterentwicklung im Rahmen des Vereinszwecks zur Verfügung zu stellen.</w:t>
-      </w:r>
-    </w:p>
-    <w:p>
-      <w:pPr>
-        <w:pStyle w:val="Textkrper"/>
-      </w:pPr>
-      <w:r>
-        <w:t xml:space="preserve">Die von den Fachgruppen erarbeiteten Standards dürfen unter Nennung des jeweiligen Autors von eCH kostenlos und in uneingeschränktem Umfang genutzt, verbreitet und weiterentwickelt werden.</w:t>
-      </w:r>
-    </w:p>
-    <w:p>
-      <w:pPr>
-        <w:pStyle w:val="Textkrper"/>
-      </w:pPr>
-      <w:r>
-        <w:t xml:space="preserve">eCH-Standards sind vollständig dokumentiert und frei von lizenz- und/oder patentrechtlichen Einschränkungen. Die dazugehörige Dokumentation kann kostenlos angefordert werden.</w:t>
-      </w:r>
-      <w:r>
-        <w:t xml:space="preserve"> </w:t>
-      </w:r>
-      <w:r>
-        <w:t xml:space="preserve">Diese Bestimmungen gelten jedoch nur für die von eCH erarbeiteten Standards, nicht aber für Standards oder Produkte Dritter, die auf eCH-Standards verweisen. Die Standards enthalten die entsprechenden Hinweise auf Rechte Dritter.</w:t>
-      </w:r>
-    </w:p>
-    <w:bookmarkEnd w:id="150"/>
-    <w:bookmarkStart w:id="154" w:name="sec-appendix-a"/>
-    <w:p>
-      <w:pPr>
-        <w:pStyle w:val="berschrift1"/>
-      </w:pPr>
-      <w:r>
-        <w:t xml:space="preserve">8. Anhang A - Referenzen</w:t>
-      </w:r>
-    </w:p>
-    <w:bookmarkStart w:id="153" w:name="refs"/>
-    <w:bookmarkStart w:id="152" w:name="ref-Turtle"/>
-    <w:p>
-      <w:pPr>
-        <w:pStyle w:val="Bibliography"/>
-      </w:pPr>
-      <w:r>
-        <w:t xml:space="preserve">[Turtle]</w:t>
-      </w:r>
-      <w:r>
-        <w:t xml:space="preserve"> </w:t>
-      </w:r>
-      <w:r>
-        <w:t xml:space="preserve">	</w:t>
-      </w:r>
-      <w:r>
-        <w:t xml:space="preserve">Beckett, David ; Berners-Lee, Tim ; Prud’hommeaux, Eric ; Carothers, Gavin:</w:t>
-      </w:r>
-      <w:r>
-        <w:t xml:space="preserve"> </w:t>
-      </w:r>
-      <w:hyperlink r:id="rId151">
-        <w:r>
-          <w:rPr>
-            <w:rStyle w:val="Hyperlink"/>
-            <w:i/>
-            <w:iCs/>
-          </w:rPr>
-          <w:t xml:space="preserve">RDF 1.1 Turtle – Terse RDF Triple Language</w:t>
-        </w:r>
-      </w:hyperlink>
-      <w:r>
-        <w:t xml:space="preserve"> </w:t>
-      </w:r>
-      <w:r>
-        <w:t xml:space="preserve">(W3C Recommendation) : World Wide Web Consortium (W3C), 2014</w:t>
-      </w:r>
-    </w:p>
-    <w:bookmarkEnd w:id="152"/>
-    <w:bookmarkEnd w:id="153"/>
-    <w:bookmarkEnd w:id="154"/>
-    <w:bookmarkStart w:id="155" w:name="sec-appendix-b"/>
-    <w:p>
-      <w:pPr>
-        <w:pStyle w:val="berschrift1"/>
-      </w:pPr>
-      <w:r>
-        <w:t xml:space="preserve">9. Anhang B - Mitwirkung und Prüfung</w:t>
-      </w:r>
-    </w:p>
-    <w:bookmarkEnd w:id="155"/>
-    <w:bookmarkStart w:id="157" w:name="sec-appendix-c"/>
-    <w:p>
-      <w:pPr>
-        <w:pStyle w:val="berschrift1"/>
-      </w:pPr>
-      <w:r>
-        <w:t xml:space="preserve">10. Anhang C - Abkürzungen und Glossar</w:t>
+        <w:pStyle w:val="berschrift2"/>
+      </w:pPr>
+      <w:r>
+        <w:t xml:space="preserve">4.11 Bewegungstyp</w:t>
       </w:r>
     </w:p>
     <w:tbl>
@@ -8536,7 +8327,7 @@
       <w:tr>
         <w:tc>
           <w:tcPr/>
-          <w:bookmarkStart w:id="156" w:name="tbl-glossary"/>
+          <w:bookmarkStart w:id="191" w:name="tbl-codelist-notificationtype"/>
           <w:p>
             <w:pPr>
               <w:jc w:val="center"/>
@@ -8547,7 +8338,819 @@
               <w:pStyle w:val="ImageCaption"/>
             </w:pPr>
             <w:r>
-              <w:t xml:space="preserve">Tabelle 12: Glossar des Hilfsmittels eCH-0309</w:t>
+              <w:t xml:space="preserve">Tabelle 12: Werte des Wertebereichs Bewegungstyp</w:t>
+            </w:r>
+          </w:p>
+          <w:tbl>
+            <w:tblPr>
+              <w:tblStyle w:val="Table"/>
+              <w:tblW w:type="pct" w:w="5000"/>
+              <w:tblLayout w:type="fixed"/>
+              <w:tblLook w:firstRow="1" w:lastRow="0" w:firstColumn="0" w:lastColumn="0" w:noHBand="0" w:noVBand="0" w:val="0020"/>
+            </w:tblPr>
+            <w:tblGrid>
+              <w:gridCol w:w="1980"/>
+              <w:gridCol w:w="2376"/>
+              <w:gridCol w:w="3564"/>
+            </w:tblGrid>
+            <w:tr>
+              <w:trPr>
+                <w:tblHeader w:val="on"/>
+              </w:trPr>
+              <w:tc>
+                <w:tcPr/>
+                <w:p>
+                  <w:pPr>
+                    <w:pStyle w:val="Compact"/>
+                    <w:jc w:val="left"/>
+                    <w:jc w:val="center"/>
+                  </w:pPr>
+                  <w:r>
+                    <w:t xml:space="preserve">Wert</w:t>
+                  </w:r>
+                </w:p>
+              </w:tc>
+              <w:tc>
+                <w:tcPr/>
+                <w:p>
+                  <w:pPr>
+                    <w:pStyle w:val="Compact"/>
+                    <w:jc w:val="left"/>
+                    <w:jc w:val="center"/>
+                  </w:pPr>
+                  <w:r>
+                    <w:t xml:space="preserve">Bezeichnung</w:t>
+                  </w:r>
+                </w:p>
+              </w:tc>
+              <w:tc>
+                <w:tcPr/>
+                <w:p>
+                  <w:pPr>
+                    <w:pStyle w:val="Compact"/>
+                    <w:jc w:val="left"/>
+                    <w:jc w:val="center"/>
+                  </w:pPr>
+                  <w:r>
+                    <w:t xml:space="preserve">Beschreibung</w:t>
+                  </w:r>
+                </w:p>
+              </w:tc>
+            </w:tr>
+            <w:tr>
+              <w:tc>
+                <w:tcPr/>
+                <w:p>
+                  <w:pPr>
+                    <w:pStyle w:val="Compact"/>
+                    <w:jc w:val="left"/>
+                    <w:jc w:val="center"/>
+                  </w:pPr>
+                  <w:r>
+                    <w:rPr>
+                      <w:rStyle w:val="VerbatimChar"/>
+                    </w:rPr>
+                    <w:t xml:space="preserve">Arrival</w:t>
+                  </w:r>
+                </w:p>
+              </w:tc>
+              <w:tc>
+                <w:tcPr/>
+                <w:p>
+                  <w:pPr>
+                    <w:pStyle w:val="Compact"/>
+                    <w:jc w:val="left"/>
+                    <w:jc w:val="center"/>
+                  </w:pPr>
+                  <w:r>
+                    <w:t xml:space="preserve">Zugang</w:t>
+                  </w:r>
+                </w:p>
+              </w:tc>
+              <w:tc>
+                <w:tcPr/>
+                <w:p>
+                  <w:pPr>
+                    <w:pStyle w:val="Compact"/>
+                    <w:jc w:val="left"/>
+                    <w:jc w:val="center"/>
+                  </w:pPr>
+                  <w:r>
+                    <w:t xml:space="preserve">Nicht für Equiden</w:t>
+                  </w:r>
+                </w:p>
+              </w:tc>
+            </w:tr>
+            <w:tr>
+              <w:tc>
+                <w:tcPr/>
+                <w:p>
+                  <w:pPr>
+                    <w:pStyle w:val="Compact"/>
+                    <w:jc w:val="left"/>
+                    <w:jc w:val="center"/>
+                  </w:pPr>
+                  <w:r>
+                    <w:rPr>
+                      <w:rStyle w:val="VerbatimChar"/>
+                    </w:rPr>
+                    <w:t xml:space="preserve">Birth</w:t>
+                  </w:r>
+                </w:p>
+              </w:tc>
+              <w:tc>
+                <w:tcPr/>
+                <w:p>
+                  <w:pPr>
+                    <w:pStyle w:val="Compact"/>
+                    <w:jc w:val="left"/>
+                    <w:jc w:val="center"/>
+                  </w:pPr>
+                  <w:r>
+                    <w:t xml:space="preserve">Geburt</w:t>
+                  </w:r>
+                </w:p>
+              </w:tc>
+              <w:tc>
+                <w:tcPr/>
+                <w:p>
+                  <w:pPr>
+                    <w:pStyle w:val="Compact"/>
+                  </w:pPr>
+                </w:p>
+              </w:tc>
+            </w:tr>
+            <w:tr>
+              <w:tc>
+                <w:tcPr/>
+                <w:p>
+                  <w:pPr>
+                    <w:pStyle w:val="Compact"/>
+                    <w:jc w:val="left"/>
+                    <w:jc w:val="center"/>
+                  </w:pPr>
+                  <w:r>
+                    <w:rPr>
+                      <w:rStyle w:val="VerbatimChar"/>
+                    </w:rPr>
+                    <w:t xml:space="preserve">DayStay</w:t>
+                  </w:r>
+                </w:p>
+              </w:tc>
+              <w:tc>
+                <w:tcPr/>
+                <w:p>
+                  <w:pPr>
+                    <w:pStyle w:val="Compact"/>
+                    <w:jc w:val="left"/>
+                    <w:jc w:val="center"/>
+                  </w:pPr>
+                  <w:r>
+                    <w:t xml:space="preserve">Tagesaufenthalt</w:t>
+                  </w:r>
+                </w:p>
+              </w:tc>
+              <w:tc>
+                <w:tcPr/>
+                <w:p>
+                  <w:pPr>
+                    <w:pStyle w:val="Compact"/>
+                    <w:jc w:val="left"/>
+                    <w:jc w:val="center"/>
+                  </w:pPr>
+                  <w:r>
+                    <w:t xml:space="preserve">Nicht für Equiden</w:t>
+                  </w:r>
+                </w:p>
+              </w:tc>
+            </w:tr>
+            <w:tr>
+              <w:tc>
+                <w:tcPr/>
+                <w:p>
+                  <w:pPr>
+                    <w:pStyle w:val="Compact"/>
+                    <w:jc w:val="left"/>
+                    <w:jc w:val="center"/>
+                  </w:pPr>
+                  <w:r>
+                    <w:rPr>
+                      <w:rStyle w:val="VerbatimChar"/>
+                    </w:rPr>
+                    <w:t xml:space="preserve">DeathBirth</w:t>
+                  </w:r>
+                </w:p>
+              </w:tc>
+              <w:tc>
+                <w:tcPr/>
+                <w:p>
+                  <w:pPr>
+                    <w:pStyle w:val="Compact"/>
+                    <w:jc w:val="left"/>
+                    <w:jc w:val="center"/>
+                  </w:pPr>
+                  <w:r>
+                    <w:t xml:space="preserve">Totgeburt</w:t>
+                  </w:r>
+                </w:p>
+              </w:tc>
+              <w:tc>
+                <w:tcPr/>
+                <w:p>
+                  <w:pPr>
+                    <w:pStyle w:val="Compact"/>
+                    <w:jc w:val="left"/>
+                    <w:jc w:val="center"/>
+                  </w:pPr>
+                  <w:r>
+                    <w:t xml:space="preserve">Nicht für Equiden</w:t>
+                  </w:r>
+                </w:p>
+              </w:tc>
+            </w:tr>
+            <w:tr>
+              <w:tc>
+                <w:tcPr/>
+                <w:p>
+                  <w:pPr>
+                    <w:pStyle w:val="Compact"/>
+                    <w:jc w:val="left"/>
+                    <w:jc w:val="center"/>
+                  </w:pPr>
+                  <w:r>
+                    <w:rPr>
+                      <w:rStyle w:val="VerbatimChar"/>
+                    </w:rPr>
+                    <w:t xml:space="preserve">Deceased</w:t>
+                  </w:r>
+                </w:p>
+              </w:tc>
+              <w:tc>
+                <w:tcPr/>
+                <w:p>
+                  <w:pPr>
+                    <w:pStyle w:val="Compact"/>
+                    <w:jc w:val="left"/>
+                    <w:jc w:val="center"/>
+                  </w:pPr>
+                  <w:r>
+                    <w:t xml:space="preserve">Verendung</w:t>
+                  </w:r>
+                </w:p>
+              </w:tc>
+              <w:tc>
+                <w:tcPr/>
+                <w:p>
+                  <w:pPr>
+                    <w:pStyle w:val="Compact"/>
+                    <w:jc w:val="left"/>
+                    <w:jc w:val="center"/>
+                  </w:pPr>
+                  <w:r>
+                    <w:t xml:space="preserve">Bei Equiden: Euthanasierung</w:t>
+                  </w:r>
+                </w:p>
+              </w:tc>
+            </w:tr>
+            <w:tr>
+              <w:tc>
+                <w:tcPr/>
+                <w:p>
+                  <w:pPr>
+                    <w:pStyle w:val="Compact"/>
+                    <w:jc w:val="left"/>
+                    <w:jc w:val="center"/>
+                  </w:pPr>
+                  <w:r>
+                    <w:rPr>
+                      <w:rStyle w:val="VerbatimChar"/>
+                    </w:rPr>
+                    <w:t xml:space="preserve">Export</w:t>
+                  </w:r>
+                </w:p>
+              </w:tc>
+              <w:tc>
+                <w:tcPr/>
+                <w:p>
+                  <w:pPr>
+                    <w:pStyle w:val="Compact"/>
+                    <w:jc w:val="left"/>
+                    <w:jc w:val="center"/>
+                  </w:pPr>
+                  <w:r>
+                    <w:t xml:space="preserve">Ausfuhr</w:t>
+                  </w:r>
+                </w:p>
+              </w:tc>
+              <w:tc>
+                <w:tcPr/>
+                <w:p>
+                  <w:pPr>
+                    <w:pStyle w:val="Compact"/>
+                    <w:jc w:val="left"/>
+                    <w:jc w:val="center"/>
+                  </w:pPr>
+                  <w:r>
+                    <w:t xml:space="preserve">Bei Equiden: Eigentumsabgabe ins Ausland</w:t>
+                  </w:r>
+                </w:p>
+              </w:tc>
+            </w:tr>
+            <w:tr>
+              <w:tc>
+                <w:tcPr/>
+                <w:p>
+                  <w:pPr>
+                    <w:pStyle w:val="Compact"/>
+                    <w:jc w:val="left"/>
+                    <w:jc w:val="center"/>
+                  </w:pPr>
+                  <w:r>
+                    <w:rPr>
+                      <w:rStyle w:val="VerbatimChar"/>
+                    </w:rPr>
+                    <w:t xml:space="preserve">FirstRegistration</w:t>
+                  </w:r>
+                </w:p>
+              </w:tc>
+              <w:tc>
+                <w:tcPr/>
+                <w:p>
+                  <w:pPr>
+                    <w:pStyle w:val="Compact"/>
+                    <w:jc w:val="left"/>
+                    <w:jc w:val="center"/>
+                  </w:pPr>
+                  <w:r>
+                    <w:t xml:space="preserve">Erstregistrierung</w:t>
+                  </w:r>
+                </w:p>
+              </w:tc>
+              <w:tc>
+                <w:tcPr/>
+                <w:p>
+                  <w:pPr>
+                    <w:pStyle w:val="Compact"/>
+                  </w:pPr>
+                </w:p>
+              </w:tc>
+            </w:tr>
+            <w:tr>
+              <w:tc>
+                <w:tcPr/>
+                <w:p>
+                  <w:pPr>
+                    <w:pStyle w:val="Compact"/>
+                    <w:jc w:val="left"/>
+                    <w:jc w:val="center"/>
+                  </w:pPr>
+                  <w:r>
+                    <w:rPr>
+                      <w:rStyle w:val="VerbatimChar"/>
+                    </w:rPr>
+                    <w:t xml:space="preserve">Import</w:t>
+                  </w:r>
+                </w:p>
+              </w:tc>
+              <w:tc>
+                <w:tcPr/>
+                <w:p>
+                  <w:pPr>
+                    <w:pStyle w:val="Compact"/>
+                    <w:jc w:val="left"/>
+                    <w:jc w:val="center"/>
+                  </w:pPr>
+                  <w:r>
+                    <w:t xml:space="preserve">Einfuhr</w:t>
+                  </w:r>
+                </w:p>
+              </w:tc>
+              <w:tc>
+                <w:tcPr/>
+                <w:p>
+                  <w:pPr>
+                    <w:pStyle w:val="Compact"/>
+                  </w:pPr>
+                </w:p>
+              </w:tc>
+            </w:tr>
+            <w:tr>
+              <w:tc>
+                <w:tcPr/>
+                <w:p>
+                  <w:pPr>
+                    <w:pStyle w:val="Compact"/>
+                    <w:jc w:val="left"/>
+                    <w:jc w:val="center"/>
+                  </w:pPr>
+                  <w:r>
+                    <w:rPr>
+                      <w:rStyle w:val="VerbatimChar"/>
+                    </w:rPr>
+                    <w:t xml:space="preserve">ImportAfterExport</w:t>
+                  </w:r>
+                </w:p>
+              </w:tc>
+              <w:tc>
+                <w:tcPr/>
+                <w:p>
+                  <w:pPr>
+                    <w:pStyle w:val="Compact"/>
+                    <w:jc w:val="left"/>
+                    <w:jc w:val="center"/>
+                  </w:pPr>
+                  <w:r>
+                    <w:t xml:space="preserve">Einfuhr nach Ausfuhr</w:t>
+                  </w:r>
+                </w:p>
+              </w:tc>
+              <w:tc>
+                <w:tcPr/>
+                <w:p>
+                  <w:pPr>
+                    <w:pStyle w:val="Compact"/>
+                    <w:jc w:val="left"/>
+                    <w:jc w:val="center"/>
+                  </w:pPr>
+                  <w:r>
+                    <w:t xml:space="preserve">Nicht für Equiden</w:t>
+                  </w:r>
+                </w:p>
+              </w:tc>
+            </w:tr>
+            <w:tr>
+              <w:tc>
+                <w:tcPr/>
+                <w:p>
+                  <w:pPr>
+                    <w:pStyle w:val="Compact"/>
+                    <w:jc w:val="left"/>
+                    <w:jc w:val="center"/>
+                  </w:pPr>
+                  <w:r>
+                    <w:rPr>
+                      <w:rStyle w:val="VerbatimChar"/>
+                    </w:rPr>
+                    <w:t xml:space="preserve">Leaving</w:t>
+                  </w:r>
+                </w:p>
+              </w:tc>
+              <w:tc>
+                <w:tcPr/>
+                <w:p>
+                  <w:pPr>
+                    <w:pStyle w:val="Compact"/>
+                    <w:jc w:val="left"/>
+                    <w:jc w:val="center"/>
+                  </w:pPr>
+                  <w:r>
+                    <w:t xml:space="preserve">Abgang</w:t>
+                  </w:r>
+                </w:p>
+              </w:tc>
+              <w:tc>
+                <w:tcPr/>
+                <w:p>
+                  <w:pPr>
+                    <w:pStyle w:val="Compact"/>
+                    <w:jc w:val="left"/>
+                    <w:jc w:val="center"/>
+                  </w:pPr>
+                  <w:r>
+                    <w:t xml:space="preserve">Nicht für Equiden</w:t>
+                  </w:r>
+                </w:p>
+              </w:tc>
+            </w:tr>
+            <w:tr>
+              <w:tc>
+                <w:tcPr/>
+                <w:p>
+                  <w:pPr>
+                    <w:pStyle w:val="Compact"/>
+                    <w:jc w:val="left"/>
+                    <w:jc w:val="center"/>
+                  </w:pPr>
+                  <w:r>
+                    <w:rPr>
+                      <w:rStyle w:val="VerbatimChar"/>
+                    </w:rPr>
+                    <w:t xml:space="preserve">LocationChange</w:t>
+                  </w:r>
+                </w:p>
+              </w:tc>
+              <w:tc>
+                <w:tcPr/>
+                <w:p>
+                  <w:pPr>
+                    <w:pStyle w:val="Compact"/>
+                    <w:jc w:val="left"/>
+                    <w:jc w:val="center"/>
+                  </w:pPr>
+                  <w:r>
+                    <w:t xml:space="preserve">Standortwechsel</w:t>
+                  </w:r>
+                </w:p>
+              </w:tc>
+              <w:tc>
+                <w:tcPr/>
+                <w:p>
+                  <w:pPr>
+                    <w:pStyle w:val="Compact"/>
+                    <w:jc w:val="left"/>
+                    <w:jc w:val="center"/>
+                  </w:pPr>
+                  <w:r>
+                    <w:t xml:space="preserve">Nur für Equiden</w:t>
+                  </w:r>
+                </w:p>
+              </w:tc>
+            </w:tr>
+            <w:tr>
+              <w:tc>
+                <w:tcPr/>
+                <w:p>
+                  <w:pPr>
+                    <w:pStyle w:val="Compact"/>
+                    <w:jc w:val="left"/>
+                    <w:jc w:val="center"/>
+                  </w:pPr>
+                  <w:r>
+                    <w:rPr>
+                      <w:rStyle w:val="VerbatimChar"/>
+                    </w:rPr>
+                    <w:t xml:space="preserve">OnFarmSlaughter</w:t>
+                  </w:r>
+                </w:p>
+              </w:tc>
+              <w:tc>
+                <w:tcPr/>
+                <w:p>
+                  <w:pPr>
+                    <w:pStyle w:val="Compact"/>
+                    <w:jc w:val="left"/>
+                    <w:jc w:val="center"/>
+                  </w:pPr>
+                  <w:r>
+                    <w:t xml:space="preserve">Hofschlachtung</w:t>
+                  </w:r>
+                </w:p>
+              </w:tc>
+              <w:tc>
+                <w:tcPr/>
+                <w:p>
+                  <w:pPr>
+                    <w:pStyle w:val="Compact"/>
+                    <w:jc w:val="left"/>
+                    <w:jc w:val="center"/>
+                  </w:pPr>
+                  <w:r>
+                    <w:t xml:space="preserve">Nicht für Equiden</w:t>
+                  </w:r>
+                </w:p>
+              </w:tc>
+            </w:tr>
+            <w:tr>
+              <w:tc>
+                <w:tcPr/>
+                <w:p>
+                  <w:pPr>
+                    <w:pStyle w:val="Compact"/>
+                    <w:jc w:val="left"/>
+                    <w:jc w:val="center"/>
+                  </w:pPr>
+                  <w:r>
+                    <w:rPr>
+                      <w:rStyle w:val="VerbatimChar"/>
+                    </w:rPr>
+                    <w:t xml:space="preserve">Slaughter</w:t>
+                  </w:r>
+                </w:p>
+              </w:tc>
+              <w:tc>
+                <w:tcPr/>
+                <w:p>
+                  <w:pPr>
+                    <w:pStyle w:val="Compact"/>
+                    <w:jc w:val="left"/>
+                    <w:jc w:val="center"/>
+                  </w:pPr>
+                  <w:r>
+                    <w:t xml:space="preserve">Schlachtung</w:t>
+                  </w:r>
+                </w:p>
+              </w:tc>
+              <w:tc>
+                <w:tcPr/>
+                <w:p>
+                  <w:pPr>
+                    <w:pStyle w:val="Compact"/>
+                  </w:pPr>
+                </w:p>
+              </w:tc>
+            </w:tr>
+          </w:tbl>
+          <w:bookmarkEnd w:id="191"/>
+          <w:p/>
+        </w:tc>
+      </w:tr>
+    </w:tbl>
+    <w:bookmarkEnd w:id="192"/>
+    <w:bookmarkEnd w:id="193"/>
+    <w:bookmarkStart w:id="194" w:name="sec-safety-consideration"/>
+    <w:p>
+      <w:pPr>
+        <w:pStyle w:val="berschrift1"/>
+      </w:pPr>
+      <w:r>
+        <w:t xml:space="preserve">5. Sicherheitsaspekte</w:t>
+      </w:r>
+    </w:p>
+    <w:p>
+      <w:pPr>
+        <w:pStyle w:val="FirstParagraph"/>
+      </w:pPr>
+      <w:r>
+        <w:t xml:space="preserve">Informationen zu den ausdrücklich massgeblichen rechtlichen Grundlagen oder ein Hinweis darauf, dass bei der Umsetzung die entsprechenden rechtlichen Grundlagen zu beachten sind.</w:t>
+      </w:r>
+    </w:p>
+    <w:bookmarkEnd w:id="194"/>
+    <w:bookmarkStart w:id="195" w:name="sec-disclaimer"/>
+    <w:p>
+      <w:pPr>
+        <w:pStyle w:val="berschrift1"/>
+      </w:pPr>
+      <w:r>
+        <w:t xml:space="preserve">6. Haftungsausschluss</w:t>
+      </w:r>
+    </w:p>
+    <w:p>
+      <w:pPr>
+        <w:pStyle w:val="FirstParagraph"/>
+      </w:pPr>
+      <w:r>
+        <w:t xml:space="preserve">eCH-Standards, die der Verein eCH dem Anwender kostenlos zur Verfügung stellt oder die auf eCH verweisen, haben nur den Status von Empfehlungen. Der Verein eCH haftet in keinem Fall für Entscheidungen oder Massnahmen, die der Anwender auf der Grundlage dieser Dokumente trifft bzw. ergreift. Der Anwender ist dafür verantwortlich, die Dokumente vor ihrer Verwendung selbst zu überprüfen und gegebenenfalls fachlichen Rat einzuholen. eCH-Standards können und sollen die technische, organisatorische oder rechtliche Beratung im Einzelfall nicht ersetzen.</w:t>
+      </w:r>
+    </w:p>
+    <w:p>
+      <w:pPr>
+        <w:pStyle w:val="Textkrper"/>
+      </w:pPr>
+      <w:r>
+        <w:t xml:space="preserve">Dokumente, Verfahren, Methoden, Produkte und Standards, auf die in eCH-Standards verwiesen wird, sind möglicherweise durch Marken-, Urheber- oder Patentrechte geschützt. Es liegt in der ausschliesslichen Verantwortung des Anwenders, die erforderlichen Lizenzen von den berechtigten Personen und/oder Organisationen einzuholen.</w:t>
+      </w:r>
+    </w:p>
+    <w:p>
+      <w:pPr>
+        <w:pStyle w:val="Textkrper"/>
+      </w:pPr>
+      <w:r>
+        <w:t xml:space="preserve">Obwohl der Verein eCH bei der Erstellung der eCH-Standards mit angemessener Sorgfalt vorgegangen ist, kann er keine Gewährleistung oder Garantie dafür übernehmen, dass die bereitgestellten Informationen und Dokumente aktuell, vollständig, richtig oder fehlerfrei sind. eCH behält sich das Recht vor, die Inhalte der eCH-Standards jederzeit und ohne vorherige Ankündigung zu ändern.</w:t>
+      </w:r>
+    </w:p>
+    <w:p>
+      <w:pPr>
+        <w:pStyle w:val="Textkrper"/>
+      </w:pPr>
+      <w:r>
+        <w:t xml:space="preserve">Jede Haftung für Schäden, die durch die Nutzung der eCH-Standards durch den Anwender entstehen, wird im gesetzlich zulässigen Rahmen ausgeschlossen.</w:t>
+      </w:r>
+    </w:p>
+    <w:bookmarkEnd w:id="195"/>
+    <w:bookmarkStart w:id="196" w:name="sec-copyrights"/>
+    <w:p>
+      <w:pPr>
+        <w:pStyle w:val="berschrift1"/>
+      </w:pPr>
+      <w:r>
+        <w:t xml:space="preserve">7. Urheberrechte</w:t>
+      </w:r>
+    </w:p>
+    <w:p>
+      <w:pPr>
+        <w:pStyle w:val="FirstParagraph"/>
+      </w:pPr>
+      <w:r>
+        <w:t xml:space="preserve">Personen, die eCH-Standards erarbeiten, bleiben Inhaber ihrer geistigen Eigentumsrechte. Diese Personen verpflichten sich jedoch, ihre geistigen Eigentumsrechte oder andere Rechte an geistigen Eigentumsrechten Dritter, soweit möglich, den jeweiligen Fachgruppen und dem Verein eCH kostenlos und zur uneingeschränkten Nutzung und Weiterentwicklung im Rahmen des Vereinszwecks zur Verfügung zu stellen.</w:t>
+      </w:r>
+    </w:p>
+    <w:p>
+      <w:pPr>
+        <w:pStyle w:val="Textkrper"/>
+      </w:pPr>
+      <w:r>
+        <w:t xml:space="preserve">Die von den Fachgruppen erarbeiteten Standards dürfen unter Nennung des jeweiligen Autors von eCH kostenlos und in uneingeschränktem Umfang genutzt, verbreitet und weiterentwickelt werden.</w:t>
+      </w:r>
+    </w:p>
+    <w:p>
+      <w:pPr>
+        <w:pStyle w:val="Textkrper"/>
+      </w:pPr>
+      <w:r>
+        <w:t xml:space="preserve">eCH-Standards sind vollständig dokumentiert und frei von lizenz- und/oder patentrechtlichen Einschränkungen. Die dazugehörige Dokumentation kann kostenlos angefordert werden.</w:t>
+      </w:r>
+      <w:r>
+        <w:t xml:space="preserve"> </w:t>
+      </w:r>
+      <w:r>
+        <w:t xml:space="preserve">Diese Bestimmungen gelten jedoch nur für die von eCH erarbeiteten Standards, nicht aber für Standards oder Produkte Dritter, die auf eCH-Standards verweisen. Die Standards enthalten die entsprechenden Hinweise auf Rechte Dritter.</w:t>
+      </w:r>
+    </w:p>
+    <w:bookmarkEnd w:id="196"/>
+    <w:bookmarkStart w:id="200" w:name="sec-appendix-a"/>
+    <w:p>
+      <w:pPr>
+        <w:pStyle w:val="berschrift1"/>
+      </w:pPr>
+      <w:r>
+        <w:t xml:space="preserve">8. Anhang A - Referenzen</w:t>
+      </w:r>
+    </w:p>
+    <w:bookmarkStart w:id="199" w:name="refs"/>
+    <w:bookmarkStart w:id="198" w:name="ref-Turtle"/>
+    <w:p>
+      <w:pPr>
+        <w:pStyle w:val="Bibliography"/>
+      </w:pPr>
+      <w:r>
+        <w:t xml:space="preserve">[Turtle]</w:t>
+      </w:r>
+      <w:r>
+        <w:t xml:space="preserve"> </w:t>
+      </w:r>
+      <w:r>
+        <w:t xml:space="preserve">	</w:t>
+      </w:r>
+      <w:r>
+        <w:t xml:space="preserve">Beckett, David ; Berners-Lee, Tim ; Prud’hommeaux, Eric ; Carothers, Gavin:</w:t>
+      </w:r>
+      <w:r>
+        <w:t xml:space="preserve"> </w:t>
+      </w:r>
+      <w:hyperlink r:id="rId197">
+        <w:r>
+          <w:rPr>
+            <w:rStyle w:val="Hyperlink"/>
+            <w:i/>
+            <w:iCs/>
+          </w:rPr>
+          <w:t xml:space="preserve">RDF 1.1 Turtle – Terse RDF Triple Language</w:t>
+        </w:r>
+      </w:hyperlink>
+      <w:r>
+        <w:t xml:space="preserve"> </w:t>
+      </w:r>
+      <w:r>
+        <w:t xml:space="preserve">(W3C Recommendation) : World Wide Web Consortium (W3C), 2014</w:t>
+      </w:r>
+    </w:p>
+    <w:bookmarkEnd w:id="198"/>
+    <w:bookmarkEnd w:id="199"/>
+    <w:bookmarkEnd w:id="200"/>
+    <w:bookmarkStart w:id="201" w:name="sec-appendix-b"/>
+    <w:p>
+      <w:pPr>
+        <w:pStyle w:val="berschrift1"/>
+      </w:pPr>
+      <w:r>
+        <w:t xml:space="preserve">9. Anhang B - Mitwirkung und Prüfung</w:t>
+      </w:r>
+    </w:p>
+    <w:bookmarkEnd w:id="201"/>
+    <w:bookmarkStart w:id="203" w:name="sec-appendix-c"/>
+    <w:p>
+      <w:pPr>
+        <w:pStyle w:val="berschrift1"/>
+      </w:pPr>
+      <w:r>
+        <w:t xml:space="preserve">10. Anhang C - Abkürzungen und Glossar</w:t>
+      </w:r>
+    </w:p>
+    <w:tbl>
+      <w:tblPr>
+        <w:tblStyle w:val="Table"/>
+        <w:tblW w:type="pct" w:w="5000"/>
+        <w:tblLayout w:type="fixed"/>
+        <w:tblLook w:firstRow="0" w:lastRow="0" w:firstColumn="0" w:lastColumn="0" w:noHBand="0" w:noVBand="0" w:val="0000"/>
+      </w:tblPr>
+      <w:tblGrid>
+        <w:gridCol w:w="7920"/>
+      </w:tblGrid>
+      <w:tr>
+        <w:tc>
+          <w:tcPr/>
+          <w:bookmarkStart w:id="202" w:name="tbl-glossary"/>
+          <w:p>
+            <w:pPr>
+              <w:jc w:val="center"/>
+            </w:pPr>
+            <w:pPr>
+              <w:jc w:val="left"/>
+              <w:spacing w:before="200"/>
+              <w:pStyle w:val="ImageCaption"/>
+            </w:pPr>
+            <w:r>
+              <w:t xml:space="preserve">Tabelle 13: Glossar des Hilfsmittels eCH-0309</w:t>
             </w:r>
           </w:p>
           <w:tbl>
@@ -8930,13 +9533,13 @@
               </w:tc>
             </w:tr>
           </w:tbl>
-          <w:bookmarkEnd w:id="156"/>
+          <w:bookmarkEnd w:id="202"/>
           <w:p/>
         </w:tc>
       </w:tr>
     </w:tbl>
-    <w:bookmarkEnd w:id="157"/>
-    <w:bookmarkStart w:id="158" w:name="sec-appendix-d"/>
+    <w:bookmarkEnd w:id="203"/>
+    <w:bookmarkStart w:id="204" w:name="sec-appendix-d"/>
     <w:p>
       <w:pPr>
         <w:pStyle w:val="berschrift1"/>
@@ -8945,8 +9548,8 @@
         <w:t xml:space="preserve">11. Anhang D - Änderungen gegenüber der Vorversion</w:t>
       </w:r>
     </w:p>
-    <w:bookmarkEnd w:id="158"/>
-    <w:bookmarkStart w:id="159" w:name="sec-appendix-e"/>
+    <w:bookmarkEnd w:id="204"/>
+    <w:bookmarkStart w:id="205" w:name="sec-appendix-e"/>
     <w:p>
       <w:pPr>
         <w:pStyle w:val="berschrift1"/>
@@ -8955,8 +9558,8 @@
         <w:t xml:space="preserve">12. Anhang E - Abbildungsverzeichnis</w:t>
       </w:r>
     </w:p>
-    <w:bookmarkEnd w:id="159"/>
-    <w:bookmarkStart w:id="160" w:name="sec-appendix-f"/>
+    <w:bookmarkEnd w:id="205"/>
+    <w:bookmarkStart w:id="206" w:name="sec-appendix-f"/>
     <w:p>
       <w:pPr>
         <w:pStyle w:val="berschrift1"/>
@@ -8965,7 +9568,7 @@
         <w:t xml:space="preserve">13. Anhang F - Tabellenverzeichnis</w:t>
       </w:r>
     </w:p>
-    <w:bookmarkEnd w:id="160"/>
+    <w:bookmarkEnd w:id="206"/>
     <w:sectPr>
       <w:headerReference r:id="rId13" w:type="default"/>
       <w:footerReference r:id="rId14" w:type="default"/>
@@ -9435,6 +10038,497 @@
       <w:r>
         <w:separator/>
       </w:r>
+    </w:p>
+  </w:footnote>
+  <w:footnote w:id="28">
+    <w:p>
+      <w:pPr>
+        <w:pStyle w:val="Funotentext"/>
+      </w:pPr>
+      <w:r>
+        <w:rPr>
+          <w:rStyle w:val="FootnoteReference"/>
+        </w:rPr>
+        <w:footnoteRef/>
+      </w:r>
+      <w:r>
+        <w:t xml:space="preserve"> </w:t>
+      </w:r>
+      <w:hyperlink r:id="rId29">
+        <w:r>
+          <w:rPr>
+            <w:rStyle w:val="Hyperlink"/>
+          </w:rPr>
+          <w:t xml:space="preserve">https://www.news.admin.ch/de/nsb?id=57438</w:t>
+        </w:r>
+      </w:hyperlink>
+    </w:p>
+  </w:footnote>
+  <w:footnote w:id="30">
+    <w:p>
+      <w:pPr>
+        <w:pStyle w:val="Funotentext"/>
+      </w:pPr>
+      <w:r>
+        <w:rPr>
+          <w:rStyle w:val="FootnoteReference"/>
+        </w:rPr>
+        <w:footnoteRef/>
+      </w:r>
+      <w:r>
+        <w:t xml:space="preserve"> </w:t>
+      </w:r>
+      <w:hyperlink r:id="rId31">
+        <w:r>
+          <w:rPr>
+            <w:rStyle w:val="Hyperlink"/>
+          </w:rPr>
+          <w:t xml:space="preserve">https://www.fedlex.admin.ch/eli/cc/1966/1565_1621_1604/de</w:t>
+        </w:r>
+      </w:hyperlink>
+    </w:p>
+  </w:footnote>
+  <w:footnote w:id="32">
+    <w:p>
+      <w:pPr>
+        <w:pStyle w:val="Funotentext"/>
+      </w:pPr>
+      <w:r>
+        <w:rPr>
+          <w:rStyle w:val="FootnoteReference"/>
+        </w:rPr>
+        <w:footnoteRef/>
+      </w:r>
+      <w:r>
+        <w:t xml:space="preserve"> </w:t>
+      </w:r>
+      <w:hyperlink r:id="rId33">
+        <w:r>
+          <w:rPr>
+            <w:rStyle w:val="Hyperlink"/>
+          </w:rPr>
+          <w:t xml:space="preserve">https://www.fedlex.admin.ch/eli/cc/1995/3716_3716_3716/de</w:t>
+        </w:r>
+      </w:hyperlink>
+    </w:p>
+  </w:footnote>
+  <w:footnote w:id="34">
+    <w:p>
+      <w:pPr>
+        <w:pStyle w:val="Funotentext"/>
+      </w:pPr>
+      <w:r>
+        <w:rPr>
+          <w:rStyle w:val="FootnoteReference"/>
+        </w:rPr>
+        <w:footnoteRef/>
+      </w:r>
+      <w:r>
+        <w:t xml:space="preserve"> </w:t>
+      </w:r>
+      <w:hyperlink r:id="rId35">
+        <w:r>
+          <w:rPr>
+            <w:rStyle w:val="Hyperlink"/>
+          </w:rPr>
+          <w:t xml:space="preserve">https://eur-lex.europa.eu/DE/legal-content/summary/the-eu-animal-health-law.html</w:t>
+        </w:r>
+      </w:hyperlink>
+    </w:p>
+  </w:footnote>
+  <w:footnote w:id="36">
+    <w:p>
+      <w:pPr>
+        <w:pStyle w:val="Funotentext"/>
+      </w:pPr>
+      <w:r>
+        <w:rPr>
+          <w:rStyle w:val="FootnoteReference"/>
+        </w:rPr>
+        <w:footnoteRef/>
+      </w:r>
+      <w:r>
+        <w:t xml:space="preserve"> </w:t>
+      </w:r>
+      <w:hyperlink r:id="rId37">
+        <w:r>
+          <w:rPr>
+            <w:rStyle w:val="Hyperlink"/>
+          </w:rPr>
+          <w:t xml:space="preserve">https://fedlex.data.admin.ch/eli/cc/2011/775</w:t>
+        </w:r>
+      </w:hyperlink>
+      <w:r>
+        <w:t xml:space="preserve">, Version 1.1.2014, Seite 20</w:t>
+      </w:r>
+    </w:p>
+  </w:footnote>
+  <w:footnote w:id="38">
+    <w:p>
+      <w:pPr>
+        <w:pStyle w:val="Funotentext"/>
+      </w:pPr>
+      <w:r>
+        <w:rPr>
+          <w:rStyle w:val="FootnoteReference"/>
+        </w:rPr>
+        <w:footnoteRef/>
+      </w:r>
+      <w:r>
+        <w:t xml:space="preserve"> </w:t>
+      </w:r>
+      <w:hyperlink r:id="rId39">
+        <w:r>
+          <w:rPr>
+            <w:rStyle w:val="Hyperlink"/>
+          </w:rPr>
+          <w:t xml:space="preserve">https://www.fedlex.admin.ch/eli/cc/2021/751/de#annex_1/lvl_u1/lvl_2</w:t>
+        </w:r>
+      </w:hyperlink>
+    </w:p>
+  </w:footnote>
+  <w:footnote w:id="40">
+    <w:p>
+      <w:pPr>
+        <w:pStyle w:val="Funotentext"/>
+      </w:pPr>
+      <w:r>
+        <w:rPr>
+          <w:rStyle w:val="FootnoteReference"/>
+        </w:rPr>
+        <w:footnoteRef/>
+      </w:r>
+      <w:r>
+        <w:t xml:space="preserve"> </w:t>
+      </w:r>
+      <w:hyperlink r:id="rId41">
+        <w:r>
+          <w:rPr>
+            <w:rStyle w:val="Hyperlink"/>
+          </w:rPr>
+          <w:t xml:space="preserve">https://www.fedlex.admin.ch/eli/cc/1966/1565_1621_1604/de#art_14</w:t>
+        </w:r>
+      </w:hyperlink>
+      <w:r>
+        <w:t xml:space="preserve">,</w:t>
+      </w:r>
+      <w:r>
+        <w:t xml:space="preserve"> </w:t>
+      </w:r>
+      <w:hyperlink r:id="rId42">
+        <w:r>
+          <w:rPr>
+            <w:rStyle w:val="Hyperlink"/>
+          </w:rPr>
+          <w:t xml:space="preserve">https://www.fedlex.admin.ch/eli/cc/1966/1565_1621_1604/de#art_15_a</w:t>
+        </w:r>
+      </w:hyperlink>
+    </w:p>
+  </w:footnote>
+  <w:footnote w:id="43">
+    <w:p>
+      <w:pPr>
+        <w:pStyle w:val="Funotentext"/>
+      </w:pPr>
+      <w:r>
+        <w:rPr>
+          <w:rStyle w:val="FootnoteReference"/>
+        </w:rPr>
+        <w:footnoteRef/>
+      </w:r>
+      <w:r>
+        <w:t xml:space="preserve"> </w:t>
+      </w:r>
+      <w:hyperlink r:id="rId44">
+        <w:r>
+          <w:rPr>
+            <w:rStyle w:val="Hyperlink"/>
+          </w:rPr>
+          <w:t xml:space="preserve">https://www.fedlex.admin.ch/eli/cc/1995/3716_3716_3716/de#art_14</w:t>
+        </w:r>
+      </w:hyperlink>
+    </w:p>
+  </w:footnote>
+  <w:footnote w:id="45">
+    <w:p>
+      <w:pPr>
+        <w:pStyle w:val="Funotentext"/>
+      </w:pPr>
+      <w:r>
+        <w:rPr>
+          <w:rStyle w:val="FootnoteReference"/>
+        </w:rPr>
+        <w:footnoteRef/>
+      </w:r>
+      <w:r>
+        <w:t xml:space="preserve"> </w:t>
+      </w:r>
+      <w:hyperlink r:id="rId46">
+        <w:r>
+          <w:rPr>
+            <w:rStyle w:val="Hyperlink"/>
+          </w:rPr>
+          <w:t xml:space="preserve">https://www.blw.admin.ch/blw/de/home/politik/datenmanagement/agate.html</w:t>
+        </w:r>
+      </w:hyperlink>
+    </w:p>
+  </w:footnote>
+  <w:footnote w:id="47">
+    <w:p>
+      <w:pPr>
+        <w:pStyle w:val="Funotentext"/>
+      </w:pPr>
+      <w:r>
+        <w:rPr>
+          <w:rStyle w:val="FootnoteReference"/>
+        </w:rPr>
+        <w:footnoteRef/>
+      </w:r>
+      <w:r>
+        <w:t xml:space="preserve"> </w:t>
+      </w:r>
+      <w:hyperlink r:id="rId48">
+        <w:r>
+          <w:rPr>
+            <w:rStyle w:val="Hyperlink"/>
+          </w:rPr>
+          <w:t xml:space="preserve">https://www.blw.admin.ch/blw/de/home/politik/datenmanagement/agate/agis.html</w:t>
+        </w:r>
+      </w:hyperlink>
+    </w:p>
+  </w:footnote>
+  <w:footnote w:id="49">
+    <w:p>
+      <w:pPr>
+        <w:pStyle w:val="Funotentext"/>
+      </w:pPr>
+      <w:r>
+        <w:rPr>
+          <w:rStyle w:val="FootnoteReference"/>
+        </w:rPr>
+        <w:footnoteRef/>
+      </w:r>
+      <w:r>
+        <w:t xml:space="preserve"> </w:t>
+      </w:r>
+      <w:hyperlink r:id="rId50">
+        <w:r>
+          <w:rPr>
+            <w:rStyle w:val="Hyperlink"/>
+          </w:rPr>
+          <w:t xml:space="preserve">https://www.fedlex.admin.ch/eli/cc/2021/751/de</w:t>
+        </w:r>
+      </w:hyperlink>
+    </w:p>
+  </w:footnote>
+  <w:footnote w:id="51">
+    <w:p>
+      <w:pPr>
+        <w:pStyle w:val="Funotentext"/>
+      </w:pPr>
+      <w:r>
+        <w:rPr>
+          <w:rStyle w:val="FootnoteReference"/>
+        </w:rPr>
+        <w:footnoteRef/>
+      </w:r>
+      <w:r>
+        <w:t xml:space="preserve"> </w:t>
+      </w:r>
+      <w:hyperlink r:id="rId52">
+        <w:r>
+          <w:rPr>
+            <w:rStyle w:val="Hyperlink"/>
+          </w:rPr>
+          <w:t xml:space="preserve">https://www.fedlex.admin.ch/eli/cc/1998/3033_3033_3033/de</w:t>
+        </w:r>
+      </w:hyperlink>
+    </w:p>
+  </w:footnote>
+  <w:footnote w:id="53">
+    <w:p>
+      <w:pPr>
+        <w:pStyle w:val="Funotentext"/>
+      </w:pPr>
+      <w:r>
+        <w:rPr>
+          <w:rStyle w:val="FootnoteReference"/>
+        </w:rPr>
+        <w:footnoteRef/>
+      </w:r>
+      <w:r>
+        <w:t xml:space="preserve"> </w:t>
+      </w:r>
+      <w:hyperlink r:id="rId54">
+        <w:r>
+          <w:rPr>
+            <w:rStyle w:val="Hyperlink"/>
+          </w:rPr>
+          <w:t xml:space="preserve">https://www.fedlex.admin.ch/eli/cc/2013/765/de#tit_2/chap_5/sec_7</w:t>
+        </w:r>
+      </w:hyperlink>
+      <w:r>
+        <w:t xml:space="preserve">,</w:t>
+      </w:r>
+      <w:r>
+        <w:t xml:space="preserve"> </w:t>
+      </w:r>
+      <w:hyperlink r:id="rId55">
+        <w:r>
+          <w:rPr>
+            <w:rStyle w:val="Hyperlink"/>
+          </w:rPr>
+          <w:t xml:space="preserve">https://www.fedlex.admin.ch/eli/cc/2013/765/de#tit_2/chap_5/sec_8</w:t>
+        </w:r>
+      </w:hyperlink>
+      <w:r>
+        <w:t xml:space="preserve">,</w:t>
+      </w:r>
+      <w:r>
+        <w:t xml:space="preserve"> </w:t>
+      </w:r>
+      <w:hyperlink r:id="rId56">
+        <w:r>
+          <w:rPr>
+            <w:rStyle w:val="Hyperlink"/>
+          </w:rPr>
+          <w:t xml:space="preserve">https://www.fedlex.admin.ch/eli/cc/2013/765/de#tit_2/chap_5/sec_9</w:t>
+        </w:r>
+      </w:hyperlink>
+    </w:p>
+  </w:footnote>
+  <w:footnote w:id="57">
+    <w:p>
+      <w:pPr>
+        <w:pStyle w:val="Funotentext"/>
+      </w:pPr>
+      <w:r>
+        <w:rPr>
+          <w:rStyle w:val="FootnoteReference"/>
+        </w:rPr>
+        <w:footnoteRef/>
+      </w:r>
+      <w:r>
+        <w:t xml:space="preserve"> </w:t>
+      </w:r>
+      <w:hyperlink r:id="rId58">
+        <w:r>
+          <w:rPr>
+            <w:rStyle w:val="Hyperlink"/>
+          </w:rPr>
+          <w:t xml:space="preserve">https://www.blw.admin.ch/de/agrarumweltmonitoring</w:t>
+        </w:r>
+      </w:hyperlink>
+    </w:p>
+  </w:footnote>
+  <w:footnote w:id="59">
+    <w:p>
+      <w:pPr>
+        <w:pStyle w:val="Funotentext"/>
+      </w:pPr>
+      <w:r>
+        <w:rPr>
+          <w:rStyle w:val="FootnoteReference"/>
+        </w:rPr>
+        <w:footnoteRef/>
+      </w:r>
+      <w:r>
+        <w:t xml:space="preserve"> </w:t>
+      </w:r>
+      <w:hyperlink r:id="rId60">
+        <w:r>
+          <w:rPr>
+            <w:rStyle w:val="Hyperlink"/>
+          </w:rPr>
+          <w:t xml:space="preserve">https://www.bfs.admin.ch/bfs/de/home/statistiken/land-forstwirtschaft/erhebungen/stru.html</w:t>
+        </w:r>
+      </w:hyperlink>
+    </w:p>
+  </w:footnote>
+  <w:footnote w:id="61">
+    <w:p>
+      <w:pPr>
+        <w:pStyle w:val="Funotentext"/>
+      </w:pPr>
+      <w:r>
+        <w:rPr>
+          <w:rStyle w:val="FootnoteReference"/>
+        </w:rPr>
+        <w:footnoteRef/>
+      </w:r>
+      <w:r>
+        <w:t xml:space="preserve"> </w:t>
+      </w:r>
+      <w:hyperlink r:id="rId62">
+        <w:r>
+          <w:rPr>
+            <w:rStyle w:val="Hyperlink"/>
+          </w:rPr>
+          <w:t xml:space="preserve">https://www.sbv-usp.ch/de/services/agristat-statistik-der-schweizer-landwirtschaft</w:t>
+        </w:r>
+      </w:hyperlink>
+    </w:p>
+  </w:footnote>
+  <w:footnote w:id="63">
+    <w:p>
+      <w:pPr>
+        <w:pStyle w:val="Funotentext"/>
+      </w:pPr>
+      <w:r>
+        <w:rPr>
+          <w:rStyle w:val="FootnoteReference"/>
+        </w:rPr>
+        <w:footnoteRef/>
+      </w:r>
+      <w:r>
+        <w:t xml:space="preserve"> </w:t>
+      </w:r>
+      <w:hyperlink r:id="rId64">
+        <w:r>
+          <w:rPr>
+            <w:rStyle w:val="Hyperlink"/>
+          </w:rPr>
+          <w:t xml:space="preserve">https://www.proviande.ch/de/herkunft</w:t>
+        </w:r>
+      </w:hyperlink>
+      <w:r>
+        <w:t xml:space="preserve">,</w:t>
+      </w:r>
+      <w:r>
+        <w:t xml:space="preserve"> </w:t>
+      </w:r>
+      <w:hyperlink r:id="rId65">
+        <w:r>
+          <w:rPr>
+            <w:rStyle w:val="Hyperlink"/>
+          </w:rPr>
+          <w:t xml:space="preserve">https://www.identitas.ch/produkte/labelbase</w:t>
+        </w:r>
+      </w:hyperlink>
+    </w:p>
+  </w:footnote>
+  <w:footnote w:id="66">
+    <w:p>
+      <w:pPr>
+        <w:pStyle w:val="Funotentext"/>
+      </w:pPr>
+      <w:r>
+        <w:rPr>
+          <w:rStyle w:val="FootnoteReference"/>
+        </w:rPr>
+        <w:footnoteRef/>
+      </w:r>
+      <w:r>
+        <w:t xml:space="preserve"> </w:t>
+      </w:r>
+      <w:hyperlink r:id="rId67">
+        <w:r>
+          <w:rPr>
+            <w:rStyle w:val="Hyperlink"/>
+          </w:rPr>
+          <w:t xml:space="preserve">https://tierstatistik.identitas.ch</w:t>
+        </w:r>
+      </w:hyperlink>
     </w:p>
   </w:footnote>
 </w:footnotes>
@@ -14624,6 +15718,12 @@
     <w:abstractNumId w:val="991"/>
   </w:num>
   <w:num w:numId="1041">
+    <w:abstractNumId w:val="991"/>
+  </w:num>
+  <w:num w:numId="1042">
+    <w:abstractNumId w:val="991"/>
+  </w:num>
+  <w:num w:numId="1043">
     <w:abstractNumId w:val="991"/>
   </w:num>
 </w:numbering>
